--- a/Seminarski.docx
+++ b/Seminarski.docx
@@ -31,7 +31,7 @@
         <w:pStyle w:val="Date"/>
       </w:pPr>
       <w:r>
-        <w:t xml:space="preserve">20.10.2026.</w:t>
+        <w:t xml:space="preserve">21.10.2026.</w:t>
       </w:r>
     </w:p>
     <w:sdt>
@@ -215,7 +215,7 @@
         <w:t xml:space="preserve">)</w:t>
       </w:r>
     </w:p>
-    <w:bookmarkStart w:id="24" w:name="uvod-i-cilj-projekta"/>
+    <w:bookmarkStart w:id="35" w:name="uvod-i-cilj-projekta"/>
     <w:p>
       <w:pPr>
         <w:pStyle w:val="Heading1"/>
@@ -965,12 +965,4151 @@
       </w:r>
     </w:p>
     <w:bookmarkEnd w:id="23"/>
+    <w:bookmarkStart w:id="34" w:name="opis-kolona"/>
+    <w:p>
+      <w:pPr>
+        <w:pStyle w:val="Heading2"/>
+      </w:pPr>
+      <w:r>
+        <w:rPr>
+          <w:rStyle w:val="SectionNumber"/>
+        </w:rPr>
+        <w:t xml:space="preserve">1.5</w:t>
+      </w:r>
+      <w:r>
+        <w:tab/>
+      </w:r>
+      <w:r>
+        <w:t xml:space="preserve">Opis kolona</w:t>
+      </w:r>
+    </w:p>
+    <w:p>
+      <w:pPr>
+        <w:pStyle w:val="FirstParagraph"/>
+      </w:pPr>
+      <w:r>
+        <w:t xml:space="preserve">Skup podataka ima 8.378 redova i 195 kolona. Opisi kolona preuzeti su iz dokumentacije skupa (</w:t>
+      </w:r>
+      <w:r>
+        <w:rPr>
+          <w:i/>
+          <w:iCs/>
+        </w:rPr>
+        <w:t xml:space="preserve">Speed Dating Data Key</w:t>
+      </w:r>
+      <w:r>
+        <w:t xml:space="preserve">) i grupisani prema trenutku u kome su podaci prikupljeni. Većina kolona se odnosi na šest osobina partnera: privlačnost (</w:t>
+      </w:r>
+      <w:r>
+        <w:rPr>
+          <w:rStyle w:val="VerbatimChar"/>
+        </w:rPr>
+        <w:t xml:space="preserve">attr</w:t>
+      </w:r>
+      <w:r>
+        <w:t xml:space="preserve">), iskrenost (</w:t>
+      </w:r>
+      <w:r>
+        <w:rPr>
+          <w:rStyle w:val="VerbatimChar"/>
+        </w:rPr>
+        <w:t xml:space="preserve">sinc</w:t>
+      </w:r>
+      <w:r>
+        <w:t xml:space="preserve">), inteligenciju (</w:t>
+      </w:r>
+      <w:r>
+        <w:rPr>
+          <w:rStyle w:val="VerbatimChar"/>
+        </w:rPr>
+        <w:t xml:space="preserve">intel</w:t>
+      </w:r>
+      <w:r>
+        <w:t xml:space="preserve">), zabavnost (</w:t>
+      </w:r>
+      <w:r>
+        <w:rPr>
+          <w:rStyle w:val="VerbatimChar"/>
+        </w:rPr>
+        <w:t xml:space="preserve">fun</w:t>
+      </w:r>
+      <w:r>
+        <w:t xml:space="preserve">), ambicioznost (</w:t>
+      </w:r>
+      <w:r>
+        <w:rPr>
+          <w:rStyle w:val="VerbatimChar"/>
+        </w:rPr>
+        <w:t xml:space="preserve">amb</w:t>
+      </w:r>
+      <w:r>
+        <w:t xml:space="preserve">) i zajednička interesovanja (</w:t>
+      </w:r>
+      <w:r>
+        <w:rPr>
+          <w:rStyle w:val="VerbatimChar"/>
+        </w:rPr>
+        <w:t xml:space="preserve">shar</w:t>
+      </w:r>
+      <w:r>
+        <w:t xml:space="preserve">).</w:t>
+      </w:r>
+    </w:p>
+    <w:p>
+      <w:pPr>
+        <w:pStyle w:val="BodyText"/>
+      </w:pPr>
+      <w:r>
+        <w:t xml:space="preserve">Najpre ispisujemo broj redova, broj kolona i imena svih kolona:</w:t>
+      </w:r>
+    </w:p>
+    <w:p>
+      <w:pPr>
+        <w:pStyle w:val="SourceCode"/>
+      </w:pPr>
+      <w:r>
+        <w:rPr>
+          <w:rStyle w:val="FunctionTok"/>
+        </w:rPr>
+        <w:t xml:space="preserve">cat</w:t>
+      </w:r>
+      <w:r>
+        <w:rPr>
+          <w:rStyle w:val="NormalTok"/>
+        </w:rPr>
+        <w:t xml:space="preserve">(</w:t>
+      </w:r>
+      <w:r>
+        <w:rPr>
+          <w:rStyle w:val="StringTok"/>
+        </w:rPr>
+        <w:t xml:space="preserve">"Broj redova:"</w:t>
+      </w:r>
+      <w:r>
+        <w:rPr>
+          <w:rStyle w:val="NormalTok"/>
+        </w:rPr>
+        <w:t xml:space="preserve">, </w:t>
+      </w:r>
+      <w:r>
+        <w:rPr>
+          <w:rStyle w:val="FunctionTok"/>
+        </w:rPr>
+        <w:t xml:space="preserve">nrow</w:t>
+      </w:r>
+      <w:r>
+        <w:rPr>
+          <w:rStyle w:val="NormalTok"/>
+        </w:rPr>
+        <w:t xml:space="preserve">(data), </w:t>
+      </w:r>
+      <w:r>
+        <w:rPr>
+          <w:rStyle w:val="StringTok"/>
+        </w:rPr>
+        <w:t xml:space="preserve">"</w:t>
+      </w:r>
+      <w:r>
+        <w:rPr>
+          <w:rStyle w:val="SpecialCharTok"/>
+        </w:rPr>
+        <w:t xml:space="preserve">\n</w:t>
+      </w:r>
+      <w:r>
+        <w:rPr>
+          <w:rStyle w:val="StringTok"/>
+        </w:rPr>
+        <w:t xml:space="preserve">"</w:t>
+      </w:r>
+      <w:r>
+        <w:rPr>
+          <w:rStyle w:val="NormalTok"/>
+        </w:rPr>
+        <w:t xml:space="preserve">)</w:t>
+      </w:r>
+    </w:p>
+    <w:p>
+      <w:pPr>
+        <w:pStyle w:val="SourceCode"/>
+      </w:pPr>
+      <w:r>
+        <w:rPr>
+          <w:rStyle w:val="VerbatimChar"/>
+        </w:rPr>
+        <w:t xml:space="preserve">## Broj redova: 8378</w:t>
+      </w:r>
+    </w:p>
+    <w:p>
+      <w:pPr>
+        <w:pStyle w:val="SourceCode"/>
+      </w:pPr>
+      <w:r>
+        <w:rPr>
+          <w:rStyle w:val="FunctionTok"/>
+        </w:rPr>
+        <w:t xml:space="preserve">cat</w:t>
+      </w:r>
+      <w:r>
+        <w:rPr>
+          <w:rStyle w:val="NormalTok"/>
+        </w:rPr>
+        <w:t xml:space="preserve">(</w:t>
+      </w:r>
+      <w:r>
+        <w:rPr>
+          <w:rStyle w:val="StringTok"/>
+        </w:rPr>
+        <w:t xml:space="preserve">"Broj kolona:"</w:t>
+      </w:r>
+      <w:r>
+        <w:rPr>
+          <w:rStyle w:val="NormalTok"/>
+        </w:rPr>
+        <w:t xml:space="preserve">, </w:t>
+      </w:r>
+      <w:r>
+        <w:rPr>
+          <w:rStyle w:val="FunctionTok"/>
+        </w:rPr>
+        <w:t xml:space="preserve">ncol</w:t>
+      </w:r>
+      <w:r>
+        <w:rPr>
+          <w:rStyle w:val="NormalTok"/>
+        </w:rPr>
+        <w:t xml:space="preserve">(data), </w:t>
+      </w:r>
+      <w:r>
+        <w:rPr>
+          <w:rStyle w:val="StringTok"/>
+        </w:rPr>
+        <w:t xml:space="preserve">"</w:t>
+      </w:r>
+      <w:r>
+        <w:rPr>
+          <w:rStyle w:val="SpecialCharTok"/>
+        </w:rPr>
+        <w:t xml:space="preserve">\n\n</w:t>
+      </w:r>
+      <w:r>
+        <w:rPr>
+          <w:rStyle w:val="StringTok"/>
+        </w:rPr>
+        <w:t xml:space="preserve">"</w:t>
+      </w:r>
+      <w:r>
+        <w:rPr>
+          <w:rStyle w:val="NormalTok"/>
+        </w:rPr>
+        <w:t xml:space="preserve">)</w:t>
+      </w:r>
+    </w:p>
+    <w:p>
+      <w:pPr>
+        <w:pStyle w:val="SourceCode"/>
+      </w:pPr>
+      <w:r>
+        <w:rPr>
+          <w:rStyle w:val="VerbatimChar"/>
+        </w:rPr>
+        <w:t xml:space="preserve">## Broj kolona: 195</w:t>
+      </w:r>
+    </w:p>
+    <w:p>
+      <w:pPr>
+        <w:pStyle w:val="SourceCode"/>
+      </w:pPr>
+      <w:r>
+        <w:rPr>
+          <w:rStyle w:val="FunctionTok"/>
+        </w:rPr>
+        <w:t xml:space="preserve">cat</w:t>
+      </w:r>
+      <w:r>
+        <w:rPr>
+          <w:rStyle w:val="NormalTok"/>
+        </w:rPr>
+        <w:t xml:space="preserve">(</w:t>
+      </w:r>
+      <w:r>
+        <w:rPr>
+          <w:rStyle w:val="FunctionTok"/>
+        </w:rPr>
+        <w:t xml:space="preserve">names</w:t>
+      </w:r>
+      <w:r>
+        <w:rPr>
+          <w:rStyle w:val="NormalTok"/>
+        </w:rPr>
+        <w:t xml:space="preserve">(data), </w:t>
+      </w:r>
+      <w:r>
+        <w:rPr>
+          <w:rStyle w:val="AttributeTok"/>
+        </w:rPr>
+        <w:t xml:space="preserve">fill =</w:t>
+      </w:r>
+      <w:r>
+        <w:rPr>
+          <w:rStyle w:val="NormalTok"/>
+        </w:rPr>
+        <w:t xml:space="preserve"> </w:t>
+      </w:r>
+      <w:r>
+        <w:rPr>
+          <w:rStyle w:val="DecValTok"/>
+        </w:rPr>
+        <w:t xml:space="preserve">80</w:t>
+      </w:r>
+      <w:r>
+        <w:rPr>
+          <w:rStyle w:val="NormalTok"/>
+        </w:rPr>
+        <w:t xml:space="preserve">)</w:t>
+      </w:r>
+    </w:p>
+    <w:p>
+      <w:pPr>
+        <w:pStyle w:val="SourceCode"/>
+      </w:pPr>
+      <w:r>
+        <w:rPr>
+          <w:rStyle w:val="VerbatimChar"/>
+        </w:rPr>
+        <w:t xml:space="preserve">## iid id gender idg condtn wave round position positin1 order partner pid match </w:t>
+      </w:r>
+      <w:r>
+        <w:br/>
+      </w:r>
+      <w:r>
+        <w:rPr>
+          <w:rStyle w:val="VerbatimChar"/>
+        </w:rPr>
+        <w:t xml:space="preserve">## int_corr samerace age_o race_o pf_o_att pf_o_sin pf_o_int pf_o_fun pf_o_amb </w:t>
+      </w:r>
+      <w:r>
+        <w:br/>
+      </w:r>
+      <w:r>
+        <w:rPr>
+          <w:rStyle w:val="VerbatimChar"/>
+        </w:rPr>
+        <w:t xml:space="preserve">## pf_o_sha dec_o attr_o sinc_o intel_o fun_o amb_o shar_o like_o prob_o met_o age </w:t>
+      </w:r>
+      <w:r>
+        <w:br/>
+      </w:r>
+      <w:r>
+        <w:rPr>
+          <w:rStyle w:val="VerbatimChar"/>
+        </w:rPr>
+        <w:t xml:space="preserve">## field field_cd undergra mn_sat tuition race imprace imprelig from zipcode </w:t>
+      </w:r>
+      <w:r>
+        <w:br/>
+      </w:r>
+      <w:r>
+        <w:rPr>
+          <w:rStyle w:val="VerbatimChar"/>
+        </w:rPr>
+        <w:t xml:space="preserve">## income goal date go_out career career_c sports tvsports exercise dining museums </w:t>
+      </w:r>
+      <w:r>
+        <w:br/>
+      </w:r>
+      <w:r>
+        <w:rPr>
+          <w:rStyle w:val="VerbatimChar"/>
+        </w:rPr>
+        <w:t xml:space="preserve">## art hiking gaming clubbing reading tv theater movies concerts music shopping </w:t>
+      </w:r>
+      <w:r>
+        <w:br/>
+      </w:r>
+      <w:r>
+        <w:rPr>
+          <w:rStyle w:val="VerbatimChar"/>
+        </w:rPr>
+        <w:t xml:space="preserve">## yoga exphappy expnum attr1_1 sinc1_1 intel1_1 fun1_1 amb1_1 shar1_1 attr4_1 </w:t>
+      </w:r>
+      <w:r>
+        <w:br/>
+      </w:r>
+      <w:r>
+        <w:rPr>
+          <w:rStyle w:val="VerbatimChar"/>
+        </w:rPr>
+        <w:t xml:space="preserve">## sinc4_1 intel4_1 fun4_1 amb4_1 shar4_1 attr2_1 sinc2_1 intel2_1 fun2_1 amb2_1 </w:t>
+      </w:r>
+      <w:r>
+        <w:br/>
+      </w:r>
+      <w:r>
+        <w:rPr>
+          <w:rStyle w:val="VerbatimChar"/>
+        </w:rPr>
+        <w:t xml:space="preserve">## shar2_1 attr3_1 sinc3_1 fun3_1 intel3_1 amb3_1 attr5_1 sinc5_1 intel5_1 fun5_1 </w:t>
+      </w:r>
+      <w:r>
+        <w:br/>
+      </w:r>
+      <w:r>
+        <w:rPr>
+          <w:rStyle w:val="VerbatimChar"/>
+        </w:rPr>
+        <w:t xml:space="preserve">## amb5_1 dec attr sinc intel fun amb shar like prob met match_es attr1_s sinc1_s </w:t>
+      </w:r>
+      <w:r>
+        <w:br/>
+      </w:r>
+      <w:r>
+        <w:rPr>
+          <w:rStyle w:val="VerbatimChar"/>
+        </w:rPr>
+        <w:t xml:space="preserve">## intel1_s fun1_s amb1_s shar1_s attr3_s sinc3_s intel3_s fun3_s amb3_s satis_2 </w:t>
+      </w:r>
+      <w:r>
+        <w:br/>
+      </w:r>
+      <w:r>
+        <w:rPr>
+          <w:rStyle w:val="VerbatimChar"/>
+        </w:rPr>
+        <w:t xml:space="preserve">## length numdat_2 attr7_2 sinc7_2 intel7_2 fun7_2 amb7_2 shar7_2 attr1_2 sinc1_2 </w:t>
+      </w:r>
+      <w:r>
+        <w:br/>
+      </w:r>
+      <w:r>
+        <w:rPr>
+          <w:rStyle w:val="VerbatimChar"/>
+        </w:rPr>
+        <w:t xml:space="preserve">## intel1_2 fun1_2 amb1_2 shar1_2 attr4_2 sinc4_2 intel4_2 fun4_2 amb4_2 shar4_2 </w:t>
+      </w:r>
+      <w:r>
+        <w:br/>
+      </w:r>
+      <w:r>
+        <w:rPr>
+          <w:rStyle w:val="VerbatimChar"/>
+        </w:rPr>
+        <w:t xml:space="preserve">## attr2_2 sinc2_2 intel2_2 fun2_2 amb2_2 shar2_2 attr3_2 sinc3_2 intel3_2 fun3_2 </w:t>
+      </w:r>
+      <w:r>
+        <w:br/>
+      </w:r>
+      <w:r>
+        <w:rPr>
+          <w:rStyle w:val="VerbatimChar"/>
+        </w:rPr>
+        <w:t xml:space="preserve">## amb3_2 attr5_2 sinc5_2 intel5_2 fun5_2 amb5_2 you_call them_cal date_3 numdat_3 </w:t>
+      </w:r>
+      <w:r>
+        <w:br/>
+      </w:r>
+      <w:r>
+        <w:rPr>
+          <w:rStyle w:val="VerbatimChar"/>
+        </w:rPr>
+        <w:t xml:space="preserve">## num_in_3 attr1_3 sinc1_3 intel1_3 fun1_3 amb1_3 shar1_3 attr7_3 sinc7_3 </w:t>
+      </w:r>
+      <w:r>
+        <w:br/>
+      </w:r>
+      <w:r>
+        <w:rPr>
+          <w:rStyle w:val="VerbatimChar"/>
+        </w:rPr>
+        <w:t xml:space="preserve">## intel7_3 fun7_3 amb7_3 shar7_3 attr4_3 sinc4_3 intel4_3 fun4_3 amb4_3 shar4_3 </w:t>
+      </w:r>
+      <w:r>
+        <w:br/>
+      </w:r>
+      <w:r>
+        <w:rPr>
+          <w:rStyle w:val="VerbatimChar"/>
+        </w:rPr>
+        <w:t xml:space="preserve">## attr2_3 sinc2_3 intel2_3 fun2_3 amb2_3 shar2_3 attr3_3 sinc3_3 intel3_3 fun3_3 </w:t>
+      </w:r>
+      <w:r>
+        <w:br/>
+      </w:r>
+      <w:r>
+        <w:rPr>
+          <w:rStyle w:val="VerbatimChar"/>
+        </w:rPr>
+        <w:t xml:space="preserve">## amb3_3 attr5_3 sinc5_3 intel5_3 fun5_3 amb5_3</w:t>
+      </w:r>
+    </w:p>
+    <w:p>
+      <w:pPr>
+        <w:pStyle w:val="FirstParagraph"/>
+      </w:pPr>
+      <w:r>
+        <w:t xml:space="preserve">Zatim proveravamo koliko kolona je kog tipa:</w:t>
+      </w:r>
+    </w:p>
+    <w:p>
+      <w:pPr>
+        <w:pStyle w:val="SourceCode"/>
+      </w:pPr>
+      <w:r>
+        <w:rPr>
+          <w:rStyle w:val="NormalTok"/>
+        </w:rPr>
+        <w:t xml:space="preserve">data </w:t>
+      </w:r>
+      <w:r>
+        <w:rPr>
+          <w:rStyle w:val="SpecialCharTok"/>
+        </w:rPr>
+        <w:t xml:space="preserve">%&gt;%</w:t>
+      </w:r>
+      <w:r>
+        <w:br/>
+      </w:r>
+      <w:r>
+        <w:rPr>
+          <w:rStyle w:val="NormalTok"/>
+        </w:rPr>
+        <w:t xml:space="preserve">  </w:t>
+      </w:r>
+      <w:r>
+        <w:rPr>
+          <w:rStyle w:val="FunctionTok"/>
+        </w:rPr>
+        <w:t xml:space="preserve">summarise</w:t>
+      </w:r>
+      <w:r>
+        <w:rPr>
+          <w:rStyle w:val="NormalTok"/>
+        </w:rPr>
+        <w:t xml:space="preserve">(</w:t>
+      </w:r>
+      <w:r>
+        <w:rPr>
+          <w:rStyle w:val="FunctionTok"/>
+        </w:rPr>
+        <w:t xml:space="preserve">across</w:t>
+      </w:r>
+      <w:r>
+        <w:rPr>
+          <w:rStyle w:val="NormalTok"/>
+        </w:rPr>
+        <w:t xml:space="preserve">(</w:t>
+      </w:r>
+      <w:r>
+        <w:rPr>
+          <w:rStyle w:val="FunctionTok"/>
+        </w:rPr>
+        <w:t xml:space="preserve">everything</w:t>
+      </w:r>
+      <w:r>
+        <w:rPr>
+          <w:rStyle w:val="NormalTok"/>
+        </w:rPr>
+        <w:t xml:space="preserve">(), </w:t>
+      </w:r>
+      <w:r>
+        <w:rPr>
+          <w:rStyle w:val="SpecialCharTok"/>
+        </w:rPr>
+        <w:t xml:space="preserve">~</w:t>
+      </w:r>
+      <w:r>
+        <w:rPr>
+          <w:rStyle w:val="NormalTok"/>
+        </w:rPr>
+        <w:t xml:space="preserve"> </w:t>
+      </w:r>
+      <w:r>
+        <w:rPr>
+          <w:rStyle w:val="FunctionTok"/>
+        </w:rPr>
+        <w:t xml:space="preserve">class</w:t>
+      </w:r>
+      <w:r>
+        <w:rPr>
+          <w:rStyle w:val="NormalTok"/>
+        </w:rPr>
+        <w:t xml:space="preserve">(.x)[</w:t>
+      </w:r>
+      <w:r>
+        <w:rPr>
+          <w:rStyle w:val="DecValTok"/>
+        </w:rPr>
+        <w:t xml:space="preserve">1</w:t>
+      </w:r>
+      <w:r>
+        <w:rPr>
+          <w:rStyle w:val="NormalTok"/>
+        </w:rPr>
+        <w:t xml:space="preserve">])) </w:t>
+      </w:r>
+      <w:r>
+        <w:rPr>
+          <w:rStyle w:val="SpecialCharTok"/>
+        </w:rPr>
+        <w:t xml:space="preserve">%&gt;%</w:t>
+      </w:r>
+      <w:r>
+        <w:br/>
+      </w:r>
+      <w:r>
+        <w:rPr>
+          <w:rStyle w:val="NormalTok"/>
+        </w:rPr>
+        <w:t xml:space="preserve">  </w:t>
+      </w:r>
+      <w:r>
+        <w:rPr>
+          <w:rStyle w:val="FunctionTok"/>
+        </w:rPr>
+        <w:t xml:space="preserve">pivot_longer</w:t>
+      </w:r>
+      <w:r>
+        <w:rPr>
+          <w:rStyle w:val="NormalTok"/>
+        </w:rPr>
+        <w:t xml:space="preserve">(</w:t>
+      </w:r>
+      <w:r>
+        <w:rPr>
+          <w:rStyle w:val="FunctionTok"/>
+        </w:rPr>
+        <w:t xml:space="preserve">everything</w:t>
+      </w:r>
+      <w:r>
+        <w:rPr>
+          <w:rStyle w:val="NormalTok"/>
+        </w:rPr>
+        <w:t xml:space="preserve">(), </w:t>
+      </w:r>
+      <w:r>
+        <w:rPr>
+          <w:rStyle w:val="AttributeTok"/>
+        </w:rPr>
+        <w:t xml:space="preserve">names_to =</w:t>
+      </w:r>
+      <w:r>
+        <w:rPr>
+          <w:rStyle w:val="NormalTok"/>
+        </w:rPr>
+        <w:t xml:space="preserve"> </w:t>
+      </w:r>
+      <w:r>
+        <w:rPr>
+          <w:rStyle w:val="StringTok"/>
+        </w:rPr>
+        <w:t xml:space="preserve">"kolona"</w:t>
+      </w:r>
+      <w:r>
+        <w:rPr>
+          <w:rStyle w:val="NormalTok"/>
+        </w:rPr>
+        <w:t xml:space="preserve">, </w:t>
+      </w:r>
+      <w:r>
+        <w:rPr>
+          <w:rStyle w:val="AttributeTok"/>
+        </w:rPr>
+        <w:t xml:space="preserve">values_to =</w:t>
+      </w:r>
+      <w:r>
+        <w:rPr>
+          <w:rStyle w:val="NormalTok"/>
+        </w:rPr>
+        <w:t xml:space="preserve"> </w:t>
+      </w:r>
+      <w:r>
+        <w:rPr>
+          <w:rStyle w:val="StringTok"/>
+        </w:rPr>
+        <w:t xml:space="preserve">"tip"</w:t>
+      </w:r>
+      <w:r>
+        <w:rPr>
+          <w:rStyle w:val="NormalTok"/>
+        </w:rPr>
+        <w:t xml:space="preserve">) </w:t>
+      </w:r>
+      <w:r>
+        <w:rPr>
+          <w:rStyle w:val="SpecialCharTok"/>
+        </w:rPr>
+        <w:t xml:space="preserve">%&gt;%</w:t>
+      </w:r>
+      <w:r>
+        <w:br/>
+      </w:r>
+      <w:r>
+        <w:rPr>
+          <w:rStyle w:val="NormalTok"/>
+        </w:rPr>
+        <w:t xml:space="preserve">  </w:t>
+      </w:r>
+      <w:r>
+        <w:rPr>
+          <w:rStyle w:val="FunctionTok"/>
+        </w:rPr>
+        <w:t xml:space="preserve">count</w:t>
+      </w:r>
+      <w:r>
+        <w:rPr>
+          <w:rStyle w:val="NormalTok"/>
+        </w:rPr>
+        <w:t xml:space="preserve">(tip)</w:t>
+      </w:r>
+    </w:p>
+    <w:p>
+      <w:pPr>
+        <w:pStyle w:val="SourceCode"/>
+      </w:pPr>
+      <w:r>
+        <w:rPr>
+          <w:rStyle w:val="VerbatimChar"/>
+        </w:rPr>
+        <w:t xml:space="preserve">## # A tibble: 2 × 2</w:t>
+      </w:r>
+      <w:r>
+        <w:br/>
+      </w:r>
+      <w:r>
+        <w:rPr>
+          <w:rStyle w:val="VerbatimChar"/>
+        </w:rPr>
+        <w:t xml:space="preserve">##   tip           n</w:t>
+      </w:r>
+      <w:r>
+        <w:br/>
+      </w:r>
+      <w:r>
+        <w:rPr>
+          <w:rStyle w:val="VerbatimChar"/>
+        </w:rPr>
+        <w:t xml:space="preserve">##   &lt;chr&gt;     &lt;int&gt;</w:t>
+      </w:r>
+      <w:r>
+        <w:br/>
+      </w:r>
+      <w:r>
+        <w:rPr>
+          <w:rStyle w:val="VerbatimChar"/>
+        </w:rPr>
+        <w:t xml:space="preserve">## 1 character     4</w:t>
+      </w:r>
+      <w:r>
+        <w:br/>
+      </w:r>
+      <w:r>
+        <w:rPr>
+          <w:rStyle w:val="VerbatimChar"/>
+        </w:rPr>
+        <w:t xml:space="preserve">## 2 numeric     191</w:t>
+      </w:r>
+    </w:p>
+    <w:p>
+      <w:pPr>
+        <w:pStyle w:val="FirstParagraph"/>
+      </w:pPr>
+      <w:r>
+        <w:t xml:space="preserve">Tekstualne kolone su:</w:t>
+      </w:r>
+    </w:p>
+    <w:p>
+      <w:pPr>
+        <w:pStyle w:val="SourceCode"/>
+      </w:pPr>
+      <w:r>
+        <w:rPr>
+          <w:rStyle w:val="FunctionTok"/>
+        </w:rPr>
+        <w:t xml:space="preserve">names</w:t>
+      </w:r>
+      <w:r>
+        <w:rPr>
+          <w:rStyle w:val="NormalTok"/>
+        </w:rPr>
+        <w:t xml:space="preserve">(data)[</w:t>
+      </w:r>
+      <w:r>
+        <w:rPr>
+          <w:rStyle w:val="FunctionTok"/>
+        </w:rPr>
+        <w:t xml:space="preserve">sapply</w:t>
+      </w:r>
+      <w:r>
+        <w:rPr>
+          <w:rStyle w:val="NormalTok"/>
+        </w:rPr>
+        <w:t xml:space="preserve">(data, is.character)]</w:t>
+      </w:r>
+    </w:p>
+    <w:p>
+      <w:pPr>
+        <w:pStyle w:val="SourceCode"/>
+      </w:pPr>
+      <w:r>
+        <w:rPr>
+          <w:rStyle w:val="VerbatimChar"/>
+        </w:rPr>
+        <w:t xml:space="preserve">## [1] "field"    "undergra" "from"     "career"</w:t>
+      </w:r>
+    </w:p>
+    <w:p>
+      <w:pPr>
+        <w:pStyle w:val="FirstParagraph"/>
+      </w:pPr>
+      <w:r>
+        <w:t xml:space="preserve">Pored kolona</w:t>
+      </w:r>
+      <w:r>
+        <w:t xml:space="preserve"> </w:t>
+      </w:r>
+      <w:r>
+        <w:rPr>
+          <w:rStyle w:val="VerbatimChar"/>
+        </w:rPr>
+        <w:t xml:space="preserve">field</w:t>
+      </w:r>
+      <w:r>
+        <w:t xml:space="preserve">,</w:t>
+      </w:r>
+      <w:r>
+        <w:t xml:space="preserve"> </w:t>
+      </w:r>
+      <w:r>
+        <w:rPr>
+          <w:rStyle w:val="VerbatimChar"/>
+        </w:rPr>
+        <w:t xml:space="preserve">undergra</w:t>
+      </w:r>
+      <w:r>
+        <w:t xml:space="preserve">,</w:t>
+      </w:r>
+      <w:r>
+        <w:t xml:space="preserve"> </w:t>
+      </w:r>
+      <w:r>
+        <w:rPr>
+          <w:rStyle w:val="VerbatimChar"/>
+        </w:rPr>
+        <w:t xml:space="preserve">from</w:t>
+      </w:r>
+      <w:r>
+        <w:t xml:space="preserve"> </w:t>
+      </w:r>
+      <w:r>
+        <w:t xml:space="preserve">i</w:t>
+      </w:r>
+      <w:r>
+        <w:t xml:space="preserve"> </w:t>
+      </w:r>
+      <w:r>
+        <w:rPr>
+          <w:rStyle w:val="VerbatimChar"/>
+        </w:rPr>
+        <w:t xml:space="preserve">career</w:t>
+      </w:r>
+      <w:r>
+        <w:t xml:space="preserve">, koje su zaista tekstualne, tekstom su pročitane i kolone</w:t>
+      </w:r>
+      <w:r>
+        <w:t xml:space="preserve"> </w:t>
+      </w:r>
+      <w:r>
+        <w:rPr>
+          <w:rStyle w:val="VerbatimChar"/>
+        </w:rPr>
+        <w:t xml:space="preserve">mn_sat</w:t>
+      </w:r>
+      <w:r>
+        <w:t xml:space="preserve">,</w:t>
+      </w:r>
+      <w:r>
+        <w:t xml:space="preserve"> </w:t>
+      </w:r>
+      <w:r>
+        <w:rPr>
+          <w:rStyle w:val="VerbatimChar"/>
+        </w:rPr>
+        <w:t xml:space="preserve">tuition</w:t>
+      </w:r>
+      <w:r>
+        <w:t xml:space="preserve">,</w:t>
+      </w:r>
+      <w:r>
+        <w:t xml:space="preserve"> </w:t>
+      </w:r>
+      <w:r>
+        <w:rPr>
+          <w:rStyle w:val="VerbatimChar"/>
+        </w:rPr>
+        <w:t xml:space="preserve">zipcode</w:t>
+      </w:r>
+      <w:r>
+        <w:t xml:space="preserve"> </w:t>
+      </w:r>
+      <w:r>
+        <w:t xml:space="preserve">i</w:t>
+      </w:r>
+      <w:r>
+        <w:t xml:space="preserve"> </w:t>
+      </w:r>
+      <w:r>
+        <w:rPr>
+          <w:rStyle w:val="VerbatimChar"/>
+        </w:rPr>
+        <w:t xml:space="preserve">income</w:t>
+      </w:r>
+      <w:r>
+        <w:t xml:space="preserve">. One sadrže brojeve zapisane sa zarezom kao separatorom hiljada (na primer „69,487.00”), pa ih je pre analize potrebno pretvoriti u brojeve funkcijom</w:t>
+      </w:r>
+      <w:r>
+        <w:t xml:space="preserve"> </w:t>
+      </w:r>
+      <w:r>
+        <w:rPr>
+          <w:rStyle w:val="VerbatimChar"/>
+        </w:rPr>
+        <w:t xml:space="preserve">parse_number()</w:t>
+      </w:r>
+      <w:r>
+        <w:t xml:space="preserve">.</w:t>
+      </w:r>
+    </w:p>
+    <w:p>
+      <w:pPr>
+        <w:pStyle w:val="BodyText"/>
+      </w:pPr>
+      <w:r>
+        <w:t xml:space="preserve">Imena kolona prate dogovor o sufiksima:</w:t>
+      </w:r>
+    </w:p>
+    <w:tbl>
+      <w:tblPr>
+        <w:tblStyle w:val="Table"/>
+        <w:tblW w:type="auto" w:w="0"/>
+        <w:tblLook w:firstRow="1" w:lastRow="0" w:firstColumn="0" w:lastColumn="0" w:noHBand="0" w:noVBand="0" w:val="0020"/>
+      </w:tblPr>
+      <w:tblGrid>
+        <w:gridCol w:w="3960"/>
+        <w:gridCol w:w="3960"/>
+      </w:tblGrid>
+      <w:tr>
+        <w:trPr>
+          <w:tblHeader w:val="on"/>
+        </w:trPr>
+        <w:tc>
+          <w:tcPr/>
+          <w:p>
+            <w:pPr>
+              <w:pStyle w:val="Compact"/>
+              <w:jc w:val="left"/>
+            </w:pPr>
+            <w:r>
+              <w:t xml:space="preserve">Sufiks</w:t>
+            </w:r>
+          </w:p>
+        </w:tc>
+        <w:tc>
+          <w:tcPr/>
+          <w:p>
+            <w:pPr>
+              <w:pStyle w:val="Compact"/>
+              <w:jc w:val="left"/>
+            </w:pPr>
+            <w:r>
+              <w:t xml:space="preserve">Značenje</w:t>
+            </w:r>
+          </w:p>
+        </w:tc>
+      </w:tr>
+      <w:tr>
+        <w:tc>
+          <w:tcPr/>
+          <w:p>
+            <w:pPr>
+              <w:pStyle w:val="Compact"/>
+              <w:jc w:val="left"/>
+            </w:pPr>
+            <w:r>
+              <w:rPr>
+                <w:rStyle w:val="VerbatimChar"/>
+              </w:rPr>
+              <w:t xml:space="preserve">_o</w:t>
+            </w:r>
+          </w:p>
+        </w:tc>
+        <w:tc>
+          <w:tcPr/>
+          <w:p>
+            <w:pPr>
+              <w:pStyle w:val="Compact"/>
+              <w:jc w:val="left"/>
+            </w:pPr>
+            <w:r>
+              <w:t xml:space="preserve">Podatak o partneru (njegova odluka, ocene, preferencije)</w:t>
+            </w:r>
+          </w:p>
+        </w:tc>
+      </w:tr>
+      <w:tr>
+        <w:tc>
+          <w:tcPr/>
+          <w:p>
+            <w:pPr>
+              <w:pStyle w:val="Compact"/>
+              <w:jc w:val="left"/>
+            </w:pPr>
+            <w:r>
+              <w:rPr>
+                <w:rStyle w:val="VerbatimChar"/>
+              </w:rPr>
+              <w:t xml:space="preserve">_1</w:t>
+            </w:r>
+          </w:p>
+        </w:tc>
+        <w:tc>
+          <w:tcPr/>
+          <w:p>
+            <w:pPr>
+              <w:pStyle w:val="Compact"/>
+              <w:jc w:val="left"/>
+            </w:pPr>
+            <w:r>
+              <w:t xml:space="preserve">Upitnik pre događaja (prijava)</w:t>
+            </w:r>
+          </w:p>
+        </w:tc>
+      </w:tr>
+      <w:tr>
+        <w:tc>
+          <w:tcPr/>
+          <w:p>
+            <w:pPr>
+              <w:pStyle w:val="Compact"/>
+              <w:jc w:val="left"/>
+            </w:pPr>
+            <w:r>
+              <w:rPr>
+                <w:rStyle w:val="VerbatimChar"/>
+              </w:rPr>
+              <w:t xml:space="preserve">_s</w:t>
+            </w:r>
+          </w:p>
+        </w:tc>
+        <w:tc>
+          <w:tcPr/>
+          <w:p>
+            <w:pPr>
+              <w:pStyle w:val="Compact"/>
+              <w:jc w:val="left"/>
+            </w:pPr>
+            <w:r>
+              <w:t xml:space="preserve">Upitnik na sredini događaja</w:t>
+            </w:r>
+          </w:p>
+        </w:tc>
+      </w:tr>
+      <w:tr>
+        <w:tc>
+          <w:tcPr/>
+          <w:p>
+            <w:pPr>
+              <w:pStyle w:val="Compact"/>
+              <w:jc w:val="left"/>
+            </w:pPr>
+            <w:r>
+              <w:rPr>
+                <w:rStyle w:val="VerbatimChar"/>
+              </w:rPr>
+              <w:t xml:space="preserve">_2</w:t>
+            </w:r>
+          </w:p>
+        </w:tc>
+        <w:tc>
+          <w:tcPr/>
+          <w:p>
+            <w:pPr>
+              <w:pStyle w:val="Compact"/>
+              <w:jc w:val="left"/>
+            </w:pPr>
+            <w:r>
+              <w:t xml:space="preserve">Upitnik dan nakon događaja</w:t>
+            </w:r>
+          </w:p>
+        </w:tc>
+      </w:tr>
+      <w:tr>
+        <w:tc>
+          <w:tcPr/>
+          <w:p>
+            <w:pPr>
+              <w:pStyle w:val="Compact"/>
+              <w:jc w:val="left"/>
+            </w:pPr>
+            <w:r>
+              <w:rPr>
+                <w:rStyle w:val="VerbatimChar"/>
+              </w:rPr>
+              <w:t xml:space="preserve">_3</w:t>
+            </w:r>
+          </w:p>
+        </w:tc>
+        <w:tc>
+          <w:tcPr/>
+          <w:p>
+            <w:pPr>
+              <w:pStyle w:val="Compact"/>
+              <w:jc w:val="left"/>
+            </w:pPr>
+            <w:r>
+              <w:t xml:space="preserve">Upitnik 3–4 nedelje nakon događaja</w:t>
+            </w:r>
+          </w:p>
+        </w:tc>
+      </w:tr>
+    </w:tbl>
+    <w:p>
+      <w:pPr>
+        <w:pStyle w:val="BodyText"/>
+      </w:pPr>
+      <w:r>
+        <w:t xml:space="preserve">Broj između imena osobine i sufiksa označava pitanje na koje se kolona odnosi:</w:t>
+      </w:r>
+    </w:p>
+    <w:tbl>
+      <w:tblPr>
+        <w:tblStyle w:val="Table"/>
+        <w:tblW w:type="auto" w:w="0"/>
+        <w:tblLook w:firstRow="1" w:lastRow="0" w:firstColumn="0" w:lastColumn="0" w:noHBand="0" w:noVBand="0" w:val="0020"/>
+      </w:tblPr>
+      <w:tblGrid>
+        <w:gridCol w:w="3960"/>
+        <w:gridCol w:w="3960"/>
+      </w:tblGrid>
+      <w:tr>
+        <w:trPr>
+          <w:tblHeader w:val="on"/>
+        </w:trPr>
+        <w:tc>
+          <w:tcPr/>
+          <w:p>
+            <w:pPr>
+              <w:pStyle w:val="Compact"/>
+              <w:jc w:val="center"/>
+            </w:pPr>
+            <w:r>
+              <w:t xml:space="preserve">Broj</w:t>
+            </w:r>
+          </w:p>
+        </w:tc>
+        <w:tc>
+          <w:tcPr/>
+          <w:p>
+            <w:pPr>
+              <w:pStyle w:val="Compact"/>
+              <w:jc w:val="left"/>
+            </w:pPr>
+            <w:r>
+              <w:t xml:space="preserve">Pitanje</w:t>
+            </w:r>
+          </w:p>
+        </w:tc>
+      </w:tr>
+      <w:tr>
+        <w:tc>
+          <w:tcPr/>
+          <w:p>
+            <w:pPr>
+              <w:pStyle w:val="Compact"/>
+              <w:jc w:val="center"/>
+            </w:pPr>
+            <w:r>
+              <w:t xml:space="preserve">1</w:t>
+            </w:r>
+          </w:p>
+        </w:tc>
+        <w:tc>
+          <w:tcPr/>
+          <w:p>
+            <w:pPr>
+              <w:pStyle w:val="Compact"/>
+              <w:jc w:val="left"/>
+            </w:pPr>
+            <w:r>
+              <w:t xml:space="preserve">Šta tražiš kod partnera?</w:t>
+            </w:r>
+          </w:p>
+        </w:tc>
+      </w:tr>
+      <w:tr>
+        <w:tc>
+          <w:tcPr/>
+          <w:p>
+            <w:pPr>
+              <w:pStyle w:val="Compact"/>
+              <w:jc w:val="center"/>
+            </w:pPr>
+            <w:r>
+              <w:t xml:space="preserve">2</w:t>
+            </w:r>
+          </w:p>
+        </w:tc>
+        <w:tc>
+          <w:tcPr/>
+          <w:p>
+            <w:pPr>
+              <w:pStyle w:val="Compact"/>
+              <w:jc w:val="left"/>
+            </w:pPr>
+            <w:r>
+              <w:t xml:space="preserve">Šta, po tvom mišljenju, traži suprotni pol?</w:t>
+            </w:r>
+          </w:p>
+        </w:tc>
+      </w:tr>
+      <w:tr>
+        <w:tc>
+          <w:tcPr/>
+          <w:p>
+            <w:pPr>
+              <w:pStyle w:val="Compact"/>
+              <w:jc w:val="center"/>
+            </w:pPr>
+            <w:r>
+              <w:t xml:space="preserve">3</w:t>
+            </w:r>
+          </w:p>
+        </w:tc>
+        <w:tc>
+          <w:tcPr/>
+          <w:p>
+            <w:pPr>
+              <w:pStyle w:val="Compact"/>
+              <w:jc w:val="left"/>
+            </w:pPr>
+            <w:r>
+              <w:t xml:space="preserve">Kako ocenjuješ sebe?</w:t>
+            </w:r>
+          </w:p>
+        </w:tc>
+      </w:tr>
+      <w:tr>
+        <w:tc>
+          <w:tcPr/>
+          <w:p>
+            <w:pPr>
+              <w:pStyle w:val="Compact"/>
+              <w:jc w:val="center"/>
+            </w:pPr>
+            <w:r>
+              <w:t xml:space="preserve">4</w:t>
+            </w:r>
+          </w:p>
+        </w:tc>
+        <w:tc>
+          <w:tcPr/>
+          <w:p>
+            <w:pPr>
+              <w:pStyle w:val="Compact"/>
+              <w:jc w:val="left"/>
+            </w:pPr>
+            <w:r>
+              <w:t xml:space="preserve">Šta, po tvom mišljenju, traže osobe tvog pola?</w:t>
+            </w:r>
+          </w:p>
+        </w:tc>
+      </w:tr>
+      <w:tr>
+        <w:tc>
+          <w:tcPr/>
+          <w:p>
+            <w:pPr>
+              <w:pStyle w:val="Compact"/>
+              <w:jc w:val="center"/>
+            </w:pPr>
+            <w:r>
+              <w:t xml:space="preserve">5</w:t>
+            </w:r>
+          </w:p>
+        </w:tc>
+        <w:tc>
+          <w:tcPr/>
+          <w:p>
+            <w:pPr>
+              <w:pStyle w:val="Compact"/>
+              <w:jc w:val="left"/>
+            </w:pPr>
+            <w:r>
+              <w:t xml:space="preserve">Kako misliš da te drugi vide?</w:t>
+            </w:r>
+          </w:p>
+        </w:tc>
+      </w:tr>
+      <w:tr>
+        <w:tc>
+          <w:tcPr/>
+          <w:p>
+            <w:pPr>
+              <w:pStyle w:val="Compact"/>
+              <w:jc w:val="center"/>
+            </w:pPr>
+            <w:r>
+              <w:t xml:space="preserve">7</w:t>
+            </w:r>
+          </w:p>
+        </w:tc>
+        <w:tc>
+          <w:tcPr/>
+          <w:p>
+            <w:pPr>
+              <w:pStyle w:val="Compact"/>
+              <w:jc w:val="left"/>
+            </w:pPr>
+            <w:r>
+              <w:t xml:space="preserve">Šta je zaista bilo važno u tvojim odlukama na događaju?</w:t>
+            </w:r>
+          </w:p>
+        </w:tc>
+      </w:tr>
+    </w:tbl>
+    <w:p>
+      <w:pPr>
+        <w:pStyle w:val="BodyText"/>
+      </w:pPr>
+      <w:r>
+        <w:t xml:space="preserve">Na primer,</w:t>
+      </w:r>
+      <w:r>
+        <w:t xml:space="preserve"> </w:t>
+      </w:r>
+      <w:r>
+        <w:rPr>
+          <w:rStyle w:val="VerbatimChar"/>
+        </w:rPr>
+        <w:t xml:space="preserve">attr1_1</w:t>
+      </w:r>
+      <w:r>
+        <w:t xml:space="preserve"> </w:t>
+      </w:r>
+      <w:r>
+        <w:t xml:space="preserve">predstavlja važnost privlačnosti koju je učesnik naveo pre događaja, dok</w:t>
+      </w:r>
+      <w:r>
+        <w:t xml:space="preserve"> </w:t>
+      </w:r>
+      <w:r>
+        <w:rPr>
+          <w:rStyle w:val="VerbatimChar"/>
+        </w:rPr>
+        <w:t xml:space="preserve">attr7_2</w:t>
+      </w:r>
+      <w:r>
+        <w:t xml:space="preserve"> </w:t>
+      </w:r>
+      <w:r>
+        <w:t xml:space="preserve">predstavlja važnost privlačnosti u njegovim stvarnim odlukama, procenjenu dan nakon događaja.</w:t>
+      </w:r>
+    </w:p>
+    <w:p>
+      <w:pPr>
+        <w:pStyle w:val="BodyText"/>
+      </w:pPr>
+      <w:r>
+        <w:t xml:space="preserve">Zbog razlike između pitanja 1 i 7, odnosno između onoga što učesnik kaže da traži i onoga na osnovu čega je zaista odlučivao, ova podela je ključna za treći cilj projekta.</w:t>
+      </w:r>
+    </w:p>
+    <w:bookmarkStart w:id="24" w:name="X3db24b5104c87ad662ef645afd1033cd73fa01f"/>
+    <w:p>
+      <w:pPr>
+        <w:pStyle w:val="Heading3"/>
+      </w:pPr>
+      <w:r>
+        <w:rPr>
+          <w:rStyle w:val="SectionNumber"/>
+        </w:rPr>
+        <w:t xml:space="preserve">1.5.1</w:t>
+      </w:r>
+      <w:r>
+        <w:tab/>
+      </w:r>
+      <w:r>
+        <w:t xml:space="preserve">Identifikacija i organizacija događaja (12 kolona)</w:t>
+      </w:r>
+    </w:p>
+    <w:p>
+      <w:pPr>
+        <w:pStyle w:val="Compact"/>
+        <w:numPr>
+          <w:ilvl w:val="0"/>
+          <w:numId w:val="1003"/>
+        </w:numPr>
+      </w:pPr>
+      <w:r>
+        <w:rPr>
+          <w:rStyle w:val="VerbatimChar"/>
+        </w:rPr>
+        <w:t xml:space="preserve">iid</w:t>
+      </w:r>
+      <w:r>
+        <w:t xml:space="preserve"> </w:t>
+      </w:r>
+      <w:r>
+        <w:t xml:space="preserve">– jedinstveni broj učesnika u celom skupu.</w:t>
+      </w:r>
+    </w:p>
+    <w:p>
+      <w:pPr>
+        <w:pStyle w:val="Compact"/>
+        <w:numPr>
+          <w:ilvl w:val="0"/>
+          <w:numId w:val="1003"/>
+        </w:numPr>
+      </w:pPr>
+      <w:r>
+        <w:rPr>
+          <w:rStyle w:val="VerbatimChar"/>
+        </w:rPr>
+        <w:t xml:space="preserve">id</w:t>
+      </w:r>
+      <w:r>
+        <w:t xml:space="preserve"> </w:t>
+      </w:r>
+      <w:r>
+        <w:t xml:space="preserve">– redni broj učesnika unutar događaja.</w:t>
+      </w:r>
+    </w:p>
+    <w:p>
+      <w:pPr>
+        <w:pStyle w:val="Compact"/>
+        <w:numPr>
+          <w:ilvl w:val="0"/>
+          <w:numId w:val="1003"/>
+        </w:numPr>
+      </w:pPr>
+      <w:r>
+        <w:rPr>
+          <w:rStyle w:val="VerbatimChar"/>
+        </w:rPr>
+        <w:t xml:space="preserve">gender</w:t>
+      </w:r>
+      <w:r>
+        <w:t xml:space="preserve"> </w:t>
+      </w:r>
+      <w:r>
+        <w:t xml:space="preserve">– pol (0 = žensko, 1 = muško).</w:t>
+      </w:r>
+    </w:p>
+    <w:p>
+      <w:pPr>
+        <w:pStyle w:val="Compact"/>
+        <w:numPr>
+          <w:ilvl w:val="0"/>
+          <w:numId w:val="1003"/>
+        </w:numPr>
+      </w:pPr>
+      <w:r>
+        <w:rPr>
+          <w:rStyle w:val="VerbatimChar"/>
+        </w:rPr>
+        <w:t xml:space="preserve">idg</w:t>
+      </w:r>
+      <w:r>
+        <w:t xml:space="preserve"> </w:t>
+      </w:r>
+      <w:r>
+        <w:t xml:space="preserve">– redni broj učesnika unutar pola na događaju.</w:t>
+      </w:r>
+    </w:p>
+    <w:p>
+      <w:pPr>
+        <w:pStyle w:val="Compact"/>
+        <w:numPr>
+          <w:ilvl w:val="0"/>
+          <w:numId w:val="1003"/>
+        </w:numPr>
+      </w:pPr>
+      <w:r>
+        <w:rPr>
+          <w:rStyle w:val="VerbatimChar"/>
+        </w:rPr>
+        <w:t xml:space="preserve">condtn</w:t>
+      </w:r>
+      <w:r>
+        <w:t xml:space="preserve"> </w:t>
+      </w:r>
+      <w:r>
+        <w:t xml:space="preserve">– uslov događaja (1 = ograničen izbor, 2 = neograničen izbor).</w:t>
+      </w:r>
+    </w:p>
+    <w:p>
+      <w:pPr>
+        <w:pStyle w:val="Compact"/>
+        <w:numPr>
+          <w:ilvl w:val="0"/>
+          <w:numId w:val="1003"/>
+        </w:numPr>
+      </w:pPr>
+      <w:r>
+        <w:rPr>
+          <w:rStyle w:val="VerbatimChar"/>
+        </w:rPr>
+        <w:t xml:space="preserve">wave</w:t>
+      </w:r>
+      <w:r>
+        <w:t xml:space="preserve"> </w:t>
+      </w:r>
+      <w:r>
+        <w:t xml:space="preserve">– broj događaja (1–21).</w:t>
+      </w:r>
+    </w:p>
+    <w:p>
+      <w:pPr>
+        <w:pStyle w:val="Compact"/>
+        <w:numPr>
+          <w:ilvl w:val="0"/>
+          <w:numId w:val="1003"/>
+        </w:numPr>
+      </w:pPr>
+      <w:r>
+        <w:rPr>
+          <w:rStyle w:val="VerbatimChar"/>
+        </w:rPr>
+        <w:t xml:space="preserve">round</w:t>
+      </w:r>
+      <w:r>
+        <w:t xml:space="preserve"> </w:t>
+      </w:r>
+      <w:r>
+        <w:t xml:space="preserve">– broj osoba koje su se upoznale na tom događaju.</w:t>
+      </w:r>
+    </w:p>
+    <w:p>
+      <w:pPr>
+        <w:pStyle w:val="Compact"/>
+        <w:numPr>
+          <w:ilvl w:val="0"/>
+          <w:numId w:val="1003"/>
+        </w:numPr>
+      </w:pPr>
+      <w:r>
+        <w:rPr>
+          <w:rStyle w:val="VerbatimChar"/>
+        </w:rPr>
+        <w:t xml:space="preserve">position</w:t>
+      </w:r>
+      <w:r>
+        <w:t xml:space="preserve"> </w:t>
+      </w:r>
+      <w:r>
+        <w:t xml:space="preserve">– broj stola na kome se održao sastanak.</w:t>
+      </w:r>
+    </w:p>
+    <w:p>
+      <w:pPr>
+        <w:pStyle w:val="Compact"/>
+        <w:numPr>
+          <w:ilvl w:val="0"/>
+          <w:numId w:val="1003"/>
+        </w:numPr>
+      </w:pPr>
+      <w:r>
+        <w:rPr>
+          <w:rStyle w:val="VerbatimChar"/>
+        </w:rPr>
+        <w:t xml:space="preserve">positin1</w:t>
+      </w:r>
+      <w:r>
+        <w:t xml:space="preserve"> </w:t>
+      </w:r>
+      <w:r>
+        <w:t xml:space="preserve">– broj stola sa kog je učesnik počeo veče.</w:t>
+      </w:r>
+    </w:p>
+    <w:p>
+      <w:pPr>
+        <w:pStyle w:val="Compact"/>
+        <w:numPr>
+          <w:ilvl w:val="0"/>
+          <w:numId w:val="1003"/>
+        </w:numPr>
+      </w:pPr>
+      <w:r>
+        <w:rPr>
+          <w:rStyle w:val="VerbatimChar"/>
+        </w:rPr>
+        <w:t xml:space="preserve">order</w:t>
+      </w:r>
+      <w:r>
+        <w:t xml:space="preserve"> </w:t>
+      </w:r>
+      <w:r>
+        <w:t xml:space="preserve">– redni broj sastanka tokom večeri.</w:t>
+      </w:r>
+    </w:p>
+    <w:p>
+      <w:pPr>
+        <w:pStyle w:val="Compact"/>
+        <w:numPr>
+          <w:ilvl w:val="0"/>
+          <w:numId w:val="1003"/>
+        </w:numPr>
+      </w:pPr>
+      <w:r>
+        <w:rPr>
+          <w:rStyle w:val="VerbatimChar"/>
+        </w:rPr>
+        <w:t xml:space="preserve">partner</w:t>
+      </w:r>
+      <w:r>
+        <w:t xml:space="preserve"> </w:t>
+      </w:r>
+      <w:r>
+        <w:t xml:space="preserve">– redni broj partnera unutar događaja, odnosno njegov</w:t>
+      </w:r>
+      <w:r>
+        <w:t xml:space="preserve"> </w:t>
+      </w:r>
+      <w:r>
+        <w:rPr>
+          <w:rStyle w:val="VerbatimChar"/>
+        </w:rPr>
+        <w:t xml:space="preserve">id</w:t>
+      </w:r>
+      <w:r>
+        <w:t xml:space="preserve">.</w:t>
+      </w:r>
+    </w:p>
+    <w:p>
+      <w:pPr>
+        <w:pStyle w:val="Compact"/>
+        <w:numPr>
+          <w:ilvl w:val="0"/>
+          <w:numId w:val="1003"/>
+        </w:numPr>
+      </w:pPr>
+      <w:r>
+        <w:rPr>
+          <w:rStyle w:val="VerbatimChar"/>
+        </w:rPr>
+        <w:t xml:space="preserve">pid</w:t>
+      </w:r>
+      <w:r>
+        <w:t xml:space="preserve"> </w:t>
+      </w:r>
+      <w:r>
+        <w:t xml:space="preserve">–</w:t>
+      </w:r>
+      <w:r>
+        <w:t xml:space="preserve"> </w:t>
+      </w:r>
+      <w:r>
+        <w:rPr>
+          <w:rStyle w:val="VerbatimChar"/>
+        </w:rPr>
+        <w:t xml:space="preserve">iid</w:t>
+      </w:r>
+      <w:r>
+        <w:t xml:space="preserve"> </w:t>
+      </w:r>
+      <w:r>
+        <w:t xml:space="preserve">partnera.</w:t>
+      </w:r>
+    </w:p>
     <w:bookmarkEnd w:id="24"/>
-    <w:sectPr>
-      <w:footnotePr>
-        <w:numRestart w:val="eachSect"/>
-      </w:footnotePr>
-    </w:sectPr>
+    <w:bookmarkStart w:id="25" w:name="ishod-sastanka-i-osobine-para-3-kolone"/>
+    <w:p>
+      <w:pPr>
+        <w:pStyle w:val="Heading3"/>
+      </w:pPr>
+      <w:r>
+        <w:rPr>
+          <w:rStyle w:val="SectionNumber"/>
+        </w:rPr>
+        <w:t xml:space="preserve">1.5.2</w:t>
+      </w:r>
+      <w:r>
+        <w:tab/>
+      </w:r>
+      <w:r>
+        <w:t xml:space="preserve">Ishod sastanka i osobine para (3 kolone)</w:t>
+      </w:r>
+    </w:p>
+    <w:p>
+      <w:pPr>
+        <w:pStyle w:val="Compact"/>
+        <w:numPr>
+          <w:ilvl w:val="0"/>
+          <w:numId w:val="1004"/>
+        </w:numPr>
+      </w:pPr>
+      <w:r>
+        <w:rPr>
+          <w:rStyle w:val="VerbatimChar"/>
+        </w:rPr>
+        <w:t xml:space="preserve">match</w:t>
+      </w:r>
+      <w:r>
+        <w:t xml:space="preserve"> </w:t>
+      </w:r>
+      <w:r>
+        <w:t xml:space="preserve">– poklapanje (1 = obe osobe rekle su „da”, 0 = ne).</w:t>
+      </w:r>
+    </w:p>
+    <w:p>
+      <w:pPr>
+        <w:pStyle w:val="Compact"/>
+        <w:numPr>
+          <w:ilvl w:val="0"/>
+          <w:numId w:val="1004"/>
+        </w:numPr>
+      </w:pPr>
+      <w:r>
+        <w:rPr>
+          <w:rStyle w:val="VerbatimChar"/>
+        </w:rPr>
+        <w:t xml:space="preserve">int_corr</w:t>
+      </w:r>
+      <w:r>
+        <w:t xml:space="preserve"> </w:t>
+      </w:r>
+      <w:r>
+        <w:t xml:space="preserve">– korelacija ocena interesovanja učesnika i partnera iz upitnika pre događaja.</w:t>
+      </w:r>
+    </w:p>
+    <w:p>
+      <w:pPr>
+        <w:pStyle w:val="Compact"/>
+        <w:numPr>
+          <w:ilvl w:val="0"/>
+          <w:numId w:val="1004"/>
+        </w:numPr>
+      </w:pPr>
+      <w:r>
+        <w:rPr>
+          <w:rStyle w:val="VerbatimChar"/>
+        </w:rPr>
+        <w:t xml:space="preserve">samerace</w:t>
+      </w:r>
+      <w:r>
+        <w:t xml:space="preserve"> </w:t>
+      </w:r>
+      <w:r>
+        <w:t xml:space="preserve">– isti rasni/etnički background (1 = da, 0 = ne).</w:t>
+      </w:r>
+    </w:p>
+    <w:bookmarkEnd w:id="25"/>
+    <w:bookmarkStart w:id="26" w:name="podaci-o-partneru-18-kolona"/>
+    <w:p>
+      <w:pPr>
+        <w:pStyle w:val="Heading3"/>
+      </w:pPr>
+      <w:r>
+        <w:rPr>
+          <w:rStyle w:val="SectionNumber"/>
+        </w:rPr>
+        <w:t xml:space="preserve">1.5.3</w:t>
+      </w:r>
+      <w:r>
+        <w:tab/>
+      </w:r>
+      <w:r>
+        <w:t xml:space="preserve">Podaci o partneru (18 kolona)</w:t>
+      </w:r>
+    </w:p>
+    <w:p>
+      <w:pPr>
+        <w:pStyle w:val="Compact"/>
+        <w:numPr>
+          <w:ilvl w:val="0"/>
+          <w:numId w:val="1005"/>
+        </w:numPr>
+      </w:pPr>
+      <w:r>
+        <w:rPr>
+          <w:rStyle w:val="VerbatimChar"/>
+        </w:rPr>
+        <w:t xml:space="preserve">age_o</w:t>
+      </w:r>
+      <w:r>
+        <w:t xml:space="preserve">,</w:t>
+      </w:r>
+      <w:r>
+        <w:t xml:space="preserve"> </w:t>
+      </w:r>
+      <w:r>
+        <w:rPr>
+          <w:rStyle w:val="VerbatimChar"/>
+        </w:rPr>
+        <w:t xml:space="preserve">race_o</w:t>
+      </w:r>
+      <w:r>
+        <w:t xml:space="preserve"> </w:t>
+      </w:r>
+      <w:r>
+        <w:t xml:space="preserve">– starost i rasa partnera.</w:t>
+      </w:r>
+    </w:p>
+    <w:p>
+      <w:pPr>
+        <w:pStyle w:val="Compact"/>
+        <w:numPr>
+          <w:ilvl w:val="0"/>
+          <w:numId w:val="1005"/>
+        </w:numPr>
+      </w:pPr>
+      <w:r>
+        <w:rPr>
+          <w:rStyle w:val="VerbatimChar"/>
+        </w:rPr>
+        <w:t xml:space="preserve">pf_o_att</w:t>
+      </w:r>
+      <w:r>
+        <w:t xml:space="preserve">,</w:t>
+      </w:r>
+      <w:r>
+        <w:t xml:space="preserve"> </w:t>
+      </w:r>
+      <w:r>
+        <w:rPr>
+          <w:rStyle w:val="VerbatimChar"/>
+        </w:rPr>
+        <w:t xml:space="preserve">pf_o_sin</w:t>
+      </w:r>
+      <w:r>
+        <w:t xml:space="preserve">,</w:t>
+      </w:r>
+      <w:r>
+        <w:t xml:space="preserve"> </w:t>
+      </w:r>
+      <w:r>
+        <w:rPr>
+          <w:rStyle w:val="VerbatimChar"/>
+        </w:rPr>
+        <w:t xml:space="preserve">pf_o_int</w:t>
+      </w:r>
+      <w:r>
+        <w:t xml:space="preserve">,</w:t>
+      </w:r>
+      <w:r>
+        <w:t xml:space="preserve"> </w:t>
+      </w:r>
+      <w:r>
+        <w:rPr>
+          <w:rStyle w:val="VerbatimChar"/>
+        </w:rPr>
+        <w:t xml:space="preserve">pf_o_fun</w:t>
+      </w:r>
+      <w:r>
+        <w:t xml:space="preserve">,</w:t>
+      </w:r>
+      <w:r>
+        <w:t xml:space="preserve"> </w:t>
+      </w:r>
+      <w:r>
+        <w:rPr>
+          <w:rStyle w:val="VerbatimChar"/>
+        </w:rPr>
+        <w:t xml:space="preserve">pf_o_amb</w:t>
+      </w:r>
+      <w:r>
+        <w:t xml:space="preserve">,</w:t>
+      </w:r>
+      <w:r>
+        <w:t xml:space="preserve"> </w:t>
+      </w:r>
+      <w:r>
+        <w:rPr>
+          <w:rStyle w:val="VerbatimChar"/>
+        </w:rPr>
+        <w:t xml:space="preserve">pf_o_sha</w:t>
+      </w:r>
+      <w:r>
+        <w:t xml:space="preserve"> </w:t>
+      </w:r>
+      <w:r>
+        <w:t xml:space="preserve">– šta partner traži, odnosno njegove preferencije iz upitnika</w:t>
+      </w:r>
+      <w:r>
+        <w:t xml:space="preserve"> </w:t>
+      </w:r>
+      <w:r>
+        <w:rPr>
+          <w:rStyle w:val="VerbatimChar"/>
+        </w:rPr>
+        <w:t xml:space="preserve">attr1_1</w:t>
+      </w:r>
+      <w:r>
+        <w:t xml:space="preserve">, raspoređene na šest osobina sa ukupno 100 poena.</w:t>
+      </w:r>
+    </w:p>
+    <w:p>
+      <w:pPr>
+        <w:pStyle w:val="Compact"/>
+        <w:numPr>
+          <w:ilvl w:val="0"/>
+          <w:numId w:val="1005"/>
+        </w:numPr>
+      </w:pPr>
+      <w:r>
+        <w:rPr>
+          <w:rStyle w:val="VerbatimChar"/>
+        </w:rPr>
+        <w:t xml:space="preserve">dec_o</w:t>
+      </w:r>
+      <w:r>
+        <w:t xml:space="preserve"> </w:t>
+      </w:r>
+      <w:r>
+        <w:t xml:space="preserve">– odluka partnera te večeri.</w:t>
+      </w:r>
+    </w:p>
+    <w:p>
+      <w:pPr>
+        <w:pStyle w:val="Compact"/>
+        <w:numPr>
+          <w:ilvl w:val="0"/>
+          <w:numId w:val="1005"/>
+        </w:numPr>
+      </w:pPr>
+      <w:r>
+        <w:rPr>
+          <w:rStyle w:val="VerbatimChar"/>
+        </w:rPr>
+        <w:t xml:space="preserve">attr_o</w:t>
+      </w:r>
+      <w:r>
+        <w:t xml:space="preserve">,</w:t>
+      </w:r>
+      <w:r>
+        <w:t xml:space="preserve"> </w:t>
+      </w:r>
+      <w:r>
+        <w:rPr>
+          <w:rStyle w:val="VerbatimChar"/>
+        </w:rPr>
+        <w:t xml:space="preserve">sinc_o</w:t>
+      </w:r>
+      <w:r>
+        <w:t xml:space="preserve">,</w:t>
+      </w:r>
+      <w:r>
+        <w:t xml:space="preserve"> </w:t>
+      </w:r>
+      <w:r>
+        <w:rPr>
+          <w:rStyle w:val="VerbatimChar"/>
+        </w:rPr>
+        <w:t xml:space="preserve">intel_o</w:t>
+      </w:r>
+      <w:r>
+        <w:t xml:space="preserve">,</w:t>
+      </w:r>
+      <w:r>
+        <w:t xml:space="preserve"> </w:t>
+      </w:r>
+      <w:r>
+        <w:rPr>
+          <w:rStyle w:val="VerbatimChar"/>
+        </w:rPr>
+        <w:t xml:space="preserve">fun_o</w:t>
+      </w:r>
+      <w:r>
+        <w:t xml:space="preserve">,</w:t>
+      </w:r>
+      <w:r>
+        <w:t xml:space="preserve"> </w:t>
+      </w:r>
+      <w:r>
+        <w:rPr>
+          <w:rStyle w:val="VerbatimChar"/>
+        </w:rPr>
+        <w:t xml:space="preserve">amb_o</w:t>
+      </w:r>
+      <w:r>
+        <w:t xml:space="preserve">,</w:t>
+      </w:r>
+      <w:r>
+        <w:t xml:space="preserve"> </w:t>
+      </w:r>
+      <w:r>
+        <w:rPr>
+          <w:rStyle w:val="VerbatimChar"/>
+        </w:rPr>
+        <w:t xml:space="preserve">shar_o</w:t>
+      </w:r>
+      <w:r>
+        <w:t xml:space="preserve"> </w:t>
+      </w:r>
+      <w:r>
+        <w:t xml:space="preserve">– ocene koje je partner dao učesniku (1–10).</w:t>
+      </w:r>
+    </w:p>
+    <w:p>
+      <w:pPr>
+        <w:pStyle w:val="Compact"/>
+        <w:numPr>
+          <w:ilvl w:val="0"/>
+          <w:numId w:val="1005"/>
+        </w:numPr>
+      </w:pPr>
+      <w:r>
+        <w:rPr>
+          <w:rStyle w:val="VerbatimChar"/>
+        </w:rPr>
+        <w:t xml:space="preserve">like_o</w:t>
+      </w:r>
+      <w:r>
+        <w:t xml:space="preserve">,</w:t>
+      </w:r>
+      <w:r>
+        <w:t xml:space="preserve"> </w:t>
+      </w:r>
+      <w:r>
+        <w:rPr>
+          <w:rStyle w:val="VerbatimChar"/>
+        </w:rPr>
+        <w:t xml:space="preserve">prob_o</w:t>
+      </w:r>
+      <w:r>
+        <w:t xml:space="preserve">,</w:t>
+      </w:r>
+      <w:r>
+        <w:t xml:space="preserve"> </w:t>
+      </w:r>
+      <w:r>
+        <w:rPr>
+          <w:rStyle w:val="VerbatimChar"/>
+        </w:rPr>
+        <w:t xml:space="preserve">met_o</w:t>
+      </w:r>
+      <w:r>
+        <w:t xml:space="preserve"> </w:t>
+      </w:r>
+      <w:r>
+        <w:t xml:space="preserve">– koliko se partneru učesnik sviđa, koliko partner misli da će učesnik reći „da” i da li su se ranije poznavali.</w:t>
+      </w:r>
+    </w:p>
+    <w:p>
+      <w:pPr>
+        <w:pStyle w:val="FirstParagraph"/>
+      </w:pPr>
+      <w:r>
+        <w:rPr>
+          <w:b/>
+          <w:bCs/>
+        </w:rPr>
+        <w:t xml:space="preserve">Napomena:</w:t>
+      </w:r>
+      <w:r>
+        <w:t xml:space="preserve"> </w:t>
+      </w:r>
+      <w:r>
+        <w:t xml:space="preserve">Ključ eksplicitno opisuje samo</w:t>
+      </w:r>
+      <w:r>
+        <w:t xml:space="preserve"> </w:t>
+      </w:r>
+      <w:r>
+        <w:rPr>
+          <w:rStyle w:val="VerbatimChar"/>
+        </w:rPr>
+        <w:t xml:space="preserve">attr_o</w:t>
+      </w:r>
+      <w:r>
+        <w:t xml:space="preserve">; opis kolona</w:t>
+      </w:r>
+      <w:r>
+        <w:t xml:space="preserve"> </w:t>
+      </w:r>
+      <w:r>
+        <w:rPr>
+          <w:rStyle w:val="VerbatimChar"/>
+        </w:rPr>
+        <w:t xml:space="preserve">like_o</w:t>
+      </w:r>
+      <w:r>
+        <w:t xml:space="preserve">,</w:t>
+      </w:r>
+      <w:r>
+        <w:t xml:space="preserve"> </w:t>
+      </w:r>
+      <w:r>
+        <w:rPr>
+          <w:rStyle w:val="VerbatimChar"/>
+        </w:rPr>
+        <w:t xml:space="preserve">prob_o</w:t>
+      </w:r>
+      <w:r>
+        <w:t xml:space="preserve"> </w:t>
+      </w:r>
+      <w:r>
+        <w:t xml:space="preserve">i</w:t>
+      </w:r>
+      <w:r>
+        <w:t xml:space="preserve"> </w:t>
+      </w:r>
+      <w:r>
+        <w:rPr>
+          <w:rStyle w:val="VerbatimChar"/>
+        </w:rPr>
+        <w:t xml:space="preserve">met_o</w:t>
+      </w:r>
+      <w:r>
+        <w:t xml:space="preserve"> </w:t>
+      </w:r>
+      <w:r>
+        <w:t xml:space="preserve">izveden je analogno kolonama</w:t>
+      </w:r>
+      <w:r>
+        <w:t xml:space="preserve"> </w:t>
+      </w:r>
+      <w:r>
+        <w:rPr>
+          <w:rStyle w:val="VerbatimChar"/>
+        </w:rPr>
+        <w:t xml:space="preserve">like</w:t>
+      </w:r>
+      <w:r>
+        <w:t xml:space="preserve">,</w:t>
+      </w:r>
+      <w:r>
+        <w:t xml:space="preserve"> </w:t>
+      </w:r>
+      <w:r>
+        <w:rPr>
+          <w:rStyle w:val="VerbatimChar"/>
+        </w:rPr>
+        <w:t xml:space="preserve">prob</w:t>
+      </w:r>
+      <w:r>
+        <w:t xml:space="preserve"> </w:t>
+      </w:r>
+      <w:r>
+        <w:t xml:space="preserve">i</w:t>
+      </w:r>
+      <w:r>
+        <w:t xml:space="preserve"> </w:t>
+      </w:r>
+      <w:r>
+        <w:rPr>
+          <w:rStyle w:val="VerbatimChar"/>
+        </w:rPr>
+        <w:t xml:space="preserve">met</w:t>
+      </w:r>
+      <w:r>
+        <w:t xml:space="preserve">.</w:t>
+      </w:r>
+    </w:p>
+    <w:bookmarkEnd w:id="26"/>
+    <w:bookmarkStart w:id="27" w:name="X53a6ee21203cd1e1bffed4cc9571d935993b2d5"/>
+    <w:p>
+      <w:pPr>
+        <w:pStyle w:val="Heading3"/>
+      </w:pPr>
+      <w:r>
+        <w:rPr>
+          <w:rStyle w:val="SectionNumber"/>
+        </w:rPr>
+        <w:t xml:space="preserve">1.5.4</w:t>
+      </w:r>
+      <w:r>
+        <w:tab/>
+      </w:r>
+      <w:r>
+        <w:t xml:space="preserve">Demografski podaci i profil učesnika (17 kolona, upitnik pre događaja)</w:t>
+      </w:r>
+    </w:p>
+    <w:p>
+      <w:pPr>
+        <w:pStyle w:val="Compact"/>
+        <w:numPr>
+          <w:ilvl w:val="0"/>
+          <w:numId w:val="1006"/>
+        </w:numPr>
+      </w:pPr>
+      <w:r>
+        <w:rPr>
+          <w:rStyle w:val="VerbatimChar"/>
+        </w:rPr>
+        <w:t xml:space="preserve">age</w:t>
+      </w:r>
+      <w:r>
+        <w:t xml:space="preserve"> </w:t>
+      </w:r>
+      <w:r>
+        <w:t xml:space="preserve">– starost.</w:t>
+      </w:r>
+    </w:p>
+    <w:p>
+      <w:pPr>
+        <w:pStyle w:val="Compact"/>
+        <w:numPr>
+          <w:ilvl w:val="0"/>
+          <w:numId w:val="1006"/>
+        </w:numPr>
+      </w:pPr>
+      <w:r>
+        <w:rPr>
+          <w:rStyle w:val="VerbatimChar"/>
+        </w:rPr>
+        <w:t xml:space="preserve">field</w:t>
+      </w:r>
+      <w:r>
+        <w:t xml:space="preserve">,</w:t>
+      </w:r>
+      <w:r>
+        <w:t xml:space="preserve"> </w:t>
+      </w:r>
+      <w:r>
+        <w:rPr>
+          <w:rStyle w:val="VerbatimChar"/>
+        </w:rPr>
+        <w:t xml:space="preserve">field_cd</w:t>
+      </w:r>
+      <w:r>
+        <w:t xml:space="preserve"> </w:t>
+      </w:r>
+      <w:r>
+        <w:t xml:space="preserve">– oblast studija (tekst i šifra 1–18, npr. 1 = pravo, 8 = biznis/ekonomija/finansije).</w:t>
+      </w:r>
+    </w:p>
+    <w:p>
+      <w:pPr>
+        <w:pStyle w:val="Compact"/>
+        <w:numPr>
+          <w:ilvl w:val="0"/>
+          <w:numId w:val="1006"/>
+        </w:numPr>
+      </w:pPr>
+      <w:r>
+        <w:rPr>
+          <w:rStyle w:val="VerbatimChar"/>
+        </w:rPr>
+        <w:t xml:space="preserve">undergra</w:t>
+      </w:r>
+      <w:r>
+        <w:t xml:space="preserve"> </w:t>
+      </w:r>
+      <w:r>
+        <w:t xml:space="preserve">– škola na kojoj je učesnik završio osnovne studije.</w:t>
+      </w:r>
+    </w:p>
+    <w:p>
+      <w:pPr>
+        <w:pStyle w:val="Compact"/>
+        <w:numPr>
+          <w:ilvl w:val="0"/>
+          <w:numId w:val="1006"/>
+        </w:numPr>
+      </w:pPr>
+      <w:r>
+        <w:rPr>
+          <w:rStyle w:val="VerbatimChar"/>
+        </w:rPr>
+        <w:t xml:space="preserve">mn_sat</w:t>
+      </w:r>
+      <w:r>
+        <w:t xml:space="preserve"> </w:t>
+      </w:r>
+      <w:r>
+        <w:t xml:space="preserve">– medijana SAT rezultata te škole, prema Barron’s vodiču; autori je koriste kao meru inteligencije.</w:t>
+      </w:r>
+    </w:p>
+    <w:p>
+      <w:pPr>
+        <w:pStyle w:val="Compact"/>
+        <w:numPr>
+          <w:ilvl w:val="0"/>
+          <w:numId w:val="1006"/>
+        </w:numPr>
+      </w:pPr>
+      <w:r>
+        <w:rPr>
+          <w:rStyle w:val="VerbatimChar"/>
+        </w:rPr>
+        <w:t xml:space="preserve">tuition</w:t>
+      </w:r>
+      <w:r>
+        <w:t xml:space="preserve"> </w:t>
+      </w:r>
+      <w:r>
+        <w:t xml:space="preserve">– školarina te škole.</w:t>
+      </w:r>
+    </w:p>
+    <w:p>
+      <w:pPr>
+        <w:pStyle w:val="Compact"/>
+        <w:numPr>
+          <w:ilvl w:val="0"/>
+          <w:numId w:val="1006"/>
+        </w:numPr>
+      </w:pPr>
+      <w:r>
+        <w:rPr>
+          <w:rStyle w:val="VerbatimChar"/>
+        </w:rPr>
+        <w:t xml:space="preserve">race</w:t>
+      </w:r>
+      <w:r>
+        <w:t xml:space="preserve"> </w:t>
+      </w:r>
+      <w:r>
+        <w:t xml:space="preserve">– rasa (1 = crnac/afroamerikanac, 2 = evropski/kavkaski Amerikanac, 3 = latino, 4 = azijski/pacifički, 5 = starosedeoci Amerike, 6 = ostalo).</w:t>
+      </w:r>
+    </w:p>
+    <w:p>
+      <w:pPr>
+        <w:pStyle w:val="Compact"/>
+        <w:numPr>
+          <w:ilvl w:val="0"/>
+          <w:numId w:val="1006"/>
+        </w:numPr>
+      </w:pPr>
+      <w:r>
+        <w:rPr>
+          <w:rStyle w:val="VerbatimChar"/>
+        </w:rPr>
+        <w:t xml:space="preserve">imprace</w:t>
+      </w:r>
+      <w:r>
+        <w:t xml:space="preserve">,</w:t>
+      </w:r>
+      <w:r>
+        <w:t xml:space="preserve"> </w:t>
+      </w:r>
+      <w:r>
+        <w:rPr>
+          <w:rStyle w:val="VerbatimChar"/>
+        </w:rPr>
+        <w:t xml:space="preserve">imprelig</w:t>
+      </w:r>
+      <w:r>
+        <w:t xml:space="preserve"> </w:t>
+      </w:r>
+      <w:r>
+        <w:t xml:space="preserve">– koliko je važno da partner bude iste rase, odnosno vere (1–10).</w:t>
+      </w:r>
+    </w:p>
+    <w:p>
+      <w:pPr>
+        <w:pStyle w:val="Compact"/>
+        <w:numPr>
+          <w:ilvl w:val="0"/>
+          <w:numId w:val="1006"/>
+        </w:numPr>
+      </w:pPr>
+      <w:r>
+        <w:rPr>
+          <w:rStyle w:val="VerbatimChar"/>
+        </w:rPr>
+        <w:t xml:space="preserve">from</w:t>
+      </w:r>
+      <w:r>
+        <w:t xml:space="preserve">,</w:t>
+      </w:r>
+      <w:r>
+        <w:t xml:space="preserve"> </w:t>
+      </w:r>
+      <w:r>
+        <w:rPr>
+          <w:rStyle w:val="VerbatimChar"/>
+        </w:rPr>
+        <w:t xml:space="preserve">zipcode</w:t>
+      </w:r>
+      <w:r>
+        <w:t xml:space="preserve"> </w:t>
+      </w:r>
+      <w:r>
+        <w:t xml:space="preserve">– odakle učesnik potiče i poštanski broj mesta odrastanja.</w:t>
+      </w:r>
+    </w:p>
+    <w:p>
+      <w:pPr>
+        <w:pStyle w:val="Compact"/>
+        <w:numPr>
+          <w:ilvl w:val="0"/>
+          <w:numId w:val="1006"/>
+        </w:numPr>
+      </w:pPr>
+      <w:r>
+        <w:rPr>
+          <w:rStyle w:val="VerbatimChar"/>
+        </w:rPr>
+        <w:t xml:space="preserve">income</w:t>
+      </w:r>
+      <w:r>
+        <w:t xml:space="preserve"> </w:t>
+      </w:r>
+      <w:r>
+        <w:t xml:space="preserve">– medijana prihoda domaćinstva za taj poštanski broj; vrednost nedostaje ako je učesnik iz inostranstva ili nije uneo broj.</w:t>
+      </w:r>
+    </w:p>
+    <w:p>
+      <w:pPr>
+        <w:pStyle w:val="Compact"/>
+        <w:numPr>
+          <w:ilvl w:val="0"/>
+          <w:numId w:val="1006"/>
+        </w:numPr>
+      </w:pPr>
+      <w:r>
+        <w:rPr>
+          <w:rStyle w:val="VerbatimChar"/>
+        </w:rPr>
+        <w:t xml:space="preserve">goal</w:t>
+      </w:r>
+      <w:r>
+        <w:t xml:space="preserve"> </w:t>
+      </w:r>
+      <w:r>
+        <w:t xml:space="preserve">– glavni razlog učešća (1 = zabavno veče, 2 = upoznavanje ljudi, 3 = da dobije sastanak, 4 = ozbiljna veza, 5 = „da kažem da sam probao”, 6 = ostalo).</w:t>
+      </w:r>
+    </w:p>
+    <w:p>
+      <w:pPr>
+        <w:pStyle w:val="Compact"/>
+        <w:numPr>
+          <w:ilvl w:val="0"/>
+          <w:numId w:val="1006"/>
+        </w:numPr>
+      </w:pPr>
+      <w:r>
+        <w:rPr>
+          <w:rStyle w:val="VerbatimChar"/>
+        </w:rPr>
+        <w:t xml:space="preserve">date</w:t>
+      </w:r>
+      <w:r>
+        <w:t xml:space="preserve"> </w:t>
+      </w:r>
+      <w:r>
+        <w:t xml:space="preserve">– koliko često učesnik izlazi na sastanke.</w:t>
+      </w:r>
+    </w:p>
+    <w:p>
+      <w:pPr>
+        <w:pStyle w:val="Compact"/>
+        <w:numPr>
+          <w:ilvl w:val="0"/>
+          <w:numId w:val="1006"/>
+        </w:numPr>
+      </w:pPr>
+      <w:r>
+        <w:rPr>
+          <w:rStyle w:val="VerbatimChar"/>
+        </w:rPr>
+        <w:t xml:space="preserve">go_out</w:t>
+      </w:r>
+      <w:r>
+        <w:t xml:space="preserve"> </w:t>
+      </w:r>
+      <w:r>
+        <w:t xml:space="preserve">– koliko često učesnik izlazi uopšte.</w:t>
+      </w:r>
+    </w:p>
+    <w:p>
+      <w:pPr>
+        <w:pStyle w:val="Compact"/>
+        <w:numPr>
+          <w:ilvl w:val="0"/>
+          <w:numId w:val="1006"/>
+        </w:numPr>
+      </w:pPr>
+      <w:r>
+        <w:rPr>
+          <w:rStyle w:val="VerbatimChar"/>
+        </w:rPr>
+        <w:t xml:space="preserve">career</w:t>
+      </w:r>
+      <w:r>
+        <w:t xml:space="preserve">,</w:t>
+      </w:r>
+      <w:r>
+        <w:t xml:space="preserve"> </w:t>
+      </w:r>
+      <w:r>
+        <w:rPr>
+          <w:rStyle w:val="VerbatimChar"/>
+        </w:rPr>
+        <w:t xml:space="preserve">career_c</w:t>
+      </w:r>
+      <w:r>
+        <w:t xml:space="preserve"> </w:t>
+      </w:r>
+      <w:r>
+        <w:t xml:space="preserve">– željena karijera (tekst i šifra 1–17).</w:t>
+      </w:r>
+    </w:p>
+    <w:p>
+      <w:pPr>
+        <w:pStyle w:val="FirstParagraph"/>
+      </w:pPr>
+      <w:r>
+        <w:rPr>
+          <w:b/>
+          <w:bCs/>
+        </w:rPr>
+        <w:t xml:space="preserve">Važna napomena:</w:t>
+      </w:r>
+      <w:r>
+        <w:t xml:space="preserve"> </w:t>
+      </w:r>
+      <w:r>
+        <w:t xml:space="preserve">Kod promenljivih</w:t>
+      </w:r>
+      <w:r>
+        <w:t xml:space="preserve"> </w:t>
+      </w:r>
+      <w:r>
+        <w:rPr>
+          <w:rStyle w:val="VerbatimChar"/>
+        </w:rPr>
+        <w:t xml:space="preserve">date</w:t>
+      </w:r>
+      <w:r>
+        <w:t xml:space="preserve"> </w:t>
+      </w:r>
+      <w:r>
+        <w:t xml:space="preserve">i</w:t>
+      </w:r>
+      <w:r>
+        <w:t xml:space="preserve"> </w:t>
+      </w:r>
+      <w:r>
+        <w:rPr>
+          <w:rStyle w:val="VerbatimChar"/>
+        </w:rPr>
+        <w:t xml:space="preserve">go_out</w:t>
+      </w:r>
+      <w:r>
+        <w:t xml:space="preserve"> </w:t>
+      </w:r>
+      <w:r>
+        <w:t xml:space="preserve">skala ide u suprotnom smeru: 1 = više puta nedeljno, a 7 = skoro nikad.</w:t>
+      </w:r>
+    </w:p>
+    <w:bookmarkEnd w:id="27"/>
+    <w:bookmarkStart w:id="28" w:name="interesovanja-i-očekivanja-19-kolona"/>
+    <w:p>
+      <w:pPr>
+        <w:pStyle w:val="Heading3"/>
+      </w:pPr>
+      <w:r>
+        <w:rPr>
+          <w:rStyle w:val="SectionNumber"/>
+        </w:rPr>
+        <w:t xml:space="preserve">1.5.5</w:t>
+      </w:r>
+      <w:r>
+        <w:tab/>
+      </w:r>
+      <w:r>
+        <w:t xml:space="preserve">Interesovanja i očekivanja (19 kolona)</w:t>
+      </w:r>
+    </w:p>
+    <w:p>
+      <w:pPr>
+        <w:pStyle w:val="Compact"/>
+        <w:numPr>
+          <w:ilvl w:val="0"/>
+          <w:numId w:val="1007"/>
+        </w:numPr>
+      </w:pPr>
+      <w:r>
+        <w:rPr>
+          <w:rStyle w:val="VerbatimChar"/>
+        </w:rPr>
+        <w:t xml:space="preserve">sports</w:t>
+      </w:r>
+      <w:r>
+        <w:t xml:space="preserve">,</w:t>
+      </w:r>
+      <w:r>
+        <w:t xml:space="preserve"> </w:t>
+      </w:r>
+      <w:r>
+        <w:rPr>
+          <w:rStyle w:val="VerbatimChar"/>
+        </w:rPr>
+        <w:t xml:space="preserve">tvsports</w:t>
+      </w:r>
+      <w:r>
+        <w:t xml:space="preserve">,</w:t>
+      </w:r>
+      <w:r>
+        <w:t xml:space="preserve"> </w:t>
+      </w:r>
+      <w:r>
+        <w:rPr>
+          <w:rStyle w:val="VerbatimChar"/>
+        </w:rPr>
+        <w:t xml:space="preserve">exercise</w:t>
+      </w:r>
+      <w:r>
+        <w:t xml:space="preserve">,</w:t>
+      </w:r>
+      <w:r>
+        <w:t xml:space="preserve"> </w:t>
+      </w:r>
+      <w:r>
+        <w:rPr>
+          <w:rStyle w:val="VerbatimChar"/>
+        </w:rPr>
+        <w:t xml:space="preserve">dining</w:t>
+      </w:r>
+      <w:r>
+        <w:t xml:space="preserve">,</w:t>
+      </w:r>
+      <w:r>
+        <w:t xml:space="preserve"> </w:t>
+      </w:r>
+      <w:r>
+        <w:rPr>
+          <w:rStyle w:val="VerbatimChar"/>
+        </w:rPr>
+        <w:t xml:space="preserve">museums</w:t>
+      </w:r>
+      <w:r>
+        <w:t xml:space="preserve">,</w:t>
+      </w:r>
+      <w:r>
+        <w:t xml:space="preserve"> </w:t>
+      </w:r>
+      <w:r>
+        <w:rPr>
+          <w:rStyle w:val="VerbatimChar"/>
+        </w:rPr>
+        <w:t xml:space="preserve">art</w:t>
+      </w:r>
+      <w:r>
+        <w:t xml:space="preserve">,</w:t>
+      </w:r>
+      <w:r>
+        <w:t xml:space="preserve"> </w:t>
+      </w:r>
+      <w:r>
+        <w:rPr>
+          <w:rStyle w:val="VerbatimChar"/>
+        </w:rPr>
+        <w:t xml:space="preserve">hiking</w:t>
+      </w:r>
+      <w:r>
+        <w:t xml:space="preserve">,</w:t>
+      </w:r>
+      <w:r>
+        <w:t xml:space="preserve"> </w:t>
+      </w:r>
+      <w:r>
+        <w:rPr>
+          <w:rStyle w:val="VerbatimChar"/>
+        </w:rPr>
+        <w:t xml:space="preserve">gaming</w:t>
+      </w:r>
+      <w:r>
+        <w:t xml:space="preserve">,</w:t>
+      </w:r>
+      <w:r>
+        <w:t xml:space="preserve"> </w:t>
+      </w:r>
+      <w:r>
+        <w:rPr>
+          <w:rStyle w:val="VerbatimChar"/>
+        </w:rPr>
+        <w:t xml:space="preserve">clubbing</w:t>
+      </w:r>
+      <w:r>
+        <w:t xml:space="preserve">,</w:t>
+      </w:r>
+      <w:r>
+        <w:t xml:space="preserve"> </w:t>
+      </w:r>
+      <w:r>
+        <w:rPr>
+          <w:rStyle w:val="VerbatimChar"/>
+        </w:rPr>
+        <w:t xml:space="preserve">reading</w:t>
+      </w:r>
+      <w:r>
+        <w:t xml:space="preserve">,</w:t>
+      </w:r>
+      <w:r>
+        <w:t xml:space="preserve"> </w:t>
+      </w:r>
+      <w:r>
+        <w:rPr>
+          <w:rStyle w:val="VerbatimChar"/>
+        </w:rPr>
+        <w:t xml:space="preserve">tv</w:t>
+      </w:r>
+      <w:r>
+        <w:t xml:space="preserve">,</w:t>
+      </w:r>
+      <w:r>
+        <w:t xml:space="preserve"> </w:t>
+      </w:r>
+      <w:r>
+        <w:rPr>
+          <w:rStyle w:val="VerbatimChar"/>
+        </w:rPr>
+        <w:t xml:space="preserve">theater</w:t>
+      </w:r>
+      <w:r>
+        <w:t xml:space="preserve">,</w:t>
+      </w:r>
+      <w:r>
+        <w:t xml:space="preserve"> </w:t>
+      </w:r>
+      <w:r>
+        <w:rPr>
+          <w:rStyle w:val="VerbatimChar"/>
+        </w:rPr>
+        <w:t xml:space="preserve">movies</w:t>
+      </w:r>
+      <w:r>
+        <w:t xml:space="preserve">,</w:t>
+      </w:r>
+      <w:r>
+        <w:t xml:space="preserve"> </w:t>
+      </w:r>
+      <w:r>
+        <w:rPr>
+          <w:rStyle w:val="VerbatimChar"/>
+        </w:rPr>
+        <w:t xml:space="preserve">concerts</w:t>
+      </w:r>
+      <w:r>
+        <w:t xml:space="preserve">,</w:t>
+      </w:r>
+      <w:r>
+        <w:t xml:space="preserve"> </w:t>
+      </w:r>
+      <w:r>
+        <w:rPr>
+          <w:rStyle w:val="VerbatimChar"/>
+        </w:rPr>
+        <w:t xml:space="preserve">music</w:t>
+      </w:r>
+      <w:r>
+        <w:t xml:space="preserve">,</w:t>
+      </w:r>
+      <w:r>
+        <w:t xml:space="preserve"> </w:t>
+      </w:r>
+      <w:r>
+        <w:rPr>
+          <w:rStyle w:val="VerbatimChar"/>
+        </w:rPr>
+        <w:t xml:space="preserve">shopping</w:t>
+      </w:r>
+      <w:r>
+        <w:t xml:space="preserve">,</w:t>
+      </w:r>
+      <w:r>
+        <w:t xml:space="preserve"> </w:t>
+      </w:r>
+      <w:r>
+        <w:rPr>
+          <w:rStyle w:val="VerbatimChar"/>
+        </w:rPr>
+        <w:t xml:space="preserve">yoga</w:t>
+      </w:r>
+      <w:r>
+        <w:t xml:space="preserve"> </w:t>
+      </w:r>
+      <w:r>
+        <w:t xml:space="preserve">– koliko učesnika zanima svaka aktivnost (1–10).</w:t>
+      </w:r>
+    </w:p>
+    <w:p>
+      <w:pPr>
+        <w:pStyle w:val="Compact"/>
+        <w:numPr>
+          <w:ilvl w:val="0"/>
+          <w:numId w:val="1007"/>
+        </w:numPr>
+      </w:pPr>
+      <w:r>
+        <w:rPr>
+          <w:rStyle w:val="VerbatimChar"/>
+        </w:rPr>
+        <w:t xml:space="preserve">exphappy</w:t>
+      </w:r>
+      <w:r>
+        <w:t xml:space="preserve"> </w:t>
+      </w:r>
+      <w:r>
+        <w:t xml:space="preserve">– koliko učesnik očekuje da će biti zadovoljan ljudima koje upozna (1–10).</w:t>
+      </w:r>
+    </w:p>
+    <w:p>
+      <w:pPr>
+        <w:pStyle w:val="Compact"/>
+        <w:numPr>
+          <w:ilvl w:val="0"/>
+          <w:numId w:val="1007"/>
+        </w:numPr>
+      </w:pPr>
+      <w:r>
+        <w:rPr>
+          <w:rStyle w:val="VerbatimChar"/>
+        </w:rPr>
+        <w:t xml:space="preserve">expnum</w:t>
+      </w:r>
+      <w:r>
+        <w:t xml:space="preserve"> </w:t>
+      </w:r>
+      <w:r>
+        <w:t xml:space="preserve">– koliko od 20 osoba učesnik očekuje da će biti zainteresovano za njega.</w:t>
+      </w:r>
+    </w:p>
+    <w:bookmarkEnd w:id="28"/>
+    <w:bookmarkStart w:id="29" w:name="upitnik-pre-događaja-28-kolona-sufiks-_1"/>
+    <w:p>
+      <w:pPr>
+        <w:pStyle w:val="Heading3"/>
+      </w:pPr>
+      <w:r>
+        <w:rPr>
+          <w:rStyle w:val="SectionNumber"/>
+        </w:rPr>
+        <w:t xml:space="preserve">1.5.6</w:t>
+      </w:r>
+      <w:r>
+        <w:tab/>
+      </w:r>
+      <w:r>
+        <w:t xml:space="preserve">Upitnik pre događaja (28 kolona, sufiks</w:t>
+      </w:r>
+      <w:r>
+        <w:t xml:space="preserve"> </w:t>
+      </w:r>
+      <w:r>
+        <w:rPr>
+          <w:rStyle w:val="VerbatimChar"/>
+        </w:rPr>
+        <w:t xml:space="preserve">_1</w:t>
+      </w:r>
+      <w:r>
+        <w:t xml:space="preserve">)</w:t>
+      </w:r>
+    </w:p>
+    <w:p>
+      <w:pPr>
+        <w:pStyle w:val="Compact"/>
+        <w:numPr>
+          <w:ilvl w:val="0"/>
+          <w:numId w:val="1008"/>
+        </w:numPr>
+      </w:pPr>
+      <w:r>
+        <w:rPr>
+          <w:rStyle w:val="VerbatimChar"/>
+        </w:rPr>
+        <w:t xml:space="preserve">attr1_1</w:t>
+      </w:r>
+      <w:r>
+        <w:t xml:space="preserve">,</w:t>
+      </w:r>
+      <w:r>
+        <w:t xml:space="preserve"> </w:t>
+      </w:r>
+      <w:r>
+        <w:rPr>
+          <w:rStyle w:val="VerbatimChar"/>
+        </w:rPr>
+        <w:t xml:space="preserve">sinc1_1</w:t>
+      </w:r>
+      <w:r>
+        <w:t xml:space="preserve">,</w:t>
+      </w:r>
+      <w:r>
+        <w:t xml:space="preserve"> </w:t>
+      </w:r>
+      <w:r>
+        <w:rPr>
+          <w:rStyle w:val="VerbatimChar"/>
+        </w:rPr>
+        <w:t xml:space="preserve">intel1_1</w:t>
+      </w:r>
+      <w:r>
+        <w:t xml:space="preserve">,</w:t>
+      </w:r>
+      <w:r>
+        <w:t xml:space="preserve"> </w:t>
+      </w:r>
+      <w:r>
+        <w:rPr>
+          <w:rStyle w:val="VerbatimChar"/>
+        </w:rPr>
+        <w:t xml:space="preserve">fun1_1</w:t>
+      </w:r>
+      <w:r>
+        <w:t xml:space="preserve">,</w:t>
+      </w:r>
+      <w:r>
+        <w:t xml:space="preserve"> </w:t>
+      </w:r>
+      <w:r>
+        <w:rPr>
+          <w:rStyle w:val="VerbatimChar"/>
+        </w:rPr>
+        <w:t xml:space="preserve">amb1_1</w:t>
+      </w:r>
+      <w:r>
+        <w:t xml:space="preserve">,</w:t>
+      </w:r>
+      <w:r>
+        <w:t xml:space="preserve"> </w:t>
+      </w:r>
+      <w:r>
+        <w:rPr>
+          <w:rStyle w:val="VerbatimChar"/>
+        </w:rPr>
+        <w:t xml:space="preserve">shar1_1</w:t>
+      </w:r>
+      <w:r>
+        <w:t xml:space="preserve"> </w:t>
+      </w:r>
+      <w:r>
+        <w:t xml:space="preserve">– šta učesnik traži kod partnera.</w:t>
+      </w:r>
+    </w:p>
+    <w:p>
+      <w:pPr>
+        <w:pStyle w:val="Compact"/>
+        <w:numPr>
+          <w:ilvl w:val="0"/>
+          <w:numId w:val="1008"/>
+        </w:numPr>
+      </w:pPr>
+      <w:r>
+        <w:rPr>
+          <w:rStyle w:val="VerbatimChar"/>
+        </w:rPr>
+        <w:t xml:space="preserve">attr4_1</w:t>
+      </w:r>
+      <w:r>
+        <w:t xml:space="preserve"> </w:t>
+      </w:r>
+      <w:r>
+        <w:t xml:space="preserve">…</w:t>
+      </w:r>
+      <w:r>
+        <w:t xml:space="preserve"> </w:t>
+      </w:r>
+      <w:r>
+        <w:rPr>
+          <w:rStyle w:val="VerbatimChar"/>
+        </w:rPr>
+        <w:t xml:space="preserve">shar4_1</w:t>
+      </w:r>
+      <w:r>
+        <w:t xml:space="preserve"> </w:t>
+      </w:r>
+      <w:r>
+        <w:t xml:space="preserve">– šta učesnik misli da traže osobe njegovog pola.</w:t>
+      </w:r>
+    </w:p>
+    <w:p>
+      <w:pPr>
+        <w:pStyle w:val="Compact"/>
+        <w:numPr>
+          <w:ilvl w:val="0"/>
+          <w:numId w:val="1008"/>
+        </w:numPr>
+      </w:pPr>
+      <w:r>
+        <w:rPr>
+          <w:rStyle w:val="VerbatimChar"/>
+        </w:rPr>
+        <w:t xml:space="preserve">attr2_1</w:t>
+      </w:r>
+      <w:r>
+        <w:t xml:space="preserve"> </w:t>
+      </w:r>
+      <w:r>
+        <w:t xml:space="preserve">…</w:t>
+      </w:r>
+      <w:r>
+        <w:t xml:space="preserve"> </w:t>
+      </w:r>
+      <w:r>
+        <w:rPr>
+          <w:rStyle w:val="VerbatimChar"/>
+        </w:rPr>
+        <w:t xml:space="preserve">shar2_1</w:t>
+      </w:r>
+      <w:r>
+        <w:t xml:space="preserve"> </w:t>
+      </w:r>
+      <w:r>
+        <w:t xml:space="preserve">– šta učesnik misli da traži suprotni pol.</w:t>
+      </w:r>
+    </w:p>
+    <w:p>
+      <w:pPr>
+        <w:pStyle w:val="Compact"/>
+        <w:numPr>
+          <w:ilvl w:val="0"/>
+          <w:numId w:val="1008"/>
+        </w:numPr>
+      </w:pPr>
+      <w:r>
+        <w:rPr>
+          <w:rStyle w:val="VerbatimChar"/>
+        </w:rPr>
+        <w:t xml:space="preserve">attr3_1</w:t>
+      </w:r>
+      <w:r>
+        <w:t xml:space="preserve">,</w:t>
+      </w:r>
+      <w:r>
+        <w:t xml:space="preserve"> </w:t>
+      </w:r>
+      <w:r>
+        <w:rPr>
+          <w:rStyle w:val="VerbatimChar"/>
+        </w:rPr>
+        <w:t xml:space="preserve">sinc3_1</w:t>
+      </w:r>
+      <w:r>
+        <w:t xml:space="preserve">,</w:t>
+      </w:r>
+      <w:r>
+        <w:t xml:space="preserve"> </w:t>
+      </w:r>
+      <w:r>
+        <w:rPr>
+          <w:rStyle w:val="VerbatimChar"/>
+        </w:rPr>
+        <w:t xml:space="preserve">fun3_1</w:t>
+      </w:r>
+      <w:r>
+        <w:t xml:space="preserve">,</w:t>
+      </w:r>
+      <w:r>
+        <w:t xml:space="preserve"> </w:t>
+      </w:r>
+      <w:r>
+        <w:rPr>
+          <w:rStyle w:val="VerbatimChar"/>
+        </w:rPr>
+        <w:t xml:space="preserve">intel3_1</w:t>
+      </w:r>
+      <w:r>
+        <w:t xml:space="preserve">,</w:t>
+      </w:r>
+      <w:r>
+        <w:t xml:space="preserve"> </w:t>
+      </w:r>
+      <w:r>
+        <w:rPr>
+          <w:rStyle w:val="VerbatimChar"/>
+        </w:rPr>
+        <w:t xml:space="preserve">amb3_1</w:t>
+      </w:r>
+      <w:r>
+        <w:t xml:space="preserve"> </w:t>
+      </w:r>
+      <w:r>
+        <w:t xml:space="preserve">– samoprocena (1–10).</w:t>
+      </w:r>
+    </w:p>
+    <w:p>
+      <w:pPr>
+        <w:pStyle w:val="Compact"/>
+        <w:numPr>
+          <w:ilvl w:val="0"/>
+          <w:numId w:val="1008"/>
+        </w:numPr>
+      </w:pPr>
+      <w:r>
+        <w:rPr>
+          <w:rStyle w:val="VerbatimChar"/>
+        </w:rPr>
+        <w:t xml:space="preserve">attr5_1</w:t>
+      </w:r>
+      <w:r>
+        <w:t xml:space="preserve">,</w:t>
+      </w:r>
+      <w:r>
+        <w:t xml:space="preserve"> </w:t>
+      </w:r>
+      <w:r>
+        <w:rPr>
+          <w:rStyle w:val="VerbatimChar"/>
+        </w:rPr>
+        <w:t xml:space="preserve">sinc5_1</w:t>
+      </w:r>
+      <w:r>
+        <w:t xml:space="preserve">,</w:t>
+      </w:r>
+      <w:r>
+        <w:t xml:space="preserve"> </w:t>
+      </w:r>
+      <w:r>
+        <w:rPr>
+          <w:rStyle w:val="VerbatimChar"/>
+        </w:rPr>
+        <w:t xml:space="preserve">intel5_1</w:t>
+      </w:r>
+      <w:r>
+        <w:t xml:space="preserve">,</w:t>
+      </w:r>
+      <w:r>
+        <w:t xml:space="preserve"> </w:t>
+      </w:r>
+      <w:r>
+        <w:rPr>
+          <w:rStyle w:val="VerbatimChar"/>
+        </w:rPr>
+        <w:t xml:space="preserve">fun5_1</w:t>
+      </w:r>
+      <w:r>
+        <w:t xml:space="preserve">,</w:t>
+      </w:r>
+      <w:r>
+        <w:t xml:space="preserve"> </w:t>
+      </w:r>
+      <w:r>
+        <w:rPr>
+          <w:rStyle w:val="VerbatimChar"/>
+        </w:rPr>
+        <w:t xml:space="preserve">amb5_1</w:t>
+      </w:r>
+      <w:r>
+        <w:t xml:space="preserve"> </w:t>
+      </w:r>
+      <w:r>
+        <w:t xml:space="preserve">– kako učesnik misli da ga drugi vide (1–10).</w:t>
+      </w:r>
+    </w:p>
+    <w:p>
+      <w:pPr>
+        <w:pStyle w:val="FirstParagraph"/>
+      </w:pPr>
+      <w:r>
+        <w:t xml:space="preserve">Pitanja 1, 2 i 4 u talasima 1–5 i 10–21 rešavaju se raspodelom 100 poena, dok se u talasima 6–9 koriste ocene od 1 do 10. Zbog toga vrednosti iz ova dva režima nisu direktno uporedive. Pitanja 3 i 5 nemaju varijantu za zajednička interesovanja.</w:t>
+      </w:r>
+    </w:p>
+    <w:bookmarkEnd w:id="29"/>
+    <w:bookmarkStart w:id="30" w:name="Xf186daa7c9d4343626015a00be3d16f1b74c957"/>
+    <w:p>
+      <w:pPr>
+        <w:pStyle w:val="Heading3"/>
+      </w:pPr>
+      <w:r>
+        <w:rPr>
+          <w:rStyle w:val="SectionNumber"/>
+        </w:rPr>
+        <w:t xml:space="preserve">1.5.7</w:t>
+      </w:r>
+      <w:r>
+        <w:tab/>
+      </w:r>
+      <w:r>
+        <w:t xml:space="preserve">Odluka i ocene nakon svakog sastanka (11 kolona)</w:t>
+      </w:r>
+    </w:p>
+    <w:p>
+      <w:pPr>
+        <w:pStyle w:val="Compact"/>
+        <w:numPr>
+          <w:ilvl w:val="0"/>
+          <w:numId w:val="1009"/>
+        </w:numPr>
+      </w:pPr>
+      <w:r>
+        <w:rPr>
+          <w:rStyle w:val="VerbatimChar"/>
+        </w:rPr>
+        <w:t xml:space="preserve">dec</w:t>
+      </w:r>
+      <w:r>
+        <w:t xml:space="preserve"> </w:t>
+      </w:r>
+      <w:r>
+        <w:t xml:space="preserve">– odluka učesnika (1 = da, 0 = ne); ciljna promenljiva.</w:t>
+      </w:r>
+    </w:p>
+    <w:p>
+      <w:pPr>
+        <w:pStyle w:val="Compact"/>
+        <w:numPr>
+          <w:ilvl w:val="0"/>
+          <w:numId w:val="1009"/>
+        </w:numPr>
+      </w:pPr>
+      <w:r>
+        <w:rPr>
+          <w:rStyle w:val="VerbatimChar"/>
+        </w:rPr>
+        <w:t xml:space="preserve">attr</w:t>
+      </w:r>
+      <w:r>
+        <w:t xml:space="preserve">,</w:t>
+      </w:r>
+      <w:r>
+        <w:t xml:space="preserve"> </w:t>
+      </w:r>
+      <w:r>
+        <w:rPr>
+          <w:rStyle w:val="VerbatimChar"/>
+        </w:rPr>
+        <w:t xml:space="preserve">sinc</w:t>
+      </w:r>
+      <w:r>
+        <w:t xml:space="preserve">,</w:t>
+      </w:r>
+      <w:r>
+        <w:t xml:space="preserve"> </w:t>
+      </w:r>
+      <w:r>
+        <w:rPr>
+          <w:rStyle w:val="VerbatimChar"/>
+        </w:rPr>
+        <w:t xml:space="preserve">intel</w:t>
+      </w:r>
+      <w:r>
+        <w:t xml:space="preserve">,</w:t>
+      </w:r>
+      <w:r>
+        <w:t xml:space="preserve"> </w:t>
+      </w:r>
+      <w:r>
+        <w:rPr>
+          <w:rStyle w:val="VerbatimChar"/>
+        </w:rPr>
+        <w:t xml:space="preserve">fun</w:t>
+      </w:r>
+      <w:r>
+        <w:t xml:space="preserve">,</w:t>
+      </w:r>
+      <w:r>
+        <w:t xml:space="preserve"> </w:t>
+      </w:r>
+      <w:r>
+        <w:rPr>
+          <w:rStyle w:val="VerbatimChar"/>
+        </w:rPr>
+        <w:t xml:space="preserve">amb</w:t>
+      </w:r>
+      <w:r>
+        <w:t xml:space="preserve">,</w:t>
+      </w:r>
+      <w:r>
+        <w:t xml:space="preserve"> </w:t>
+      </w:r>
+      <w:r>
+        <w:rPr>
+          <w:rStyle w:val="VerbatimChar"/>
+        </w:rPr>
+        <w:t xml:space="preserve">shar</w:t>
+      </w:r>
+      <w:r>
+        <w:t xml:space="preserve"> </w:t>
+      </w:r>
+      <w:r>
+        <w:t xml:space="preserve">– ocene partnera (1–10).</w:t>
+      </w:r>
+    </w:p>
+    <w:p>
+      <w:pPr>
+        <w:pStyle w:val="Compact"/>
+        <w:numPr>
+          <w:ilvl w:val="0"/>
+          <w:numId w:val="1009"/>
+        </w:numPr>
+      </w:pPr>
+      <w:r>
+        <w:rPr>
+          <w:rStyle w:val="VerbatimChar"/>
+        </w:rPr>
+        <w:t xml:space="preserve">like</w:t>
+      </w:r>
+      <w:r>
+        <w:t xml:space="preserve"> </w:t>
+      </w:r>
+      <w:r>
+        <w:t xml:space="preserve">– koliko se učesniku partner sviđa uopšte (1–10).</w:t>
+      </w:r>
+    </w:p>
+    <w:p>
+      <w:pPr>
+        <w:pStyle w:val="Compact"/>
+        <w:numPr>
+          <w:ilvl w:val="0"/>
+          <w:numId w:val="1009"/>
+        </w:numPr>
+      </w:pPr>
+      <w:r>
+        <w:rPr>
+          <w:rStyle w:val="VerbatimChar"/>
+        </w:rPr>
+        <w:t xml:space="preserve">prob</w:t>
+      </w:r>
+      <w:r>
+        <w:t xml:space="preserve"> </w:t>
+      </w:r>
+      <w:r>
+        <w:t xml:space="preserve">– koliko učesnik misli da će partner reći „da” (1–10).</w:t>
+      </w:r>
+    </w:p>
+    <w:p>
+      <w:pPr>
+        <w:pStyle w:val="Compact"/>
+        <w:numPr>
+          <w:ilvl w:val="0"/>
+          <w:numId w:val="1009"/>
+        </w:numPr>
+      </w:pPr>
+      <w:r>
+        <w:rPr>
+          <w:rStyle w:val="VerbatimChar"/>
+        </w:rPr>
+        <w:t xml:space="preserve">met</w:t>
+      </w:r>
+      <w:r>
+        <w:t xml:space="preserve"> </w:t>
+      </w:r>
+      <w:r>
+        <w:t xml:space="preserve">– da li je učesnik već poznavao partnera.</w:t>
+      </w:r>
+    </w:p>
+    <w:p>
+      <w:pPr>
+        <w:pStyle w:val="Compact"/>
+        <w:numPr>
+          <w:ilvl w:val="0"/>
+          <w:numId w:val="1009"/>
+        </w:numPr>
+      </w:pPr>
+      <w:r>
+        <w:rPr>
+          <w:rStyle w:val="VerbatimChar"/>
+        </w:rPr>
+        <w:t xml:space="preserve">match_es</w:t>
+      </w:r>
+      <w:r>
+        <w:t xml:space="preserve"> </w:t>
+      </w:r>
+      <w:r>
+        <w:t xml:space="preserve">– koliko poklapanja učesnik očekuje da će dobiti.</w:t>
+      </w:r>
+    </w:p>
+    <w:p>
+      <w:pPr>
+        <w:pStyle w:val="FirstParagraph"/>
+      </w:pPr>
+      <w:r>
+        <w:rPr>
+          <w:b/>
+          <w:bCs/>
+        </w:rPr>
+        <w:t xml:space="preserve">Napomena:</w:t>
+      </w:r>
+      <w:r>
+        <w:t xml:space="preserve"> </w:t>
+      </w:r>
+      <w:r>
+        <w:t xml:space="preserve">Prema ključu, za</w:t>
+      </w:r>
+      <w:r>
+        <w:t xml:space="preserve"> </w:t>
+      </w:r>
+      <w:r>
+        <w:rPr>
+          <w:rStyle w:val="VerbatimChar"/>
+        </w:rPr>
+        <w:t xml:space="preserve">met</w:t>
+      </w:r>
+      <w:r>
+        <w:t xml:space="preserve"> </w:t>
+      </w:r>
+      <w:r>
+        <w:t xml:space="preserve">važi 1 = da, 2 = ne, ali u podacima se pojavljuju i vrednosti od 0 do 8. Zato ovu promenljivu treba proveriti pre upotrebe.</w:t>
+      </w:r>
+    </w:p>
+    <w:bookmarkEnd w:id="30"/>
+    <w:bookmarkStart w:id="31" w:name="Xd60e3e7b8a5423eb179d19ba40d2cefc8231b83"/>
+    <w:p>
+      <w:pPr>
+        <w:pStyle w:val="Heading3"/>
+      </w:pPr>
+      <w:r>
+        <w:rPr>
+          <w:rStyle w:val="SectionNumber"/>
+        </w:rPr>
+        <w:t xml:space="preserve">1.5.8</w:t>
+      </w:r>
+      <w:r>
+        <w:tab/>
+      </w:r>
+      <w:r>
+        <w:t xml:space="preserve">Upitnik na sredini događaja (11 kolona, sufiks</w:t>
+      </w:r>
+      <w:r>
+        <w:t xml:space="preserve"> </w:t>
+      </w:r>
+      <w:r>
+        <w:rPr>
+          <w:rStyle w:val="VerbatimChar"/>
+        </w:rPr>
+        <w:t xml:space="preserve">_s</w:t>
+      </w:r>
+      <w:r>
+        <w:t xml:space="preserve">)</w:t>
+      </w:r>
+    </w:p>
+    <w:p>
+      <w:pPr>
+        <w:pStyle w:val="Compact"/>
+        <w:numPr>
+          <w:ilvl w:val="0"/>
+          <w:numId w:val="1010"/>
+        </w:numPr>
+      </w:pPr>
+      <w:r>
+        <w:rPr>
+          <w:rStyle w:val="VerbatimChar"/>
+        </w:rPr>
+        <w:t xml:space="preserve">attr1_s</w:t>
+      </w:r>
+      <w:r>
+        <w:t xml:space="preserve"> </w:t>
+      </w:r>
+      <w:r>
+        <w:t xml:space="preserve">…</w:t>
+      </w:r>
+      <w:r>
+        <w:t xml:space="preserve"> </w:t>
+      </w:r>
+      <w:r>
+        <w:rPr>
+          <w:rStyle w:val="VerbatimChar"/>
+        </w:rPr>
+        <w:t xml:space="preserve">shar1_s</w:t>
+      </w:r>
+      <w:r>
+        <w:t xml:space="preserve"> </w:t>
+      </w:r>
+      <w:r>
+        <w:t xml:space="preserve">– važnost šest osobina kod partnera (1–10).</w:t>
+      </w:r>
+    </w:p>
+    <w:p>
+      <w:pPr>
+        <w:pStyle w:val="Compact"/>
+        <w:numPr>
+          <w:ilvl w:val="0"/>
+          <w:numId w:val="1010"/>
+        </w:numPr>
+      </w:pPr>
+      <w:r>
+        <w:rPr>
+          <w:rStyle w:val="VerbatimChar"/>
+        </w:rPr>
+        <w:t xml:space="preserve">attr3_s</w:t>
+      </w:r>
+      <w:r>
+        <w:t xml:space="preserve"> </w:t>
+      </w:r>
+      <w:r>
+        <w:t xml:space="preserve">…</w:t>
+      </w:r>
+      <w:r>
+        <w:t xml:space="preserve"> </w:t>
+      </w:r>
+      <w:r>
+        <w:rPr>
+          <w:rStyle w:val="VerbatimChar"/>
+        </w:rPr>
+        <w:t xml:space="preserve">amb3_s</w:t>
+      </w:r>
+      <w:r>
+        <w:t xml:space="preserve"> </w:t>
+      </w:r>
+      <w:r>
+        <w:t xml:space="preserve">– samoprocena (1–10).</w:t>
+      </w:r>
+    </w:p>
+    <w:bookmarkEnd w:id="31"/>
+    <w:bookmarkStart w:id="32" w:name="Xcd7d5940021e130a5118536eed19dc0a0981f78"/>
+    <w:p>
+      <w:pPr>
+        <w:pStyle w:val="Heading3"/>
+      </w:pPr>
+      <w:r>
+        <w:rPr>
+          <w:rStyle w:val="SectionNumber"/>
+        </w:rPr>
+        <w:t xml:space="preserve">1.5.9</w:t>
+      </w:r>
+      <w:r>
+        <w:tab/>
+      </w:r>
+      <w:r>
+        <w:t xml:space="preserve">Upitnik dan nakon događaja (37 kolona, sufiks</w:t>
+      </w:r>
+      <w:r>
+        <w:t xml:space="preserve"> </w:t>
+      </w:r>
+      <w:r>
+        <w:rPr>
+          <w:rStyle w:val="VerbatimChar"/>
+        </w:rPr>
+        <w:t xml:space="preserve">_2</w:t>
+      </w:r>
+      <w:r>
+        <w:t xml:space="preserve">)</w:t>
+      </w:r>
+    </w:p>
+    <w:p>
+      <w:pPr>
+        <w:pStyle w:val="Compact"/>
+        <w:numPr>
+          <w:ilvl w:val="0"/>
+          <w:numId w:val="1011"/>
+        </w:numPr>
+      </w:pPr>
+      <w:r>
+        <w:rPr>
+          <w:rStyle w:val="VerbatimChar"/>
+        </w:rPr>
+        <w:t xml:space="preserve">satis_2</w:t>
+      </w:r>
+      <w:r>
+        <w:t xml:space="preserve"> </w:t>
+      </w:r>
+      <w:r>
+        <w:t xml:space="preserve">– zadovoljstvo ljudima koje je učesnik upoznao (1–10).</w:t>
+      </w:r>
+    </w:p>
+    <w:p>
+      <w:pPr>
+        <w:pStyle w:val="Compact"/>
+        <w:numPr>
+          <w:ilvl w:val="0"/>
+          <w:numId w:val="1011"/>
+        </w:numPr>
+      </w:pPr>
+      <w:r>
+        <w:rPr>
+          <w:rStyle w:val="VerbatimChar"/>
+        </w:rPr>
+        <w:t xml:space="preserve">length</w:t>
+      </w:r>
+      <w:r>
+        <w:t xml:space="preserve"> </w:t>
+      </w:r>
+      <w:r>
+        <w:t xml:space="preserve">– da li su četiri minuta bila premalo (1), previše (2) ili taman (3).</w:t>
+      </w:r>
+    </w:p>
+    <w:p>
+      <w:pPr>
+        <w:pStyle w:val="Compact"/>
+        <w:numPr>
+          <w:ilvl w:val="0"/>
+          <w:numId w:val="1011"/>
+        </w:numPr>
+      </w:pPr>
+      <w:r>
+        <w:rPr>
+          <w:rStyle w:val="VerbatimChar"/>
+        </w:rPr>
+        <w:t xml:space="preserve">numdat_2</w:t>
+      </w:r>
+      <w:r>
+        <w:t xml:space="preserve"> </w:t>
+      </w:r>
+      <w:r>
+        <w:t xml:space="preserve">– da li je broj sastanaka bio premali (1), prevelik (2) ili taman (3).</w:t>
+      </w:r>
+    </w:p>
+    <w:p>
+      <w:pPr>
+        <w:pStyle w:val="Compact"/>
+        <w:numPr>
+          <w:ilvl w:val="0"/>
+          <w:numId w:val="1011"/>
+        </w:numPr>
+      </w:pPr>
+      <w:r>
+        <w:rPr>
+          <w:rStyle w:val="VerbatimChar"/>
+        </w:rPr>
+        <w:t xml:space="preserve">attr7_2</w:t>
+      </w:r>
+      <w:r>
+        <w:t xml:space="preserve"> </w:t>
+      </w:r>
+      <w:r>
+        <w:t xml:space="preserve">…</w:t>
+      </w:r>
+      <w:r>
+        <w:t xml:space="preserve"> </w:t>
+      </w:r>
+      <w:r>
+        <w:rPr>
+          <w:rStyle w:val="VerbatimChar"/>
+        </w:rPr>
+        <w:t xml:space="preserve">shar7_2</w:t>
+      </w:r>
+      <w:r>
+        <w:t xml:space="preserve"> </w:t>
+      </w:r>
+      <w:r>
+        <w:t xml:space="preserve">– šta je zaista bilo važno u odlukama učesnika (100 poena).</w:t>
+      </w:r>
+    </w:p>
+    <w:p>
+      <w:pPr>
+        <w:pStyle w:val="Compact"/>
+        <w:numPr>
+          <w:ilvl w:val="0"/>
+          <w:numId w:val="1011"/>
+        </w:numPr>
+      </w:pPr>
+      <w:r>
+        <w:rPr>
+          <w:rStyle w:val="VerbatimChar"/>
+        </w:rPr>
+        <w:t xml:space="preserve">attr1_2</w:t>
+      </w:r>
+      <w:r>
+        <w:t xml:space="preserve"> </w:t>
+      </w:r>
+      <w:r>
+        <w:t xml:space="preserve">…</w:t>
+      </w:r>
+      <w:r>
+        <w:t xml:space="preserve"> </w:t>
+      </w:r>
+      <w:r>
+        <w:rPr>
+          <w:rStyle w:val="VerbatimChar"/>
+        </w:rPr>
+        <w:t xml:space="preserve">shar1_2</w:t>
+      </w:r>
+      <w:r>
+        <w:t xml:space="preserve">,</w:t>
+      </w:r>
+      <w:r>
+        <w:t xml:space="preserve"> </w:t>
+      </w:r>
+      <w:r>
+        <w:rPr>
+          <w:rStyle w:val="VerbatimChar"/>
+        </w:rPr>
+        <w:t xml:space="preserve">attr4_2</w:t>
+      </w:r>
+      <w:r>
+        <w:t xml:space="preserve"> </w:t>
+      </w:r>
+      <w:r>
+        <w:t xml:space="preserve">…</w:t>
+      </w:r>
+      <w:r>
+        <w:t xml:space="preserve"> </w:t>
+      </w:r>
+      <w:r>
+        <w:rPr>
+          <w:rStyle w:val="VerbatimChar"/>
+        </w:rPr>
+        <w:t xml:space="preserve">shar4_2</w:t>
+      </w:r>
+      <w:r>
+        <w:t xml:space="preserve">,</w:t>
+      </w:r>
+      <w:r>
+        <w:t xml:space="preserve"> </w:t>
+      </w:r>
+      <w:r>
+        <w:rPr>
+          <w:rStyle w:val="VerbatimChar"/>
+        </w:rPr>
+        <w:t xml:space="preserve">attr2_2</w:t>
+      </w:r>
+      <w:r>
+        <w:t xml:space="preserve"> </w:t>
+      </w:r>
+      <w:r>
+        <w:t xml:space="preserve">…</w:t>
+      </w:r>
+      <w:r>
+        <w:t xml:space="preserve"> </w:t>
+      </w:r>
+      <w:r>
+        <w:rPr>
+          <w:rStyle w:val="VerbatimChar"/>
+        </w:rPr>
+        <w:t xml:space="preserve">shar2_2</w:t>
+      </w:r>
+      <w:r>
+        <w:t xml:space="preserve">,</w:t>
+      </w:r>
+      <w:r>
+        <w:t xml:space="preserve"> </w:t>
+      </w:r>
+      <w:r>
+        <w:rPr>
+          <w:rStyle w:val="VerbatimChar"/>
+        </w:rPr>
+        <w:t xml:space="preserve">attr3_2</w:t>
+      </w:r>
+      <w:r>
+        <w:t xml:space="preserve"> </w:t>
+      </w:r>
+      <w:r>
+        <w:t xml:space="preserve">…</w:t>
+      </w:r>
+      <w:r>
+        <w:t xml:space="preserve"> </w:t>
+      </w:r>
+      <w:r>
+        <w:rPr>
+          <w:rStyle w:val="VerbatimChar"/>
+        </w:rPr>
+        <w:t xml:space="preserve">amb3_2</w:t>
+      </w:r>
+      <w:r>
+        <w:t xml:space="preserve">,</w:t>
+      </w:r>
+      <w:r>
+        <w:t xml:space="preserve"> </w:t>
+      </w:r>
+      <w:r>
+        <w:rPr>
+          <w:rStyle w:val="VerbatimChar"/>
+        </w:rPr>
+        <w:t xml:space="preserve">attr5_2</w:t>
+      </w:r>
+      <w:r>
+        <w:t xml:space="preserve"> </w:t>
+      </w:r>
+      <w:r>
+        <w:t xml:space="preserve">…</w:t>
+      </w:r>
+      <w:r>
+        <w:t xml:space="preserve"> </w:t>
+      </w:r>
+      <w:r>
+        <w:rPr>
+          <w:rStyle w:val="VerbatimChar"/>
+        </w:rPr>
+        <w:t xml:space="preserve">amb5_2</w:t>
+      </w:r>
+      <w:r>
+        <w:t xml:space="preserve"> </w:t>
+      </w:r>
+      <w:r>
+        <w:t xml:space="preserve">– ista pitanja kao u upitniku pre događaja.</w:t>
+      </w:r>
+    </w:p>
+    <w:bookmarkEnd w:id="32"/>
+    <w:bookmarkStart w:id="33" w:name="X12559fb84004d0b529ad87c398b95083ab88ebd"/>
+    <w:p>
+      <w:pPr>
+        <w:pStyle w:val="Heading3"/>
+      </w:pPr>
+      <w:r>
+        <w:rPr>
+          <w:rStyle w:val="SectionNumber"/>
+        </w:rPr>
+        <w:t xml:space="preserve">1.5.10</w:t>
+      </w:r>
+      <w:r>
+        <w:tab/>
+      </w:r>
+      <w:r>
+        <w:t xml:space="preserve">Upitnik 3–4 nedelje kasnije (39 kolona, sufiks</w:t>
+      </w:r>
+      <w:r>
+        <w:t xml:space="preserve"> </w:t>
+      </w:r>
+      <w:r>
+        <w:rPr>
+          <w:rStyle w:val="VerbatimChar"/>
+        </w:rPr>
+        <w:t xml:space="preserve">_3</w:t>
+      </w:r>
+      <w:r>
+        <w:t xml:space="preserve">)</w:t>
+      </w:r>
+    </w:p>
+    <w:p>
+      <w:pPr>
+        <w:pStyle w:val="Compact"/>
+        <w:numPr>
+          <w:ilvl w:val="0"/>
+          <w:numId w:val="1012"/>
+        </w:numPr>
+      </w:pPr>
+      <w:r>
+        <w:rPr>
+          <w:rStyle w:val="VerbatimChar"/>
+        </w:rPr>
+        <w:t xml:space="preserve">you_call</w:t>
+      </w:r>
+      <w:r>
+        <w:t xml:space="preserve"> </w:t>
+      </w:r>
+      <w:r>
+        <w:t xml:space="preserve">– koliko je poklapanja učesnik kontaktirao radi dogovora o sastanku.</w:t>
+      </w:r>
+    </w:p>
+    <w:p>
+      <w:pPr>
+        <w:pStyle w:val="Compact"/>
+        <w:numPr>
+          <w:ilvl w:val="0"/>
+          <w:numId w:val="1012"/>
+        </w:numPr>
+      </w:pPr>
+      <w:r>
+        <w:rPr>
+          <w:rStyle w:val="VerbatimChar"/>
+        </w:rPr>
+        <w:t xml:space="preserve">them_cal</w:t>
+      </w:r>
+      <w:r>
+        <w:t xml:space="preserve"> </w:t>
+      </w:r>
+      <w:r>
+        <w:t xml:space="preserve">– koliko je poklapanja kontaktiralo učesnika.</w:t>
+      </w:r>
+    </w:p>
+    <w:p>
+      <w:pPr>
+        <w:pStyle w:val="Compact"/>
+        <w:numPr>
+          <w:ilvl w:val="0"/>
+          <w:numId w:val="1012"/>
+        </w:numPr>
+      </w:pPr>
+      <w:r>
+        <w:rPr>
+          <w:rStyle w:val="VerbatimChar"/>
+        </w:rPr>
+        <w:t xml:space="preserve">date_3</w:t>
+      </w:r>
+      <w:r>
+        <w:t xml:space="preserve"> </w:t>
+      </w:r>
+      <w:r>
+        <w:t xml:space="preserve">– da li je učesnik izašao na sastanak sa nekim poklapanjem.</w:t>
+      </w:r>
+    </w:p>
+    <w:p>
+      <w:pPr>
+        <w:pStyle w:val="Compact"/>
+        <w:numPr>
+          <w:ilvl w:val="0"/>
+          <w:numId w:val="1012"/>
+        </w:numPr>
+      </w:pPr>
+      <w:r>
+        <w:rPr>
+          <w:rStyle w:val="VerbatimChar"/>
+        </w:rPr>
+        <w:t xml:space="preserve">numdat_3</w:t>
+      </w:r>
+      <w:r>
+        <w:t xml:space="preserve"> </w:t>
+      </w:r>
+      <w:r>
+        <w:t xml:space="preserve">– sa koliko poklapanja je učesnik izašao.</w:t>
+      </w:r>
+    </w:p>
+    <w:p>
+      <w:pPr>
+        <w:pStyle w:val="Compact"/>
+        <w:numPr>
+          <w:ilvl w:val="0"/>
+          <w:numId w:val="1012"/>
+        </w:numPr>
+      </w:pPr>
+      <w:r>
+        <w:rPr>
+          <w:rStyle w:val="VerbatimChar"/>
+        </w:rPr>
+        <w:t xml:space="preserve">num_in_3</w:t>
+      </w:r>
+      <w:r>
+        <w:t xml:space="preserve"> </w:t>
+      </w:r>
+      <w:r>
+        <w:t xml:space="preserve">– dodatno pitanje o sastancima nakon događaja; ključ ne precizira tačno šta meri.</w:t>
+      </w:r>
+    </w:p>
+    <w:p>
+      <w:pPr>
+        <w:pStyle w:val="Compact"/>
+        <w:numPr>
+          <w:ilvl w:val="0"/>
+          <w:numId w:val="1012"/>
+        </w:numPr>
+      </w:pPr>
+      <w:r>
+        <w:rPr>
+          <w:rStyle w:val="VerbatimChar"/>
+        </w:rPr>
+        <w:t xml:space="preserve">attr7_3</w:t>
+      </w:r>
+      <w:r>
+        <w:t xml:space="preserve"> </w:t>
+      </w:r>
+      <w:r>
+        <w:t xml:space="preserve">…</w:t>
+      </w:r>
+      <w:r>
+        <w:t xml:space="preserve"> </w:t>
+      </w:r>
+      <w:r>
+        <w:rPr>
+          <w:rStyle w:val="VerbatimChar"/>
+        </w:rPr>
+        <w:t xml:space="preserve">shar7_3</w:t>
+      </w:r>
+      <w:r>
+        <w:t xml:space="preserve"> </w:t>
+      </w:r>
+      <w:r>
+        <w:t xml:space="preserve">– šta je zaista bilo važno u odlukama (100 poena).</w:t>
+      </w:r>
+    </w:p>
+    <w:p>
+      <w:pPr>
+        <w:pStyle w:val="Compact"/>
+        <w:numPr>
+          <w:ilvl w:val="0"/>
+          <w:numId w:val="1012"/>
+        </w:numPr>
+      </w:pPr>
+      <w:r>
+        <w:rPr>
+          <w:rStyle w:val="VerbatimChar"/>
+        </w:rPr>
+        <w:t xml:space="preserve">attr1_3</w:t>
+      </w:r>
+      <w:r>
+        <w:t xml:space="preserve"> </w:t>
+      </w:r>
+      <w:r>
+        <w:t xml:space="preserve">…</w:t>
+      </w:r>
+      <w:r>
+        <w:t xml:space="preserve"> </w:t>
+      </w:r>
+      <w:r>
+        <w:rPr>
+          <w:rStyle w:val="VerbatimChar"/>
+        </w:rPr>
+        <w:t xml:space="preserve">shar1_3</w:t>
+      </w:r>
+      <w:r>
+        <w:t xml:space="preserve">,</w:t>
+      </w:r>
+      <w:r>
+        <w:t xml:space="preserve"> </w:t>
+      </w:r>
+      <w:r>
+        <w:rPr>
+          <w:rStyle w:val="VerbatimChar"/>
+        </w:rPr>
+        <w:t xml:space="preserve">attr4_3</w:t>
+      </w:r>
+      <w:r>
+        <w:t xml:space="preserve"> </w:t>
+      </w:r>
+      <w:r>
+        <w:t xml:space="preserve">…</w:t>
+      </w:r>
+      <w:r>
+        <w:t xml:space="preserve"> </w:t>
+      </w:r>
+      <w:r>
+        <w:rPr>
+          <w:rStyle w:val="VerbatimChar"/>
+        </w:rPr>
+        <w:t xml:space="preserve">shar4_3</w:t>
+      </w:r>
+      <w:r>
+        <w:t xml:space="preserve">,</w:t>
+      </w:r>
+      <w:r>
+        <w:t xml:space="preserve"> </w:t>
+      </w:r>
+      <w:r>
+        <w:rPr>
+          <w:rStyle w:val="VerbatimChar"/>
+        </w:rPr>
+        <w:t xml:space="preserve">attr2_3</w:t>
+      </w:r>
+      <w:r>
+        <w:t xml:space="preserve"> </w:t>
+      </w:r>
+      <w:r>
+        <w:t xml:space="preserve">…</w:t>
+      </w:r>
+      <w:r>
+        <w:t xml:space="preserve"> </w:t>
+      </w:r>
+      <w:r>
+        <w:rPr>
+          <w:rStyle w:val="VerbatimChar"/>
+        </w:rPr>
+        <w:t xml:space="preserve">shar2_3</w:t>
+      </w:r>
+      <w:r>
+        <w:t xml:space="preserve"> </w:t>
+      </w:r>
+      <w:r>
+        <w:t xml:space="preserve">(1–10),</w:t>
+      </w:r>
+      <w:r>
+        <w:t xml:space="preserve"> </w:t>
+      </w:r>
+      <w:r>
+        <w:rPr>
+          <w:rStyle w:val="VerbatimChar"/>
+        </w:rPr>
+        <w:t xml:space="preserve">attr3_3</w:t>
+      </w:r>
+      <w:r>
+        <w:t xml:space="preserve"> </w:t>
+      </w:r>
+      <w:r>
+        <w:t xml:space="preserve">…</w:t>
+      </w:r>
+      <w:r>
+        <w:t xml:space="preserve"> </w:t>
+      </w:r>
+      <w:r>
+        <w:rPr>
+          <w:rStyle w:val="VerbatimChar"/>
+        </w:rPr>
+        <w:t xml:space="preserve">amb3_3</w:t>
+      </w:r>
+      <w:r>
+        <w:t xml:space="preserve">,</w:t>
+      </w:r>
+      <w:r>
+        <w:t xml:space="preserve"> </w:t>
+      </w:r>
+      <w:r>
+        <w:rPr>
+          <w:rStyle w:val="VerbatimChar"/>
+        </w:rPr>
+        <w:t xml:space="preserve">attr5_3</w:t>
+      </w:r>
+      <w:r>
+        <w:t xml:space="preserve"> </w:t>
+      </w:r>
+      <w:r>
+        <w:t xml:space="preserve">…</w:t>
+      </w:r>
+      <w:r>
+        <w:t xml:space="preserve"> </w:t>
+      </w:r>
+      <w:r>
+        <w:rPr>
+          <w:rStyle w:val="VerbatimChar"/>
+        </w:rPr>
+        <w:t xml:space="preserve">amb5_3</w:t>
+      </w:r>
+      <w:r>
+        <w:t xml:space="preserve"> </w:t>
+      </w:r>
+      <w:r>
+        <w:t xml:space="preserve">– ista pitanja kao ranije.</w:t>
+      </w:r>
+    </w:p>
+    <w:p>
+      <w:pPr>
+        <w:pStyle w:val="FirstParagraph"/>
+      </w:pPr>
+      <w:r>
+        <w:rPr>
+          <w:b/>
+          <w:bCs/>
+        </w:rPr>
+        <w:t xml:space="preserve">Napomena:</w:t>
+      </w:r>
+      <w:r>
+        <w:t xml:space="preserve"> </w:t>
+      </w:r>
+      <w:r>
+        <w:t xml:space="preserve">U ključu piše da je za</w:t>
+      </w:r>
+      <w:r>
+        <w:t xml:space="preserve"> </w:t>
+      </w:r>
+      <w:r>
+        <w:rPr>
+          <w:rStyle w:val="VerbatimChar"/>
+        </w:rPr>
+        <w:t xml:space="preserve">date_3</w:t>
+      </w:r>
+      <w:r>
+        <w:t xml:space="preserve"> </w:t>
+      </w:r>
+      <w:r>
+        <w:t xml:space="preserve">vrednost 1 = da, a 2 = ne, ali u podacima se pojavljuju vrednosti 0 i 1. Ovo treba proveriti pre upotrebe promenljive.</w:t>
+      </w:r>
+    </w:p>
+    <w:p>
+      <w:pPr>
+        <w:pStyle w:val="BodyText"/>
+      </w:pPr>
+      <w:r>
+        <w:t xml:space="preserve">Veliki deo kolona ima mnogo nedostajućih vrednosti. Naknadni upitnici (</w:t>
+      </w:r>
+      <w:r>
+        <w:rPr>
+          <w:rStyle w:val="VerbatimChar"/>
+        </w:rPr>
+        <w:t xml:space="preserve">_2</w:t>
+      </w:r>
+      <w:r>
+        <w:t xml:space="preserve">,</w:t>
+      </w:r>
+      <w:r>
+        <w:t xml:space="preserve"> </w:t>
+      </w:r>
+      <w:r>
+        <w:rPr>
+          <w:rStyle w:val="VerbatimChar"/>
+        </w:rPr>
+        <w:t xml:space="preserve">_3</w:t>
+      </w:r>
+      <w:r>
+        <w:t xml:space="preserve">) nisu popunjeni za sve učesnike, a, na primer, vrednost promenljive</w:t>
+      </w:r>
+      <w:r>
+        <w:t xml:space="preserve"> </w:t>
+      </w:r>
+      <w:r>
+        <w:rPr>
+          <w:rStyle w:val="VerbatimChar"/>
+        </w:rPr>
+        <w:t xml:space="preserve">num_in_3</w:t>
+      </w:r>
+      <w:r>
+        <w:t xml:space="preserve"> </w:t>
+      </w:r>
+      <w:r>
+        <w:t xml:space="preserve">nedostaje u oko 92% redova.</w:t>
+      </w:r>
+    </w:p>
+    <w:bookmarkEnd w:id="33"/>
+    <w:bookmarkEnd w:id="34"/>
+    <w:bookmarkEnd w:id="35"/>
+    <w:sectPr/>
   </w:body>
 </w:document>
 </file>
@@ -1300,6 +5439,36 @@
       <w:startOverride w:val="1"/>
     </w:lvlOverride>
   </w:num>
+  <w:num w:numId="1003">
+    <w:abstractNumId w:val="991"/>
+  </w:num>
+  <w:num w:numId="1004">
+    <w:abstractNumId w:val="991"/>
+  </w:num>
+  <w:num w:numId="1005">
+    <w:abstractNumId w:val="991"/>
+  </w:num>
+  <w:num w:numId="1006">
+    <w:abstractNumId w:val="991"/>
+  </w:num>
+  <w:num w:numId="1007">
+    <w:abstractNumId w:val="991"/>
+  </w:num>
+  <w:num w:numId="1008">
+    <w:abstractNumId w:val="991"/>
+  </w:num>
+  <w:num w:numId="1009">
+    <w:abstractNumId w:val="991"/>
+  </w:num>
+  <w:num w:numId="1010">
+    <w:abstractNumId w:val="991"/>
+  </w:num>
+  <w:num w:numId="1011">
+    <w:abstractNumId w:val="991"/>
+  </w:num>
+  <w:num w:numId="1012">
+    <w:abstractNumId w:val="991"/>
+  </w:num>
 </w:numbering>
 </file>
 
@@ -1363,6 +5532,8 @@
     </w:pPr>
     <w:rPr>
       <w:rFonts w:asciiTheme="majorHAnsi" w:cstheme="majorBidi" w:eastAsiaTheme="majorEastAsia" w:hAnsiTheme="majorHAnsi"/>
+      <w:spacing w:val="-10"/>
+      <w:kern w:val="28"/>
       <w:sz w:val="56"/>
       <w:szCs w:val="56"/>
     </w:rPr>
@@ -1375,6 +5546,8 @@
     <w:rsid w:val="00A10FD9"/>
     <w:rPr>
       <w:rFonts w:asciiTheme="majorHAnsi" w:cstheme="majorBidi" w:eastAsiaTheme="majorEastAsia" w:hAnsiTheme="majorHAnsi"/>
+      <w:spacing w:val="-10"/>
+      <w:kern w:val="28"/>
       <w:sz w:val="56"/>
       <w:szCs w:val="56"/>
     </w:rPr>
@@ -1415,31 +5588,23 @@
   </w:style>
   <w:style w:customStyle="1" w:styleId="Author" w:type="paragraph">
     <w:name w:val="Author"/>
-    <w:basedOn w:val="Title"/>
     <w:next w:val="BodyText"/>
     <w:qFormat/>
     <w:pPr>
       <w:keepNext/>
       <w:keepLines/>
+      <w:jc w:val="center"/>
     </w:pPr>
-    <w:rPr>
-      <w:sz w:val="24"/>
-      <w:szCs w:val="24"/>
-    </w:rPr>
   </w:style>
   <w:style w:styleId="Date" w:type="paragraph">
     <w:name w:val="Date"/>
-    <w:basedOn w:val="Title"/>
     <w:next w:val="BodyText"/>
     <w:qFormat/>
     <w:pPr>
       <w:keepNext/>
       <w:keepLines/>
+      <w:jc w:val="center"/>
     </w:pPr>
-    <w:rPr>
-      <w:sz w:val="24"/>
-      <w:szCs w:val="24"/>
-    </w:rPr>
   </w:style>
   <w:style w:customStyle="1" w:styleId="AbstractTitle" w:type="paragraph">
     <w:name w:val="Abstract Title"/>

--- a/Seminarski.docx
+++ b/Seminarski.docx
@@ -1071,61 +1071,13 @@
         <w:rPr>
           <w:rStyle w:val="FunctionTok"/>
         </w:rPr>
-        <w:t xml:space="preserve">cat</w:t>
+        <w:t xml:space="preserve">dim</w:t>
       </w:r>
       <w:r>
         <w:rPr>
           <w:rStyle w:val="NormalTok"/>
         </w:rPr>
-        <w:t xml:space="preserve">(</w:t>
-      </w:r>
-      <w:r>
-        <w:rPr>
-          <w:rStyle w:val="StringTok"/>
-        </w:rPr>
-        <w:t xml:space="preserve">"Broj redova:"</w:t>
-      </w:r>
-      <w:r>
-        <w:rPr>
-          <w:rStyle w:val="NormalTok"/>
-        </w:rPr>
-        <w:t xml:space="preserve">, </w:t>
-      </w:r>
-      <w:r>
-        <w:rPr>
-          <w:rStyle w:val="FunctionTok"/>
-        </w:rPr>
-        <w:t xml:space="preserve">nrow</w:t>
-      </w:r>
-      <w:r>
-        <w:rPr>
-          <w:rStyle w:val="NormalTok"/>
-        </w:rPr>
-        <w:t xml:space="preserve">(data), </w:t>
-      </w:r>
-      <w:r>
-        <w:rPr>
-          <w:rStyle w:val="StringTok"/>
-        </w:rPr>
-        <w:t xml:space="preserve">"</w:t>
-      </w:r>
-      <w:r>
-        <w:rPr>
-          <w:rStyle w:val="SpecialCharTok"/>
-        </w:rPr>
-        <w:t xml:space="preserve">\n</w:t>
-      </w:r>
-      <w:r>
-        <w:rPr>
-          <w:rStyle w:val="StringTok"/>
-        </w:rPr>
-        <w:t xml:space="preserve">"</w:t>
-      </w:r>
-      <w:r>
-        <w:rPr>
-          <w:rStyle w:val="NormalTok"/>
-        </w:rPr>
-        <w:t xml:space="preserve">)</w:t>
+        <w:t xml:space="preserve">(data)</w:t>
       </w:r>
     </w:p>
     <w:p>
@@ -1136,309 +1088,7 @@
         <w:rPr>
           <w:rStyle w:val="VerbatimChar"/>
         </w:rPr>
-        <w:t xml:space="preserve">## Broj redova: 8378</w:t>
-      </w:r>
-    </w:p>
-    <w:p>
-      <w:pPr>
-        <w:pStyle w:val="SourceCode"/>
-      </w:pPr>
-      <w:r>
-        <w:rPr>
-          <w:rStyle w:val="FunctionTok"/>
-        </w:rPr>
-        <w:t xml:space="preserve">cat</w:t>
-      </w:r>
-      <w:r>
-        <w:rPr>
-          <w:rStyle w:val="NormalTok"/>
-        </w:rPr>
-        <w:t xml:space="preserve">(</w:t>
-      </w:r>
-      <w:r>
-        <w:rPr>
-          <w:rStyle w:val="StringTok"/>
-        </w:rPr>
-        <w:t xml:space="preserve">"Broj kolona:"</w:t>
-      </w:r>
-      <w:r>
-        <w:rPr>
-          <w:rStyle w:val="NormalTok"/>
-        </w:rPr>
-        <w:t xml:space="preserve">, </w:t>
-      </w:r>
-      <w:r>
-        <w:rPr>
-          <w:rStyle w:val="FunctionTok"/>
-        </w:rPr>
-        <w:t xml:space="preserve">ncol</w:t>
-      </w:r>
-      <w:r>
-        <w:rPr>
-          <w:rStyle w:val="NormalTok"/>
-        </w:rPr>
-        <w:t xml:space="preserve">(data), </w:t>
-      </w:r>
-      <w:r>
-        <w:rPr>
-          <w:rStyle w:val="StringTok"/>
-        </w:rPr>
-        <w:t xml:space="preserve">"</w:t>
-      </w:r>
-      <w:r>
-        <w:rPr>
-          <w:rStyle w:val="SpecialCharTok"/>
-        </w:rPr>
-        <w:t xml:space="preserve">\n\n</w:t>
-      </w:r>
-      <w:r>
-        <w:rPr>
-          <w:rStyle w:val="StringTok"/>
-        </w:rPr>
-        <w:t xml:space="preserve">"</w:t>
-      </w:r>
-      <w:r>
-        <w:rPr>
-          <w:rStyle w:val="NormalTok"/>
-        </w:rPr>
-        <w:t xml:space="preserve">)</w:t>
-      </w:r>
-    </w:p>
-    <w:p>
-      <w:pPr>
-        <w:pStyle w:val="SourceCode"/>
-      </w:pPr>
-      <w:r>
-        <w:rPr>
-          <w:rStyle w:val="VerbatimChar"/>
-        </w:rPr>
-        <w:t xml:space="preserve">## Broj kolona: 195</w:t>
-      </w:r>
-    </w:p>
-    <w:p>
-      <w:pPr>
-        <w:pStyle w:val="SourceCode"/>
-      </w:pPr>
-      <w:r>
-        <w:rPr>
-          <w:rStyle w:val="FunctionTok"/>
-        </w:rPr>
-        <w:t xml:space="preserve">cat</w:t>
-      </w:r>
-      <w:r>
-        <w:rPr>
-          <w:rStyle w:val="NormalTok"/>
-        </w:rPr>
-        <w:t xml:space="preserve">(</w:t>
-      </w:r>
-      <w:r>
-        <w:rPr>
-          <w:rStyle w:val="FunctionTok"/>
-        </w:rPr>
-        <w:t xml:space="preserve">names</w:t>
-      </w:r>
-      <w:r>
-        <w:rPr>
-          <w:rStyle w:val="NormalTok"/>
-        </w:rPr>
-        <w:t xml:space="preserve">(data), </w:t>
-      </w:r>
-      <w:r>
-        <w:rPr>
-          <w:rStyle w:val="AttributeTok"/>
-        </w:rPr>
-        <w:t xml:space="preserve">fill =</w:t>
-      </w:r>
-      <w:r>
-        <w:rPr>
-          <w:rStyle w:val="NormalTok"/>
-        </w:rPr>
-        <w:t xml:space="preserve"> </w:t>
-      </w:r>
-      <w:r>
-        <w:rPr>
-          <w:rStyle w:val="DecValTok"/>
-        </w:rPr>
-        <w:t xml:space="preserve">80</w:t>
-      </w:r>
-      <w:r>
-        <w:rPr>
-          <w:rStyle w:val="NormalTok"/>
-        </w:rPr>
-        <w:t xml:space="preserve">)</w:t>
-      </w:r>
-    </w:p>
-    <w:p>
-      <w:pPr>
-        <w:pStyle w:val="SourceCode"/>
-      </w:pPr>
-      <w:r>
-        <w:rPr>
-          <w:rStyle w:val="VerbatimChar"/>
-        </w:rPr>
-        <w:t xml:space="preserve">## iid id gender idg condtn wave round position positin1 order partner pid match </w:t>
-      </w:r>
-      <w:r>
-        <w:br/>
-      </w:r>
-      <w:r>
-        <w:rPr>
-          <w:rStyle w:val="VerbatimChar"/>
-        </w:rPr>
-        <w:t xml:space="preserve">## int_corr samerace age_o race_o pf_o_att pf_o_sin pf_o_int pf_o_fun pf_o_amb </w:t>
-      </w:r>
-      <w:r>
-        <w:br/>
-      </w:r>
-      <w:r>
-        <w:rPr>
-          <w:rStyle w:val="VerbatimChar"/>
-        </w:rPr>
-        <w:t xml:space="preserve">## pf_o_sha dec_o attr_o sinc_o intel_o fun_o amb_o shar_o like_o prob_o met_o age </w:t>
-      </w:r>
-      <w:r>
-        <w:br/>
-      </w:r>
-      <w:r>
-        <w:rPr>
-          <w:rStyle w:val="VerbatimChar"/>
-        </w:rPr>
-        <w:t xml:space="preserve">## field field_cd undergra mn_sat tuition race imprace imprelig from zipcode </w:t>
-      </w:r>
-      <w:r>
-        <w:br/>
-      </w:r>
-      <w:r>
-        <w:rPr>
-          <w:rStyle w:val="VerbatimChar"/>
-        </w:rPr>
-        <w:t xml:space="preserve">## income goal date go_out career career_c sports tvsports exercise dining museums </w:t>
-      </w:r>
-      <w:r>
-        <w:br/>
-      </w:r>
-      <w:r>
-        <w:rPr>
-          <w:rStyle w:val="VerbatimChar"/>
-        </w:rPr>
-        <w:t xml:space="preserve">## art hiking gaming clubbing reading tv theater movies concerts music shopping </w:t>
-      </w:r>
-      <w:r>
-        <w:br/>
-      </w:r>
-      <w:r>
-        <w:rPr>
-          <w:rStyle w:val="VerbatimChar"/>
-        </w:rPr>
-        <w:t xml:space="preserve">## yoga exphappy expnum attr1_1 sinc1_1 intel1_1 fun1_1 amb1_1 shar1_1 attr4_1 </w:t>
-      </w:r>
-      <w:r>
-        <w:br/>
-      </w:r>
-      <w:r>
-        <w:rPr>
-          <w:rStyle w:val="VerbatimChar"/>
-        </w:rPr>
-        <w:t xml:space="preserve">## sinc4_1 intel4_1 fun4_1 amb4_1 shar4_1 attr2_1 sinc2_1 intel2_1 fun2_1 amb2_1 </w:t>
-      </w:r>
-      <w:r>
-        <w:br/>
-      </w:r>
-      <w:r>
-        <w:rPr>
-          <w:rStyle w:val="VerbatimChar"/>
-        </w:rPr>
-        <w:t xml:space="preserve">## shar2_1 attr3_1 sinc3_1 fun3_1 intel3_1 amb3_1 attr5_1 sinc5_1 intel5_1 fun5_1 </w:t>
-      </w:r>
-      <w:r>
-        <w:br/>
-      </w:r>
-      <w:r>
-        <w:rPr>
-          <w:rStyle w:val="VerbatimChar"/>
-        </w:rPr>
-        <w:t xml:space="preserve">## amb5_1 dec attr sinc intel fun amb shar like prob met match_es attr1_s sinc1_s </w:t>
-      </w:r>
-      <w:r>
-        <w:br/>
-      </w:r>
-      <w:r>
-        <w:rPr>
-          <w:rStyle w:val="VerbatimChar"/>
-        </w:rPr>
-        <w:t xml:space="preserve">## intel1_s fun1_s amb1_s shar1_s attr3_s sinc3_s intel3_s fun3_s amb3_s satis_2 </w:t>
-      </w:r>
-      <w:r>
-        <w:br/>
-      </w:r>
-      <w:r>
-        <w:rPr>
-          <w:rStyle w:val="VerbatimChar"/>
-        </w:rPr>
-        <w:t xml:space="preserve">## length numdat_2 attr7_2 sinc7_2 intel7_2 fun7_2 amb7_2 shar7_2 attr1_2 sinc1_2 </w:t>
-      </w:r>
-      <w:r>
-        <w:br/>
-      </w:r>
-      <w:r>
-        <w:rPr>
-          <w:rStyle w:val="VerbatimChar"/>
-        </w:rPr>
-        <w:t xml:space="preserve">## intel1_2 fun1_2 amb1_2 shar1_2 attr4_2 sinc4_2 intel4_2 fun4_2 amb4_2 shar4_2 </w:t>
-      </w:r>
-      <w:r>
-        <w:br/>
-      </w:r>
-      <w:r>
-        <w:rPr>
-          <w:rStyle w:val="VerbatimChar"/>
-        </w:rPr>
-        <w:t xml:space="preserve">## attr2_2 sinc2_2 intel2_2 fun2_2 amb2_2 shar2_2 attr3_2 sinc3_2 intel3_2 fun3_2 </w:t>
-      </w:r>
-      <w:r>
-        <w:br/>
-      </w:r>
-      <w:r>
-        <w:rPr>
-          <w:rStyle w:val="VerbatimChar"/>
-        </w:rPr>
-        <w:t xml:space="preserve">## amb3_2 attr5_2 sinc5_2 intel5_2 fun5_2 amb5_2 you_call them_cal date_3 numdat_3 </w:t>
-      </w:r>
-      <w:r>
-        <w:br/>
-      </w:r>
-      <w:r>
-        <w:rPr>
-          <w:rStyle w:val="VerbatimChar"/>
-        </w:rPr>
-        <w:t xml:space="preserve">## num_in_3 attr1_3 sinc1_3 intel1_3 fun1_3 amb1_3 shar1_3 attr7_3 sinc7_3 </w:t>
-      </w:r>
-      <w:r>
-        <w:br/>
-      </w:r>
-      <w:r>
-        <w:rPr>
-          <w:rStyle w:val="VerbatimChar"/>
-        </w:rPr>
-        <w:t xml:space="preserve">## intel7_3 fun7_3 amb7_3 shar7_3 attr4_3 sinc4_3 intel4_3 fun4_3 amb4_3 shar4_3 </w:t>
-      </w:r>
-      <w:r>
-        <w:br/>
-      </w:r>
-      <w:r>
-        <w:rPr>
-          <w:rStyle w:val="VerbatimChar"/>
-        </w:rPr>
-        <w:t xml:space="preserve">## attr2_3 sinc2_3 intel2_3 fun2_3 amb2_3 shar2_3 attr3_3 sinc3_3 intel3_3 fun3_3 </w:t>
-      </w:r>
-      <w:r>
-        <w:br/>
-      </w:r>
-      <w:r>
-        <w:rPr>
-          <w:rStyle w:val="VerbatimChar"/>
-        </w:rPr>
-        <w:t xml:space="preserve">## amb3_3 attr5_3 sinc5_3 intel5_3 fun5_3 amb5_3</w:t>
+        <w:t xml:space="preserve">## [1] 8378  195</w:t>
       </w:r>
     </w:p>
     <w:p>
@@ -2483,7 +2133,7 @@
         <w:t xml:space="preserve"> </w:t>
       </w:r>
       <w:r>
-        <w:t xml:space="preserve">– broj osoba koje su se upoznale na tom događaju.</w:t>
+        <w:t xml:space="preserve">– broj sastanaka koje je učesnik imao na tom događaju, odnosno broj osoba suprotnog pola na događaju.</w:t>
       </w:r>
     </w:p>
     <w:p>
@@ -2687,6 +2337,15 @@
           <w:numId w:val="1004"/>
         </w:numPr>
       </w:pPr>
+    </w:p>
+    <w:p>
+      <w:pPr>
+        <w:pStyle w:val="Compact"/>
+        <w:numPr>
+          <w:ilvl w:val="1"/>
+          <w:numId w:val="1005"/>
+        </w:numPr>
+      </w:pPr>
       <w:r>
         <w:rPr>
           <w:rStyle w:val="VerbatimChar"/>
@@ -2697,7 +2356,7 @@
         <w:t xml:space="preserve"> </w:t>
       </w:r>
       <w:r>
-        <w:t xml:space="preserve">– isti rasni/etnički background (1 = da, 0 = ne).</w:t>
+        <w:t xml:space="preserve">– ista rasa ili etnička pripadnost učesnika i partnera (1 = da, 0 = ne).</w:t>
       </w:r>
     </w:p>
     <w:bookmarkEnd w:id="25"/>
@@ -2724,7 +2383,7 @@
         <w:pStyle w:val="Compact"/>
         <w:numPr>
           <w:ilvl w:val="0"/>
-          <w:numId w:val="1005"/>
+          <w:numId w:val="1006"/>
         </w:numPr>
       </w:pPr>
       <w:r>
@@ -2757,7 +2416,7 @@
         <w:pStyle w:val="Compact"/>
         <w:numPr>
           <w:ilvl w:val="0"/>
-          <w:numId w:val="1005"/>
+          <w:numId w:val="1006"/>
         </w:numPr>
       </w:pPr>
       <w:r>
@@ -2850,7 +2509,7 @@
         <w:pStyle w:val="Compact"/>
         <w:numPr>
           <w:ilvl w:val="0"/>
-          <w:numId w:val="1005"/>
+          <w:numId w:val="1006"/>
         </w:numPr>
       </w:pPr>
       <w:r>
@@ -2871,7 +2530,7 @@
         <w:pStyle w:val="Compact"/>
         <w:numPr>
           <w:ilvl w:val="0"/>
-          <w:numId w:val="1005"/>
+          <w:numId w:val="1006"/>
         </w:numPr>
       </w:pPr>
       <w:r>
@@ -2952,7 +2611,7 @@
         <w:pStyle w:val="Compact"/>
         <w:numPr>
           <w:ilvl w:val="0"/>
-          <w:numId w:val="1005"/>
+          <w:numId w:val="1006"/>
         </w:numPr>
       </w:pPr>
       <w:r>
@@ -3127,7 +2786,7 @@
         <w:pStyle w:val="Compact"/>
         <w:numPr>
           <w:ilvl w:val="0"/>
-          <w:numId w:val="1006"/>
+          <w:numId w:val="1007"/>
         </w:numPr>
       </w:pPr>
       <w:r>
@@ -3148,7 +2807,7 @@
         <w:pStyle w:val="Compact"/>
         <w:numPr>
           <w:ilvl w:val="0"/>
-          <w:numId w:val="1006"/>
+          <w:numId w:val="1007"/>
         </w:numPr>
       </w:pPr>
       <w:r>
@@ -3181,7 +2840,7 @@
         <w:pStyle w:val="Compact"/>
         <w:numPr>
           <w:ilvl w:val="0"/>
-          <w:numId w:val="1006"/>
+          <w:numId w:val="1007"/>
         </w:numPr>
       </w:pPr>
       <w:r>
@@ -3202,7 +2861,7 @@
         <w:pStyle w:val="Compact"/>
         <w:numPr>
           <w:ilvl w:val="0"/>
-          <w:numId w:val="1006"/>
+          <w:numId w:val="1007"/>
         </w:numPr>
       </w:pPr>
       <w:r>
@@ -3223,7 +2882,7 @@
         <w:pStyle w:val="Compact"/>
         <w:numPr>
           <w:ilvl w:val="0"/>
-          <w:numId w:val="1006"/>
+          <w:numId w:val="1007"/>
         </w:numPr>
       </w:pPr>
       <w:r>
@@ -3244,7 +2903,7 @@
         <w:pStyle w:val="Compact"/>
         <w:numPr>
           <w:ilvl w:val="0"/>
-          <w:numId w:val="1006"/>
+          <w:numId w:val="1007"/>
         </w:numPr>
       </w:pPr>
       <w:r>
@@ -3257,15 +2916,15 @@
         <w:t xml:space="preserve"> </w:t>
       </w:r>
       <w:r>
-        <w:t xml:space="preserve">– rasa (1 = crnac/afroamerikanac, 2 = evropski/kavkaski Amerikanac, 3 = latino, 4 = azijski/pacifički, 5 = starosedeoci Amerike, 6 = ostalo).</w:t>
-      </w:r>
-    </w:p>
-    <w:p>
-      <w:pPr>
-        <w:pStyle w:val="Compact"/>
-        <w:numPr>
-          <w:ilvl w:val="0"/>
-          <w:numId w:val="1006"/>
+        <w:t xml:space="preserve">– rasa (1 = 1 = afroamerička, 2 = evropski/kavkaski Amerikanac, 3 = latino, 4 = azijski/pacifički, 5 = starosedeoci Amerike, 6 = ostalo).</w:t>
+      </w:r>
+    </w:p>
+    <w:p>
+      <w:pPr>
+        <w:pStyle w:val="Compact"/>
+        <w:numPr>
+          <w:ilvl w:val="0"/>
+          <w:numId w:val="1007"/>
         </w:numPr>
       </w:pPr>
       <w:r>
@@ -3298,7 +2957,7 @@
         <w:pStyle w:val="Compact"/>
         <w:numPr>
           <w:ilvl w:val="0"/>
-          <w:numId w:val="1006"/>
+          <w:numId w:val="1007"/>
         </w:numPr>
       </w:pPr>
       <w:r>
@@ -3331,7 +2990,7 @@
         <w:pStyle w:val="Compact"/>
         <w:numPr>
           <w:ilvl w:val="0"/>
-          <w:numId w:val="1006"/>
+          <w:numId w:val="1007"/>
         </w:numPr>
       </w:pPr>
       <w:r>
@@ -3352,7 +3011,7 @@
         <w:pStyle w:val="Compact"/>
         <w:numPr>
           <w:ilvl w:val="0"/>
-          <w:numId w:val="1006"/>
+          <w:numId w:val="1007"/>
         </w:numPr>
       </w:pPr>
       <w:r>
@@ -3373,7 +3032,7 @@
         <w:pStyle w:val="Compact"/>
         <w:numPr>
           <w:ilvl w:val="0"/>
-          <w:numId w:val="1006"/>
+          <w:numId w:val="1007"/>
         </w:numPr>
       </w:pPr>
       <w:r>
@@ -3394,7 +3053,7 @@
         <w:pStyle w:val="Compact"/>
         <w:numPr>
           <w:ilvl w:val="0"/>
-          <w:numId w:val="1006"/>
+          <w:numId w:val="1007"/>
         </w:numPr>
       </w:pPr>
       <w:r>
@@ -3415,7 +3074,7 @@
         <w:pStyle w:val="Compact"/>
         <w:numPr>
           <w:ilvl w:val="0"/>
-          <w:numId w:val="1006"/>
+          <w:numId w:val="1007"/>
         </w:numPr>
       </w:pPr>
       <w:r>
@@ -3515,7 +3174,7 @@
         <w:pStyle w:val="Compact"/>
         <w:numPr>
           <w:ilvl w:val="0"/>
-          <w:numId w:val="1007"/>
+          <w:numId w:val="1008"/>
         </w:numPr>
       </w:pPr>
       <w:r>
@@ -3728,7 +3387,7 @@
         <w:pStyle w:val="Compact"/>
         <w:numPr>
           <w:ilvl w:val="0"/>
-          <w:numId w:val="1007"/>
+          <w:numId w:val="1008"/>
         </w:numPr>
       </w:pPr>
       <w:r>
@@ -3749,7 +3408,7 @@
         <w:pStyle w:val="Compact"/>
         <w:numPr>
           <w:ilvl w:val="0"/>
-          <w:numId w:val="1007"/>
+          <w:numId w:val="1008"/>
         </w:numPr>
       </w:pPr>
       <w:r>
@@ -3801,7 +3460,7 @@
         <w:pStyle w:val="Compact"/>
         <w:numPr>
           <w:ilvl w:val="0"/>
-          <w:numId w:val="1008"/>
+          <w:numId w:val="1009"/>
         </w:numPr>
       </w:pPr>
       <w:r>
@@ -3882,7 +3541,7 @@
         <w:pStyle w:val="Compact"/>
         <w:numPr>
           <w:ilvl w:val="0"/>
-          <w:numId w:val="1008"/>
+          <w:numId w:val="1009"/>
         </w:numPr>
       </w:pPr>
       <w:r>
@@ -3918,7 +3577,7 @@
         <w:pStyle w:val="Compact"/>
         <w:numPr>
           <w:ilvl w:val="0"/>
-          <w:numId w:val="1008"/>
+          <w:numId w:val="1009"/>
         </w:numPr>
       </w:pPr>
       <w:r>
@@ -3954,7 +3613,7 @@
         <w:pStyle w:val="Compact"/>
         <w:numPr>
           <w:ilvl w:val="0"/>
-          <w:numId w:val="1008"/>
+          <w:numId w:val="1009"/>
         </w:numPr>
       </w:pPr>
       <w:r>
@@ -4023,7 +3682,7 @@
         <w:pStyle w:val="Compact"/>
         <w:numPr>
           <w:ilvl w:val="0"/>
-          <w:numId w:val="1008"/>
+          <w:numId w:val="1009"/>
         </w:numPr>
       </w:pPr>
       <w:r>
@@ -4092,7 +3751,7 @@
         <w:pStyle w:val="FirstParagraph"/>
       </w:pPr>
       <w:r>
-        <w:t xml:space="preserve">Pitanja 1, 2 i 4 u talasima 1–5 i 10–21 rešavaju se raspodelom 100 poena, dok se u talasima 6–9 koriste ocene od 1 do 10. Zbog toga vrednosti iz ova dva režima nisu direktno uporedive. Pitanja 3 i 5 nemaju varijantu za zajednička interesovanja.</w:t>
+        <w:t xml:space="preserve">Prema ključu, pitanja 1, 2 i 4 rešavaju se raspodelom 100 poena, osim u talasima 6–9, gde su korišćene ocene od 1 do 10. Provera zbira odgovora po učesniku pokazuje da su vrednosti iz talasa 6–9 u ovom skupu već preračunate na skalu od 100 poena (zbir je između 99,98 i 100,02), pa su odgovori iz svih talasa uporedivi. Pitanja 3 i 5 nemaju varijantu za zajednička interesovanja.</w:t>
       </w:r>
     </w:p>
     <w:bookmarkEnd w:id="29"/>
@@ -4119,7 +3778,7 @@
         <w:pStyle w:val="Compact"/>
         <w:numPr>
           <w:ilvl w:val="0"/>
-          <w:numId w:val="1009"/>
+          <w:numId w:val="1010"/>
         </w:numPr>
       </w:pPr>
       <w:r>
@@ -4140,7 +3799,7 @@
         <w:pStyle w:val="Compact"/>
         <w:numPr>
           <w:ilvl w:val="0"/>
-          <w:numId w:val="1009"/>
+          <w:numId w:val="1010"/>
         </w:numPr>
       </w:pPr>
       <w:r>
@@ -4221,7 +3880,7 @@
         <w:pStyle w:val="Compact"/>
         <w:numPr>
           <w:ilvl w:val="0"/>
-          <w:numId w:val="1009"/>
+          <w:numId w:val="1010"/>
         </w:numPr>
       </w:pPr>
       <w:r>
@@ -4242,7 +3901,7 @@
         <w:pStyle w:val="Compact"/>
         <w:numPr>
           <w:ilvl w:val="0"/>
-          <w:numId w:val="1009"/>
+          <w:numId w:val="1010"/>
         </w:numPr>
       </w:pPr>
       <w:r>
@@ -4263,7 +3922,7 @@
         <w:pStyle w:val="Compact"/>
         <w:numPr>
           <w:ilvl w:val="0"/>
-          <w:numId w:val="1009"/>
+          <w:numId w:val="1010"/>
         </w:numPr>
       </w:pPr>
       <w:r>
@@ -4284,7 +3943,7 @@
         <w:pStyle w:val="Compact"/>
         <w:numPr>
           <w:ilvl w:val="0"/>
-          <w:numId w:val="1009"/>
+          <w:numId w:val="1010"/>
         </w:numPr>
       </w:pPr>
       <w:r>
@@ -4369,7 +4028,7 @@
         <w:pStyle w:val="Compact"/>
         <w:numPr>
           <w:ilvl w:val="0"/>
-          <w:numId w:val="1010"/>
+          <w:numId w:val="1011"/>
         </w:numPr>
       </w:pPr>
       <w:r>
@@ -4397,15 +4056,15 @@
         <w:t xml:space="preserve"> </w:t>
       </w:r>
       <w:r>
-        <w:t xml:space="preserve">– važnost šest osobina kod partnera (1–10).</w:t>
-      </w:r>
-    </w:p>
-    <w:p>
-      <w:pPr>
-        <w:pStyle w:val="Compact"/>
-        <w:numPr>
-          <w:ilvl w:val="0"/>
-          <w:numId w:val="1010"/>
+        <w:t xml:space="preserve">– važnost šest osobina kod partnera; skala nije ujednačena (vrednosti idu do 95, a zbir po učesniku je između 30 i 120).</w:t>
+      </w:r>
+    </w:p>
+    <w:p>
+      <w:pPr>
+        <w:pStyle w:val="Compact"/>
+        <w:numPr>
+          <w:ilvl w:val="0"/>
+          <w:numId w:val="1011"/>
         </w:numPr>
       </w:pPr>
       <w:r>
@@ -4472,7 +4131,7 @@
         <w:pStyle w:val="Compact"/>
         <w:numPr>
           <w:ilvl w:val="0"/>
-          <w:numId w:val="1011"/>
+          <w:numId w:val="1012"/>
         </w:numPr>
       </w:pPr>
       <w:r>
@@ -4493,7 +4152,7 @@
         <w:pStyle w:val="Compact"/>
         <w:numPr>
           <w:ilvl w:val="0"/>
-          <w:numId w:val="1011"/>
+          <w:numId w:val="1012"/>
         </w:numPr>
       </w:pPr>
       <w:r>
@@ -4514,7 +4173,7 @@
         <w:pStyle w:val="Compact"/>
         <w:numPr>
           <w:ilvl w:val="0"/>
-          <w:numId w:val="1011"/>
+          <w:numId w:val="1012"/>
         </w:numPr>
       </w:pPr>
       <w:r>
@@ -4535,7 +4194,7 @@
         <w:pStyle w:val="Compact"/>
         <w:numPr>
           <w:ilvl w:val="0"/>
-          <w:numId w:val="1011"/>
+          <w:numId w:val="1012"/>
         </w:numPr>
       </w:pPr>
       <w:r>
@@ -4571,7 +4230,7 @@
         <w:pStyle w:val="Compact"/>
         <w:numPr>
           <w:ilvl w:val="0"/>
-          <w:numId w:val="1011"/>
+          <w:numId w:val="1012"/>
         </w:numPr>
       </w:pPr>
       <w:r>
@@ -4746,7 +4405,7 @@
         <w:pStyle w:val="Compact"/>
         <w:numPr>
           <w:ilvl w:val="0"/>
-          <w:numId w:val="1012"/>
+          <w:numId w:val="1013"/>
         </w:numPr>
       </w:pPr>
       <w:r>
@@ -4767,7 +4426,7 @@
         <w:pStyle w:val="Compact"/>
         <w:numPr>
           <w:ilvl w:val="0"/>
-          <w:numId w:val="1012"/>
+          <w:numId w:val="1013"/>
         </w:numPr>
       </w:pPr>
       <w:r>
@@ -4788,7 +4447,7 @@
         <w:pStyle w:val="Compact"/>
         <w:numPr>
           <w:ilvl w:val="0"/>
-          <w:numId w:val="1012"/>
+          <w:numId w:val="1013"/>
         </w:numPr>
       </w:pPr>
       <w:r>
@@ -4809,7 +4468,7 @@
         <w:pStyle w:val="Compact"/>
         <w:numPr>
           <w:ilvl w:val="0"/>
-          <w:numId w:val="1012"/>
+          <w:numId w:val="1013"/>
         </w:numPr>
       </w:pPr>
       <w:r>
@@ -4830,7 +4489,7 @@
         <w:pStyle w:val="Compact"/>
         <w:numPr>
           <w:ilvl w:val="0"/>
-          <w:numId w:val="1012"/>
+          <w:numId w:val="1013"/>
         </w:numPr>
       </w:pPr>
       <w:r>
@@ -4851,7 +4510,7 @@
         <w:pStyle w:val="Compact"/>
         <w:numPr>
           <w:ilvl w:val="0"/>
-          <w:numId w:val="1012"/>
+          <w:numId w:val="1013"/>
         </w:numPr>
       </w:pPr>
       <w:r>
@@ -4887,7 +4546,7 @@
         <w:pStyle w:val="Compact"/>
         <w:numPr>
           <w:ilvl w:val="0"/>
-          <w:numId w:val="1012"/>
+          <w:numId w:val="1013"/>
         </w:numPr>
       </w:pPr>
       <w:r>
@@ -4966,10 +4625,7 @@
         <w:t xml:space="preserve">shar2_3</w:t>
       </w:r>
       <w:r>
-        <w:t xml:space="preserve"> </w:t>
-      </w:r>
-      <w:r>
-        <w:t xml:space="preserve">(1–10),</w:t>
+        <w:t xml:space="preserve">,</w:t>
       </w:r>
       <w:r>
         <w:t xml:space="preserve"> </w:t>
@@ -5109,7 +4765,11 @@
     <w:bookmarkEnd w:id="33"/>
     <w:bookmarkEnd w:id="34"/>
     <w:bookmarkEnd w:id="35"/>
-    <w:sectPr/>
+    <w:sectPr>
+      <w:footnotePr>
+        <w:numRestart w:val="eachSect"/>
+      </w:footnotePr>
+    </w:sectPr>
   </w:body>
 </w:document>
 </file>
@@ -5469,6 +5129,9 @@
   <w:num w:numId="1012">
     <w:abstractNumId w:val="991"/>
   </w:num>
+  <w:num w:numId="1013">
+    <w:abstractNumId w:val="991"/>
+  </w:num>
 </w:numbering>
 </file>
 
@@ -5532,8 +5195,6 @@
     </w:pPr>
     <w:rPr>
       <w:rFonts w:asciiTheme="majorHAnsi" w:cstheme="majorBidi" w:eastAsiaTheme="majorEastAsia" w:hAnsiTheme="majorHAnsi"/>
-      <w:spacing w:val="-10"/>
-      <w:kern w:val="28"/>
       <w:sz w:val="56"/>
       <w:szCs w:val="56"/>
     </w:rPr>
@@ -5546,8 +5207,6 @@
     <w:rsid w:val="00A10FD9"/>
     <w:rPr>
       <w:rFonts w:asciiTheme="majorHAnsi" w:cstheme="majorBidi" w:eastAsiaTheme="majorEastAsia" w:hAnsiTheme="majorHAnsi"/>
-      <w:spacing w:val="-10"/>
-      <w:kern w:val="28"/>
       <w:sz w:val="56"/>
       <w:szCs w:val="56"/>
     </w:rPr>
@@ -5588,23 +5247,31 @@
   </w:style>
   <w:style w:customStyle="1" w:styleId="Author" w:type="paragraph">
     <w:name w:val="Author"/>
+    <w:basedOn w:val="Title"/>
     <w:next w:val="BodyText"/>
     <w:qFormat/>
     <w:pPr>
       <w:keepNext/>
       <w:keepLines/>
-      <w:jc w:val="center"/>
     </w:pPr>
+    <w:rPr>
+      <w:sz w:val="24"/>
+      <w:szCs w:val="24"/>
+    </w:rPr>
   </w:style>
   <w:style w:styleId="Date" w:type="paragraph">
     <w:name w:val="Date"/>
+    <w:basedOn w:val="Title"/>
     <w:next w:val="BodyText"/>
     <w:qFormat/>
     <w:pPr>
       <w:keepNext/>
       <w:keepLines/>
-      <w:jc w:val="center"/>
     </w:pPr>
+    <w:rPr>
+      <w:sz w:val="24"/>
+      <w:szCs w:val="24"/>
+    </w:rPr>
   </w:style>
   <w:style w:customStyle="1" w:styleId="AbstractTitle" w:type="paragraph">
     <w:name w:val="Abstract Title"/>

--- a/Seminarski.docx
+++ b/Seminarski.docx
@@ -215,7 +215,7 @@
         <w:t xml:space="preserve">)</w:t>
       </w:r>
     </w:p>
-    <w:bookmarkStart w:id="35" w:name="uvod-i-cilj-projekta"/>
+    <w:bookmarkStart w:id="37" w:name="uvod-i-cilj-projekta"/>
     <w:p>
       <w:pPr>
         <w:pStyle w:val="Heading1"/>
@@ -4764,7 +4764,1156 @@
     </w:p>
     <w:bookmarkEnd w:id="33"/>
     <w:bookmarkEnd w:id="34"/>
+    <w:bookmarkStart w:id="36" w:name="osnovne-karakteristike-skupa"/>
+    <w:p>
+      <w:pPr>
+        <w:pStyle w:val="Heading2"/>
+      </w:pPr>
+      <w:r>
+        <w:rPr>
+          <w:rStyle w:val="SectionNumber"/>
+        </w:rPr>
+        <w:t xml:space="preserve">1.6</w:t>
+      </w:r>
+      <w:r>
+        <w:tab/>
+      </w:r>
+      <w:r>
+        <w:t xml:space="preserve">Osnovne karakteristike skupa</w:t>
+      </w:r>
+    </w:p>
+    <w:p>
+      <w:pPr>
+        <w:pStyle w:val="FirstParagraph"/>
+      </w:pPr>
+      <w:r>
+        <w:t xml:space="preserve">Pre čišćenja i analize proveravamo koliko je učesnika i događaja, da li je uzorak uravnotežen po polu i da li su podaci potpuni, odnosno da li svaki učesnik ima onoliko redova koliko je imao sastanaka.</w:t>
+      </w:r>
+    </w:p>
+    <w:p>
+      <w:pPr>
+        <w:pStyle w:val="SourceCode"/>
+      </w:pPr>
+      <w:r>
+        <w:rPr>
+          <w:rStyle w:val="NormalTok"/>
+        </w:rPr>
+        <w:t xml:space="preserve">broj_ljudi </w:t>
+      </w:r>
+      <w:r>
+        <w:rPr>
+          <w:rStyle w:val="OtherTok"/>
+        </w:rPr>
+        <w:t xml:space="preserve">&lt;-</w:t>
+      </w:r>
+      <w:r>
+        <w:rPr>
+          <w:rStyle w:val="NormalTok"/>
+        </w:rPr>
+        <w:t xml:space="preserve"> </w:t>
+      </w:r>
+      <w:r>
+        <w:rPr>
+          <w:rStyle w:val="FunctionTok"/>
+        </w:rPr>
+        <w:t xml:space="preserve">n_distinct</w:t>
+      </w:r>
+      <w:r>
+        <w:rPr>
+          <w:rStyle w:val="NormalTok"/>
+        </w:rPr>
+        <w:t xml:space="preserve">(data</w:t>
+      </w:r>
+      <w:r>
+        <w:rPr>
+          <w:rStyle w:val="SpecialCharTok"/>
+        </w:rPr>
+        <w:t xml:space="preserve">$</w:t>
+      </w:r>
+      <w:r>
+        <w:rPr>
+          <w:rStyle w:val="NormalTok"/>
+        </w:rPr>
+        <w:t xml:space="preserve">iid)</w:t>
+      </w:r>
+      <w:r>
+        <w:br/>
+      </w:r>
+      <w:r>
+        <w:rPr>
+          <w:rStyle w:val="NormalTok"/>
+        </w:rPr>
+        <w:t xml:space="preserve">broj_dogadjaja </w:t>
+      </w:r>
+      <w:r>
+        <w:rPr>
+          <w:rStyle w:val="OtherTok"/>
+        </w:rPr>
+        <w:t xml:space="preserve">&lt;-</w:t>
+      </w:r>
+      <w:r>
+        <w:rPr>
+          <w:rStyle w:val="NormalTok"/>
+        </w:rPr>
+        <w:t xml:space="preserve"> </w:t>
+      </w:r>
+      <w:r>
+        <w:rPr>
+          <w:rStyle w:val="FunctionTok"/>
+        </w:rPr>
+        <w:t xml:space="preserve">n_distinct</w:t>
+      </w:r>
+      <w:r>
+        <w:rPr>
+          <w:rStyle w:val="NormalTok"/>
+        </w:rPr>
+        <w:t xml:space="preserve">(data</w:t>
+      </w:r>
+      <w:r>
+        <w:rPr>
+          <w:rStyle w:val="SpecialCharTok"/>
+        </w:rPr>
+        <w:t xml:space="preserve">$</w:t>
+      </w:r>
+      <w:r>
+        <w:rPr>
+          <w:rStyle w:val="NormalTok"/>
+        </w:rPr>
+        <w:t xml:space="preserve">wave)</w:t>
+      </w:r>
+      <w:r>
+        <w:br/>
+      </w:r>
+      <w:r>
+        <w:br/>
+      </w:r>
+      <w:r>
+        <w:rPr>
+          <w:rStyle w:val="NormalTok"/>
+        </w:rPr>
+        <w:t xml:space="preserve">broj_ljudi</w:t>
+      </w:r>
+    </w:p>
+    <w:p>
+      <w:pPr>
+        <w:pStyle w:val="SourceCode"/>
+      </w:pPr>
+      <w:r>
+        <w:rPr>
+          <w:rStyle w:val="VerbatimChar"/>
+        </w:rPr>
+        <w:t xml:space="preserve">## [1] 551</w:t>
+      </w:r>
+    </w:p>
+    <w:p>
+      <w:pPr>
+        <w:pStyle w:val="SourceCode"/>
+      </w:pPr>
+      <w:r>
+        <w:rPr>
+          <w:rStyle w:val="NormalTok"/>
+        </w:rPr>
+        <w:t xml:space="preserve">broj_dogadjaja</w:t>
+      </w:r>
+    </w:p>
+    <w:p>
+      <w:pPr>
+        <w:pStyle w:val="SourceCode"/>
+      </w:pPr>
+      <w:r>
+        <w:rPr>
+          <w:rStyle w:val="VerbatimChar"/>
+        </w:rPr>
+        <w:t xml:space="preserve">## [1] 21</w:t>
+      </w:r>
+    </w:p>
+    <w:p>
+      <w:pPr>
+        <w:pStyle w:val="FirstParagraph"/>
+      </w:pPr>
+      <w:r>
+        <w:t xml:space="preserve">U skupu je 551 učesnika na 21 događaja. Iako skup ima 8.378 redova, jedinica analize za većinu zaključaka je učesnik, a ne red.</w:t>
+      </w:r>
+    </w:p>
+    <w:p>
+      <w:pPr>
+        <w:pStyle w:val="BodyText"/>
+      </w:pPr>
+      <w:r>
+        <w:t xml:space="preserve">Broj žena i muškaraca računamo na nivou učesnika, uzimajući po jedan red za svaku osobu, jer bi se inače učesnik sa više sastanaka računao više puta:</w:t>
+      </w:r>
+    </w:p>
+    <w:p>
+      <w:pPr>
+        <w:pStyle w:val="SourceCode"/>
+      </w:pPr>
+      <w:r>
+        <w:rPr>
+          <w:rStyle w:val="NormalTok"/>
+        </w:rPr>
+        <w:t xml:space="preserve">data </w:t>
+      </w:r>
+      <w:r>
+        <w:rPr>
+          <w:rStyle w:val="SpecialCharTok"/>
+        </w:rPr>
+        <w:t xml:space="preserve">%&gt;%</w:t>
+      </w:r>
+      <w:r>
+        <w:br/>
+      </w:r>
+      <w:r>
+        <w:rPr>
+          <w:rStyle w:val="NormalTok"/>
+        </w:rPr>
+        <w:t xml:space="preserve">  </w:t>
+      </w:r>
+      <w:r>
+        <w:rPr>
+          <w:rStyle w:val="FunctionTok"/>
+        </w:rPr>
+        <w:t xml:space="preserve">distinct</w:t>
+      </w:r>
+      <w:r>
+        <w:rPr>
+          <w:rStyle w:val="NormalTok"/>
+        </w:rPr>
+        <w:t xml:space="preserve">(iid, </w:t>
+      </w:r>
+      <w:r>
+        <w:rPr>
+          <w:rStyle w:val="AttributeTok"/>
+        </w:rPr>
+        <w:t xml:space="preserve">.keep_all =</w:t>
+      </w:r>
+      <w:r>
+        <w:rPr>
+          <w:rStyle w:val="NormalTok"/>
+        </w:rPr>
+        <w:t xml:space="preserve"> </w:t>
+      </w:r>
+      <w:r>
+        <w:rPr>
+          <w:rStyle w:val="ConstantTok"/>
+        </w:rPr>
+        <w:t xml:space="preserve">TRUE</w:t>
+      </w:r>
+      <w:r>
+        <w:rPr>
+          <w:rStyle w:val="NormalTok"/>
+        </w:rPr>
+        <w:t xml:space="preserve">) </w:t>
+      </w:r>
+      <w:r>
+        <w:rPr>
+          <w:rStyle w:val="SpecialCharTok"/>
+        </w:rPr>
+        <w:t xml:space="preserve">%&gt;%</w:t>
+      </w:r>
+      <w:r>
+        <w:br/>
+      </w:r>
+      <w:r>
+        <w:rPr>
+          <w:rStyle w:val="NormalTok"/>
+        </w:rPr>
+        <w:t xml:space="preserve">  </w:t>
+      </w:r>
+      <w:r>
+        <w:rPr>
+          <w:rStyle w:val="FunctionTok"/>
+        </w:rPr>
+        <w:t xml:space="preserve">mutate</w:t>
+      </w:r>
+      <w:r>
+        <w:rPr>
+          <w:rStyle w:val="NormalTok"/>
+        </w:rPr>
+        <w:t xml:space="preserve">(</w:t>
+      </w:r>
+      <w:r>
+        <w:rPr>
+          <w:rStyle w:val="AttributeTok"/>
+        </w:rPr>
+        <w:t xml:space="preserve">pol =</w:t>
+      </w:r>
+      <w:r>
+        <w:rPr>
+          <w:rStyle w:val="NormalTok"/>
+        </w:rPr>
+        <w:t xml:space="preserve"> </w:t>
+      </w:r>
+      <w:r>
+        <w:rPr>
+          <w:rStyle w:val="FunctionTok"/>
+        </w:rPr>
+        <w:t xml:space="preserve">if_else</w:t>
+      </w:r>
+      <w:r>
+        <w:rPr>
+          <w:rStyle w:val="NormalTok"/>
+        </w:rPr>
+        <w:t xml:space="preserve">(gender </w:t>
+      </w:r>
+      <w:r>
+        <w:rPr>
+          <w:rStyle w:val="SpecialCharTok"/>
+        </w:rPr>
+        <w:t xml:space="preserve">==</w:t>
+      </w:r>
+      <w:r>
+        <w:rPr>
+          <w:rStyle w:val="NormalTok"/>
+        </w:rPr>
+        <w:t xml:space="preserve"> </w:t>
+      </w:r>
+      <w:r>
+        <w:rPr>
+          <w:rStyle w:val="DecValTok"/>
+        </w:rPr>
+        <w:t xml:space="preserve">0</w:t>
+      </w:r>
+      <w:r>
+        <w:rPr>
+          <w:rStyle w:val="NormalTok"/>
+        </w:rPr>
+        <w:t xml:space="preserve">, </w:t>
+      </w:r>
+      <w:r>
+        <w:rPr>
+          <w:rStyle w:val="StringTok"/>
+        </w:rPr>
+        <w:t xml:space="preserve">"Žena"</w:t>
+      </w:r>
+      <w:r>
+        <w:rPr>
+          <w:rStyle w:val="NormalTok"/>
+        </w:rPr>
+        <w:t xml:space="preserve">, </w:t>
+      </w:r>
+      <w:r>
+        <w:rPr>
+          <w:rStyle w:val="StringTok"/>
+        </w:rPr>
+        <w:t xml:space="preserve">"Muškarac"</w:t>
+      </w:r>
+      <w:r>
+        <w:rPr>
+          <w:rStyle w:val="NormalTok"/>
+        </w:rPr>
+        <w:t xml:space="preserve">)) </w:t>
+      </w:r>
+      <w:r>
+        <w:rPr>
+          <w:rStyle w:val="SpecialCharTok"/>
+        </w:rPr>
+        <w:t xml:space="preserve">%&gt;%</w:t>
+      </w:r>
+      <w:r>
+        <w:br/>
+      </w:r>
+      <w:r>
+        <w:rPr>
+          <w:rStyle w:val="NormalTok"/>
+        </w:rPr>
+        <w:t xml:space="preserve">  </w:t>
+      </w:r>
+      <w:r>
+        <w:rPr>
+          <w:rStyle w:val="FunctionTok"/>
+        </w:rPr>
+        <w:t xml:space="preserve">count</w:t>
+      </w:r>
+      <w:r>
+        <w:rPr>
+          <w:rStyle w:val="NormalTok"/>
+        </w:rPr>
+        <w:t xml:space="preserve">(pol)</w:t>
+      </w:r>
+    </w:p>
+    <w:p>
+      <w:pPr>
+        <w:pStyle w:val="SourceCode"/>
+      </w:pPr>
+      <w:r>
+        <w:rPr>
+          <w:rStyle w:val="VerbatimChar"/>
+        </w:rPr>
+        <w:t xml:space="preserve">## # A tibble: 2 × 2</w:t>
+      </w:r>
+      <w:r>
+        <w:br/>
+      </w:r>
+      <w:r>
+        <w:rPr>
+          <w:rStyle w:val="VerbatimChar"/>
+        </w:rPr>
+        <w:t xml:space="preserve">##   pol          n</w:t>
+      </w:r>
+      <w:r>
+        <w:br/>
+      </w:r>
+      <w:r>
+        <w:rPr>
+          <w:rStyle w:val="VerbatimChar"/>
+        </w:rPr>
+        <w:t xml:space="preserve">##   &lt;chr&gt;    &lt;int&gt;</w:t>
+      </w:r>
+      <w:r>
+        <w:br/>
+      </w:r>
+      <w:r>
+        <w:rPr>
+          <w:rStyle w:val="VerbatimChar"/>
+        </w:rPr>
+        <w:t xml:space="preserve">## 1 Muškarac   277</w:t>
+      </w:r>
+      <w:r>
+        <w:br/>
+      </w:r>
+      <w:r>
+        <w:rPr>
+          <w:rStyle w:val="VerbatimChar"/>
+        </w:rPr>
+        <w:t xml:space="preserve">## 2 Žena       274</w:t>
+      </w:r>
+    </w:p>
+    <w:p>
+      <w:pPr>
+        <w:pStyle w:val="FirstParagraph"/>
+      </w:pPr>
+      <w:r>
+        <w:t xml:space="preserve">Uzorak čini 274 žene i 277 muškaraca, pa je uravnotežen po polu, što je važno za poređenje muškaraca i žena u nastavku rada.</w:t>
+      </w:r>
+    </w:p>
+    <w:p>
+      <w:pPr>
+        <w:pStyle w:val="BodyText"/>
+      </w:pPr>
+      <w:r>
+        <w:t xml:space="preserve">Broj sastanaka po učesniku:</w:t>
+      </w:r>
+    </w:p>
+    <w:p>
+      <w:pPr>
+        <w:pStyle w:val="SourceCode"/>
+      </w:pPr>
+      <w:r>
+        <w:rPr>
+          <w:rStyle w:val="NormalTok"/>
+        </w:rPr>
+        <w:t xml:space="preserve">sastanci_po_osobi </w:t>
+      </w:r>
+      <w:r>
+        <w:rPr>
+          <w:rStyle w:val="OtherTok"/>
+        </w:rPr>
+        <w:t xml:space="preserve">&lt;-</w:t>
+      </w:r>
+      <w:r>
+        <w:rPr>
+          <w:rStyle w:val="NormalTok"/>
+        </w:rPr>
+        <w:t xml:space="preserve"> data </w:t>
+      </w:r>
+      <w:r>
+        <w:rPr>
+          <w:rStyle w:val="SpecialCharTok"/>
+        </w:rPr>
+        <w:t xml:space="preserve">%&gt;%</w:t>
+      </w:r>
+      <w:r>
+        <w:br/>
+      </w:r>
+      <w:r>
+        <w:rPr>
+          <w:rStyle w:val="NormalTok"/>
+        </w:rPr>
+        <w:t xml:space="preserve">  </w:t>
+      </w:r>
+      <w:r>
+        <w:rPr>
+          <w:rStyle w:val="FunctionTok"/>
+        </w:rPr>
+        <w:t xml:space="preserve">count</w:t>
+      </w:r>
+      <w:r>
+        <w:rPr>
+          <w:rStyle w:val="NormalTok"/>
+        </w:rPr>
+        <w:t xml:space="preserve">(iid)</w:t>
+      </w:r>
+      <w:r>
+        <w:br/>
+      </w:r>
+      <w:r>
+        <w:br/>
+      </w:r>
+      <w:r>
+        <w:rPr>
+          <w:rStyle w:val="FunctionTok"/>
+        </w:rPr>
+        <w:t xml:space="preserve">summary</w:t>
+      </w:r>
+      <w:r>
+        <w:rPr>
+          <w:rStyle w:val="NormalTok"/>
+        </w:rPr>
+        <w:t xml:space="preserve">(sastanci_po_osobi</w:t>
+      </w:r>
+      <w:r>
+        <w:rPr>
+          <w:rStyle w:val="SpecialCharTok"/>
+        </w:rPr>
+        <w:t xml:space="preserve">$</w:t>
+      </w:r>
+      <w:r>
+        <w:rPr>
+          <w:rStyle w:val="NormalTok"/>
+        </w:rPr>
+        <w:t xml:space="preserve">n)</w:t>
+      </w:r>
+    </w:p>
+    <w:p>
+      <w:pPr>
+        <w:pStyle w:val="SourceCode"/>
+      </w:pPr>
+      <w:r>
+        <w:rPr>
+          <w:rStyle w:val="VerbatimChar"/>
+        </w:rPr>
+        <w:t xml:space="preserve">##    Min. 1st Qu.  Median    Mean 3rd Qu.    Max. </w:t>
+      </w:r>
+      <w:r>
+        <w:br/>
+      </w:r>
+      <w:r>
+        <w:rPr>
+          <w:rStyle w:val="VerbatimChar"/>
+        </w:rPr>
+        <w:t xml:space="preserve">##    5.00   10.00   16.00   15.21   20.00   22.00</w:t>
+      </w:r>
+    </w:p>
+    <w:p>
+      <w:pPr>
+        <w:pStyle w:val="FirstParagraph"/>
+      </w:pPr>
+      <w:r>
+        <w:t xml:space="preserve">Učesnici su imali od 5 do 22 sastanka, sa medijanom od 16. Razlika potiče od toga što su događaji bili različite veličine: svaki učesnik je upoznao sve osobe suprotnog pola na svom događaju, a na najmanjem događaju bilo je 10 učesnika, a na najvećem 44. Zbog toga učesnici sa više sastanaka imaju veći uticaj na rezultate ako se računa po redovima, što je još jedan razlog da se podela na trening i test skup radi po učesniku.</w:t>
+      </w:r>
+    </w:p>
+    <w:bookmarkStart w:id="35" w:name="provera-potpunosti-podataka"/>
+    <w:p>
+      <w:pPr>
+        <w:pStyle w:val="Heading3"/>
+      </w:pPr>
+      <w:r>
+        <w:rPr>
+          <w:rStyle w:val="SectionNumber"/>
+        </w:rPr>
+        <w:t xml:space="preserve">1.6.1</w:t>
+      </w:r>
+      <w:r>
+        <w:tab/>
+      </w:r>
+      <w:r>
+        <w:t xml:space="preserve">Provera potpunosti podataka</w:t>
+      </w:r>
+    </w:p>
+    <w:p>
+      <w:pPr>
+        <w:pStyle w:val="FirstParagraph"/>
+      </w:pPr>
+      <w:r>
+        <w:t xml:space="preserve">Kolona</w:t>
+      </w:r>
+      <w:r>
+        <w:t xml:space="preserve"> </w:t>
+      </w:r>
+      <w:r>
+        <w:rPr>
+          <w:rStyle w:val="VerbatimChar"/>
+        </w:rPr>
+        <w:t xml:space="preserve">round</w:t>
+      </w:r>
+      <w:r>
+        <w:t xml:space="preserve"> </w:t>
+      </w:r>
+      <w:r>
+        <w:t xml:space="preserve">sadrži broj sastanaka koje je učesnik imao na događaju. Ako su podaci potpuni, broj redova svakog učesnika treba da bude jednak vrednosti</w:t>
+      </w:r>
+      <w:r>
+        <w:t xml:space="preserve"> </w:t>
+      </w:r>
+      <w:r>
+        <w:rPr>
+          <w:rStyle w:val="VerbatimChar"/>
+        </w:rPr>
+        <w:t xml:space="preserve">round</w:t>
+      </w:r>
+      <w:r>
+        <w:t xml:space="preserve">:</w:t>
+      </w:r>
+    </w:p>
+    <w:p>
+      <w:pPr>
+        <w:pStyle w:val="SourceCode"/>
+      </w:pPr>
+      <w:r>
+        <w:rPr>
+          <w:rStyle w:val="NormalTok"/>
+        </w:rPr>
+        <w:t xml:space="preserve">provera </w:t>
+      </w:r>
+      <w:r>
+        <w:rPr>
+          <w:rStyle w:val="OtherTok"/>
+        </w:rPr>
+        <w:t xml:space="preserve">&lt;-</w:t>
+      </w:r>
+      <w:r>
+        <w:rPr>
+          <w:rStyle w:val="NormalTok"/>
+        </w:rPr>
+        <w:t xml:space="preserve"> data </w:t>
+      </w:r>
+      <w:r>
+        <w:rPr>
+          <w:rStyle w:val="SpecialCharTok"/>
+        </w:rPr>
+        <w:t xml:space="preserve">%&gt;%</w:t>
+      </w:r>
+      <w:r>
+        <w:br/>
+      </w:r>
+      <w:r>
+        <w:rPr>
+          <w:rStyle w:val="NormalTok"/>
+        </w:rPr>
+        <w:t xml:space="preserve">  </w:t>
+      </w:r>
+      <w:r>
+        <w:rPr>
+          <w:rStyle w:val="FunctionTok"/>
+        </w:rPr>
+        <w:t xml:space="preserve">count</w:t>
+      </w:r>
+      <w:r>
+        <w:rPr>
+          <w:rStyle w:val="NormalTok"/>
+        </w:rPr>
+        <w:t xml:space="preserve">(iid) </w:t>
+      </w:r>
+      <w:r>
+        <w:rPr>
+          <w:rStyle w:val="SpecialCharTok"/>
+        </w:rPr>
+        <w:t xml:space="preserve">%&gt;%</w:t>
+      </w:r>
+      <w:r>
+        <w:br/>
+      </w:r>
+      <w:r>
+        <w:rPr>
+          <w:rStyle w:val="NormalTok"/>
+        </w:rPr>
+        <w:t xml:space="preserve">  </w:t>
+      </w:r>
+      <w:r>
+        <w:rPr>
+          <w:rStyle w:val="FunctionTok"/>
+        </w:rPr>
+        <w:t xml:space="preserve">left_join</w:t>
+      </w:r>
+      <w:r>
+        <w:rPr>
+          <w:rStyle w:val="NormalTok"/>
+        </w:rPr>
+        <w:t xml:space="preserve">(</w:t>
+      </w:r>
+      <w:r>
+        <w:rPr>
+          <w:rStyle w:val="FunctionTok"/>
+        </w:rPr>
+        <w:t xml:space="preserve">distinct</w:t>
+      </w:r>
+      <w:r>
+        <w:rPr>
+          <w:rStyle w:val="NormalTok"/>
+        </w:rPr>
+        <w:t xml:space="preserve">(data, iid, round, wave, gender), </w:t>
+      </w:r>
+      <w:r>
+        <w:rPr>
+          <w:rStyle w:val="AttributeTok"/>
+        </w:rPr>
+        <w:t xml:space="preserve">by =</w:t>
+      </w:r>
+      <w:r>
+        <w:rPr>
+          <w:rStyle w:val="NormalTok"/>
+        </w:rPr>
+        <w:t xml:space="preserve"> </w:t>
+      </w:r>
+      <w:r>
+        <w:rPr>
+          <w:rStyle w:val="StringTok"/>
+        </w:rPr>
+        <w:t xml:space="preserve">"iid"</w:t>
+      </w:r>
+      <w:r>
+        <w:rPr>
+          <w:rStyle w:val="NormalTok"/>
+        </w:rPr>
+        <w:t xml:space="preserve">) </w:t>
+      </w:r>
+      <w:r>
+        <w:rPr>
+          <w:rStyle w:val="SpecialCharTok"/>
+        </w:rPr>
+        <w:t xml:space="preserve">%&gt;%</w:t>
+      </w:r>
+      <w:r>
+        <w:br/>
+      </w:r>
+      <w:r>
+        <w:rPr>
+          <w:rStyle w:val="NormalTok"/>
+        </w:rPr>
+        <w:t xml:space="preserve">  </w:t>
+      </w:r>
+      <w:r>
+        <w:rPr>
+          <w:rStyle w:val="FunctionTok"/>
+        </w:rPr>
+        <w:t xml:space="preserve">mutate</w:t>
+      </w:r>
+      <w:r>
+        <w:rPr>
+          <w:rStyle w:val="NormalTok"/>
+        </w:rPr>
+        <w:t xml:space="preserve">(</w:t>
+      </w:r>
+      <w:r>
+        <w:rPr>
+          <w:rStyle w:val="AttributeTok"/>
+        </w:rPr>
+        <w:t xml:space="preserve">poklapa_se =</w:t>
+      </w:r>
+      <w:r>
+        <w:rPr>
+          <w:rStyle w:val="NormalTok"/>
+        </w:rPr>
+        <w:t xml:space="preserve"> n </w:t>
+      </w:r>
+      <w:r>
+        <w:rPr>
+          <w:rStyle w:val="SpecialCharTok"/>
+        </w:rPr>
+        <w:t xml:space="preserve">==</w:t>
+      </w:r>
+      <w:r>
+        <w:rPr>
+          <w:rStyle w:val="NormalTok"/>
+        </w:rPr>
+        <w:t xml:space="preserve"> round)</w:t>
+      </w:r>
+      <w:r>
+        <w:br/>
+      </w:r>
+      <w:r>
+        <w:br/>
+      </w:r>
+      <w:r>
+        <w:rPr>
+          <w:rStyle w:val="NormalTok"/>
+        </w:rPr>
+        <w:t xml:space="preserve">provera </w:t>
+      </w:r>
+      <w:r>
+        <w:rPr>
+          <w:rStyle w:val="SpecialCharTok"/>
+        </w:rPr>
+        <w:t xml:space="preserve">%&gt;%</w:t>
+      </w:r>
+      <w:r>
+        <w:rPr>
+          <w:rStyle w:val="NormalTok"/>
+        </w:rPr>
+        <w:t xml:space="preserve"> </w:t>
+      </w:r>
+      <w:r>
+        <w:rPr>
+          <w:rStyle w:val="FunctionTok"/>
+        </w:rPr>
+        <w:t xml:space="preserve">count</w:t>
+      </w:r>
+      <w:r>
+        <w:rPr>
+          <w:rStyle w:val="NormalTok"/>
+        </w:rPr>
+        <w:t xml:space="preserve">(poklapa_se)</w:t>
+      </w:r>
+    </w:p>
+    <w:p>
+      <w:pPr>
+        <w:pStyle w:val="SourceCode"/>
+      </w:pPr>
+      <w:r>
+        <w:rPr>
+          <w:rStyle w:val="VerbatimChar"/>
+        </w:rPr>
+        <w:t xml:space="preserve">## # A tibble: 2 × 2</w:t>
+      </w:r>
+      <w:r>
+        <w:br/>
+      </w:r>
+      <w:r>
+        <w:rPr>
+          <w:rStyle w:val="VerbatimChar"/>
+        </w:rPr>
+        <w:t xml:space="preserve">##   poklapa_se     n</w:t>
+      </w:r>
+      <w:r>
+        <w:br/>
+      </w:r>
+      <w:r>
+        <w:rPr>
+          <w:rStyle w:val="VerbatimChar"/>
+        </w:rPr>
+        <w:t xml:space="preserve">##   &lt;lgl&gt;      &lt;int&gt;</w:t>
+      </w:r>
+      <w:r>
+        <w:br/>
+      </w:r>
+      <w:r>
+        <w:rPr>
+          <w:rStyle w:val="VerbatimChar"/>
+        </w:rPr>
+        <w:t xml:space="preserve">## 1 FALSE         14</w:t>
+      </w:r>
+      <w:r>
+        <w:br/>
+      </w:r>
+      <w:r>
+        <w:rPr>
+          <w:rStyle w:val="VerbatimChar"/>
+        </w:rPr>
+        <w:t xml:space="preserve">## 2 TRUE         537</w:t>
+      </w:r>
+    </w:p>
+    <w:p>
+      <w:pPr>
+        <w:pStyle w:val="FirstParagraph"/>
+      </w:pPr>
+      <w:r>
+        <w:t xml:space="preserve">Za 537 od 551 učesnika broj redova odgovara broju sastanaka. Svih 14 odstupanja potiče sa istog događaja:</w:t>
+      </w:r>
+    </w:p>
+    <w:p>
+      <w:pPr>
+        <w:pStyle w:val="SourceCode"/>
+      </w:pPr>
+      <w:r>
+        <w:rPr>
+          <w:rStyle w:val="NormalTok"/>
+        </w:rPr>
+        <w:t xml:space="preserve">provera </w:t>
+      </w:r>
+      <w:r>
+        <w:rPr>
+          <w:rStyle w:val="SpecialCharTok"/>
+        </w:rPr>
+        <w:t xml:space="preserve">%&gt;%</w:t>
+      </w:r>
+      <w:r>
+        <w:br/>
+      </w:r>
+      <w:r>
+        <w:rPr>
+          <w:rStyle w:val="NormalTok"/>
+        </w:rPr>
+        <w:t xml:space="preserve">  </w:t>
+      </w:r>
+      <w:r>
+        <w:rPr>
+          <w:rStyle w:val="FunctionTok"/>
+        </w:rPr>
+        <w:t xml:space="preserve">filter</w:t>
+      </w:r>
+      <w:r>
+        <w:rPr>
+          <w:rStyle w:val="NormalTok"/>
+        </w:rPr>
+        <w:t xml:space="preserve">(</w:t>
+      </w:r>
+      <w:r>
+        <w:rPr>
+          <w:rStyle w:val="SpecialCharTok"/>
+        </w:rPr>
+        <w:t xml:space="preserve">!</w:t>
+      </w:r>
+      <w:r>
+        <w:rPr>
+          <w:rStyle w:val="NormalTok"/>
+        </w:rPr>
+        <w:t xml:space="preserve">poklapa_se) </w:t>
+      </w:r>
+      <w:r>
+        <w:rPr>
+          <w:rStyle w:val="SpecialCharTok"/>
+        </w:rPr>
+        <w:t xml:space="preserve">%&gt;%</w:t>
+      </w:r>
+      <w:r>
+        <w:br/>
+      </w:r>
+      <w:r>
+        <w:rPr>
+          <w:rStyle w:val="NormalTok"/>
+        </w:rPr>
+        <w:t xml:space="preserve">  </w:t>
+      </w:r>
+      <w:r>
+        <w:rPr>
+          <w:rStyle w:val="FunctionTok"/>
+        </w:rPr>
+        <w:t xml:space="preserve">count</w:t>
+      </w:r>
+      <w:r>
+        <w:rPr>
+          <w:rStyle w:val="NormalTok"/>
+        </w:rPr>
+        <w:t xml:space="preserve">(wave, gender, round, n)</w:t>
+      </w:r>
+    </w:p>
+    <w:p>
+      <w:pPr>
+        <w:pStyle w:val="SourceCode"/>
+      </w:pPr>
+      <w:r>
+        <w:rPr>
+          <w:rStyle w:val="VerbatimChar"/>
+        </w:rPr>
+        <w:t xml:space="preserve">## # A tibble: 1 × 5</w:t>
+      </w:r>
+      <w:r>
+        <w:br/>
+      </w:r>
+      <w:r>
+        <w:rPr>
+          <w:rStyle w:val="VerbatimChar"/>
+        </w:rPr>
+        <w:t xml:space="preserve">##    wave gender round     n    nn</w:t>
+      </w:r>
+      <w:r>
+        <w:br/>
+      </w:r>
+      <w:r>
+        <w:rPr>
+          <w:rStyle w:val="VerbatimChar"/>
+        </w:rPr>
+        <w:t xml:space="preserve">##   &lt;dbl&gt;  &lt;dbl&gt; &lt;dbl&gt; &lt;int&gt; &lt;int&gt;</w:t>
+      </w:r>
+      <w:r>
+        <w:br/>
+      </w:r>
+      <w:r>
+        <w:rPr>
+          <w:rStyle w:val="VerbatimChar"/>
+        </w:rPr>
+        <w:t xml:space="preserve">## 1    17      1    11    10    14</w:t>
+      </w:r>
+    </w:p>
+    <w:p>
+      <w:pPr>
+        <w:pStyle w:val="SourceCode"/>
+      </w:pPr>
+      <w:r>
+        <w:rPr>
+          <w:rStyle w:val="NormalTok"/>
+        </w:rPr>
+        <w:t xml:space="preserve">data </w:t>
+      </w:r>
+      <w:r>
+        <w:rPr>
+          <w:rStyle w:val="SpecialCharTok"/>
+        </w:rPr>
+        <w:t xml:space="preserve">%&gt;%</w:t>
+      </w:r>
+      <w:r>
+        <w:br/>
+      </w:r>
+      <w:r>
+        <w:rPr>
+          <w:rStyle w:val="NormalTok"/>
+        </w:rPr>
+        <w:t xml:space="preserve">  </w:t>
+      </w:r>
+      <w:r>
+        <w:rPr>
+          <w:rStyle w:val="FunctionTok"/>
+        </w:rPr>
+        <w:t xml:space="preserve">filter</w:t>
+      </w:r>
+      <w:r>
+        <w:rPr>
+          <w:rStyle w:val="NormalTok"/>
+        </w:rPr>
+        <w:t xml:space="preserve">(wave </w:t>
+      </w:r>
+      <w:r>
+        <w:rPr>
+          <w:rStyle w:val="SpecialCharTok"/>
+        </w:rPr>
+        <w:t xml:space="preserve">==</w:t>
+      </w:r>
+      <w:r>
+        <w:rPr>
+          <w:rStyle w:val="NormalTok"/>
+        </w:rPr>
+        <w:t xml:space="preserve"> </w:t>
+      </w:r>
+      <w:r>
+        <w:rPr>
+          <w:rStyle w:val="DecValTok"/>
+        </w:rPr>
+        <w:t xml:space="preserve">17</w:t>
+      </w:r>
+      <w:r>
+        <w:rPr>
+          <w:rStyle w:val="NormalTok"/>
+        </w:rPr>
+        <w:t xml:space="preserve">) </w:t>
+      </w:r>
+      <w:r>
+        <w:rPr>
+          <w:rStyle w:val="SpecialCharTok"/>
+        </w:rPr>
+        <w:t xml:space="preserve">%&gt;%</w:t>
+      </w:r>
+      <w:r>
+        <w:br/>
+      </w:r>
+      <w:r>
+        <w:rPr>
+          <w:rStyle w:val="NormalTok"/>
+        </w:rPr>
+        <w:t xml:space="preserve">  </w:t>
+      </w:r>
+      <w:r>
+        <w:rPr>
+          <w:rStyle w:val="FunctionTok"/>
+        </w:rPr>
+        <w:t xml:space="preserve">distinct</w:t>
+      </w:r>
+      <w:r>
+        <w:rPr>
+          <w:rStyle w:val="NormalTok"/>
+        </w:rPr>
+        <w:t xml:space="preserve">(iid, gender) </w:t>
+      </w:r>
+      <w:r>
+        <w:rPr>
+          <w:rStyle w:val="SpecialCharTok"/>
+        </w:rPr>
+        <w:t xml:space="preserve">%&gt;%</w:t>
+      </w:r>
+      <w:r>
+        <w:br/>
+      </w:r>
+      <w:r>
+        <w:rPr>
+          <w:rStyle w:val="NormalTok"/>
+        </w:rPr>
+        <w:t xml:space="preserve">  </w:t>
+      </w:r>
+      <w:r>
+        <w:rPr>
+          <w:rStyle w:val="FunctionTok"/>
+        </w:rPr>
+        <w:t xml:space="preserve">count</w:t>
+      </w:r>
+      <w:r>
+        <w:rPr>
+          <w:rStyle w:val="NormalTok"/>
+        </w:rPr>
+        <w:t xml:space="preserve">(gender)</w:t>
+      </w:r>
+    </w:p>
+    <w:p>
+      <w:pPr>
+        <w:pStyle w:val="SourceCode"/>
+      </w:pPr>
+      <w:r>
+        <w:rPr>
+          <w:rStyle w:val="VerbatimChar"/>
+        </w:rPr>
+        <w:t xml:space="preserve">## # A tibble: 2 × 2</w:t>
+      </w:r>
+      <w:r>
+        <w:br/>
+      </w:r>
+      <w:r>
+        <w:rPr>
+          <w:rStyle w:val="VerbatimChar"/>
+        </w:rPr>
+        <w:t xml:space="preserve">##   gender     n</w:t>
+      </w:r>
+      <w:r>
+        <w:br/>
+      </w:r>
+      <w:r>
+        <w:rPr>
+          <w:rStyle w:val="VerbatimChar"/>
+        </w:rPr>
+        <w:t xml:space="preserve">##    &lt;dbl&gt; &lt;int&gt;</w:t>
+      </w:r>
+      <w:r>
+        <w:br/>
+      </w:r>
+      <w:r>
+        <w:rPr>
+          <w:rStyle w:val="VerbatimChar"/>
+        </w:rPr>
+        <w:t xml:space="preserve">## 1      0    10</w:t>
+      </w:r>
+      <w:r>
+        <w:br/>
+      </w:r>
+      <w:r>
+        <w:rPr>
+          <w:rStyle w:val="VerbatimChar"/>
+        </w:rPr>
+        <w:t xml:space="preserve">## 2      1    14</w:t>
+      </w:r>
+    </w:p>
+    <w:p>
+      <w:pPr>
+        <w:pStyle w:val="FirstParagraph"/>
+      </w:pPr>
+      <w:r>
+        <w:t xml:space="preserve">Na događaju 17 bilo je 10 žena i 14 muškaraca. Žene imaju po 14 sastanaka, što odgovara broju muškaraca. Muškarci, međutim, imaju</w:t>
+      </w:r>
+      <w:r>
+        <w:t xml:space="preserve"> </w:t>
+      </w:r>
+      <w:r>
+        <w:rPr>
+          <w:rStyle w:val="VerbatimChar"/>
+        </w:rPr>
+        <w:t xml:space="preserve">round</w:t>
+      </w:r>
+      <w:r>
+        <w:t xml:space="preserve"> </w:t>
+      </w:r>
+      <w:r>
+        <w:t xml:space="preserve">= 11, a u podacima po 10 sastanaka, odnosno svakom nedostaje tačno jedan sastanak. Pošto su muškarci upoznali svih 10 žena koje postoje u podacima, najverovatnije je jedna učesnica bila predviđena za događaj, ali za nju ne postoji nijedan red, jer se nije pojavila, otišla je pre prvog sastanka ili njeni podaci nisu sačuvani. Na osnovu samih podataka ne možemo utvrditi koji je razlog u pitanju. Ovo odstupanje ne utiče na dalju analizu i redove ne uklanjamo, ali pokazuje da je struktura podataka u skladu sa opisom eksperimenta.</w:t>
+      </w:r>
+    </w:p>
     <w:bookmarkEnd w:id="35"/>
+    <w:bookmarkEnd w:id="36"/>
+    <w:bookmarkEnd w:id="37"/>
     <w:sectPr>
       <w:footnotePr>
         <w:numRestart w:val="eachSect"/>

--- a/Seminarski.docx
+++ b/Seminarski.docx
@@ -31,7 +31,7 @@
         <w:pStyle w:val="Date"/>
       </w:pPr>
       <w:r>
-        <w:t xml:space="preserve">23.10.2026.</w:t>
+        <w:t xml:space="preserve">24.10.2026.</w:t>
       </w:r>
     </w:p>
     <w:sdt>
@@ -36409,6 +36409,6082 @@
     </w:p>
     <w:bookmarkEnd w:id="106"/>
     <w:bookmarkEnd w:id="107"/>
+    <w:bookmarkStart w:id="123" w:name="statistički-testovi"/>
+    <w:p>
+      <w:pPr>
+        <w:pStyle w:val="Heading1"/>
+      </w:pPr>
+      <w:r>
+        <w:rPr>
+          <w:rStyle w:val="SectionNumber"/>
+        </w:rPr>
+        <w:t xml:space="preserve">7</w:t>
+      </w:r>
+      <w:r>
+        <w:tab/>
+      </w:r>
+      <w:r>
+        <w:t xml:space="preserve">Statistički testovi</w:t>
+      </w:r>
+    </w:p>
+    <w:p>
+      <w:pPr>
+        <w:pStyle w:val="FirstParagraph"/>
+      </w:pPr>
+      <w:r>
+        <w:t xml:space="preserve">U eksplorativnoj analizi uočili smo razlike koje odgovaraju hipotezama H1–H4. Sada proveravamo da li su te razlike statistički značajne, odnosno da li bi se mogle javiti i slučajno. Za svaku hipotezu navodimo nultu (H0) i alternativnu hipotezu, test koji koristimo i razlog za izbor testa. Kada test pretpostavlja normalnu raspodelu, tu pretpostavku najpre proveravamo. Sve testove radimo na nivou značajnosti α = 0,05: ako je p-vrednost manja od 0,05, odbacujemo H0.</w:t>
+      </w:r>
+    </w:p>
+    <w:p>
+      <w:pPr>
+        <w:pStyle w:val="BodyText"/>
+      </w:pPr>
+      <w:r>
+        <w:t xml:space="preserve">Pored p-vrednosti navodimo i veličinu efekta. Naš skup ima 8.378 redova, a kod velikih uzoraka i sasvim mala razlika može biti statistički značajna. P-vrednost govori da li razlika postoji, a veličina efekta koliko je ona velika.</w:t>
+      </w:r>
+    </w:p>
+    <w:bookmarkStart w:id="108" w:name="napomena-o-zavisnosti-opažanja"/>
+    <w:p>
+      <w:pPr>
+        <w:pStyle w:val="Heading2"/>
+      </w:pPr>
+      <w:r>
+        <w:rPr>
+          <w:rStyle w:val="SectionNumber"/>
+        </w:rPr>
+        <w:t xml:space="preserve">7.1</w:t>
+      </w:r>
+      <w:r>
+        <w:tab/>
+      </w:r>
+      <w:r>
+        <w:t xml:space="preserve">Napomena o zavisnosti opažanja</w:t>
+      </w:r>
+    </w:p>
+    <w:p>
+      <w:pPr>
+        <w:pStyle w:val="FirstParagraph"/>
+      </w:pPr>
+      <w:r>
+        <w:t xml:space="preserve">Testovi koje koristimo pretpostavljaju da su opažanja nezavisna. U našem skupu to nije u potpunosti ispunjeno: jedan učesnik se pojavljuje u 5 do 22 reda, a odluke iste osobe liče jedna na drugu, jer su neki učesnici izbirljiviji od drugih. Zbog toga su p-vrednosti izračunate po redovima verovatno manje nego što bi trebalo, odnosno rezultati izgledaju sigurnije nego što jesu. Ovo uzimamo u obzir na tri načina:</w:t>
+      </w:r>
+    </w:p>
+    <w:p>
+      <w:pPr>
+        <w:pStyle w:val="Compact"/>
+        <w:numPr>
+          <w:ilvl w:val="0"/>
+          <w:numId w:val="1023"/>
+        </w:numPr>
+      </w:pPr>
+      <w:r>
+        <w:t xml:space="preserve">kod hipoteze H1 test ponavljamo i na nivou učesnika, sa jednim redom po osobi;</w:t>
+      </w:r>
+    </w:p>
+    <w:p>
+      <w:pPr>
+        <w:pStyle w:val="Compact"/>
+        <w:numPr>
+          <w:ilvl w:val="0"/>
+          <w:numId w:val="1023"/>
+        </w:numPr>
+      </w:pPr>
+      <w:r>
+        <w:t xml:space="preserve">uz svaki test navodimo veličinu efekta, koja ne zavisi od broja redova;</w:t>
+      </w:r>
+    </w:p>
+    <w:p>
+      <w:pPr>
+        <w:pStyle w:val="Compact"/>
+        <w:numPr>
+          <w:ilvl w:val="0"/>
+          <w:numId w:val="1023"/>
+        </w:numPr>
+      </w:pPr>
+      <w:r>
+        <w:t xml:space="preserve">rezultate na granici značajnosti tumačimo oprezno.</w:t>
+      </w:r>
+    </w:p>
+    <w:p>
+      <w:pPr>
+        <w:pStyle w:val="FirstParagraph"/>
+      </w:pPr>
+      <w:r>
+        <w:t xml:space="preserve">Model koji bi zavisnost uzeo u obzir direktno (na primer model sa slučajnim efektom za svakog učesnika) prevazilazi okvir ovog rada.</w:t>
+      </w:r>
+    </w:p>
+    <w:bookmarkEnd w:id="108"/>
+    <w:bookmarkStart w:id="112" w:name="h1-muškarci-češće-odgovaraju-sa-da"/>
+    <w:p>
+      <w:pPr>
+        <w:pStyle w:val="Heading2"/>
+      </w:pPr>
+      <w:r>
+        <w:rPr>
+          <w:rStyle w:val="SectionNumber"/>
+        </w:rPr>
+        <w:t xml:space="preserve">7.2</w:t>
+      </w:r>
+      <w:r>
+        <w:tab/>
+      </w:r>
+      <w:r>
+        <w:t xml:space="preserve">H1: Muškarci češće odgovaraju sa „da”</w:t>
+      </w:r>
+    </w:p>
+    <w:p>
+      <w:pPr>
+        <w:pStyle w:val="Compact"/>
+        <w:numPr>
+          <w:ilvl w:val="0"/>
+          <w:numId w:val="1024"/>
+        </w:numPr>
+      </w:pPr>
+      <w:r>
+        <w:t xml:space="preserve">H0: pol i odluka su nezavisni, odnosno muškarci i žene jednako često kažu „da”;</w:t>
+      </w:r>
+    </w:p>
+    <w:p>
+      <w:pPr>
+        <w:pStyle w:val="Compact"/>
+        <w:numPr>
+          <w:ilvl w:val="0"/>
+          <w:numId w:val="1024"/>
+        </w:numPr>
+      </w:pPr>
+      <w:r>
+        <w:t xml:space="preserve">H1: pol i odluka su povezani.</w:t>
+      </w:r>
+    </w:p>
+    <w:p>
+      <w:pPr>
+        <w:pStyle w:val="FirstParagraph"/>
+      </w:pPr>
+      <w:r>
+        <w:t xml:space="preserve">Obe promenljive su kategorijske, pa koristimo χ² test nezavisnosti. Kao veličinu efekta računamo Kramerov koeficijent V, koji ide od 0 (nema veze) do 1 (potpuna veza); vrednosti oko 0,1 smatraju se malim, oko 0,3 srednjim, a oko 0,5 velikim efektom.</w:t>
+      </w:r>
+    </w:p>
+    <w:p>
+      <w:pPr>
+        <w:pStyle w:val="SourceCode"/>
+      </w:pPr>
+      <w:r>
+        <w:rPr>
+          <w:rStyle w:val="NormalTok"/>
+        </w:rPr>
+        <w:t xml:space="preserve">tabela_h1 </w:t>
+      </w:r>
+      <w:r>
+        <w:rPr>
+          <w:rStyle w:val="OtherTok"/>
+        </w:rPr>
+        <w:t xml:space="preserve">&lt;-</w:t>
+      </w:r>
+      <w:r>
+        <w:rPr>
+          <w:rStyle w:val="NormalTok"/>
+        </w:rPr>
+        <w:t xml:space="preserve"> </w:t>
+      </w:r>
+      <w:r>
+        <w:rPr>
+          <w:rStyle w:val="FunctionTok"/>
+        </w:rPr>
+        <w:t xml:space="preserve">table</w:t>
+      </w:r>
+      <w:r>
+        <w:rPr>
+          <w:rStyle w:val="NormalTok"/>
+        </w:rPr>
+        <w:t xml:space="preserve">(sd</w:t>
+      </w:r>
+      <w:r>
+        <w:rPr>
+          <w:rStyle w:val="SpecialCharTok"/>
+        </w:rPr>
+        <w:t xml:space="preserve">$</w:t>
+      </w:r>
+      <w:r>
+        <w:rPr>
+          <w:rStyle w:val="NormalTok"/>
+        </w:rPr>
+        <w:t xml:space="preserve">gender, sd</w:t>
+      </w:r>
+      <w:r>
+        <w:rPr>
+          <w:rStyle w:val="SpecialCharTok"/>
+        </w:rPr>
+        <w:t xml:space="preserve">$</w:t>
+      </w:r>
+      <w:r>
+        <w:rPr>
+          <w:rStyle w:val="NormalTok"/>
+        </w:rPr>
+        <w:t xml:space="preserve">dec)</w:t>
+      </w:r>
+      <w:r>
+        <w:br/>
+      </w:r>
+      <w:r>
+        <w:rPr>
+          <w:rStyle w:val="NormalTok"/>
+        </w:rPr>
+        <w:t xml:space="preserve">tabela_h1</w:t>
+      </w:r>
+    </w:p>
+    <w:p>
+      <w:pPr>
+        <w:pStyle w:val="SourceCode"/>
+      </w:pPr>
+      <w:r>
+        <w:rPr>
+          <w:rStyle w:val="VerbatimChar"/>
+        </w:rPr>
+        <w:t xml:space="preserve">##           </w:t>
+      </w:r>
+      <w:r>
+        <w:br/>
+      </w:r>
+      <w:r>
+        <w:rPr>
+          <w:rStyle w:val="VerbatimChar"/>
+        </w:rPr>
+        <w:t xml:space="preserve">##               0    1</w:t>
+      </w:r>
+      <w:r>
+        <w:br/>
+      </w:r>
+      <w:r>
+        <w:rPr>
+          <w:rStyle w:val="VerbatimChar"/>
+        </w:rPr>
+        <w:t xml:space="preserve">##   Žena     2655 1529</w:t>
+      </w:r>
+      <w:r>
+        <w:br/>
+      </w:r>
+      <w:r>
+        <w:rPr>
+          <w:rStyle w:val="VerbatimChar"/>
+        </w:rPr>
+        <w:t xml:space="preserve">##   Muškarac 2205 1989</w:t>
+      </w:r>
+    </w:p>
+    <w:p>
+      <w:pPr>
+        <w:pStyle w:val="SourceCode"/>
+      </w:pPr>
+      <w:r>
+        <w:rPr>
+          <w:rStyle w:val="NormalTok"/>
+        </w:rPr>
+        <w:t xml:space="preserve">test_h1 </w:t>
+      </w:r>
+      <w:r>
+        <w:rPr>
+          <w:rStyle w:val="OtherTok"/>
+        </w:rPr>
+        <w:t xml:space="preserve">&lt;-</w:t>
+      </w:r>
+      <w:r>
+        <w:rPr>
+          <w:rStyle w:val="NormalTok"/>
+        </w:rPr>
+        <w:t xml:space="preserve"> </w:t>
+      </w:r>
+      <w:r>
+        <w:rPr>
+          <w:rStyle w:val="FunctionTok"/>
+        </w:rPr>
+        <w:t xml:space="preserve">chisq.test</w:t>
+      </w:r>
+      <w:r>
+        <w:rPr>
+          <w:rStyle w:val="NormalTok"/>
+        </w:rPr>
+        <w:t xml:space="preserve">(tabela_h1)</w:t>
+      </w:r>
+      <w:r>
+        <w:br/>
+      </w:r>
+      <w:r>
+        <w:rPr>
+          <w:rStyle w:val="NormalTok"/>
+        </w:rPr>
+        <w:t xml:space="preserve">test_h1</w:t>
+      </w:r>
+    </w:p>
+    <w:p>
+      <w:pPr>
+        <w:pStyle w:val="SourceCode"/>
+      </w:pPr>
+      <w:r>
+        <w:rPr>
+          <w:rStyle w:val="VerbatimChar"/>
+        </w:rPr>
+        <w:t xml:space="preserve">## </w:t>
+      </w:r>
+      <w:r>
+        <w:br/>
+      </w:r>
+      <w:r>
+        <w:rPr>
+          <w:rStyle w:val="VerbatimChar"/>
+        </w:rPr>
+        <w:t xml:space="preserve">##  Pearson's Chi-squared test with Yates' continuity correction</w:t>
+      </w:r>
+      <w:r>
+        <w:br/>
+      </w:r>
+      <w:r>
+        <w:rPr>
+          <w:rStyle w:val="VerbatimChar"/>
+        </w:rPr>
+        <w:t xml:space="preserve">## </w:t>
+      </w:r>
+      <w:r>
+        <w:br/>
+      </w:r>
+      <w:r>
+        <w:rPr>
+          <w:rStyle w:val="VerbatimChar"/>
+        </w:rPr>
+        <w:t xml:space="preserve">## data:  tabela_h1</w:t>
+      </w:r>
+      <w:r>
+        <w:br/>
+      </w:r>
+      <w:r>
+        <w:rPr>
+          <w:rStyle w:val="VerbatimChar"/>
+        </w:rPr>
+        <w:t xml:space="preserve">## X-squared = 101.36, df = 1, p-value &lt; 2.2e-16</w:t>
+      </w:r>
+    </w:p>
+    <w:p>
+      <w:pPr>
+        <w:pStyle w:val="SourceCode"/>
+      </w:pPr>
+      <w:r>
+        <w:rPr>
+          <w:rStyle w:val="NormalTok"/>
+        </w:rPr>
+        <w:t xml:space="preserve">kramer_v </w:t>
+      </w:r>
+      <w:r>
+        <w:rPr>
+          <w:rStyle w:val="OtherTok"/>
+        </w:rPr>
+        <w:t xml:space="preserve">&lt;-</w:t>
+      </w:r>
+      <w:r>
+        <w:rPr>
+          <w:rStyle w:val="NormalTok"/>
+        </w:rPr>
+        <w:t xml:space="preserve"> </w:t>
+      </w:r>
+      <w:r>
+        <w:rPr>
+          <w:rStyle w:val="ControlFlowTok"/>
+        </w:rPr>
+        <w:t xml:space="preserve">function</w:t>
+      </w:r>
+      <w:r>
+        <w:rPr>
+          <w:rStyle w:val="NormalTok"/>
+        </w:rPr>
+        <w:t xml:space="preserve">(test) {</w:t>
+      </w:r>
+      <w:r>
+        <w:br/>
+      </w:r>
+      <w:r>
+        <w:rPr>
+          <w:rStyle w:val="NormalTok"/>
+        </w:rPr>
+        <w:t xml:space="preserve">  </w:t>
+      </w:r>
+      <w:r>
+        <w:rPr>
+          <w:rStyle w:val="FunctionTok"/>
+        </w:rPr>
+        <w:t xml:space="preserve">sqrt</w:t>
+      </w:r>
+      <w:r>
+        <w:rPr>
+          <w:rStyle w:val="NormalTok"/>
+        </w:rPr>
+        <w:t xml:space="preserve">(</w:t>
+      </w:r>
+      <w:r>
+        <w:rPr>
+          <w:rStyle w:val="FunctionTok"/>
+        </w:rPr>
+        <w:t xml:space="preserve">unname</w:t>
+      </w:r>
+      <w:r>
+        <w:rPr>
+          <w:rStyle w:val="NormalTok"/>
+        </w:rPr>
+        <w:t xml:space="preserve">(test</w:t>
+      </w:r>
+      <w:r>
+        <w:rPr>
+          <w:rStyle w:val="SpecialCharTok"/>
+        </w:rPr>
+        <w:t xml:space="preserve">$</w:t>
+      </w:r>
+      <w:r>
+        <w:rPr>
+          <w:rStyle w:val="NormalTok"/>
+        </w:rPr>
+        <w:t xml:space="preserve">statistic) </w:t>
+      </w:r>
+      <w:r>
+        <w:rPr>
+          <w:rStyle w:val="SpecialCharTok"/>
+        </w:rPr>
+        <w:t xml:space="preserve">/</w:t>
+      </w:r>
+      <w:r>
+        <w:rPr>
+          <w:rStyle w:val="NormalTok"/>
+        </w:rPr>
+        <w:t xml:space="preserve"> </w:t>
+      </w:r>
+      <w:r>
+        <w:rPr>
+          <w:rStyle w:val="FunctionTok"/>
+        </w:rPr>
+        <w:t xml:space="preserve">sum</w:t>
+      </w:r>
+      <w:r>
+        <w:rPr>
+          <w:rStyle w:val="NormalTok"/>
+        </w:rPr>
+        <w:t xml:space="preserve">(test</w:t>
+      </w:r>
+      <w:r>
+        <w:rPr>
+          <w:rStyle w:val="SpecialCharTok"/>
+        </w:rPr>
+        <w:t xml:space="preserve">$</w:t>
+      </w:r>
+      <w:r>
+        <w:rPr>
+          <w:rStyle w:val="NormalTok"/>
+        </w:rPr>
+        <w:t xml:space="preserve">observed))</w:t>
+      </w:r>
+      <w:r>
+        <w:br/>
+      </w:r>
+      <w:r>
+        <w:rPr>
+          <w:rStyle w:val="NormalTok"/>
+        </w:rPr>
+        <w:t xml:space="preserve">}</w:t>
+      </w:r>
+      <w:r>
+        <w:br/>
+      </w:r>
+      <w:r>
+        <w:br/>
+      </w:r>
+      <w:r>
+        <w:rPr>
+          <w:rStyle w:val="FunctionTok"/>
+        </w:rPr>
+        <w:t xml:space="preserve">kramer_v</w:t>
+      </w:r>
+      <w:r>
+        <w:rPr>
+          <w:rStyle w:val="NormalTok"/>
+        </w:rPr>
+        <w:t xml:space="preserve">(test_h1)</w:t>
+      </w:r>
+    </w:p>
+    <w:p>
+      <w:pPr>
+        <w:pStyle w:val="SourceCode"/>
+      </w:pPr>
+      <w:r>
+        <w:rPr>
+          <w:rStyle w:val="VerbatimChar"/>
+        </w:rPr>
+        <w:t xml:space="preserve">## [1] 0.1099906</w:t>
+      </w:r>
+    </w:p>
+    <w:p>
+      <w:pPr>
+        <w:pStyle w:val="FirstParagraph"/>
+      </w:pPr>
+      <w:r>
+        <w:t xml:space="preserve">Test daje χ² = 101,4 i p-vrednost manju od 0,001, pa odbacujemo H0: muškarci statistički značajno češće kažu „da” (47,4% prema 36,5% sastanaka). Kramerov V iznosi 0,11, što je mali efekat. Razlika, dakle, sigurno postoji, ali pol sam po sebi objašnjava mali deo odluka.</w:t>
+      </w:r>
+    </w:p>
+    <w:p>
+      <w:pPr>
+        <w:pStyle w:val="BodyText"/>
+      </w:pPr>
+      <w:r>
+        <w:t xml:space="preserve">Pošto redovi nisu nezavisni, isti zaključak proveravamo na nivou učesnika. Za svakog učesnika računamo udeo sastanaka na kojima je rekao „da” i poredimo te udele između polova. Za poređenje dve grupe najčešće se koristi t-test, ali on pretpostavlja da je promenljiva u obe grupe normalno raspoređena. Zato najpre proveravamo normalnost, grafički (Q-Q grafik) i Šapiro-Vilkovim testom, čija je nulta hipoteza da je raspodela normalna:</w:t>
+      </w:r>
+    </w:p>
+    <w:p>
+      <w:pPr>
+        <w:pStyle w:val="SourceCode"/>
+      </w:pPr>
+      <w:r>
+        <w:rPr>
+          <w:rStyle w:val="NormalTok"/>
+        </w:rPr>
+        <w:t xml:space="preserve">po_ucesniku_h1 </w:t>
+      </w:r>
+      <w:r>
+        <w:rPr>
+          <w:rStyle w:val="OtherTok"/>
+        </w:rPr>
+        <w:t xml:space="preserve">&lt;-</w:t>
+      </w:r>
+      <w:r>
+        <w:rPr>
+          <w:rStyle w:val="NormalTok"/>
+        </w:rPr>
+        <w:t xml:space="preserve"> sd </w:t>
+      </w:r>
+      <w:r>
+        <w:rPr>
+          <w:rStyle w:val="SpecialCharTok"/>
+        </w:rPr>
+        <w:t xml:space="preserve">%&gt;%</w:t>
+      </w:r>
+      <w:r>
+        <w:br/>
+      </w:r>
+      <w:r>
+        <w:rPr>
+          <w:rStyle w:val="NormalTok"/>
+        </w:rPr>
+        <w:t xml:space="preserve">  </w:t>
+      </w:r>
+      <w:r>
+        <w:rPr>
+          <w:rStyle w:val="FunctionTok"/>
+        </w:rPr>
+        <w:t xml:space="preserve">group_by</w:t>
+      </w:r>
+      <w:r>
+        <w:rPr>
+          <w:rStyle w:val="NormalTok"/>
+        </w:rPr>
+        <w:t xml:space="preserve">(iid, gender) </w:t>
+      </w:r>
+      <w:r>
+        <w:rPr>
+          <w:rStyle w:val="SpecialCharTok"/>
+        </w:rPr>
+        <w:t xml:space="preserve">%&gt;%</w:t>
+      </w:r>
+      <w:r>
+        <w:br/>
+      </w:r>
+      <w:r>
+        <w:rPr>
+          <w:rStyle w:val="NormalTok"/>
+        </w:rPr>
+        <w:t xml:space="preserve">  </w:t>
+      </w:r>
+      <w:r>
+        <w:rPr>
+          <w:rStyle w:val="FunctionTok"/>
+        </w:rPr>
+        <w:t xml:space="preserve">summarise</w:t>
+      </w:r>
+      <w:r>
+        <w:rPr>
+          <w:rStyle w:val="NormalTok"/>
+        </w:rPr>
+        <w:t xml:space="preserve">(</w:t>
+      </w:r>
+      <w:r>
+        <w:rPr>
+          <w:rStyle w:val="AttributeTok"/>
+        </w:rPr>
+        <w:t xml:space="preserve">udeo_da =</w:t>
+      </w:r>
+      <w:r>
+        <w:rPr>
+          <w:rStyle w:val="NormalTok"/>
+        </w:rPr>
+        <w:t xml:space="preserve"> </w:t>
+      </w:r>
+      <w:r>
+        <w:rPr>
+          <w:rStyle w:val="FunctionTok"/>
+        </w:rPr>
+        <w:t xml:space="preserve">mean</w:t>
+      </w:r>
+      <w:r>
+        <w:rPr>
+          <w:rStyle w:val="NormalTok"/>
+        </w:rPr>
+        <w:t xml:space="preserve">(dec), </w:t>
+      </w:r>
+      <w:r>
+        <w:rPr>
+          <w:rStyle w:val="AttributeTok"/>
+        </w:rPr>
+        <w:t xml:space="preserve">.groups =</w:t>
+      </w:r>
+      <w:r>
+        <w:rPr>
+          <w:rStyle w:val="NormalTok"/>
+        </w:rPr>
+        <w:t xml:space="preserve"> </w:t>
+      </w:r>
+      <w:r>
+        <w:rPr>
+          <w:rStyle w:val="StringTok"/>
+        </w:rPr>
+        <w:t xml:space="preserve">"drop"</w:t>
+      </w:r>
+      <w:r>
+        <w:rPr>
+          <w:rStyle w:val="NormalTok"/>
+        </w:rPr>
+        <w:t xml:space="preserve">)</w:t>
+      </w:r>
+      <w:r>
+        <w:br/>
+      </w:r>
+      <w:r>
+        <w:br/>
+      </w:r>
+      <w:r>
+        <w:rPr>
+          <w:rStyle w:val="FunctionTok"/>
+        </w:rPr>
+        <w:t xml:space="preserve">ggplot</w:t>
+      </w:r>
+      <w:r>
+        <w:rPr>
+          <w:rStyle w:val="NormalTok"/>
+        </w:rPr>
+        <w:t xml:space="preserve">(po_ucesniku_h1, </w:t>
+      </w:r>
+      <w:r>
+        <w:rPr>
+          <w:rStyle w:val="FunctionTok"/>
+        </w:rPr>
+        <w:t xml:space="preserve">aes</w:t>
+      </w:r>
+      <w:r>
+        <w:rPr>
+          <w:rStyle w:val="NormalTok"/>
+        </w:rPr>
+        <w:t xml:space="preserve">(</w:t>
+      </w:r>
+      <w:r>
+        <w:rPr>
+          <w:rStyle w:val="AttributeTok"/>
+        </w:rPr>
+        <w:t xml:space="preserve">sample =</w:t>
+      </w:r>
+      <w:r>
+        <w:rPr>
+          <w:rStyle w:val="NormalTok"/>
+        </w:rPr>
+        <w:t xml:space="preserve"> udeo_da)) </w:t>
+      </w:r>
+      <w:r>
+        <w:rPr>
+          <w:rStyle w:val="SpecialCharTok"/>
+        </w:rPr>
+        <w:t xml:space="preserve">+</w:t>
+      </w:r>
+      <w:r>
+        <w:br/>
+      </w:r>
+      <w:r>
+        <w:rPr>
+          <w:rStyle w:val="NormalTok"/>
+        </w:rPr>
+        <w:t xml:space="preserve">  </w:t>
+      </w:r>
+      <w:r>
+        <w:rPr>
+          <w:rStyle w:val="FunctionTok"/>
+        </w:rPr>
+        <w:t xml:space="preserve">stat_qq</w:t>
+      </w:r>
+      <w:r>
+        <w:rPr>
+          <w:rStyle w:val="NormalTok"/>
+        </w:rPr>
+        <w:t xml:space="preserve">() </w:t>
+      </w:r>
+      <w:r>
+        <w:rPr>
+          <w:rStyle w:val="SpecialCharTok"/>
+        </w:rPr>
+        <w:t xml:space="preserve">+</w:t>
+      </w:r>
+      <w:r>
+        <w:br/>
+      </w:r>
+      <w:r>
+        <w:rPr>
+          <w:rStyle w:val="NormalTok"/>
+        </w:rPr>
+        <w:t xml:space="preserve">  </w:t>
+      </w:r>
+      <w:r>
+        <w:rPr>
+          <w:rStyle w:val="FunctionTok"/>
+        </w:rPr>
+        <w:t xml:space="preserve">stat_qq_line</w:t>
+      </w:r>
+      <w:r>
+        <w:rPr>
+          <w:rStyle w:val="NormalTok"/>
+        </w:rPr>
+        <w:t xml:space="preserve">(</w:t>
+      </w:r>
+      <w:r>
+        <w:rPr>
+          <w:rStyle w:val="AttributeTok"/>
+        </w:rPr>
+        <w:t xml:space="preserve">color =</w:t>
+      </w:r>
+      <w:r>
+        <w:rPr>
+          <w:rStyle w:val="NormalTok"/>
+        </w:rPr>
+        <w:t xml:space="preserve"> </w:t>
+      </w:r>
+      <w:r>
+        <w:rPr>
+          <w:rStyle w:val="StringTok"/>
+        </w:rPr>
+        <w:t xml:space="preserve">"firebrick"</w:t>
+      </w:r>
+      <w:r>
+        <w:rPr>
+          <w:rStyle w:val="NormalTok"/>
+        </w:rPr>
+        <w:t xml:space="preserve">) </w:t>
+      </w:r>
+      <w:r>
+        <w:rPr>
+          <w:rStyle w:val="SpecialCharTok"/>
+        </w:rPr>
+        <w:t xml:space="preserve">+</w:t>
+      </w:r>
+      <w:r>
+        <w:br/>
+      </w:r>
+      <w:r>
+        <w:rPr>
+          <w:rStyle w:val="NormalTok"/>
+        </w:rPr>
+        <w:t xml:space="preserve">  </w:t>
+      </w:r>
+      <w:r>
+        <w:rPr>
+          <w:rStyle w:val="FunctionTok"/>
+        </w:rPr>
+        <w:t xml:space="preserve">facet_wrap</w:t>
+      </w:r>
+      <w:r>
+        <w:rPr>
+          <w:rStyle w:val="NormalTok"/>
+        </w:rPr>
+        <w:t xml:space="preserve">(</w:t>
+      </w:r>
+      <w:r>
+        <w:rPr>
+          <w:rStyle w:val="SpecialCharTok"/>
+        </w:rPr>
+        <w:t xml:space="preserve">~</w:t>
+      </w:r>
+      <w:r>
+        <w:rPr>
+          <w:rStyle w:val="NormalTok"/>
+        </w:rPr>
+        <w:t xml:space="preserve"> gender) </w:t>
+      </w:r>
+      <w:r>
+        <w:rPr>
+          <w:rStyle w:val="SpecialCharTok"/>
+        </w:rPr>
+        <w:t xml:space="preserve">+</w:t>
+      </w:r>
+      <w:r>
+        <w:br/>
+      </w:r>
+      <w:r>
+        <w:rPr>
+          <w:rStyle w:val="NormalTok"/>
+        </w:rPr>
+        <w:t xml:space="preserve">  </w:t>
+      </w:r>
+      <w:r>
+        <w:rPr>
+          <w:rStyle w:val="FunctionTok"/>
+        </w:rPr>
+        <w:t xml:space="preserve">labs</w:t>
+      </w:r>
+      <w:r>
+        <w:rPr>
+          <w:rStyle w:val="NormalTok"/>
+        </w:rPr>
+        <w:t xml:space="preserve">(</w:t>
+      </w:r>
+      <w:r>
+        <w:rPr>
+          <w:rStyle w:val="AttributeTok"/>
+        </w:rPr>
+        <w:t xml:space="preserve">title =</w:t>
+      </w:r>
+      <w:r>
+        <w:rPr>
+          <w:rStyle w:val="NormalTok"/>
+        </w:rPr>
+        <w:t xml:space="preserve"> </w:t>
+      </w:r>
+      <w:r>
+        <w:rPr>
+          <w:rStyle w:val="StringTok"/>
+        </w:rPr>
+        <w:t xml:space="preserve">"Q-Q grafik udela odgovora „da” po učesniku"</w:t>
+      </w:r>
+      <w:r>
+        <w:rPr>
+          <w:rStyle w:val="NormalTok"/>
+        </w:rPr>
+        <w:t xml:space="preserve">,</w:t>
+      </w:r>
+      <w:r>
+        <w:br/>
+      </w:r>
+      <w:r>
+        <w:rPr>
+          <w:rStyle w:val="NormalTok"/>
+        </w:rPr>
+        <w:t xml:space="preserve">       </w:t>
+      </w:r>
+      <w:r>
+        <w:rPr>
+          <w:rStyle w:val="AttributeTok"/>
+        </w:rPr>
+        <w:t xml:space="preserve">x =</w:t>
+      </w:r>
+      <w:r>
+        <w:rPr>
+          <w:rStyle w:val="NormalTok"/>
+        </w:rPr>
+        <w:t xml:space="preserve"> </w:t>
+      </w:r>
+      <w:r>
+        <w:rPr>
+          <w:rStyle w:val="StringTok"/>
+        </w:rPr>
+        <w:t xml:space="preserve">"Teorijski kvantili normalne raspodele"</w:t>
+      </w:r>
+      <w:r>
+        <w:rPr>
+          <w:rStyle w:val="NormalTok"/>
+        </w:rPr>
+        <w:t xml:space="preserve">, </w:t>
+      </w:r>
+      <w:r>
+        <w:rPr>
+          <w:rStyle w:val="AttributeTok"/>
+        </w:rPr>
+        <w:t xml:space="preserve">y =</w:t>
+      </w:r>
+      <w:r>
+        <w:rPr>
+          <w:rStyle w:val="NormalTok"/>
+        </w:rPr>
+        <w:t xml:space="preserve"> </w:t>
+      </w:r>
+      <w:r>
+        <w:rPr>
+          <w:rStyle w:val="StringTok"/>
+        </w:rPr>
+        <w:t xml:space="preserve">"Udeo odgovora „da”"</w:t>
+      </w:r>
+      <w:r>
+        <w:rPr>
+          <w:rStyle w:val="NormalTok"/>
+        </w:rPr>
+        <w:t xml:space="preserve">)</w:t>
+      </w:r>
+    </w:p>
+    <w:p>
+      <w:pPr>
+        <w:pStyle w:val="FirstParagraph"/>
+      </w:pPr>
+      <w:r>
+        <w:drawing>
+          <wp:inline>
+            <wp:extent cx="4620126" cy="3696101"/>
+            <wp:effectExtent b="0" l="0" r="0" t="0"/>
+            <wp:docPr descr="" title="" id="110" name="Picture"/>
+            <a:graphic>
+              <a:graphicData uri="http://schemas.openxmlformats.org/drawingml/2006/picture">
+                <pic:pic>
+                  <pic:nvPicPr>
+                    <pic:cNvPr descr="Seminarski_files/figure-docx/h1-normalnost-1.png" id="111" name="Picture"/>
+                    <pic:cNvPicPr>
+                      <a:picLocks noChangeArrowheads="1" noChangeAspect="1"/>
+                    </pic:cNvPicPr>
+                  </pic:nvPicPr>
+                  <pic:blipFill>
+                    <a:blip r:embed="rId109"/>
+                    <a:stretch>
+                      <a:fillRect/>
+                    </a:stretch>
+                  </pic:blipFill>
+                  <pic:spPr bwMode="auto">
+                    <a:xfrm>
+                      <a:off x="0" y="0"/>
+                      <a:ext cx="4620126" cy="3696101"/>
+                    </a:xfrm>
+                    <a:prstGeom prst="rect">
+                      <a:avLst/>
+                    </a:prstGeom>
+                    <a:noFill/>
+                    <a:ln w="9525">
+                      <a:noFill/>
+                      <a:headEnd/>
+                      <a:tailEnd/>
+                    </a:ln>
+                  </pic:spPr>
+                </pic:pic>
+              </a:graphicData>
+            </a:graphic>
+          </wp:inline>
+        </w:drawing>
+      </w:r>
+    </w:p>
+    <w:p>
+      <w:pPr>
+        <w:pStyle w:val="SourceCode"/>
+      </w:pPr>
+      <w:r>
+        <w:rPr>
+          <w:rStyle w:val="NormalTok"/>
+        </w:rPr>
+        <w:t xml:space="preserve">po_ucesniku_h1 </w:t>
+      </w:r>
+      <w:r>
+        <w:rPr>
+          <w:rStyle w:val="SpecialCharTok"/>
+        </w:rPr>
+        <w:t xml:space="preserve">%&gt;%</w:t>
+      </w:r>
+      <w:r>
+        <w:br/>
+      </w:r>
+      <w:r>
+        <w:rPr>
+          <w:rStyle w:val="NormalTok"/>
+        </w:rPr>
+        <w:t xml:space="preserve">  </w:t>
+      </w:r>
+      <w:r>
+        <w:rPr>
+          <w:rStyle w:val="FunctionTok"/>
+        </w:rPr>
+        <w:t xml:space="preserve">group_by</w:t>
+      </w:r>
+      <w:r>
+        <w:rPr>
+          <w:rStyle w:val="NormalTok"/>
+        </w:rPr>
+        <w:t xml:space="preserve">(gender) </w:t>
+      </w:r>
+      <w:r>
+        <w:rPr>
+          <w:rStyle w:val="SpecialCharTok"/>
+        </w:rPr>
+        <w:t xml:space="preserve">%&gt;%</w:t>
+      </w:r>
+      <w:r>
+        <w:br/>
+      </w:r>
+      <w:r>
+        <w:rPr>
+          <w:rStyle w:val="NormalTok"/>
+        </w:rPr>
+        <w:t xml:space="preserve">  </w:t>
+      </w:r>
+      <w:r>
+        <w:rPr>
+          <w:rStyle w:val="FunctionTok"/>
+        </w:rPr>
+        <w:t xml:space="preserve">summarise</w:t>
+      </w:r>
+      <w:r>
+        <w:rPr>
+          <w:rStyle w:val="NormalTok"/>
+        </w:rPr>
+        <w:t xml:space="preserve">(</w:t>
+      </w:r>
+      <w:r>
+        <w:rPr>
+          <w:rStyle w:val="AttributeTok"/>
+        </w:rPr>
+        <w:t xml:space="preserve">shapiro_p =</w:t>
+      </w:r>
+      <w:r>
+        <w:rPr>
+          <w:rStyle w:val="NormalTok"/>
+        </w:rPr>
+        <w:t xml:space="preserve"> </w:t>
+      </w:r>
+      <w:r>
+        <w:rPr>
+          <w:rStyle w:val="FunctionTok"/>
+        </w:rPr>
+        <w:t xml:space="preserve">shapiro.test</w:t>
+      </w:r>
+      <w:r>
+        <w:rPr>
+          <w:rStyle w:val="NormalTok"/>
+        </w:rPr>
+        <w:t xml:space="preserve">(udeo_da)</w:t>
+      </w:r>
+      <w:r>
+        <w:rPr>
+          <w:rStyle w:val="SpecialCharTok"/>
+        </w:rPr>
+        <w:t xml:space="preserve">$</w:t>
+      </w:r>
+      <w:r>
+        <w:rPr>
+          <w:rStyle w:val="NormalTok"/>
+        </w:rPr>
+        <w:t xml:space="preserve">p.value)</w:t>
+      </w:r>
+    </w:p>
+    <w:p>
+      <w:pPr>
+        <w:pStyle w:val="SourceCode"/>
+      </w:pPr>
+      <w:r>
+        <w:rPr>
+          <w:rStyle w:val="VerbatimChar"/>
+        </w:rPr>
+        <w:t xml:space="preserve">## # A tibble: 2 × 2</w:t>
+      </w:r>
+      <w:r>
+        <w:br/>
+      </w:r>
+      <w:r>
+        <w:rPr>
+          <w:rStyle w:val="VerbatimChar"/>
+        </w:rPr>
+        <w:t xml:space="preserve">##   gender   shapiro_p</w:t>
+      </w:r>
+      <w:r>
+        <w:br/>
+      </w:r>
+      <w:r>
+        <w:rPr>
+          <w:rStyle w:val="VerbatimChar"/>
+        </w:rPr>
+        <w:t xml:space="preserve">##   &lt;fct&gt;        &lt;dbl&gt;</w:t>
+      </w:r>
+      <w:r>
+        <w:br/>
+      </w:r>
+      <w:r>
+        <w:rPr>
+          <w:rStyle w:val="VerbatimChar"/>
+        </w:rPr>
+        <w:t xml:space="preserve">## 1 Žena     0.0000103</w:t>
+      </w:r>
+      <w:r>
+        <w:br/>
+      </w:r>
+      <w:r>
+        <w:rPr>
+          <w:rStyle w:val="VerbatimChar"/>
+        </w:rPr>
+        <w:t xml:space="preserve">## 2 Muškarac 0.0000456</w:t>
+      </w:r>
+    </w:p>
+    <w:p>
+      <w:pPr>
+        <w:pStyle w:val="FirstParagraph"/>
+      </w:pPr>
+      <w:r>
+        <w:t xml:space="preserve">Kada bi raspodela bila normalna, tačke na Q-Q grafiku ležale bi na crvenoj liniji. Na krajevima se tačke odvajaju od linije i ređaju vodoravno, jer udeo ne može biti manji od 0 ni veći od 1, a oko 9% učesnika nije reklo „da” nikome ili je reklo „da” svima. Šapiro-Vilkov test za oba pola daje p-vrednost manju od 0,001, pa odbacujemo pretpostavku o normalnosti. Zato umesto t-testa koristimo neparametarski Mann-Vitnijev test, koji ne pretpostavlja normalnu raspodelu, već poredi rangove vrednosti:</w:t>
+      </w:r>
+    </w:p>
+    <w:p>
+      <w:pPr>
+        <w:pStyle w:val="Compact"/>
+        <w:numPr>
+          <w:ilvl w:val="0"/>
+          <w:numId w:val="1025"/>
+        </w:numPr>
+      </w:pPr>
+      <w:r>
+        <w:t xml:space="preserve">H0: raspodela udela odgovora „da” je ista kod muškaraca i žena;</w:t>
+      </w:r>
+    </w:p>
+    <w:p>
+      <w:pPr>
+        <w:pStyle w:val="Compact"/>
+        <w:numPr>
+          <w:ilvl w:val="0"/>
+          <w:numId w:val="1025"/>
+        </w:numPr>
+      </w:pPr>
+      <w:r>
+        <w:t xml:space="preserve">H1: raspodele se razlikuju.</w:t>
+      </w:r>
+    </w:p>
+    <w:p>
+      <w:pPr>
+        <w:pStyle w:val="SourceCode"/>
+      </w:pPr>
+      <w:r>
+        <w:rPr>
+          <w:rStyle w:val="NormalTok"/>
+        </w:rPr>
+        <w:t xml:space="preserve">po_ucesniku_h1 </w:t>
+      </w:r>
+      <w:r>
+        <w:rPr>
+          <w:rStyle w:val="SpecialCharTok"/>
+        </w:rPr>
+        <w:t xml:space="preserve">%&gt;%</w:t>
+      </w:r>
+      <w:r>
+        <w:br/>
+      </w:r>
+      <w:r>
+        <w:rPr>
+          <w:rStyle w:val="NormalTok"/>
+        </w:rPr>
+        <w:t xml:space="preserve">  </w:t>
+      </w:r>
+      <w:r>
+        <w:rPr>
+          <w:rStyle w:val="FunctionTok"/>
+        </w:rPr>
+        <w:t xml:space="preserve">group_by</w:t>
+      </w:r>
+      <w:r>
+        <w:rPr>
+          <w:rStyle w:val="NormalTok"/>
+        </w:rPr>
+        <w:t xml:space="preserve">(gender) </w:t>
+      </w:r>
+      <w:r>
+        <w:rPr>
+          <w:rStyle w:val="SpecialCharTok"/>
+        </w:rPr>
+        <w:t xml:space="preserve">%&gt;%</w:t>
+      </w:r>
+      <w:r>
+        <w:br/>
+      </w:r>
+      <w:r>
+        <w:rPr>
+          <w:rStyle w:val="NormalTok"/>
+        </w:rPr>
+        <w:t xml:space="preserve">  </w:t>
+      </w:r>
+      <w:r>
+        <w:rPr>
+          <w:rStyle w:val="FunctionTok"/>
+        </w:rPr>
+        <w:t xml:space="preserve">summarise</w:t>
+      </w:r>
+      <w:r>
+        <w:rPr>
+          <w:rStyle w:val="NormalTok"/>
+        </w:rPr>
+        <w:t xml:space="preserve">(</w:t>
+      </w:r>
+      <w:r>
+        <w:rPr>
+          <w:rStyle w:val="AttributeTok"/>
+        </w:rPr>
+        <w:t xml:space="preserve">prosek =</w:t>
+      </w:r>
+      <w:r>
+        <w:rPr>
+          <w:rStyle w:val="NormalTok"/>
+        </w:rPr>
+        <w:t xml:space="preserve"> </w:t>
+      </w:r>
+      <w:r>
+        <w:rPr>
+          <w:rStyle w:val="FunctionTok"/>
+        </w:rPr>
+        <w:t xml:space="preserve">round</w:t>
+      </w:r>
+      <w:r>
+        <w:rPr>
+          <w:rStyle w:val="NormalTok"/>
+        </w:rPr>
+        <w:t xml:space="preserve">(</w:t>
+      </w:r>
+      <w:r>
+        <w:rPr>
+          <w:rStyle w:val="FunctionTok"/>
+        </w:rPr>
+        <w:t xml:space="preserve">mean</w:t>
+      </w:r>
+      <w:r>
+        <w:rPr>
+          <w:rStyle w:val="NormalTok"/>
+        </w:rPr>
+        <w:t xml:space="preserve">(udeo_da), </w:t>
+      </w:r>
+      <w:r>
+        <w:rPr>
+          <w:rStyle w:val="DecValTok"/>
+        </w:rPr>
+        <w:t xml:space="preserve">3</w:t>
+      </w:r>
+      <w:r>
+        <w:rPr>
+          <w:rStyle w:val="NormalTok"/>
+        </w:rPr>
+        <w:t xml:space="preserve">),</w:t>
+      </w:r>
+      <w:r>
+        <w:br/>
+      </w:r>
+      <w:r>
+        <w:rPr>
+          <w:rStyle w:val="NormalTok"/>
+        </w:rPr>
+        <w:t xml:space="preserve">            </w:t>
+      </w:r>
+      <w:r>
+        <w:rPr>
+          <w:rStyle w:val="AttributeTok"/>
+        </w:rPr>
+        <w:t xml:space="preserve">medijana =</w:t>
+      </w:r>
+      <w:r>
+        <w:rPr>
+          <w:rStyle w:val="NormalTok"/>
+        </w:rPr>
+        <w:t xml:space="preserve"> </w:t>
+      </w:r>
+      <w:r>
+        <w:rPr>
+          <w:rStyle w:val="FunctionTok"/>
+        </w:rPr>
+        <w:t xml:space="preserve">round</w:t>
+      </w:r>
+      <w:r>
+        <w:rPr>
+          <w:rStyle w:val="NormalTok"/>
+        </w:rPr>
+        <w:t xml:space="preserve">(</w:t>
+      </w:r>
+      <w:r>
+        <w:rPr>
+          <w:rStyle w:val="FunctionTok"/>
+        </w:rPr>
+        <w:t xml:space="preserve">median</w:t>
+      </w:r>
+      <w:r>
+        <w:rPr>
+          <w:rStyle w:val="NormalTok"/>
+        </w:rPr>
+        <w:t xml:space="preserve">(udeo_da), </w:t>
+      </w:r>
+      <w:r>
+        <w:rPr>
+          <w:rStyle w:val="DecValTok"/>
+        </w:rPr>
+        <w:t xml:space="preserve">3</w:t>
+      </w:r>
+      <w:r>
+        <w:rPr>
+          <w:rStyle w:val="NormalTok"/>
+        </w:rPr>
+        <w:t xml:space="preserve">),</w:t>
+      </w:r>
+      <w:r>
+        <w:br/>
+      </w:r>
+      <w:r>
+        <w:rPr>
+          <w:rStyle w:val="NormalTok"/>
+        </w:rPr>
+        <w:t xml:space="preserve">            </w:t>
+      </w:r>
+      <w:r>
+        <w:rPr>
+          <w:rStyle w:val="AttributeTok"/>
+        </w:rPr>
+        <w:t xml:space="preserve">broj_ucesnika =</w:t>
+      </w:r>
+      <w:r>
+        <w:rPr>
+          <w:rStyle w:val="NormalTok"/>
+        </w:rPr>
+        <w:t xml:space="preserve"> </w:t>
+      </w:r>
+      <w:r>
+        <w:rPr>
+          <w:rStyle w:val="FunctionTok"/>
+        </w:rPr>
+        <w:t xml:space="preserve">n</w:t>
+      </w:r>
+      <w:r>
+        <w:rPr>
+          <w:rStyle w:val="NormalTok"/>
+        </w:rPr>
+        <w:t xml:space="preserve">())</w:t>
+      </w:r>
+    </w:p>
+    <w:p>
+      <w:pPr>
+        <w:pStyle w:val="SourceCode"/>
+      </w:pPr>
+      <w:r>
+        <w:rPr>
+          <w:rStyle w:val="VerbatimChar"/>
+        </w:rPr>
+        <w:t xml:space="preserve">## # A tibble: 2 × 4</w:t>
+      </w:r>
+      <w:r>
+        <w:br/>
+      </w:r>
+      <w:r>
+        <w:rPr>
+          <w:rStyle w:val="VerbatimChar"/>
+        </w:rPr>
+        <w:t xml:space="preserve">##   gender   prosek medijana broj_ucesnika</w:t>
+      </w:r>
+      <w:r>
+        <w:br/>
+      </w:r>
+      <w:r>
+        <w:rPr>
+          <w:rStyle w:val="VerbatimChar"/>
+        </w:rPr>
+        <w:t xml:space="preserve">##   &lt;fct&gt;     &lt;dbl&gt;    &lt;dbl&gt;         &lt;int&gt;</w:t>
+      </w:r>
+      <w:r>
+        <w:br/>
+      </w:r>
+      <w:r>
+        <w:rPr>
+          <w:rStyle w:val="VerbatimChar"/>
+        </w:rPr>
+        <w:t xml:space="preserve">## 1 Žena      0.374    0.368           274</w:t>
+      </w:r>
+      <w:r>
+        <w:br/>
+      </w:r>
+      <w:r>
+        <w:rPr>
+          <w:rStyle w:val="VerbatimChar"/>
+        </w:rPr>
+        <w:t xml:space="preserve">## 2 Muškarac  0.481    0.444           277</w:t>
+      </w:r>
+    </w:p>
+    <w:p>
+      <w:pPr>
+        <w:pStyle w:val="SourceCode"/>
+      </w:pPr>
+      <w:r>
+        <w:rPr>
+          <w:rStyle w:val="FunctionTok"/>
+        </w:rPr>
+        <w:t xml:space="preserve">wilcox.test</w:t>
+      </w:r>
+      <w:r>
+        <w:rPr>
+          <w:rStyle w:val="NormalTok"/>
+        </w:rPr>
+        <w:t xml:space="preserve">(udeo_da </w:t>
+      </w:r>
+      <w:r>
+        <w:rPr>
+          <w:rStyle w:val="SpecialCharTok"/>
+        </w:rPr>
+        <w:t xml:space="preserve">~</w:t>
+      </w:r>
+      <w:r>
+        <w:rPr>
+          <w:rStyle w:val="NormalTok"/>
+        </w:rPr>
+        <w:t xml:space="preserve"> gender, </w:t>
+      </w:r>
+      <w:r>
+        <w:rPr>
+          <w:rStyle w:val="AttributeTok"/>
+        </w:rPr>
+        <w:t xml:space="preserve">data =</w:t>
+      </w:r>
+      <w:r>
+        <w:rPr>
+          <w:rStyle w:val="NormalTok"/>
+        </w:rPr>
+        <w:t xml:space="preserve"> po_ucesniku_h1)</w:t>
+      </w:r>
+    </w:p>
+    <w:p>
+      <w:pPr>
+        <w:pStyle w:val="SourceCode"/>
+      </w:pPr>
+      <w:r>
+        <w:rPr>
+          <w:rStyle w:val="VerbatimChar"/>
+        </w:rPr>
+        <w:t xml:space="preserve">## </w:t>
+      </w:r>
+      <w:r>
+        <w:br/>
+      </w:r>
+      <w:r>
+        <w:rPr>
+          <w:rStyle w:val="VerbatimChar"/>
+        </w:rPr>
+        <w:t xml:space="preserve">##  Wilcoxon rank sum test with continuity correction</w:t>
+      </w:r>
+      <w:r>
+        <w:br/>
+      </w:r>
+      <w:r>
+        <w:rPr>
+          <w:rStyle w:val="VerbatimChar"/>
+        </w:rPr>
+        <w:t xml:space="preserve">## </w:t>
+      </w:r>
+      <w:r>
+        <w:br/>
+      </w:r>
+      <w:r>
+        <w:rPr>
+          <w:rStyle w:val="VerbatimChar"/>
+        </w:rPr>
+        <w:t xml:space="preserve">## data:  udeo_da by gender</w:t>
+      </w:r>
+      <w:r>
+        <w:br/>
+      </w:r>
+      <w:r>
+        <w:rPr>
+          <w:rStyle w:val="VerbatimChar"/>
+        </w:rPr>
+        <w:t xml:space="preserve">## W = 29229, p-value = 3.02e-06</w:t>
+      </w:r>
+      <w:r>
+        <w:br/>
+      </w:r>
+      <w:r>
+        <w:rPr>
+          <w:rStyle w:val="VerbatimChar"/>
+        </w:rPr>
+        <w:t xml:space="preserve">## alternative hypothesis: true location shift is not equal to 0</w:t>
+      </w:r>
+    </w:p>
+    <w:p>
+      <w:pPr>
+        <w:pStyle w:val="FirstParagraph"/>
+      </w:pPr>
+      <w:r>
+        <w:t xml:space="preserve">Prosečna žena kaže „da” na 37,4% svojih sastanaka, a prosečan muškarac na 48,1%. Mann-Vitnijev test daje p-vrednost manju od 0,001, pa i kada svakog učesnika računamo samo jednom, odbacujemo H0.</w:t>
+      </w:r>
+      <w:r>
+        <w:t xml:space="preserve"> </w:t>
+      </w:r>
+      <w:r>
+        <w:rPr>
+          <w:b/>
+          <w:bCs/>
+        </w:rPr>
+        <w:t xml:space="preserve">Hipoteza H1 je potvrđena.</w:t>
+      </w:r>
+    </w:p>
+    <w:bookmarkEnd w:id="112"/>
+    <w:bookmarkStart w:id="113" w:name="X4509efa92e4cfb964fee3dc2f58e43bfd20d762"/>
+    <w:p>
+      <w:pPr>
+        <w:pStyle w:val="Heading2"/>
+      </w:pPr>
+      <w:r>
+        <w:rPr>
+          <w:rStyle w:val="SectionNumber"/>
+        </w:rPr>
+        <w:t xml:space="preserve">7.3</w:t>
+      </w:r>
+      <w:r>
+        <w:tab/>
+      </w:r>
+      <w:r>
+        <w:t xml:space="preserve">H2: Privlačnost više utiče na odluku muškaraca</w:t>
+      </w:r>
+    </w:p>
+    <w:p>
+      <w:pPr>
+        <w:pStyle w:val="Compact"/>
+        <w:numPr>
+          <w:ilvl w:val="0"/>
+          <w:numId w:val="1026"/>
+        </w:numPr>
+      </w:pPr>
+      <w:r>
+        <w:t xml:space="preserve">H0: uticaj ocene privlačnosti na odluku isti je kod muškaraca i žena;</w:t>
+      </w:r>
+    </w:p>
+    <w:p>
+      <w:pPr>
+        <w:pStyle w:val="Compact"/>
+        <w:numPr>
+          <w:ilvl w:val="0"/>
+          <w:numId w:val="1026"/>
+        </w:numPr>
+      </w:pPr>
+      <w:r>
+        <w:t xml:space="preserve">H1: uticaj ocene privlačnosti razlikuje se po polu.</w:t>
+      </w:r>
+    </w:p>
+    <w:p>
+      <w:pPr>
+        <w:pStyle w:val="FirstParagraph"/>
+      </w:pPr>
+      <w:r>
+        <w:t xml:space="preserve">Pošto je odluka binarna, koristimo logističku regresiju, koja modeluje verovatnoću odgovora „da”. U model uključujemo ocenu privlačnosti, pol i njihovu interakciju (</w:t>
+      </w:r>
+      <w:r>
+        <w:rPr>
+          <w:rStyle w:val="VerbatimChar"/>
+        </w:rPr>
+        <w:t xml:space="preserve">attr * gender</w:t>
+      </w:r>
+      <w:r>
+        <w:t xml:space="preserve">). Interakcija meri koliko se uticaj privlačnosti kod muškaraca razlikuje od uticaja kod žena, pa je hipoteza H2 zapravo pitanje da li je koeficijent interakcije različit od nule.</w:t>
+      </w:r>
+    </w:p>
+    <w:p>
+      <w:pPr>
+        <w:pStyle w:val="BodyText"/>
+      </w:pPr>
+      <w:r>
+        <w:t xml:space="preserve">Koeficijente prikazujemo kao količnik šansi (eng.</w:t>
+      </w:r>
+      <w:r>
+        <w:t xml:space="preserve"> </w:t>
+      </w:r>
+      <w:r>
+        <w:rPr>
+          <w:i/>
+          <w:iCs/>
+        </w:rPr>
+        <w:t xml:space="preserve">odds ratio</w:t>
+      </w:r>
+      <w:r>
+        <w:t xml:space="preserve">, OR): OR = 1,5 znači da se šansa za odgovor „da” poveća 1,5 puta kada se promenljiva poveća za 1. Žene su referentna kategorija.</w:t>
+      </w:r>
+    </w:p>
+    <w:p>
+      <w:pPr>
+        <w:pStyle w:val="SourceCode"/>
+      </w:pPr>
+      <w:r>
+        <w:rPr>
+          <w:rStyle w:val="NormalTok"/>
+        </w:rPr>
+        <w:t xml:space="preserve">model_h2 </w:t>
+      </w:r>
+      <w:r>
+        <w:rPr>
+          <w:rStyle w:val="OtherTok"/>
+        </w:rPr>
+        <w:t xml:space="preserve">&lt;-</w:t>
+      </w:r>
+      <w:r>
+        <w:rPr>
+          <w:rStyle w:val="NormalTok"/>
+        </w:rPr>
+        <w:t xml:space="preserve"> </w:t>
+      </w:r>
+      <w:r>
+        <w:rPr>
+          <w:rStyle w:val="FunctionTok"/>
+        </w:rPr>
+        <w:t xml:space="preserve">glm</w:t>
+      </w:r>
+      <w:r>
+        <w:rPr>
+          <w:rStyle w:val="NormalTok"/>
+        </w:rPr>
+        <w:t xml:space="preserve">(dec </w:t>
+      </w:r>
+      <w:r>
+        <w:rPr>
+          <w:rStyle w:val="SpecialCharTok"/>
+        </w:rPr>
+        <w:t xml:space="preserve">~</w:t>
+      </w:r>
+      <w:r>
+        <w:rPr>
+          <w:rStyle w:val="NormalTok"/>
+        </w:rPr>
+        <w:t xml:space="preserve"> attr </w:t>
+      </w:r>
+      <w:r>
+        <w:rPr>
+          <w:rStyle w:val="SpecialCharTok"/>
+        </w:rPr>
+        <w:t xml:space="preserve">*</w:t>
+      </w:r>
+      <w:r>
+        <w:rPr>
+          <w:rStyle w:val="NormalTok"/>
+        </w:rPr>
+        <w:t xml:space="preserve"> gender, </w:t>
+      </w:r>
+      <w:r>
+        <w:rPr>
+          <w:rStyle w:val="AttributeTok"/>
+        </w:rPr>
+        <w:t xml:space="preserve">data =</w:t>
+      </w:r>
+      <w:r>
+        <w:rPr>
+          <w:rStyle w:val="NormalTok"/>
+        </w:rPr>
+        <w:t xml:space="preserve"> sd, </w:t>
+      </w:r>
+      <w:r>
+        <w:rPr>
+          <w:rStyle w:val="AttributeTok"/>
+        </w:rPr>
+        <w:t xml:space="preserve">family =</w:t>
+      </w:r>
+      <w:r>
+        <w:rPr>
+          <w:rStyle w:val="NormalTok"/>
+        </w:rPr>
+        <w:t xml:space="preserve"> binomial)</w:t>
+      </w:r>
+      <w:r>
+        <w:br/>
+      </w:r>
+      <w:r>
+        <w:br/>
+      </w:r>
+      <w:r>
+        <w:rPr>
+          <w:rStyle w:val="NormalTok"/>
+        </w:rPr>
+        <w:t xml:space="preserve">broom</w:t>
+      </w:r>
+      <w:r>
+        <w:rPr>
+          <w:rStyle w:val="SpecialCharTok"/>
+        </w:rPr>
+        <w:t xml:space="preserve">::</w:t>
+      </w:r>
+      <w:r>
+        <w:rPr>
+          <w:rStyle w:val="FunctionTok"/>
+        </w:rPr>
+        <w:t xml:space="preserve">tidy</w:t>
+      </w:r>
+      <w:r>
+        <w:rPr>
+          <w:rStyle w:val="NormalTok"/>
+        </w:rPr>
+        <w:t xml:space="preserve">(model_h2, </w:t>
+      </w:r>
+      <w:r>
+        <w:rPr>
+          <w:rStyle w:val="AttributeTok"/>
+        </w:rPr>
+        <w:t xml:space="preserve">exponentiate =</w:t>
+      </w:r>
+      <w:r>
+        <w:rPr>
+          <w:rStyle w:val="NormalTok"/>
+        </w:rPr>
+        <w:t xml:space="preserve"> </w:t>
+      </w:r>
+      <w:r>
+        <w:rPr>
+          <w:rStyle w:val="ConstantTok"/>
+        </w:rPr>
+        <w:t xml:space="preserve">TRUE</w:t>
+      </w:r>
+      <w:r>
+        <w:rPr>
+          <w:rStyle w:val="NormalTok"/>
+        </w:rPr>
+        <w:t xml:space="preserve">, </w:t>
+      </w:r>
+      <w:r>
+        <w:rPr>
+          <w:rStyle w:val="AttributeTok"/>
+        </w:rPr>
+        <w:t xml:space="preserve">conf.int =</w:t>
+      </w:r>
+      <w:r>
+        <w:rPr>
+          <w:rStyle w:val="NormalTok"/>
+        </w:rPr>
+        <w:t xml:space="preserve"> </w:t>
+      </w:r>
+      <w:r>
+        <w:rPr>
+          <w:rStyle w:val="ConstantTok"/>
+        </w:rPr>
+        <w:t xml:space="preserve">TRUE</w:t>
+      </w:r>
+      <w:r>
+        <w:rPr>
+          <w:rStyle w:val="NormalTok"/>
+        </w:rPr>
+        <w:t xml:space="preserve">) </w:t>
+      </w:r>
+      <w:r>
+        <w:rPr>
+          <w:rStyle w:val="SpecialCharTok"/>
+        </w:rPr>
+        <w:t xml:space="preserve">%&gt;%</w:t>
+      </w:r>
+      <w:r>
+        <w:br/>
+      </w:r>
+      <w:r>
+        <w:rPr>
+          <w:rStyle w:val="NormalTok"/>
+        </w:rPr>
+        <w:t xml:space="preserve">  </w:t>
+      </w:r>
+      <w:r>
+        <w:rPr>
+          <w:rStyle w:val="FunctionTok"/>
+        </w:rPr>
+        <w:t xml:space="preserve">mutate</w:t>
+      </w:r>
+      <w:r>
+        <w:rPr>
+          <w:rStyle w:val="NormalTok"/>
+        </w:rPr>
+        <w:t xml:space="preserve">(</w:t>
+      </w:r>
+      <w:r>
+        <w:rPr>
+          <w:rStyle w:val="FunctionTok"/>
+        </w:rPr>
+        <w:t xml:space="preserve">across</w:t>
+      </w:r>
+      <w:r>
+        <w:rPr>
+          <w:rStyle w:val="NormalTok"/>
+        </w:rPr>
+        <w:t xml:space="preserve">(</w:t>
+      </w:r>
+      <w:r>
+        <w:rPr>
+          <w:rStyle w:val="FunctionTok"/>
+        </w:rPr>
+        <w:t xml:space="preserve">where</w:t>
+      </w:r>
+      <w:r>
+        <w:rPr>
+          <w:rStyle w:val="NormalTok"/>
+        </w:rPr>
+        <w:t xml:space="preserve">(is.numeric), </w:t>
+      </w:r>
+      <w:r>
+        <w:rPr>
+          <w:rStyle w:val="SpecialCharTok"/>
+        </w:rPr>
+        <w:t xml:space="preserve">~</w:t>
+      </w:r>
+      <w:r>
+        <w:rPr>
+          <w:rStyle w:val="NormalTok"/>
+        </w:rPr>
+        <w:t xml:space="preserve"> </w:t>
+      </w:r>
+      <w:r>
+        <w:rPr>
+          <w:rStyle w:val="FunctionTok"/>
+        </w:rPr>
+        <w:t xml:space="preserve">round</w:t>
+      </w:r>
+      <w:r>
+        <w:rPr>
+          <w:rStyle w:val="NormalTok"/>
+        </w:rPr>
+        <w:t xml:space="preserve">(.x, </w:t>
+      </w:r>
+      <w:r>
+        <w:rPr>
+          <w:rStyle w:val="DecValTok"/>
+        </w:rPr>
+        <w:t xml:space="preserve">3</w:t>
+      </w:r>
+      <w:r>
+        <w:rPr>
+          <w:rStyle w:val="NormalTok"/>
+        </w:rPr>
+        <w:t xml:space="preserve">)))</w:t>
+      </w:r>
+    </w:p>
+    <w:p>
+      <w:pPr>
+        <w:pStyle w:val="SourceCode"/>
+      </w:pPr>
+      <w:r>
+        <w:rPr>
+          <w:rStyle w:val="VerbatimChar"/>
+        </w:rPr>
+        <w:t xml:space="preserve">## # A tibble: 4 × 7</w:t>
+      </w:r>
+      <w:r>
+        <w:br/>
+      </w:r>
+      <w:r>
+        <w:rPr>
+          <w:rStyle w:val="VerbatimChar"/>
+        </w:rPr>
+        <w:t xml:space="preserve">##   term                estimate std.error statistic p.value conf.low conf.high</w:t>
+      </w:r>
+      <w:r>
+        <w:br/>
+      </w:r>
+      <w:r>
+        <w:rPr>
+          <w:rStyle w:val="VerbatimChar"/>
+        </w:rPr>
+        <w:t xml:space="preserve">##   &lt;chr&gt;                  &lt;dbl&gt;     &lt;dbl&gt;     &lt;dbl&gt;   &lt;dbl&gt;    &lt;dbl&gt;     &lt;dbl&gt;</w:t>
+      </w:r>
+      <w:r>
+        <w:br/>
+      </w:r>
+      <w:r>
+        <w:rPr>
+          <w:rStyle w:val="VerbatimChar"/>
+        </w:rPr>
+        <w:t xml:space="preserve">## 1 (Intercept)            0.014     0.155    -27.4        0    0.011     0.019</w:t>
+      </w:r>
+      <w:r>
+        <w:br/>
+      </w:r>
+      <w:r>
+        <w:rPr>
+          <w:rStyle w:val="VerbatimChar"/>
+        </w:rPr>
+        <w:t xml:space="preserve">## 2 attr                   1.82      0.023     25.6        0    1.74      1.91 </w:t>
+      </w:r>
+      <w:r>
+        <w:br/>
+      </w:r>
+      <w:r>
+        <w:rPr>
+          <w:rStyle w:val="VerbatimChar"/>
+        </w:rPr>
+        <w:t xml:space="preserve">## 3 genderMuškarac         0.423     0.239     -3.60       0    0.265     0.675</w:t>
+      </w:r>
+      <w:r>
+        <w:br/>
+      </w:r>
+      <w:r>
+        <w:rPr>
+          <w:rStyle w:val="VerbatimChar"/>
+        </w:rPr>
+        <w:t xml:space="preserve">## 4 attr:genderMuškarac    1.19      0.036      4.80       0    1.11      1.27</w:t>
+      </w:r>
+    </w:p>
+    <w:p>
+      <w:pPr>
+        <w:pStyle w:val="FirstParagraph"/>
+      </w:pPr>
+      <w:r>
+        <w:t xml:space="preserve">Kod žena svaki poen privlačnosti više povećava šansu za odgovor „da” 1,82 puta. Koeficijent interakcije</w:t>
+      </w:r>
+      <w:r>
+        <w:t xml:space="preserve"> </w:t>
+      </w:r>
+      <w:r>
+        <w:rPr>
+          <w:rStyle w:val="VerbatimChar"/>
+        </w:rPr>
+        <w:t xml:space="preserve">attr:genderMuškarac</w:t>
+      </w:r>
+      <w:r>
+        <w:t xml:space="preserve"> </w:t>
+      </w:r>
+      <w:r>
+        <w:t xml:space="preserve">iznosi 1,19 i statistički je značajan (p &lt; 0,001), pa odbacujemo H0. Kod muškaraca se šansa sa svakim poenom privlačnosti povećava 1,82 · 1,19 ≈ 2,17 puta, odnosno strmije nego kod žena, što se vidi i na grafiku iz eksplorativne analize, na kome je linija muškaraca strmija. Koeficijent za pol (0,42) odnosi se na hipotetičku ocenu privlačnosti 0 i nema samostalno tumačenje.</w:t>
+      </w:r>
+      <w:r>
+        <w:t xml:space="preserve"> </w:t>
+      </w:r>
+      <w:r>
+        <w:rPr>
+          <w:b/>
+          <w:bCs/>
+        </w:rPr>
+        <w:t xml:space="preserve">Hipoteza H2 je potvrđena.</w:t>
+      </w:r>
+      <w:r>
+        <w:t xml:space="preserve"> </w:t>
+      </w:r>
+      <w:r>
+        <w:t xml:space="preserve">Zbog zavisnosti opažanja p-vrednost je verovatno nešto manja nego što bi trebalo, ali je razlika dovoljno velika da zaključak ostaje isti.</w:t>
+      </w:r>
+    </w:p>
+    <w:bookmarkEnd w:id="113"/>
+    <w:bookmarkStart w:id="117" w:name="h3-ista-rasa-i-manja-razlika-u-godinama"/>
+    <w:p>
+      <w:pPr>
+        <w:pStyle w:val="Heading2"/>
+      </w:pPr>
+      <w:r>
+        <w:rPr>
+          <w:rStyle w:val="SectionNumber"/>
+        </w:rPr>
+        <w:t xml:space="preserve">7.4</w:t>
+      </w:r>
+      <w:r>
+        <w:tab/>
+      </w:r>
+      <w:r>
+        <w:t xml:space="preserve">H3: Ista rasa i manja razlika u godinama</w:t>
+      </w:r>
+    </w:p>
+    <w:p>
+      <w:pPr>
+        <w:pStyle w:val="FirstParagraph"/>
+      </w:pPr>
+      <w:r>
+        <w:t xml:space="preserve">Hipoteza ima dva dela, pa je proveravamo sa dva testa.</w:t>
+      </w:r>
+    </w:p>
+    <w:p>
+      <w:pPr>
+        <w:pStyle w:val="BodyText"/>
+      </w:pPr>
+      <w:r>
+        <w:rPr>
+          <w:b/>
+          <w:bCs/>
+        </w:rPr>
+        <w:t xml:space="preserve">Ista rasa.</w:t>
+      </w:r>
+    </w:p>
+    <w:p>
+      <w:pPr>
+        <w:pStyle w:val="Compact"/>
+        <w:numPr>
+          <w:ilvl w:val="0"/>
+          <w:numId w:val="1027"/>
+        </w:numPr>
+      </w:pPr>
+      <w:r>
+        <w:t xml:space="preserve">H0: odluka ne zavisi od toga da li je partner iste rase;</w:t>
+      </w:r>
+    </w:p>
+    <w:p>
+      <w:pPr>
+        <w:pStyle w:val="Compact"/>
+        <w:numPr>
+          <w:ilvl w:val="0"/>
+          <w:numId w:val="1027"/>
+        </w:numPr>
+      </w:pPr>
+      <w:r>
+        <w:t xml:space="preserve">H1: odluka zavisi od toga da li je partner iste rase.</w:t>
+      </w:r>
+    </w:p>
+    <w:p>
+      <w:pPr>
+        <w:pStyle w:val="SourceCode"/>
+      </w:pPr>
+      <w:r>
+        <w:rPr>
+          <w:rStyle w:val="NormalTok"/>
+        </w:rPr>
+        <w:t xml:space="preserve">test_h3_rasa </w:t>
+      </w:r>
+      <w:r>
+        <w:rPr>
+          <w:rStyle w:val="OtherTok"/>
+        </w:rPr>
+        <w:t xml:space="preserve">&lt;-</w:t>
+      </w:r>
+      <w:r>
+        <w:rPr>
+          <w:rStyle w:val="NormalTok"/>
+        </w:rPr>
+        <w:t xml:space="preserve"> </w:t>
+      </w:r>
+      <w:r>
+        <w:rPr>
+          <w:rStyle w:val="FunctionTok"/>
+        </w:rPr>
+        <w:t xml:space="preserve">chisq.test</w:t>
+      </w:r>
+      <w:r>
+        <w:rPr>
+          <w:rStyle w:val="NormalTok"/>
+        </w:rPr>
+        <w:t xml:space="preserve">(</w:t>
+      </w:r>
+      <w:r>
+        <w:rPr>
+          <w:rStyle w:val="FunctionTok"/>
+        </w:rPr>
+        <w:t xml:space="preserve">table</w:t>
+      </w:r>
+      <w:r>
+        <w:rPr>
+          <w:rStyle w:val="NormalTok"/>
+        </w:rPr>
+        <w:t xml:space="preserve">(sd</w:t>
+      </w:r>
+      <w:r>
+        <w:rPr>
+          <w:rStyle w:val="SpecialCharTok"/>
+        </w:rPr>
+        <w:t xml:space="preserve">$</w:t>
+      </w:r>
+      <w:r>
+        <w:rPr>
+          <w:rStyle w:val="NormalTok"/>
+        </w:rPr>
+        <w:t xml:space="preserve">samerace, sd</w:t>
+      </w:r>
+      <w:r>
+        <w:rPr>
+          <w:rStyle w:val="SpecialCharTok"/>
+        </w:rPr>
+        <w:t xml:space="preserve">$</w:t>
+      </w:r>
+      <w:r>
+        <w:rPr>
+          <w:rStyle w:val="NormalTok"/>
+        </w:rPr>
+        <w:t xml:space="preserve">dec))</w:t>
+      </w:r>
+      <w:r>
+        <w:br/>
+      </w:r>
+      <w:r>
+        <w:rPr>
+          <w:rStyle w:val="NormalTok"/>
+        </w:rPr>
+        <w:t xml:space="preserve">test_h3_rasa</w:t>
+      </w:r>
+    </w:p>
+    <w:p>
+      <w:pPr>
+        <w:pStyle w:val="SourceCode"/>
+      </w:pPr>
+      <w:r>
+        <w:rPr>
+          <w:rStyle w:val="VerbatimChar"/>
+        </w:rPr>
+        <w:t xml:space="preserve">## </w:t>
+      </w:r>
+      <w:r>
+        <w:br/>
+      </w:r>
+      <w:r>
+        <w:rPr>
+          <w:rStyle w:val="VerbatimChar"/>
+        </w:rPr>
+        <w:t xml:space="preserve">##  Pearson's Chi-squared test with Yates' continuity correction</w:t>
+      </w:r>
+      <w:r>
+        <w:br/>
+      </w:r>
+      <w:r>
+        <w:rPr>
+          <w:rStyle w:val="VerbatimChar"/>
+        </w:rPr>
+        <w:t xml:space="preserve">## </w:t>
+      </w:r>
+      <w:r>
+        <w:br/>
+      </w:r>
+      <w:r>
+        <w:rPr>
+          <w:rStyle w:val="VerbatimChar"/>
+        </w:rPr>
+        <w:t xml:space="preserve">## data:  table(sd$samerace, sd$dec)</w:t>
+      </w:r>
+      <w:r>
+        <w:br/>
+      </w:r>
+      <w:r>
+        <w:rPr>
+          <w:rStyle w:val="VerbatimChar"/>
+        </w:rPr>
+        <w:t xml:space="preserve">## X-squared = 4.351, df = 1, p-value = 0.03699</w:t>
+      </w:r>
+    </w:p>
+    <w:p>
+      <w:pPr>
+        <w:pStyle w:val="SourceCode"/>
+      </w:pPr>
+      <w:r>
+        <w:rPr>
+          <w:rStyle w:val="FunctionTok"/>
+        </w:rPr>
+        <w:t xml:space="preserve">kramer_v</w:t>
+      </w:r>
+      <w:r>
+        <w:rPr>
+          <w:rStyle w:val="NormalTok"/>
+        </w:rPr>
+        <w:t xml:space="preserve">(test_h3_rasa)</w:t>
+      </w:r>
+    </w:p>
+    <w:p>
+      <w:pPr>
+        <w:pStyle w:val="SourceCode"/>
+      </w:pPr>
+      <w:r>
+        <w:rPr>
+          <w:rStyle w:val="VerbatimChar"/>
+        </w:rPr>
+        <w:t xml:space="preserve">## [1] 0.02278904</w:t>
+      </w:r>
+    </w:p>
+    <w:p>
+      <w:pPr>
+        <w:pStyle w:val="FirstParagraph"/>
+      </w:pPr>
+      <w:r>
+        <w:t xml:space="preserve">Test daje χ² = 4,35 i p = 0,037, pa na nivou 0,05 odbacujemo H0: partnerima iste rase učesnici nešto češće kažu „da” (43,4% prema 41,1%). Kramerov V je, međutim, svega 0,02, što je zanemarljiv efekat, a p-vrednost je blizu granice. Pošto su p-vrednosti zbog zavisnosti opažanja verovatno previše optimistične, ovaj rezultat ne smatramo pouzdanim.</w:t>
+      </w:r>
+    </w:p>
+    <w:p>
+      <w:pPr>
+        <w:pStyle w:val="BodyText"/>
+      </w:pPr>
+      <w:r>
+        <w:rPr>
+          <w:b/>
+          <w:bCs/>
+        </w:rPr>
+        <w:t xml:space="preserve">Razlika u godinama.</w:t>
+      </w:r>
+    </w:p>
+    <w:p>
+      <w:pPr>
+        <w:pStyle w:val="Compact"/>
+        <w:numPr>
+          <w:ilvl w:val="0"/>
+          <w:numId w:val="1028"/>
+        </w:numPr>
+      </w:pPr>
+      <w:r>
+        <w:t xml:space="preserve">H0: raspodela razlike u godinama ista je kod odgovora „da” i „ne”;</w:t>
+      </w:r>
+    </w:p>
+    <w:p>
+      <w:pPr>
+        <w:pStyle w:val="Compact"/>
+        <w:numPr>
+          <w:ilvl w:val="0"/>
+          <w:numId w:val="1028"/>
+        </w:numPr>
+      </w:pPr>
+      <w:r>
+        <w:t xml:space="preserve">H1: raspodele se razlikuju.</w:t>
+      </w:r>
+    </w:p>
+    <w:p>
+      <w:pPr>
+        <w:pStyle w:val="FirstParagraph"/>
+      </w:pPr>
+      <w:r>
+        <w:t xml:space="preserve">I ovde najpre proveravamo normalnost. Šapiro-Vilkov test u programu R prihvata najviše 5.000 vrednosti, a mi imamo više od 8.000 sastanaka; osim toga, na tako velikom uzorku test odbacuje normalnost i zbog sasvim malih odstupanja. Zato normalnost proveravamo Q-Q grafikom i koeficijentom asimetrije (eng.</w:t>
+      </w:r>
+      <w:r>
+        <w:t xml:space="preserve"> </w:t>
+      </w:r>
+      <w:r>
+        <w:rPr>
+          <w:i/>
+          <w:iCs/>
+        </w:rPr>
+        <w:t xml:space="preserve">skewness</w:t>
+      </w:r>
+      <w:r>
+        <w:t xml:space="preserve">), koji je za normalnu raspodelu jednak 0:</w:t>
+      </w:r>
+    </w:p>
+    <w:p>
+      <w:pPr>
+        <w:pStyle w:val="SourceCode"/>
+      </w:pPr>
+      <w:r>
+        <w:rPr>
+          <w:rStyle w:val="FunctionTok"/>
+        </w:rPr>
+        <w:t xml:space="preserve">ggplot</w:t>
+      </w:r>
+      <w:r>
+        <w:rPr>
+          <w:rStyle w:val="NormalTok"/>
+        </w:rPr>
+        <w:t xml:space="preserve">(razlika, </w:t>
+      </w:r>
+      <w:r>
+        <w:rPr>
+          <w:rStyle w:val="FunctionTok"/>
+        </w:rPr>
+        <w:t xml:space="preserve">aes</w:t>
+      </w:r>
+      <w:r>
+        <w:rPr>
+          <w:rStyle w:val="NormalTok"/>
+        </w:rPr>
+        <w:t xml:space="preserve">(</w:t>
+      </w:r>
+      <w:r>
+        <w:rPr>
+          <w:rStyle w:val="AttributeTok"/>
+        </w:rPr>
+        <w:t xml:space="preserve">sample =</w:t>
+      </w:r>
+      <w:r>
+        <w:rPr>
+          <w:rStyle w:val="NormalTok"/>
+        </w:rPr>
+        <w:t xml:space="preserve"> razlika_godina)) </w:t>
+      </w:r>
+      <w:r>
+        <w:rPr>
+          <w:rStyle w:val="SpecialCharTok"/>
+        </w:rPr>
+        <w:t xml:space="preserve">+</w:t>
+      </w:r>
+      <w:r>
+        <w:br/>
+      </w:r>
+      <w:r>
+        <w:rPr>
+          <w:rStyle w:val="NormalTok"/>
+        </w:rPr>
+        <w:t xml:space="preserve">  </w:t>
+      </w:r>
+      <w:r>
+        <w:rPr>
+          <w:rStyle w:val="FunctionTok"/>
+        </w:rPr>
+        <w:t xml:space="preserve">stat_qq</w:t>
+      </w:r>
+      <w:r>
+        <w:rPr>
+          <w:rStyle w:val="NormalTok"/>
+        </w:rPr>
+        <w:t xml:space="preserve">() </w:t>
+      </w:r>
+      <w:r>
+        <w:rPr>
+          <w:rStyle w:val="SpecialCharTok"/>
+        </w:rPr>
+        <w:t xml:space="preserve">+</w:t>
+      </w:r>
+      <w:r>
+        <w:br/>
+      </w:r>
+      <w:r>
+        <w:rPr>
+          <w:rStyle w:val="NormalTok"/>
+        </w:rPr>
+        <w:t xml:space="preserve">  </w:t>
+      </w:r>
+      <w:r>
+        <w:rPr>
+          <w:rStyle w:val="FunctionTok"/>
+        </w:rPr>
+        <w:t xml:space="preserve">stat_qq_line</w:t>
+      </w:r>
+      <w:r>
+        <w:rPr>
+          <w:rStyle w:val="NormalTok"/>
+        </w:rPr>
+        <w:t xml:space="preserve">(</w:t>
+      </w:r>
+      <w:r>
+        <w:rPr>
+          <w:rStyle w:val="AttributeTok"/>
+        </w:rPr>
+        <w:t xml:space="preserve">color =</w:t>
+      </w:r>
+      <w:r>
+        <w:rPr>
+          <w:rStyle w:val="NormalTok"/>
+        </w:rPr>
+        <w:t xml:space="preserve"> </w:t>
+      </w:r>
+      <w:r>
+        <w:rPr>
+          <w:rStyle w:val="StringTok"/>
+        </w:rPr>
+        <w:t xml:space="preserve">"firebrick"</w:t>
+      </w:r>
+      <w:r>
+        <w:rPr>
+          <w:rStyle w:val="NormalTok"/>
+        </w:rPr>
+        <w:t xml:space="preserve">) </w:t>
+      </w:r>
+      <w:r>
+        <w:rPr>
+          <w:rStyle w:val="SpecialCharTok"/>
+        </w:rPr>
+        <w:t xml:space="preserve">+</w:t>
+      </w:r>
+      <w:r>
+        <w:br/>
+      </w:r>
+      <w:r>
+        <w:rPr>
+          <w:rStyle w:val="NormalTok"/>
+        </w:rPr>
+        <w:t xml:space="preserve">  </w:t>
+      </w:r>
+      <w:r>
+        <w:rPr>
+          <w:rStyle w:val="FunctionTok"/>
+        </w:rPr>
+        <w:t xml:space="preserve">labs</w:t>
+      </w:r>
+      <w:r>
+        <w:rPr>
+          <w:rStyle w:val="NormalTok"/>
+        </w:rPr>
+        <w:t xml:space="preserve">(</w:t>
+      </w:r>
+      <w:r>
+        <w:rPr>
+          <w:rStyle w:val="AttributeTok"/>
+        </w:rPr>
+        <w:t xml:space="preserve">title =</w:t>
+      </w:r>
+      <w:r>
+        <w:rPr>
+          <w:rStyle w:val="NormalTok"/>
+        </w:rPr>
+        <w:t xml:space="preserve"> </w:t>
+      </w:r>
+      <w:r>
+        <w:rPr>
+          <w:rStyle w:val="StringTok"/>
+        </w:rPr>
+        <w:t xml:space="preserve">"Q-Q grafik razlike u godinama"</w:t>
+      </w:r>
+      <w:r>
+        <w:rPr>
+          <w:rStyle w:val="NormalTok"/>
+        </w:rPr>
+        <w:t xml:space="preserve">,</w:t>
+      </w:r>
+      <w:r>
+        <w:br/>
+      </w:r>
+      <w:r>
+        <w:rPr>
+          <w:rStyle w:val="NormalTok"/>
+        </w:rPr>
+        <w:t xml:space="preserve">       </w:t>
+      </w:r>
+      <w:r>
+        <w:rPr>
+          <w:rStyle w:val="AttributeTok"/>
+        </w:rPr>
+        <w:t xml:space="preserve">x =</w:t>
+      </w:r>
+      <w:r>
+        <w:rPr>
+          <w:rStyle w:val="NormalTok"/>
+        </w:rPr>
+        <w:t xml:space="preserve"> </w:t>
+      </w:r>
+      <w:r>
+        <w:rPr>
+          <w:rStyle w:val="StringTok"/>
+        </w:rPr>
+        <w:t xml:space="preserve">"Teorijski kvantili normalne raspodele"</w:t>
+      </w:r>
+      <w:r>
+        <w:rPr>
+          <w:rStyle w:val="NormalTok"/>
+        </w:rPr>
+        <w:t xml:space="preserve">, </w:t>
+      </w:r>
+      <w:r>
+        <w:rPr>
+          <w:rStyle w:val="AttributeTok"/>
+        </w:rPr>
+        <w:t xml:space="preserve">y =</w:t>
+      </w:r>
+      <w:r>
+        <w:rPr>
+          <w:rStyle w:val="NormalTok"/>
+        </w:rPr>
+        <w:t xml:space="preserve"> </w:t>
+      </w:r>
+      <w:r>
+        <w:rPr>
+          <w:rStyle w:val="StringTok"/>
+        </w:rPr>
+        <w:t xml:space="preserve">"Razlika u godinama"</w:t>
+      </w:r>
+      <w:r>
+        <w:rPr>
+          <w:rStyle w:val="NormalTok"/>
+        </w:rPr>
+        <w:t xml:space="preserve">)</w:t>
+      </w:r>
+    </w:p>
+    <w:p>
+      <w:pPr>
+        <w:pStyle w:val="FirstParagraph"/>
+      </w:pPr>
+      <w:r>
+        <w:drawing>
+          <wp:inline>
+            <wp:extent cx="4620126" cy="3696101"/>
+            <wp:effectExtent b="0" l="0" r="0" t="0"/>
+            <wp:docPr descr="" title="" id="115" name="Picture"/>
+            <a:graphic>
+              <a:graphicData uri="http://schemas.openxmlformats.org/drawingml/2006/picture">
+                <pic:pic>
+                  <pic:nvPicPr>
+                    <pic:cNvPr descr="Seminarski_files/figure-docx/h3-normalnost-1.png" id="116" name="Picture"/>
+                    <pic:cNvPicPr>
+                      <a:picLocks noChangeArrowheads="1" noChangeAspect="1"/>
+                    </pic:cNvPicPr>
+                  </pic:nvPicPr>
+                  <pic:blipFill>
+                    <a:blip r:embed="rId114"/>
+                    <a:stretch>
+                      <a:fillRect/>
+                    </a:stretch>
+                  </pic:blipFill>
+                  <pic:spPr bwMode="auto">
+                    <a:xfrm>
+                      <a:off x="0" y="0"/>
+                      <a:ext cx="4620126" cy="3696101"/>
+                    </a:xfrm>
+                    <a:prstGeom prst="rect">
+                      <a:avLst/>
+                    </a:prstGeom>
+                    <a:noFill/>
+                    <a:ln w="9525">
+                      <a:noFill/>
+                      <a:headEnd/>
+                      <a:tailEnd/>
+                    </a:ln>
+                  </pic:spPr>
+                </pic:pic>
+              </a:graphicData>
+            </a:graphic>
+          </wp:inline>
+        </w:drawing>
+      </w:r>
+    </w:p>
+    <w:p>
+      <w:pPr>
+        <w:pStyle w:val="SourceCode"/>
+      </w:pPr>
+      <w:r>
+        <w:rPr>
+          <w:rStyle w:val="NormalTok"/>
+        </w:rPr>
+        <w:t xml:space="preserve">asimetrija </w:t>
+      </w:r>
+      <w:r>
+        <w:rPr>
+          <w:rStyle w:val="OtherTok"/>
+        </w:rPr>
+        <w:t xml:space="preserve">&lt;-</w:t>
+      </w:r>
+      <w:r>
+        <w:rPr>
+          <w:rStyle w:val="NormalTok"/>
+        </w:rPr>
+        <w:t xml:space="preserve"> </w:t>
+      </w:r>
+      <w:r>
+        <w:rPr>
+          <w:rStyle w:val="ControlFlowTok"/>
+        </w:rPr>
+        <w:t xml:space="preserve">function</w:t>
+      </w:r>
+      <w:r>
+        <w:rPr>
+          <w:rStyle w:val="NormalTok"/>
+        </w:rPr>
+        <w:t xml:space="preserve">(x) {</w:t>
+      </w:r>
+      <w:r>
+        <w:br/>
+      </w:r>
+      <w:r>
+        <w:rPr>
+          <w:rStyle w:val="NormalTok"/>
+        </w:rPr>
+        <w:t xml:space="preserve">  </w:t>
+      </w:r>
+      <w:r>
+        <w:rPr>
+          <w:rStyle w:val="FunctionTok"/>
+        </w:rPr>
+        <w:t xml:space="preserve">mean</w:t>
+      </w:r>
+      <w:r>
+        <w:rPr>
+          <w:rStyle w:val="NormalTok"/>
+        </w:rPr>
+        <w:t xml:space="preserve">((x </w:t>
+      </w:r>
+      <w:r>
+        <w:rPr>
+          <w:rStyle w:val="SpecialCharTok"/>
+        </w:rPr>
+        <w:t xml:space="preserve">-</w:t>
+      </w:r>
+      <w:r>
+        <w:rPr>
+          <w:rStyle w:val="NormalTok"/>
+        </w:rPr>
+        <w:t xml:space="preserve"> </w:t>
+      </w:r>
+      <w:r>
+        <w:rPr>
+          <w:rStyle w:val="FunctionTok"/>
+        </w:rPr>
+        <w:t xml:space="preserve">mean</w:t>
+      </w:r>
+      <w:r>
+        <w:rPr>
+          <w:rStyle w:val="NormalTok"/>
+        </w:rPr>
+        <w:t xml:space="preserve">(x))</w:t>
+      </w:r>
+      <w:r>
+        <w:rPr>
+          <w:rStyle w:val="SpecialCharTok"/>
+        </w:rPr>
+        <w:t xml:space="preserve">^</w:t>
+      </w:r>
+      <w:r>
+        <w:rPr>
+          <w:rStyle w:val="DecValTok"/>
+        </w:rPr>
+        <w:t xml:space="preserve">3</w:t>
+      </w:r>
+      <w:r>
+        <w:rPr>
+          <w:rStyle w:val="NormalTok"/>
+        </w:rPr>
+        <w:t xml:space="preserve">) </w:t>
+      </w:r>
+      <w:r>
+        <w:rPr>
+          <w:rStyle w:val="SpecialCharTok"/>
+        </w:rPr>
+        <w:t xml:space="preserve">/</w:t>
+      </w:r>
+      <w:r>
+        <w:rPr>
+          <w:rStyle w:val="NormalTok"/>
+        </w:rPr>
+        <w:t xml:space="preserve"> </w:t>
+      </w:r>
+      <w:r>
+        <w:rPr>
+          <w:rStyle w:val="FunctionTok"/>
+        </w:rPr>
+        <w:t xml:space="preserve">sd</w:t>
+      </w:r>
+      <w:r>
+        <w:rPr>
+          <w:rStyle w:val="NormalTok"/>
+        </w:rPr>
+        <w:t xml:space="preserve">(x)</w:t>
+      </w:r>
+      <w:r>
+        <w:rPr>
+          <w:rStyle w:val="SpecialCharTok"/>
+        </w:rPr>
+        <w:t xml:space="preserve">^</w:t>
+      </w:r>
+      <w:r>
+        <w:rPr>
+          <w:rStyle w:val="DecValTok"/>
+        </w:rPr>
+        <w:t xml:space="preserve">3</w:t>
+      </w:r>
+      <w:r>
+        <w:br/>
+      </w:r>
+      <w:r>
+        <w:rPr>
+          <w:rStyle w:val="NormalTok"/>
+        </w:rPr>
+        <w:t xml:space="preserve">}</w:t>
+      </w:r>
+      <w:r>
+        <w:br/>
+      </w:r>
+      <w:r>
+        <w:br/>
+      </w:r>
+      <w:r>
+        <w:rPr>
+          <w:rStyle w:val="FunctionTok"/>
+        </w:rPr>
+        <w:t xml:space="preserve">asimetrija</w:t>
+      </w:r>
+      <w:r>
+        <w:rPr>
+          <w:rStyle w:val="NormalTok"/>
+        </w:rPr>
+        <w:t xml:space="preserve">(razlika</w:t>
+      </w:r>
+      <w:r>
+        <w:rPr>
+          <w:rStyle w:val="SpecialCharTok"/>
+        </w:rPr>
+        <w:t xml:space="preserve">$</w:t>
+      </w:r>
+      <w:r>
+        <w:rPr>
+          <w:rStyle w:val="NormalTok"/>
+        </w:rPr>
+        <w:t xml:space="preserve">razlika_godina)</w:t>
+      </w:r>
+    </w:p>
+    <w:p>
+      <w:pPr>
+        <w:pStyle w:val="SourceCode"/>
+      </w:pPr>
+      <w:r>
+        <w:rPr>
+          <w:rStyle w:val="VerbatimChar"/>
+        </w:rPr>
+        <w:t xml:space="preserve">## [1] 1.817882</w:t>
+      </w:r>
+    </w:p>
+    <w:p>
+      <w:pPr>
+        <w:pStyle w:val="FirstParagraph"/>
+      </w:pPr>
+      <w:r>
+        <w:t xml:space="preserve">Tačke na Q-Q grafiku se na desnom kraju naglo odvajaju od linije, a koeficijent asimetrije iznosi 1,82, što znači izraženu asimetriju udesno: većina razlika je mala, uz dug rep do 32 godine. Razlika u godinama nije normalno raspoređena, pa i ovde koristimo Mann-Vitnijev test umesto t-testa. Kao veličinu efekta računamo verovatnoću da je razlika u godinama kod nasumično izabranog sastanka sa odgovorom „ne” veća nego kod nasumično izabranog sastanka sa odgovorom „da”. Vrednost 0,5 znači da nema razlike.</w:t>
+      </w:r>
+    </w:p>
+    <w:p>
+      <w:pPr>
+        <w:pStyle w:val="SourceCode"/>
+      </w:pPr>
+      <w:r>
+        <w:rPr>
+          <w:rStyle w:val="NormalTok"/>
+        </w:rPr>
+        <w:t xml:space="preserve">test_h3_godine </w:t>
+      </w:r>
+      <w:r>
+        <w:rPr>
+          <w:rStyle w:val="OtherTok"/>
+        </w:rPr>
+        <w:t xml:space="preserve">&lt;-</w:t>
+      </w:r>
+      <w:r>
+        <w:rPr>
+          <w:rStyle w:val="NormalTok"/>
+        </w:rPr>
+        <w:t xml:space="preserve"> </w:t>
+      </w:r>
+      <w:r>
+        <w:rPr>
+          <w:rStyle w:val="FunctionTok"/>
+        </w:rPr>
+        <w:t xml:space="preserve">wilcox.test</w:t>
+      </w:r>
+      <w:r>
+        <w:rPr>
+          <w:rStyle w:val="NormalTok"/>
+        </w:rPr>
+        <w:t xml:space="preserve">(razlika_godina </w:t>
+      </w:r>
+      <w:r>
+        <w:rPr>
+          <w:rStyle w:val="SpecialCharTok"/>
+        </w:rPr>
+        <w:t xml:space="preserve">~</w:t>
+      </w:r>
+      <w:r>
+        <w:rPr>
+          <w:rStyle w:val="NormalTok"/>
+        </w:rPr>
+        <w:t xml:space="preserve"> odluka, </w:t>
+      </w:r>
+      <w:r>
+        <w:rPr>
+          <w:rStyle w:val="AttributeTok"/>
+        </w:rPr>
+        <w:t xml:space="preserve">data =</w:t>
+      </w:r>
+      <w:r>
+        <w:rPr>
+          <w:rStyle w:val="NormalTok"/>
+        </w:rPr>
+        <w:t xml:space="preserve"> razlika)</w:t>
+      </w:r>
+      <w:r>
+        <w:br/>
+      </w:r>
+      <w:r>
+        <w:rPr>
+          <w:rStyle w:val="NormalTok"/>
+        </w:rPr>
+        <w:t xml:space="preserve">test_h3_godine</w:t>
+      </w:r>
+    </w:p>
+    <w:p>
+      <w:pPr>
+        <w:pStyle w:val="SourceCode"/>
+      </w:pPr>
+      <w:r>
+        <w:rPr>
+          <w:rStyle w:val="VerbatimChar"/>
+        </w:rPr>
+        <w:t xml:space="preserve">## </w:t>
+      </w:r>
+      <w:r>
+        <w:br/>
+      </w:r>
+      <w:r>
+        <w:rPr>
+          <w:rStyle w:val="VerbatimChar"/>
+        </w:rPr>
+        <w:t xml:space="preserve">##  Wilcoxon rank sum test with continuity correction</w:t>
+      </w:r>
+      <w:r>
+        <w:br/>
+      </w:r>
+      <w:r>
+        <w:rPr>
+          <w:rStyle w:val="VerbatimChar"/>
+        </w:rPr>
+        <w:t xml:space="preserve">## </w:t>
+      </w:r>
+      <w:r>
+        <w:br/>
+      </w:r>
+      <w:r>
+        <w:rPr>
+          <w:rStyle w:val="VerbatimChar"/>
+        </w:rPr>
+        <w:t xml:space="preserve">## data:  razlika_godina by odluka</w:t>
+      </w:r>
+      <w:r>
+        <w:br/>
+      </w:r>
+      <w:r>
+        <w:rPr>
+          <w:rStyle w:val="VerbatimChar"/>
+        </w:rPr>
+        <w:t xml:space="preserve">## W = 8552470, p-value = 0.0001285</w:t>
+      </w:r>
+      <w:r>
+        <w:br/>
+      </w:r>
+      <w:r>
+        <w:rPr>
+          <w:rStyle w:val="VerbatimChar"/>
+        </w:rPr>
+        <w:t xml:space="preserve">## alternative hypothesis: true location shift is not equal to 0</w:t>
+      </w:r>
+    </w:p>
+    <w:p>
+      <w:pPr>
+        <w:pStyle w:val="SourceCode"/>
+      </w:pPr>
+      <w:r>
+        <w:rPr>
+          <w:rStyle w:val="NormalTok"/>
+        </w:rPr>
+        <w:t xml:space="preserve">broj_po_odluci </w:t>
+      </w:r>
+      <w:r>
+        <w:rPr>
+          <w:rStyle w:val="OtherTok"/>
+        </w:rPr>
+        <w:t xml:space="preserve">&lt;-</w:t>
+      </w:r>
+      <w:r>
+        <w:rPr>
+          <w:rStyle w:val="NormalTok"/>
+        </w:rPr>
+        <w:t xml:space="preserve"> </w:t>
+      </w:r>
+      <w:r>
+        <w:rPr>
+          <w:rStyle w:val="FunctionTok"/>
+        </w:rPr>
+        <w:t xml:space="preserve">table</w:t>
+      </w:r>
+      <w:r>
+        <w:rPr>
+          <w:rStyle w:val="NormalTok"/>
+        </w:rPr>
+        <w:t xml:space="preserve">(razlika</w:t>
+      </w:r>
+      <w:r>
+        <w:rPr>
+          <w:rStyle w:val="SpecialCharTok"/>
+        </w:rPr>
+        <w:t xml:space="preserve">$</w:t>
+      </w:r>
+      <w:r>
+        <w:rPr>
+          <w:rStyle w:val="NormalTok"/>
+        </w:rPr>
+        <w:t xml:space="preserve">odluka)</w:t>
+      </w:r>
+      <w:r>
+        <w:br/>
+      </w:r>
+      <w:r>
+        <w:rPr>
+          <w:rStyle w:val="FunctionTok"/>
+        </w:rPr>
+        <w:t xml:space="preserve">unname</w:t>
+      </w:r>
+      <w:r>
+        <w:rPr>
+          <w:rStyle w:val="NormalTok"/>
+        </w:rPr>
+        <w:t xml:space="preserve">(test_h3_godine</w:t>
+      </w:r>
+      <w:r>
+        <w:rPr>
+          <w:rStyle w:val="SpecialCharTok"/>
+        </w:rPr>
+        <w:t xml:space="preserve">$</w:t>
+      </w:r>
+      <w:r>
+        <w:rPr>
+          <w:rStyle w:val="NormalTok"/>
+        </w:rPr>
+        <w:t xml:space="preserve">statistic) </w:t>
+      </w:r>
+      <w:r>
+        <w:rPr>
+          <w:rStyle w:val="SpecialCharTok"/>
+        </w:rPr>
+        <w:t xml:space="preserve">/</w:t>
+      </w:r>
+      <w:r>
+        <w:rPr>
+          <w:rStyle w:val="NormalTok"/>
+        </w:rPr>
+        <w:t xml:space="preserve"> </w:t>
+      </w:r>
+      <w:r>
+        <w:rPr>
+          <w:rStyle w:val="FunctionTok"/>
+        </w:rPr>
+        <w:t xml:space="preserve">prod</w:t>
+      </w:r>
+      <w:r>
+        <w:rPr>
+          <w:rStyle w:val="NormalTok"/>
+        </w:rPr>
+        <w:t xml:space="preserve">(broj_po_odluci)</w:t>
+      </w:r>
+    </w:p>
+    <w:p>
+      <w:pPr>
+        <w:pStyle w:val="SourceCode"/>
+      </w:pPr>
+      <w:r>
+        <w:rPr>
+          <w:rStyle w:val="VerbatimChar"/>
+        </w:rPr>
+        <w:t xml:space="preserve">## [1] 0.524553</w:t>
+      </w:r>
+    </w:p>
+    <w:p>
+      <w:pPr>
+        <w:pStyle w:val="FirstParagraph"/>
+      </w:pPr>
+      <w:r>
+        <w:t xml:space="preserve">Test daje p-vrednost manju od 0,001, pa odbacujemo H0: kod odgovora „da” razlika u godinama je nešto manja. Veličina efekta je, međutim, 0,52, vrlo blizu 0,5, a medijane su iste (3 godine). Razlika je statistički značajna samo zato što imamo mnogo redova, a praktično je zanemarljiva.</w:t>
+      </w:r>
+    </w:p>
+    <w:p>
+      <w:pPr>
+        <w:pStyle w:val="BodyText"/>
+      </w:pPr>
+      <w:r>
+        <w:rPr>
+          <w:b/>
+          <w:bCs/>
+        </w:rPr>
+        <w:t xml:space="preserve">Hipoteza H3 je formalno potvrđena, ali su oba efekta zanemarljiva.</w:t>
+      </w:r>
+      <w:r>
+        <w:t xml:space="preserve"> </w:t>
+      </w:r>
+      <w:r>
+        <w:t xml:space="preserve">Ista rasa i razlika u godinama gotovo ne utiču na odluku, verovatno zato što su učesnici uglavnom vršnjaci iz istog akademskog okruženja.</w:t>
+      </w:r>
+    </w:p>
+    <w:bookmarkEnd w:id="117"/>
+    <w:bookmarkStart w:id="121" w:name="h4-izjavljene-i-stvarne-preferencije"/>
+    <w:p>
+      <w:pPr>
+        <w:pStyle w:val="Heading2"/>
+      </w:pPr>
+      <w:r>
+        <w:rPr>
+          <w:rStyle w:val="SectionNumber"/>
+        </w:rPr>
+        <w:t xml:space="preserve">7.5</w:t>
+      </w:r>
+      <w:r>
+        <w:tab/>
+      </w:r>
+      <w:r>
+        <w:t xml:space="preserve">H4: Izjavljene i stvarne preferencije</w:t>
+      </w:r>
+    </w:p>
+    <w:p>
+      <w:pPr>
+        <w:pStyle w:val="Compact"/>
+        <w:numPr>
+          <w:ilvl w:val="0"/>
+          <w:numId w:val="1029"/>
+        </w:numPr>
+      </w:pPr>
+      <w:r>
+        <w:t xml:space="preserve">H0: osobine koje učesnici izjavljuju kao važne iste su kao osobine koje najviše utiču na njihovu odluku;</w:t>
+      </w:r>
+    </w:p>
+    <w:p>
+      <w:pPr>
+        <w:pStyle w:val="Compact"/>
+        <w:numPr>
+          <w:ilvl w:val="0"/>
+          <w:numId w:val="1029"/>
+        </w:numPr>
+      </w:pPr>
+      <w:r>
+        <w:t xml:space="preserve">H1: izjavljene i stvarne preferencije se razlikuju.</w:t>
+      </w:r>
+    </w:p>
+    <w:bookmarkStart w:id="118" w:name="provera-pomoću-modela"/>
+    <w:p>
+      <w:pPr>
+        <w:pStyle w:val="Heading3"/>
+      </w:pPr>
+      <w:r>
+        <w:rPr>
+          <w:rStyle w:val="SectionNumber"/>
+        </w:rPr>
+        <w:t xml:space="preserve">7.5.1</w:t>
+      </w:r>
+      <w:r>
+        <w:tab/>
+      </w:r>
+      <w:r>
+        <w:t xml:space="preserve">Provera pomoću modela</w:t>
+      </w:r>
+    </w:p>
+    <w:p>
+      <w:pPr>
+        <w:pStyle w:val="FirstParagraph"/>
+      </w:pPr>
+      <w:r>
+        <w:t xml:space="preserve">Izjavljene preferencije su prosečni poeni iz upitnika pre događaja (</w:t>
+      </w:r>
+      <w:r>
+        <w:rPr>
+          <w:rStyle w:val="VerbatimChar"/>
+        </w:rPr>
+        <w:t xml:space="preserve">attr1_1</w:t>
+      </w:r>
+      <w:r>
+        <w:t xml:space="preserve"> </w:t>
+      </w:r>
+      <w:r>
+        <w:t xml:space="preserve">…</w:t>
+      </w:r>
+      <w:r>
+        <w:t xml:space="preserve"> </w:t>
+      </w:r>
+      <w:r>
+        <w:rPr>
+          <w:rStyle w:val="VerbatimChar"/>
+        </w:rPr>
+        <w:t xml:space="preserve">shar1_1</w:t>
+      </w:r>
+      <w:r>
+        <w:t xml:space="preserve">). Stvarni uticaj merimo logističkom regresijom u kojoj odluku objašnjavamo sa šest ocena partnera, posebno za muškarce i za žene. Ocene najpre standardizujemo (oduzimamo prosek i delimo standardnom devijacijom), kako bi koeficijenti bili uporedivi: koeficijent tada pokazuje koliko se menja log-šansa za „da” kada ocena poraste za jednu standardnu devijaciju, uz nepromenjene ostale ocene. Za svaki koeficijent računamo i 95% interval poverenja.</w:t>
+      </w:r>
+    </w:p>
+    <w:p>
+      <w:pPr>
+        <w:pStyle w:val="SourceCode"/>
+      </w:pPr>
+      <w:r>
+        <w:rPr>
+          <w:rStyle w:val="NormalTok"/>
+        </w:rPr>
+        <w:t xml:space="preserve">osobine </w:t>
+      </w:r>
+      <w:r>
+        <w:rPr>
+          <w:rStyle w:val="OtherTok"/>
+        </w:rPr>
+        <w:t xml:space="preserve">&lt;-</w:t>
+      </w:r>
+      <w:r>
+        <w:rPr>
+          <w:rStyle w:val="NormalTok"/>
+        </w:rPr>
+        <w:t xml:space="preserve"> </w:t>
+      </w:r>
+      <w:r>
+        <w:rPr>
+          <w:rStyle w:val="FunctionTok"/>
+        </w:rPr>
+        <w:t xml:space="preserve">c</w:t>
+      </w:r>
+      <w:r>
+        <w:rPr>
+          <w:rStyle w:val="NormalTok"/>
+        </w:rPr>
+        <w:t xml:space="preserve">(</w:t>
+      </w:r>
+      <w:r>
+        <w:rPr>
+          <w:rStyle w:val="StringTok"/>
+        </w:rPr>
+        <w:t xml:space="preserve">"attr"</w:t>
+      </w:r>
+      <w:r>
+        <w:rPr>
+          <w:rStyle w:val="NormalTok"/>
+        </w:rPr>
+        <w:t xml:space="preserve">, </w:t>
+      </w:r>
+      <w:r>
+        <w:rPr>
+          <w:rStyle w:val="StringTok"/>
+        </w:rPr>
+        <w:t xml:space="preserve">"sinc"</w:t>
+      </w:r>
+      <w:r>
+        <w:rPr>
+          <w:rStyle w:val="NormalTok"/>
+        </w:rPr>
+        <w:t xml:space="preserve">, </w:t>
+      </w:r>
+      <w:r>
+        <w:rPr>
+          <w:rStyle w:val="StringTok"/>
+        </w:rPr>
+        <w:t xml:space="preserve">"intel"</w:t>
+      </w:r>
+      <w:r>
+        <w:rPr>
+          <w:rStyle w:val="NormalTok"/>
+        </w:rPr>
+        <w:t xml:space="preserve">, </w:t>
+      </w:r>
+      <w:r>
+        <w:rPr>
+          <w:rStyle w:val="StringTok"/>
+        </w:rPr>
+        <w:t xml:space="preserve">"fun"</w:t>
+      </w:r>
+      <w:r>
+        <w:rPr>
+          <w:rStyle w:val="NormalTok"/>
+        </w:rPr>
+        <w:t xml:space="preserve">, </w:t>
+      </w:r>
+      <w:r>
+        <w:rPr>
+          <w:rStyle w:val="StringTok"/>
+        </w:rPr>
+        <w:t xml:space="preserve">"amb"</w:t>
+      </w:r>
+      <w:r>
+        <w:rPr>
+          <w:rStyle w:val="NormalTok"/>
+        </w:rPr>
+        <w:t xml:space="preserve">, </w:t>
+      </w:r>
+      <w:r>
+        <w:rPr>
+          <w:rStyle w:val="StringTok"/>
+        </w:rPr>
+        <w:t xml:space="preserve">"shar"</w:t>
+      </w:r>
+      <w:r>
+        <w:rPr>
+          <w:rStyle w:val="NormalTok"/>
+        </w:rPr>
+        <w:t xml:space="preserve">)</w:t>
+      </w:r>
+      <w:r>
+        <w:br/>
+      </w:r>
+      <w:r>
+        <w:br/>
+      </w:r>
+      <w:r>
+        <w:rPr>
+          <w:rStyle w:val="NormalTok"/>
+        </w:rPr>
+        <w:t xml:space="preserve">stvarni_uticaj </w:t>
+      </w:r>
+      <w:r>
+        <w:rPr>
+          <w:rStyle w:val="OtherTok"/>
+        </w:rPr>
+        <w:t xml:space="preserve">&lt;-</w:t>
+      </w:r>
+      <w:r>
+        <w:rPr>
+          <w:rStyle w:val="NormalTok"/>
+        </w:rPr>
+        <w:t xml:space="preserve"> </w:t>
+      </w:r>
+      <w:r>
+        <w:rPr>
+          <w:rStyle w:val="ControlFlowTok"/>
+        </w:rPr>
+        <w:t xml:space="preserve">function</w:t>
+      </w:r>
+      <w:r>
+        <w:rPr>
+          <w:rStyle w:val="NormalTok"/>
+        </w:rPr>
+        <w:t xml:space="preserve">(pol) {</w:t>
+      </w:r>
+      <w:r>
+        <w:br/>
+      </w:r>
+      <w:r>
+        <w:rPr>
+          <w:rStyle w:val="NormalTok"/>
+        </w:rPr>
+        <w:t xml:space="preserve">  podaci </w:t>
+      </w:r>
+      <w:r>
+        <w:rPr>
+          <w:rStyle w:val="OtherTok"/>
+        </w:rPr>
+        <w:t xml:space="preserve">&lt;-</w:t>
+      </w:r>
+      <w:r>
+        <w:rPr>
+          <w:rStyle w:val="NormalTok"/>
+        </w:rPr>
+        <w:t xml:space="preserve"> sd </w:t>
+      </w:r>
+      <w:r>
+        <w:rPr>
+          <w:rStyle w:val="SpecialCharTok"/>
+        </w:rPr>
+        <w:t xml:space="preserve">%&gt;%</w:t>
+      </w:r>
+      <w:r>
+        <w:br/>
+      </w:r>
+      <w:r>
+        <w:rPr>
+          <w:rStyle w:val="NormalTok"/>
+        </w:rPr>
+        <w:t xml:space="preserve">    </w:t>
+      </w:r>
+      <w:r>
+        <w:rPr>
+          <w:rStyle w:val="FunctionTok"/>
+        </w:rPr>
+        <w:t xml:space="preserve">filter</w:t>
+      </w:r>
+      <w:r>
+        <w:rPr>
+          <w:rStyle w:val="NormalTok"/>
+        </w:rPr>
+        <w:t xml:space="preserve">(gender </w:t>
+      </w:r>
+      <w:r>
+        <w:rPr>
+          <w:rStyle w:val="SpecialCharTok"/>
+        </w:rPr>
+        <w:t xml:space="preserve">==</w:t>
+      </w:r>
+      <w:r>
+        <w:rPr>
+          <w:rStyle w:val="NormalTok"/>
+        </w:rPr>
+        <w:t xml:space="preserve"> pol) </w:t>
+      </w:r>
+      <w:r>
+        <w:rPr>
+          <w:rStyle w:val="SpecialCharTok"/>
+        </w:rPr>
+        <w:t xml:space="preserve">%&gt;%</w:t>
+      </w:r>
+      <w:r>
+        <w:br/>
+      </w:r>
+      <w:r>
+        <w:rPr>
+          <w:rStyle w:val="NormalTok"/>
+        </w:rPr>
+        <w:t xml:space="preserve">    </w:t>
+      </w:r>
+      <w:r>
+        <w:rPr>
+          <w:rStyle w:val="FunctionTok"/>
+        </w:rPr>
+        <w:t xml:space="preserve">select</w:t>
+      </w:r>
+      <w:r>
+        <w:rPr>
+          <w:rStyle w:val="NormalTok"/>
+        </w:rPr>
+        <w:t xml:space="preserve">(dec, </w:t>
+      </w:r>
+      <w:r>
+        <w:rPr>
+          <w:rStyle w:val="FunctionTok"/>
+        </w:rPr>
+        <w:t xml:space="preserve">all_of</w:t>
+      </w:r>
+      <w:r>
+        <w:rPr>
+          <w:rStyle w:val="NormalTok"/>
+        </w:rPr>
+        <w:t xml:space="preserve">(osobine)) </w:t>
+      </w:r>
+      <w:r>
+        <w:rPr>
+          <w:rStyle w:val="SpecialCharTok"/>
+        </w:rPr>
+        <w:t xml:space="preserve">%&gt;%</w:t>
+      </w:r>
+      <w:r>
+        <w:br/>
+      </w:r>
+      <w:r>
+        <w:rPr>
+          <w:rStyle w:val="NormalTok"/>
+        </w:rPr>
+        <w:t xml:space="preserve">    </w:t>
+      </w:r>
+      <w:r>
+        <w:rPr>
+          <w:rStyle w:val="FunctionTok"/>
+        </w:rPr>
+        <w:t xml:space="preserve">drop_na</w:t>
+      </w:r>
+      <w:r>
+        <w:rPr>
+          <w:rStyle w:val="NormalTok"/>
+        </w:rPr>
+        <w:t xml:space="preserve">() </w:t>
+      </w:r>
+      <w:r>
+        <w:rPr>
+          <w:rStyle w:val="SpecialCharTok"/>
+        </w:rPr>
+        <w:t xml:space="preserve">%&gt;%</w:t>
+      </w:r>
+      <w:r>
+        <w:br/>
+      </w:r>
+      <w:r>
+        <w:rPr>
+          <w:rStyle w:val="NormalTok"/>
+        </w:rPr>
+        <w:t xml:space="preserve">    </w:t>
+      </w:r>
+      <w:r>
+        <w:rPr>
+          <w:rStyle w:val="FunctionTok"/>
+        </w:rPr>
+        <w:t xml:space="preserve">mutate</w:t>
+      </w:r>
+      <w:r>
+        <w:rPr>
+          <w:rStyle w:val="NormalTok"/>
+        </w:rPr>
+        <w:t xml:space="preserve">(</w:t>
+      </w:r>
+      <w:r>
+        <w:rPr>
+          <w:rStyle w:val="FunctionTok"/>
+        </w:rPr>
+        <w:t xml:space="preserve">across</w:t>
+      </w:r>
+      <w:r>
+        <w:rPr>
+          <w:rStyle w:val="NormalTok"/>
+        </w:rPr>
+        <w:t xml:space="preserve">(</w:t>
+      </w:r>
+      <w:r>
+        <w:rPr>
+          <w:rStyle w:val="FunctionTok"/>
+        </w:rPr>
+        <w:t xml:space="preserve">all_of</w:t>
+      </w:r>
+      <w:r>
+        <w:rPr>
+          <w:rStyle w:val="NormalTok"/>
+        </w:rPr>
+        <w:t xml:space="preserve">(osobine), </w:t>
+      </w:r>
+      <w:r>
+        <w:rPr>
+          <w:rStyle w:val="SpecialCharTok"/>
+        </w:rPr>
+        <w:t xml:space="preserve">~</w:t>
+      </w:r>
+      <w:r>
+        <w:rPr>
+          <w:rStyle w:val="NormalTok"/>
+        </w:rPr>
+        <w:t xml:space="preserve"> </w:t>
+      </w:r>
+      <w:r>
+        <w:rPr>
+          <w:rStyle w:val="FunctionTok"/>
+        </w:rPr>
+        <w:t xml:space="preserve">as.numeric</w:t>
+      </w:r>
+      <w:r>
+        <w:rPr>
+          <w:rStyle w:val="NormalTok"/>
+        </w:rPr>
+        <w:t xml:space="preserve">(</w:t>
+      </w:r>
+      <w:r>
+        <w:rPr>
+          <w:rStyle w:val="FunctionTok"/>
+        </w:rPr>
+        <w:t xml:space="preserve">scale</w:t>
+      </w:r>
+      <w:r>
+        <w:rPr>
+          <w:rStyle w:val="NormalTok"/>
+        </w:rPr>
+        <w:t xml:space="preserve">(.x))))</w:t>
+      </w:r>
+      <w:r>
+        <w:br/>
+      </w:r>
+      <w:r>
+        <w:br/>
+      </w:r>
+      <w:r>
+        <w:rPr>
+          <w:rStyle w:val="NormalTok"/>
+        </w:rPr>
+        <w:t xml:space="preserve">  </w:t>
+      </w:r>
+      <w:r>
+        <w:rPr>
+          <w:rStyle w:val="FunctionTok"/>
+        </w:rPr>
+        <w:t xml:space="preserve">glm</w:t>
+      </w:r>
+      <w:r>
+        <w:rPr>
+          <w:rStyle w:val="NormalTok"/>
+        </w:rPr>
+        <w:t xml:space="preserve">(dec </w:t>
+      </w:r>
+      <w:r>
+        <w:rPr>
+          <w:rStyle w:val="SpecialCharTok"/>
+        </w:rPr>
+        <w:t xml:space="preserve">~</w:t>
+      </w:r>
+      <w:r>
+        <w:rPr>
+          <w:rStyle w:val="NormalTok"/>
+        </w:rPr>
+        <w:t xml:space="preserve"> ., </w:t>
+      </w:r>
+      <w:r>
+        <w:rPr>
+          <w:rStyle w:val="AttributeTok"/>
+        </w:rPr>
+        <w:t xml:space="preserve">data =</w:t>
+      </w:r>
+      <w:r>
+        <w:rPr>
+          <w:rStyle w:val="NormalTok"/>
+        </w:rPr>
+        <w:t xml:space="preserve"> podaci, </w:t>
+      </w:r>
+      <w:r>
+        <w:rPr>
+          <w:rStyle w:val="AttributeTok"/>
+        </w:rPr>
+        <w:t xml:space="preserve">family =</w:t>
+      </w:r>
+      <w:r>
+        <w:rPr>
+          <w:rStyle w:val="NormalTok"/>
+        </w:rPr>
+        <w:t xml:space="preserve"> binomial) </w:t>
+      </w:r>
+      <w:r>
+        <w:rPr>
+          <w:rStyle w:val="SpecialCharTok"/>
+        </w:rPr>
+        <w:t xml:space="preserve">%&gt;%</w:t>
+      </w:r>
+      <w:r>
+        <w:br/>
+      </w:r>
+      <w:r>
+        <w:rPr>
+          <w:rStyle w:val="NormalTok"/>
+        </w:rPr>
+        <w:t xml:space="preserve">    broom</w:t>
+      </w:r>
+      <w:r>
+        <w:rPr>
+          <w:rStyle w:val="SpecialCharTok"/>
+        </w:rPr>
+        <w:t xml:space="preserve">::</w:t>
+      </w:r>
+      <w:r>
+        <w:rPr>
+          <w:rStyle w:val="FunctionTok"/>
+        </w:rPr>
+        <w:t xml:space="preserve">tidy</w:t>
+      </w:r>
+      <w:r>
+        <w:rPr>
+          <w:rStyle w:val="NormalTok"/>
+        </w:rPr>
+        <w:t xml:space="preserve">(</w:t>
+      </w:r>
+      <w:r>
+        <w:rPr>
+          <w:rStyle w:val="AttributeTok"/>
+        </w:rPr>
+        <w:t xml:space="preserve">conf.int =</w:t>
+      </w:r>
+      <w:r>
+        <w:rPr>
+          <w:rStyle w:val="NormalTok"/>
+        </w:rPr>
+        <w:t xml:space="preserve"> </w:t>
+      </w:r>
+      <w:r>
+        <w:rPr>
+          <w:rStyle w:val="ConstantTok"/>
+        </w:rPr>
+        <w:t xml:space="preserve">TRUE</w:t>
+      </w:r>
+      <w:r>
+        <w:rPr>
+          <w:rStyle w:val="NormalTok"/>
+        </w:rPr>
+        <w:t xml:space="preserve">) </w:t>
+      </w:r>
+      <w:r>
+        <w:rPr>
+          <w:rStyle w:val="SpecialCharTok"/>
+        </w:rPr>
+        <w:t xml:space="preserve">%&gt;%</w:t>
+      </w:r>
+      <w:r>
+        <w:br/>
+      </w:r>
+      <w:r>
+        <w:rPr>
+          <w:rStyle w:val="NormalTok"/>
+        </w:rPr>
+        <w:t xml:space="preserve">    </w:t>
+      </w:r>
+      <w:r>
+        <w:rPr>
+          <w:rStyle w:val="FunctionTok"/>
+        </w:rPr>
+        <w:t xml:space="preserve">filter</w:t>
+      </w:r>
+      <w:r>
+        <w:rPr>
+          <w:rStyle w:val="NormalTok"/>
+        </w:rPr>
+        <w:t xml:space="preserve">(term </w:t>
+      </w:r>
+      <w:r>
+        <w:rPr>
+          <w:rStyle w:val="SpecialCharTok"/>
+        </w:rPr>
+        <w:t xml:space="preserve">!=</w:t>
+      </w:r>
+      <w:r>
+        <w:rPr>
+          <w:rStyle w:val="NormalTok"/>
+        </w:rPr>
+        <w:t xml:space="preserve"> </w:t>
+      </w:r>
+      <w:r>
+        <w:rPr>
+          <w:rStyle w:val="StringTok"/>
+        </w:rPr>
+        <w:t xml:space="preserve">"(Intercept)"</w:t>
+      </w:r>
+      <w:r>
+        <w:rPr>
+          <w:rStyle w:val="NormalTok"/>
+        </w:rPr>
+        <w:t xml:space="preserve">) </w:t>
+      </w:r>
+      <w:r>
+        <w:rPr>
+          <w:rStyle w:val="SpecialCharTok"/>
+        </w:rPr>
+        <w:t xml:space="preserve">%&gt;%</w:t>
+      </w:r>
+      <w:r>
+        <w:br/>
+      </w:r>
+      <w:r>
+        <w:rPr>
+          <w:rStyle w:val="NormalTok"/>
+        </w:rPr>
+        <w:t xml:space="preserve">    </w:t>
+      </w:r>
+      <w:r>
+        <w:rPr>
+          <w:rStyle w:val="FunctionTok"/>
+        </w:rPr>
+        <w:t xml:space="preserve">transmute</w:t>
+      </w:r>
+      <w:r>
+        <w:rPr>
+          <w:rStyle w:val="NormalTok"/>
+        </w:rPr>
+        <w:t xml:space="preserve">(</w:t>
+      </w:r>
+      <w:r>
+        <w:rPr>
+          <w:rStyle w:val="AttributeTok"/>
+        </w:rPr>
+        <w:t xml:space="preserve">gender =</w:t>
+      </w:r>
+      <w:r>
+        <w:rPr>
+          <w:rStyle w:val="NormalTok"/>
+        </w:rPr>
+        <w:t xml:space="preserve"> pol, </w:t>
+      </w:r>
+      <w:r>
+        <w:rPr>
+          <w:rStyle w:val="AttributeTok"/>
+        </w:rPr>
+        <w:t xml:space="preserve">osobina =</w:t>
+      </w:r>
+      <w:r>
+        <w:rPr>
+          <w:rStyle w:val="NormalTok"/>
+        </w:rPr>
+        <w:t xml:space="preserve"> term,</w:t>
+      </w:r>
+      <w:r>
+        <w:br/>
+      </w:r>
+      <w:r>
+        <w:rPr>
+          <w:rStyle w:val="NormalTok"/>
+        </w:rPr>
+        <w:t xml:space="preserve">              </w:t>
+      </w:r>
+      <w:r>
+        <w:rPr>
+          <w:rStyle w:val="AttributeTok"/>
+        </w:rPr>
+        <w:t xml:space="preserve">koeficijent =</w:t>
+      </w:r>
+      <w:r>
+        <w:rPr>
+          <w:rStyle w:val="NormalTok"/>
+        </w:rPr>
+        <w:t xml:space="preserve"> </w:t>
+      </w:r>
+      <w:r>
+        <w:rPr>
+          <w:rStyle w:val="FunctionTok"/>
+        </w:rPr>
+        <w:t xml:space="preserve">round</w:t>
+      </w:r>
+      <w:r>
+        <w:rPr>
+          <w:rStyle w:val="NormalTok"/>
+        </w:rPr>
+        <w:t xml:space="preserve">(estimate, </w:t>
+      </w:r>
+      <w:r>
+        <w:rPr>
+          <w:rStyle w:val="DecValTok"/>
+        </w:rPr>
+        <w:t xml:space="preserve">2</w:t>
+      </w:r>
+      <w:r>
+        <w:rPr>
+          <w:rStyle w:val="NormalTok"/>
+        </w:rPr>
+        <w:t xml:space="preserve">),</w:t>
+      </w:r>
+      <w:r>
+        <w:br/>
+      </w:r>
+      <w:r>
+        <w:rPr>
+          <w:rStyle w:val="NormalTok"/>
+        </w:rPr>
+        <w:t xml:space="preserve">              </w:t>
+      </w:r>
+      <w:r>
+        <w:rPr>
+          <w:rStyle w:val="AttributeTok"/>
+        </w:rPr>
+        <w:t xml:space="preserve">donja =</w:t>
+      </w:r>
+      <w:r>
+        <w:rPr>
+          <w:rStyle w:val="NormalTok"/>
+        </w:rPr>
+        <w:t xml:space="preserve"> </w:t>
+      </w:r>
+      <w:r>
+        <w:rPr>
+          <w:rStyle w:val="FunctionTok"/>
+        </w:rPr>
+        <w:t xml:space="preserve">round</w:t>
+      </w:r>
+      <w:r>
+        <w:rPr>
+          <w:rStyle w:val="NormalTok"/>
+        </w:rPr>
+        <w:t xml:space="preserve">(conf.low, </w:t>
+      </w:r>
+      <w:r>
+        <w:rPr>
+          <w:rStyle w:val="DecValTok"/>
+        </w:rPr>
+        <w:t xml:space="preserve">2</w:t>
+      </w:r>
+      <w:r>
+        <w:rPr>
+          <w:rStyle w:val="NormalTok"/>
+        </w:rPr>
+        <w:t xml:space="preserve">), </w:t>
+      </w:r>
+      <w:r>
+        <w:rPr>
+          <w:rStyle w:val="AttributeTok"/>
+        </w:rPr>
+        <w:t xml:space="preserve">gornja =</w:t>
+      </w:r>
+      <w:r>
+        <w:rPr>
+          <w:rStyle w:val="NormalTok"/>
+        </w:rPr>
+        <w:t xml:space="preserve"> </w:t>
+      </w:r>
+      <w:r>
+        <w:rPr>
+          <w:rStyle w:val="FunctionTok"/>
+        </w:rPr>
+        <w:t xml:space="preserve">round</w:t>
+      </w:r>
+      <w:r>
+        <w:rPr>
+          <w:rStyle w:val="NormalTok"/>
+        </w:rPr>
+        <w:t xml:space="preserve">(conf.high, </w:t>
+      </w:r>
+      <w:r>
+        <w:rPr>
+          <w:rStyle w:val="DecValTok"/>
+        </w:rPr>
+        <w:t xml:space="preserve">2</w:t>
+      </w:r>
+      <w:r>
+        <w:rPr>
+          <w:rStyle w:val="NormalTok"/>
+        </w:rPr>
+        <w:t xml:space="preserve">))</w:t>
+      </w:r>
+      <w:r>
+        <w:br/>
+      </w:r>
+      <w:r>
+        <w:rPr>
+          <w:rStyle w:val="NormalTok"/>
+        </w:rPr>
+        <w:t xml:space="preserve">}</w:t>
+      </w:r>
+      <w:r>
+        <w:br/>
+      </w:r>
+      <w:r>
+        <w:br/>
+      </w:r>
+      <w:r>
+        <w:rPr>
+          <w:rStyle w:val="NormalTok"/>
+        </w:rPr>
+        <w:t xml:space="preserve">stvarno </w:t>
+      </w:r>
+      <w:r>
+        <w:rPr>
+          <w:rStyle w:val="OtherTok"/>
+        </w:rPr>
+        <w:t xml:space="preserve">&lt;-</w:t>
+      </w:r>
+      <w:r>
+        <w:rPr>
+          <w:rStyle w:val="NormalTok"/>
+        </w:rPr>
+        <w:t xml:space="preserve"> </w:t>
+      </w:r>
+      <w:r>
+        <w:rPr>
+          <w:rStyle w:val="FunctionTok"/>
+        </w:rPr>
+        <w:t xml:space="preserve">bind_rows</w:t>
+      </w:r>
+      <w:r>
+        <w:rPr>
+          <w:rStyle w:val="NormalTok"/>
+        </w:rPr>
+        <w:t xml:space="preserve">(</w:t>
+      </w:r>
+      <w:r>
+        <w:rPr>
+          <w:rStyle w:val="FunctionTok"/>
+        </w:rPr>
+        <w:t xml:space="preserve">stvarni_uticaj</w:t>
+      </w:r>
+      <w:r>
+        <w:rPr>
+          <w:rStyle w:val="NormalTok"/>
+        </w:rPr>
+        <w:t xml:space="preserve">(</w:t>
+      </w:r>
+      <w:r>
+        <w:rPr>
+          <w:rStyle w:val="StringTok"/>
+        </w:rPr>
+        <w:t xml:space="preserve">"Žena"</w:t>
+      </w:r>
+      <w:r>
+        <w:rPr>
+          <w:rStyle w:val="NormalTok"/>
+        </w:rPr>
+        <w:t xml:space="preserve">), </w:t>
+      </w:r>
+      <w:r>
+        <w:rPr>
+          <w:rStyle w:val="FunctionTok"/>
+        </w:rPr>
+        <w:t xml:space="preserve">stvarni_uticaj</w:t>
+      </w:r>
+      <w:r>
+        <w:rPr>
+          <w:rStyle w:val="NormalTok"/>
+        </w:rPr>
+        <w:t xml:space="preserve">(</w:t>
+      </w:r>
+      <w:r>
+        <w:rPr>
+          <w:rStyle w:val="StringTok"/>
+        </w:rPr>
+        <w:t xml:space="preserve">"Muškarac"</w:t>
+      </w:r>
+      <w:r>
+        <w:rPr>
+          <w:rStyle w:val="NormalTok"/>
+        </w:rPr>
+        <w:t xml:space="preserve">))</w:t>
+      </w:r>
+      <w:r>
+        <w:br/>
+      </w:r>
+      <w:r>
+        <w:br/>
+      </w:r>
+      <w:r>
+        <w:rPr>
+          <w:rStyle w:val="NormalTok"/>
+        </w:rPr>
+        <w:t xml:space="preserve">izjavljeno </w:t>
+      </w:r>
+      <w:r>
+        <w:rPr>
+          <w:rStyle w:val="OtherTok"/>
+        </w:rPr>
+        <w:t xml:space="preserve">&lt;-</w:t>
+      </w:r>
+      <w:r>
+        <w:rPr>
+          <w:rStyle w:val="NormalTok"/>
+        </w:rPr>
+        <w:t xml:space="preserve"> ucesnici </w:t>
+      </w:r>
+      <w:r>
+        <w:rPr>
+          <w:rStyle w:val="SpecialCharTok"/>
+        </w:rPr>
+        <w:t xml:space="preserve">%&gt;%</w:t>
+      </w:r>
+      <w:r>
+        <w:br/>
+      </w:r>
+      <w:r>
+        <w:rPr>
+          <w:rStyle w:val="NormalTok"/>
+        </w:rPr>
+        <w:t xml:space="preserve">  </w:t>
+      </w:r>
+      <w:r>
+        <w:rPr>
+          <w:rStyle w:val="FunctionTok"/>
+        </w:rPr>
+        <w:t xml:space="preserve">select</w:t>
+      </w:r>
+      <w:r>
+        <w:rPr>
+          <w:rStyle w:val="NormalTok"/>
+        </w:rPr>
+        <w:t xml:space="preserve">(gender, </w:t>
+      </w:r>
+      <w:r>
+        <w:rPr>
+          <w:rStyle w:val="FunctionTok"/>
+        </w:rPr>
+        <w:t xml:space="preserve">all_of</w:t>
+      </w:r>
+      <w:r>
+        <w:rPr>
+          <w:rStyle w:val="NormalTok"/>
+        </w:rPr>
+        <w:t xml:space="preserve">(pref_1)) </w:t>
+      </w:r>
+      <w:r>
+        <w:rPr>
+          <w:rStyle w:val="SpecialCharTok"/>
+        </w:rPr>
+        <w:t xml:space="preserve">%&gt;%</w:t>
+      </w:r>
+      <w:r>
+        <w:br/>
+      </w:r>
+      <w:r>
+        <w:rPr>
+          <w:rStyle w:val="NormalTok"/>
+        </w:rPr>
+        <w:t xml:space="preserve">  </w:t>
+      </w:r>
+      <w:r>
+        <w:rPr>
+          <w:rStyle w:val="FunctionTok"/>
+        </w:rPr>
+        <w:t xml:space="preserve">pivot_longer</w:t>
+      </w:r>
+      <w:r>
+        <w:rPr>
+          <w:rStyle w:val="NormalTok"/>
+        </w:rPr>
+        <w:t xml:space="preserve">(</w:t>
+      </w:r>
+      <w:r>
+        <w:rPr>
+          <w:rStyle w:val="SpecialCharTok"/>
+        </w:rPr>
+        <w:t xml:space="preserve">-</w:t>
+      </w:r>
+      <w:r>
+        <w:rPr>
+          <w:rStyle w:val="NormalTok"/>
+        </w:rPr>
+        <w:t xml:space="preserve">gender, </w:t>
+      </w:r>
+      <w:r>
+        <w:rPr>
+          <w:rStyle w:val="AttributeTok"/>
+        </w:rPr>
+        <w:t xml:space="preserve">names_to =</w:t>
+      </w:r>
+      <w:r>
+        <w:rPr>
+          <w:rStyle w:val="NormalTok"/>
+        </w:rPr>
+        <w:t xml:space="preserve"> </w:t>
+      </w:r>
+      <w:r>
+        <w:rPr>
+          <w:rStyle w:val="StringTok"/>
+        </w:rPr>
+        <w:t xml:space="preserve">"osobina"</w:t>
+      </w:r>
+      <w:r>
+        <w:rPr>
+          <w:rStyle w:val="NormalTok"/>
+        </w:rPr>
+        <w:t xml:space="preserve">, </w:t>
+      </w:r>
+      <w:r>
+        <w:rPr>
+          <w:rStyle w:val="AttributeTok"/>
+        </w:rPr>
+        <w:t xml:space="preserve">values_to =</w:t>
+      </w:r>
+      <w:r>
+        <w:rPr>
+          <w:rStyle w:val="NormalTok"/>
+        </w:rPr>
+        <w:t xml:space="preserve"> </w:t>
+      </w:r>
+      <w:r>
+        <w:rPr>
+          <w:rStyle w:val="StringTok"/>
+        </w:rPr>
+        <w:t xml:space="preserve">"poeni"</w:t>
+      </w:r>
+      <w:r>
+        <w:rPr>
+          <w:rStyle w:val="NormalTok"/>
+        </w:rPr>
+        <w:t xml:space="preserve">) </w:t>
+      </w:r>
+      <w:r>
+        <w:rPr>
+          <w:rStyle w:val="SpecialCharTok"/>
+        </w:rPr>
+        <w:t xml:space="preserve">%&gt;%</w:t>
+      </w:r>
+      <w:r>
+        <w:br/>
+      </w:r>
+      <w:r>
+        <w:rPr>
+          <w:rStyle w:val="NormalTok"/>
+        </w:rPr>
+        <w:t xml:space="preserve">  </w:t>
+      </w:r>
+      <w:r>
+        <w:rPr>
+          <w:rStyle w:val="FunctionTok"/>
+        </w:rPr>
+        <w:t xml:space="preserve">mutate</w:t>
+      </w:r>
+      <w:r>
+        <w:rPr>
+          <w:rStyle w:val="NormalTok"/>
+        </w:rPr>
+        <w:t xml:space="preserve">(</w:t>
+      </w:r>
+      <w:r>
+        <w:rPr>
+          <w:rStyle w:val="AttributeTok"/>
+        </w:rPr>
+        <w:t xml:space="preserve">gender =</w:t>
+      </w:r>
+      <w:r>
+        <w:rPr>
+          <w:rStyle w:val="NormalTok"/>
+        </w:rPr>
+        <w:t xml:space="preserve"> </w:t>
+      </w:r>
+      <w:r>
+        <w:rPr>
+          <w:rStyle w:val="FunctionTok"/>
+        </w:rPr>
+        <w:t xml:space="preserve">as.character</w:t>
+      </w:r>
+      <w:r>
+        <w:rPr>
+          <w:rStyle w:val="NormalTok"/>
+        </w:rPr>
+        <w:t xml:space="preserve">(gender),</w:t>
+      </w:r>
+      <w:r>
+        <w:br/>
+      </w:r>
+      <w:r>
+        <w:rPr>
+          <w:rStyle w:val="NormalTok"/>
+        </w:rPr>
+        <w:t xml:space="preserve">         </w:t>
+      </w:r>
+      <w:r>
+        <w:rPr>
+          <w:rStyle w:val="AttributeTok"/>
+        </w:rPr>
+        <w:t xml:space="preserve">osobina =</w:t>
+      </w:r>
+      <w:r>
+        <w:rPr>
+          <w:rStyle w:val="NormalTok"/>
+        </w:rPr>
+        <w:t xml:space="preserve"> </w:t>
+      </w:r>
+      <w:r>
+        <w:rPr>
+          <w:rStyle w:val="FunctionTok"/>
+        </w:rPr>
+        <w:t xml:space="preserve">str_remove</w:t>
+      </w:r>
+      <w:r>
+        <w:rPr>
+          <w:rStyle w:val="NormalTok"/>
+        </w:rPr>
+        <w:t xml:space="preserve">(osobina, </w:t>
+      </w:r>
+      <w:r>
+        <w:rPr>
+          <w:rStyle w:val="StringTok"/>
+        </w:rPr>
+        <w:t xml:space="preserve">"1_1"</w:t>
+      </w:r>
+      <w:r>
+        <w:rPr>
+          <w:rStyle w:val="NormalTok"/>
+        </w:rPr>
+        <w:t xml:space="preserve">)) </w:t>
+      </w:r>
+      <w:r>
+        <w:rPr>
+          <w:rStyle w:val="SpecialCharTok"/>
+        </w:rPr>
+        <w:t xml:space="preserve">%&gt;%</w:t>
+      </w:r>
+      <w:r>
+        <w:br/>
+      </w:r>
+      <w:r>
+        <w:rPr>
+          <w:rStyle w:val="NormalTok"/>
+        </w:rPr>
+        <w:t xml:space="preserve">  </w:t>
+      </w:r>
+      <w:r>
+        <w:rPr>
+          <w:rStyle w:val="FunctionTok"/>
+        </w:rPr>
+        <w:t xml:space="preserve">group_by</w:t>
+      </w:r>
+      <w:r>
+        <w:rPr>
+          <w:rStyle w:val="NormalTok"/>
+        </w:rPr>
+        <w:t xml:space="preserve">(gender, osobina) </w:t>
+      </w:r>
+      <w:r>
+        <w:rPr>
+          <w:rStyle w:val="SpecialCharTok"/>
+        </w:rPr>
+        <w:t xml:space="preserve">%&gt;%</w:t>
+      </w:r>
+      <w:r>
+        <w:br/>
+      </w:r>
+      <w:r>
+        <w:rPr>
+          <w:rStyle w:val="NormalTok"/>
+        </w:rPr>
+        <w:t xml:space="preserve">  </w:t>
+      </w:r>
+      <w:r>
+        <w:rPr>
+          <w:rStyle w:val="FunctionTok"/>
+        </w:rPr>
+        <w:t xml:space="preserve">summarise</w:t>
+      </w:r>
+      <w:r>
+        <w:rPr>
+          <w:rStyle w:val="NormalTok"/>
+        </w:rPr>
+        <w:t xml:space="preserve">(</w:t>
+      </w:r>
+      <w:r>
+        <w:rPr>
+          <w:rStyle w:val="AttributeTok"/>
+        </w:rPr>
+        <w:t xml:space="preserve">poeni =</w:t>
+      </w:r>
+      <w:r>
+        <w:rPr>
+          <w:rStyle w:val="NormalTok"/>
+        </w:rPr>
+        <w:t xml:space="preserve"> </w:t>
+      </w:r>
+      <w:r>
+        <w:rPr>
+          <w:rStyle w:val="FunctionTok"/>
+        </w:rPr>
+        <w:t xml:space="preserve">round</w:t>
+      </w:r>
+      <w:r>
+        <w:rPr>
+          <w:rStyle w:val="NormalTok"/>
+        </w:rPr>
+        <w:t xml:space="preserve">(</w:t>
+      </w:r>
+      <w:r>
+        <w:rPr>
+          <w:rStyle w:val="FunctionTok"/>
+        </w:rPr>
+        <w:t xml:space="preserve">mean</w:t>
+      </w:r>
+      <w:r>
+        <w:rPr>
+          <w:rStyle w:val="NormalTok"/>
+        </w:rPr>
+        <w:t xml:space="preserve">(poeni, </w:t>
+      </w:r>
+      <w:r>
+        <w:rPr>
+          <w:rStyle w:val="AttributeTok"/>
+        </w:rPr>
+        <w:t xml:space="preserve">na.rm =</w:t>
+      </w:r>
+      <w:r>
+        <w:rPr>
+          <w:rStyle w:val="NormalTok"/>
+        </w:rPr>
+        <w:t xml:space="preserve"> </w:t>
+      </w:r>
+      <w:r>
+        <w:rPr>
+          <w:rStyle w:val="ConstantTok"/>
+        </w:rPr>
+        <w:t xml:space="preserve">TRUE</w:t>
+      </w:r>
+      <w:r>
+        <w:rPr>
+          <w:rStyle w:val="NormalTok"/>
+        </w:rPr>
+        <w:t xml:space="preserve">), </w:t>
+      </w:r>
+      <w:r>
+        <w:rPr>
+          <w:rStyle w:val="DecValTok"/>
+        </w:rPr>
+        <w:t xml:space="preserve">1</w:t>
+      </w:r>
+      <w:r>
+        <w:rPr>
+          <w:rStyle w:val="NormalTok"/>
+        </w:rPr>
+        <w:t xml:space="preserve">), </w:t>
+      </w:r>
+      <w:r>
+        <w:rPr>
+          <w:rStyle w:val="AttributeTok"/>
+        </w:rPr>
+        <w:t xml:space="preserve">.groups =</w:t>
+      </w:r>
+      <w:r>
+        <w:rPr>
+          <w:rStyle w:val="NormalTok"/>
+        </w:rPr>
+        <w:t xml:space="preserve"> </w:t>
+      </w:r>
+      <w:r>
+        <w:rPr>
+          <w:rStyle w:val="StringTok"/>
+        </w:rPr>
+        <w:t xml:space="preserve">"drop"</w:t>
+      </w:r>
+      <w:r>
+        <w:rPr>
+          <w:rStyle w:val="NormalTok"/>
+        </w:rPr>
+        <w:t xml:space="preserve">)</w:t>
+      </w:r>
+      <w:r>
+        <w:br/>
+      </w:r>
+      <w:r>
+        <w:br/>
+      </w:r>
+      <w:r>
+        <w:rPr>
+          <w:rStyle w:val="NormalTok"/>
+        </w:rPr>
+        <w:t xml:space="preserve">izjavljeno </w:t>
+      </w:r>
+      <w:r>
+        <w:rPr>
+          <w:rStyle w:val="SpecialCharTok"/>
+        </w:rPr>
+        <w:t xml:space="preserve">%&gt;%</w:t>
+      </w:r>
+      <w:r>
+        <w:br/>
+      </w:r>
+      <w:r>
+        <w:rPr>
+          <w:rStyle w:val="NormalTok"/>
+        </w:rPr>
+        <w:t xml:space="preserve">  </w:t>
+      </w:r>
+      <w:r>
+        <w:rPr>
+          <w:rStyle w:val="FunctionTok"/>
+        </w:rPr>
+        <w:t xml:space="preserve">left_join</w:t>
+      </w:r>
+      <w:r>
+        <w:rPr>
+          <w:rStyle w:val="NormalTok"/>
+        </w:rPr>
+        <w:t xml:space="preserve">(stvarno, </w:t>
+      </w:r>
+      <w:r>
+        <w:rPr>
+          <w:rStyle w:val="AttributeTok"/>
+        </w:rPr>
+        <w:t xml:space="preserve">by =</w:t>
+      </w:r>
+      <w:r>
+        <w:rPr>
+          <w:rStyle w:val="NormalTok"/>
+        </w:rPr>
+        <w:t xml:space="preserve"> </w:t>
+      </w:r>
+      <w:r>
+        <w:rPr>
+          <w:rStyle w:val="FunctionTok"/>
+        </w:rPr>
+        <w:t xml:space="preserve">c</w:t>
+      </w:r>
+      <w:r>
+        <w:rPr>
+          <w:rStyle w:val="NormalTok"/>
+        </w:rPr>
+        <w:t xml:space="preserve">(</w:t>
+      </w:r>
+      <w:r>
+        <w:rPr>
+          <w:rStyle w:val="StringTok"/>
+        </w:rPr>
+        <w:t xml:space="preserve">"gender"</w:t>
+      </w:r>
+      <w:r>
+        <w:rPr>
+          <w:rStyle w:val="NormalTok"/>
+        </w:rPr>
+        <w:t xml:space="preserve">, </w:t>
+      </w:r>
+      <w:r>
+        <w:rPr>
+          <w:rStyle w:val="StringTok"/>
+        </w:rPr>
+        <w:t xml:space="preserve">"osobina"</w:t>
+      </w:r>
+      <w:r>
+        <w:rPr>
+          <w:rStyle w:val="NormalTok"/>
+        </w:rPr>
+        <w:t xml:space="preserve">)) </w:t>
+      </w:r>
+      <w:r>
+        <w:rPr>
+          <w:rStyle w:val="SpecialCharTok"/>
+        </w:rPr>
+        <w:t xml:space="preserve">%&gt;%</w:t>
+      </w:r>
+      <w:r>
+        <w:br/>
+      </w:r>
+      <w:r>
+        <w:rPr>
+          <w:rStyle w:val="NormalTok"/>
+        </w:rPr>
+        <w:t xml:space="preserve">  </w:t>
+      </w:r>
+      <w:r>
+        <w:rPr>
+          <w:rStyle w:val="FunctionTok"/>
+        </w:rPr>
+        <w:t xml:space="preserve">group_by</w:t>
+      </w:r>
+      <w:r>
+        <w:rPr>
+          <w:rStyle w:val="NormalTok"/>
+        </w:rPr>
+        <w:t xml:space="preserve">(gender) </w:t>
+      </w:r>
+      <w:r>
+        <w:rPr>
+          <w:rStyle w:val="SpecialCharTok"/>
+        </w:rPr>
+        <w:t xml:space="preserve">%&gt;%</w:t>
+      </w:r>
+      <w:r>
+        <w:br/>
+      </w:r>
+      <w:r>
+        <w:rPr>
+          <w:rStyle w:val="NormalTok"/>
+        </w:rPr>
+        <w:t xml:space="preserve">  </w:t>
+      </w:r>
+      <w:r>
+        <w:rPr>
+          <w:rStyle w:val="FunctionTok"/>
+        </w:rPr>
+        <w:t xml:space="preserve">mutate</w:t>
+      </w:r>
+      <w:r>
+        <w:rPr>
+          <w:rStyle w:val="NormalTok"/>
+        </w:rPr>
+        <w:t xml:space="preserve">(</w:t>
+      </w:r>
+      <w:r>
+        <w:rPr>
+          <w:rStyle w:val="AttributeTok"/>
+        </w:rPr>
+        <w:t xml:space="preserve">rang_izjavljeno =</w:t>
+      </w:r>
+      <w:r>
+        <w:rPr>
+          <w:rStyle w:val="NormalTok"/>
+        </w:rPr>
+        <w:t xml:space="preserve"> </w:t>
+      </w:r>
+      <w:r>
+        <w:rPr>
+          <w:rStyle w:val="FunctionTok"/>
+        </w:rPr>
+        <w:t xml:space="preserve">rank</w:t>
+      </w:r>
+      <w:r>
+        <w:rPr>
+          <w:rStyle w:val="NormalTok"/>
+        </w:rPr>
+        <w:t xml:space="preserve">(</w:t>
+      </w:r>
+      <w:r>
+        <w:rPr>
+          <w:rStyle w:val="SpecialCharTok"/>
+        </w:rPr>
+        <w:t xml:space="preserve">-</w:t>
+      </w:r>
+      <w:r>
+        <w:rPr>
+          <w:rStyle w:val="NormalTok"/>
+        </w:rPr>
+        <w:t xml:space="preserve">poeni),</w:t>
+      </w:r>
+      <w:r>
+        <w:br/>
+      </w:r>
+      <w:r>
+        <w:rPr>
+          <w:rStyle w:val="NormalTok"/>
+        </w:rPr>
+        <w:t xml:space="preserve">         </w:t>
+      </w:r>
+      <w:r>
+        <w:rPr>
+          <w:rStyle w:val="AttributeTok"/>
+        </w:rPr>
+        <w:t xml:space="preserve">rang_stvarno =</w:t>
+      </w:r>
+      <w:r>
+        <w:rPr>
+          <w:rStyle w:val="NormalTok"/>
+        </w:rPr>
+        <w:t xml:space="preserve"> </w:t>
+      </w:r>
+      <w:r>
+        <w:rPr>
+          <w:rStyle w:val="FunctionTok"/>
+        </w:rPr>
+        <w:t xml:space="preserve">rank</w:t>
+      </w:r>
+      <w:r>
+        <w:rPr>
+          <w:rStyle w:val="NormalTok"/>
+        </w:rPr>
+        <w:t xml:space="preserve">(</w:t>
+      </w:r>
+      <w:r>
+        <w:rPr>
+          <w:rStyle w:val="SpecialCharTok"/>
+        </w:rPr>
+        <w:t xml:space="preserve">-</w:t>
+      </w:r>
+      <w:r>
+        <w:rPr>
+          <w:rStyle w:val="NormalTok"/>
+        </w:rPr>
+        <w:t xml:space="preserve">koeficijent)) </w:t>
+      </w:r>
+      <w:r>
+        <w:rPr>
+          <w:rStyle w:val="SpecialCharTok"/>
+        </w:rPr>
+        <w:t xml:space="preserve">%&gt;%</w:t>
+      </w:r>
+      <w:r>
+        <w:br/>
+      </w:r>
+      <w:r>
+        <w:rPr>
+          <w:rStyle w:val="NormalTok"/>
+        </w:rPr>
+        <w:t xml:space="preserve">  </w:t>
+      </w:r>
+      <w:r>
+        <w:rPr>
+          <w:rStyle w:val="FunctionTok"/>
+        </w:rPr>
+        <w:t xml:space="preserve">arrange</w:t>
+      </w:r>
+      <w:r>
+        <w:rPr>
+          <w:rStyle w:val="NormalTok"/>
+        </w:rPr>
+        <w:t xml:space="preserve">(gender, rang_izjavljeno)</w:t>
+      </w:r>
+    </w:p>
+    <w:p>
+      <w:pPr>
+        <w:pStyle w:val="SourceCode"/>
+      </w:pPr>
+      <w:r>
+        <w:rPr>
+          <w:rStyle w:val="VerbatimChar"/>
+        </w:rPr>
+        <w:t xml:space="preserve">## # A tibble: 12 × 8</w:t>
+      </w:r>
+      <w:r>
+        <w:br/>
+      </w:r>
+      <w:r>
+        <w:rPr>
+          <w:rStyle w:val="VerbatimChar"/>
+        </w:rPr>
+        <w:t xml:space="preserve">## # Groups:   gender [2]</w:t>
+      </w:r>
+      <w:r>
+        <w:br/>
+      </w:r>
+      <w:r>
+        <w:rPr>
+          <w:rStyle w:val="VerbatimChar"/>
+        </w:rPr>
+        <w:t xml:space="preserve">##    gender   osobina poeni koeficijent donja gornja rang_izjavljeno rang_stvarno</w:t>
+      </w:r>
+      <w:r>
+        <w:br/>
+      </w:r>
+      <w:r>
+        <w:rPr>
+          <w:rStyle w:val="VerbatimChar"/>
+        </w:rPr>
+        <w:t xml:space="preserve">##    &lt;chr&gt;    &lt;chr&gt;   &lt;dbl&gt;       &lt;dbl&gt; &lt;dbl&gt;  &lt;dbl&gt;           &lt;dbl&gt;        &lt;dbl&gt;</w:t>
+      </w:r>
+      <w:r>
+        <w:br/>
+      </w:r>
+      <w:r>
+        <w:rPr>
+          <w:rStyle w:val="VerbatimChar"/>
+        </w:rPr>
+        <w:t xml:space="preserve">##  1 Muškarac attr     27.2        1.25  1.13   1.37               1          1  </w:t>
+      </w:r>
+      <w:r>
+        <w:br/>
+      </w:r>
+      <w:r>
+        <w:rPr>
+          <w:rStyle w:val="VerbatimChar"/>
+        </w:rPr>
+        <w:t xml:space="preserve">##  2 Muškarac intel    19.4       -0.04 -0.16   0.08               2          4  </w:t>
+      </w:r>
+      <w:r>
+        <w:br/>
+      </w:r>
+      <w:r>
+        <w:rPr>
+          <w:rStyle w:val="VerbatimChar"/>
+        </w:rPr>
+        <w:t xml:space="preserve">##  3 Muškarac fun      17.6        0.48  0.36   0.61               3          3  </w:t>
+      </w:r>
+      <w:r>
+        <w:br/>
+      </w:r>
+      <w:r>
+        <w:rPr>
+          <w:rStyle w:val="VerbatimChar"/>
+        </w:rPr>
+        <w:t xml:space="preserve">##  4 Muškarac sinc     16.3       -0.27 -0.39  -0.16               4          5.5</w:t>
+      </w:r>
+      <w:r>
+        <w:br/>
+      </w:r>
+      <w:r>
+        <w:rPr>
+          <w:rStyle w:val="VerbatimChar"/>
+        </w:rPr>
+        <w:t xml:space="preserve">##  5 Muškarac shar     10.9        0.6   0.5    0.71               5          2  </w:t>
+      </w:r>
+      <w:r>
+        <w:br/>
+      </w:r>
+      <w:r>
+        <w:rPr>
+          <w:rStyle w:val="VerbatimChar"/>
+        </w:rPr>
+        <w:t xml:space="preserve">##  6 Muškarac amb       8.7       -0.27 -0.39  -0.16               6          5.5</w:t>
+      </w:r>
+      <w:r>
+        <w:br/>
+      </w:r>
+      <w:r>
+        <w:rPr>
+          <w:rStyle w:val="VerbatimChar"/>
+        </w:rPr>
+        <w:t xml:space="preserve">##  7 Žena     intel    21          0.19  0.05   0.33               1          4  </w:t>
+      </w:r>
+      <w:r>
+        <w:br/>
+      </w:r>
+      <w:r>
+        <w:rPr>
+          <w:rStyle w:val="VerbatimChar"/>
+        </w:rPr>
+        <w:t xml:space="preserve">##  8 Žena     sinc     18.2       -0.16 -0.28  -0.03               2          5  </w:t>
+      </w:r>
+      <w:r>
+        <w:br/>
+      </w:r>
+      <w:r>
+        <w:rPr>
+          <w:rStyle w:val="VerbatimChar"/>
+        </w:rPr>
+        <w:t xml:space="preserve">##  9 Žena     attr     18          0.81  0.69   0.92               3          1  </w:t>
+      </w:r>
+      <w:r>
+        <w:br/>
+      </w:r>
+      <w:r>
+        <w:rPr>
+          <w:rStyle w:val="VerbatimChar"/>
+        </w:rPr>
+        <w:t xml:space="preserve">## 10 Žena     fun      17.3        0.55  0.42   0.69               4          3  </w:t>
+      </w:r>
+      <w:r>
+        <w:br/>
+      </w:r>
+      <w:r>
+        <w:rPr>
+          <w:rStyle w:val="VerbatimChar"/>
+        </w:rPr>
+        <w:t xml:space="preserve">## 11 Žena     amb      12.8       -0.31 -0.44  -0.19               5          6  </w:t>
+      </w:r>
+      <w:r>
+        <w:br/>
+      </w:r>
+      <w:r>
+        <w:rPr>
+          <w:rStyle w:val="VerbatimChar"/>
+        </w:rPr>
+        <w:t xml:space="preserve">## 12 Žena     shar     12.7        0.59  0.48   0.71               6          2</w:t>
+      </w:r>
+    </w:p>
+    <w:p>
+      <w:pPr>
+        <w:pStyle w:val="FirstParagraph"/>
+      </w:pPr>
+      <w:r>
+        <w:t xml:space="preserve">Kod žena se izjavljene i stvarne preferencije jasno razlikuju. Žene inteligenciji daju najviše poena (21,0), ali je njen uticaj na odluku mali (koeficijent 0,19), dok je privlačnost, kojoj daju 18,0 poena, osobina sa najvećim uticajem (0,81). Intervali poverenja se ne preklapaju (za privlačnost od oko 0,69 do 0,92, za inteligenciju od oko 0,05 do 0,33), pa je razlika statistički značajna. Zajednička interesovanja su kod žena po izjavama na poslednjem mestu (12,7 poena), a po uticaju na drugom (0,59).</w:t>
+      </w:r>
+    </w:p>
+    <w:p>
+      <w:pPr>
+        <w:pStyle w:val="BodyText"/>
+      </w:pPr>
+      <w:r>
+        <w:t xml:space="preserve">Kod muškaraca se izjave i ponašanje poklapaju na prvom mestu: privlačnosti daju najviše poena (27,2) i ona najviše utiče na odluku (1,25). Ostali redosled se razlikuje: inteligencija je po izjavama na drugom mestu (19,4 poena), a njen uticaj nije statistički značajan (interval poverenja obuhvata nulu), dok su zajednička interesovanja po izjavama na petom mestu, a po uticaju na drugom (0,61).</w:t>
+      </w:r>
+    </w:p>
+    <w:p>
+      <w:pPr>
+        <w:pStyle w:val="BodyText"/>
+      </w:pPr>
+      <w:r>
+        <w:t xml:space="preserve">Koeficijenti za iskrenost i ambicioznost su negativni kod oba pola. To ne znači da učesnicima smetaju iskreni ili ambiciozni partneri: pošto su ocene međusobno povezane, koeficijent pokazuje uticaj osobine uz nepromenjene ostale ocene, pa se deo njenog uticaja „preliva” na povezane ocene, kao što je inteligencija.</w:t>
+      </w:r>
+    </w:p>
+    <w:bookmarkEnd w:id="118"/>
+    <w:bookmarkStart w:id="119" w:name="provera-prema-samoproceni-posle-događaja"/>
+    <w:p>
+      <w:pPr>
+        <w:pStyle w:val="Heading3"/>
+      </w:pPr>
+      <w:r>
+        <w:rPr>
+          <w:rStyle w:val="SectionNumber"/>
+        </w:rPr>
+        <w:t xml:space="preserve">7.5.2</w:t>
+      </w:r>
+      <w:r>
+        <w:tab/>
+      </w:r>
+      <w:r>
+        <w:t xml:space="preserve">Provera prema samoproceni posle događaja</w:t>
+      </w:r>
+    </w:p>
+    <w:p>
+      <w:pPr>
+        <w:pStyle w:val="FirstParagraph"/>
+      </w:pPr>
+      <w:r>
+        <w:t xml:space="preserve">Model pokazuje kako su učesnici odlučivali, ali je to naše tumačenje njihovog ponašanja. U talasima 15–21 učesnici su dan nakon događaja odgovorili i na pitanje šta je zaista bilo važno u njihovim odlukama, ponovo raspodelom 100 poena (</w:t>
+      </w:r>
+      <w:r>
+        <w:rPr>
+          <w:rStyle w:val="VerbatimChar"/>
+        </w:rPr>
+        <w:t xml:space="preserve">attr7_2</w:t>
+      </w:r>
+      <w:r>
+        <w:t xml:space="preserve"> </w:t>
+      </w:r>
+      <w:r>
+        <w:t xml:space="preserve">…</w:t>
+      </w:r>
+      <w:r>
+        <w:t xml:space="preserve"> </w:t>
+      </w:r>
+      <w:r>
+        <w:rPr>
+          <w:rStyle w:val="VerbatimChar"/>
+        </w:rPr>
+        <w:t xml:space="preserve">shar7_2</w:t>
+      </w:r>
+      <w:r>
+        <w:t xml:space="preserve">). Te kolone nismo zadržali kao ulaz modela, jer su nastale posle odluke, ali za proveru hipoteze možemo ih koristiti. Za svakog učesnika poredimo poene pre događaja i dan posle njega:</w:t>
+      </w:r>
+    </w:p>
+    <w:p>
+      <w:pPr>
+        <w:pStyle w:val="Compact"/>
+        <w:numPr>
+          <w:ilvl w:val="0"/>
+          <w:numId w:val="1030"/>
+        </w:numPr>
+      </w:pPr>
+      <w:r>
+        <w:t xml:space="preserve">H0: raspodela razlike između poena pre i posle događaja simetrična je oko nule, odnosno učesnici osobinama daju isti broj poena;</w:t>
+      </w:r>
+    </w:p>
+    <w:p>
+      <w:pPr>
+        <w:pStyle w:val="Compact"/>
+        <w:numPr>
+          <w:ilvl w:val="0"/>
+          <w:numId w:val="1030"/>
+        </w:numPr>
+      </w:pPr>
+      <w:r>
+        <w:t xml:space="preserve">H1: učesnici posle događaja osobinama daju različit broj poena nego pre njega.</w:t>
+      </w:r>
+    </w:p>
+    <w:p>
+      <w:pPr>
+        <w:pStyle w:val="FirstParagraph"/>
+      </w:pPr>
+      <w:r>
+        <w:t xml:space="preserve">Pošto isti učesnik odgovara dva puta, uzorci su upareni, pa koristimo Vilkoksonov test ranga sa znakom (upareni Vilkoksonov test), neparametarsku zamenu za upareni t-test. Poene posle događaja normalizujemo na 100 istom funkcijom kao i poene pre događaja.</w:t>
+      </w:r>
+    </w:p>
+    <w:p>
+      <w:pPr>
+        <w:pStyle w:val="SourceCode"/>
+      </w:pPr>
+      <w:r>
+        <w:rPr>
+          <w:rStyle w:val="NormalTok"/>
+        </w:rPr>
+        <w:t xml:space="preserve">posle_7 </w:t>
+      </w:r>
+      <w:r>
+        <w:rPr>
+          <w:rStyle w:val="OtherTok"/>
+        </w:rPr>
+        <w:t xml:space="preserve">&lt;-</w:t>
+      </w:r>
+      <w:r>
+        <w:rPr>
+          <w:rStyle w:val="NormalTok"/>
+        </w:rPr>
+        <w:t xml:space="preserve"> </w:t>
+      </w:r>
+      <w:r>
+        <w:rPr>
+          <w:rStyle w:val="FunctionTok"/>
+        </w:rPr>
+        <w:t xml:space="preserve">c</w:t>
+      </w:r>
+      <w:r>
+        <w:rPr>
+          <w:rStyle w:val="NormalTok"/>
+        </w:rPr>
+        <w:t xml:space="preserve">(</w:t>
+      </w:r>
+      <w:r>
+        <w:rPr>
+          <w:rStyle w:val="StringTok"/>
+        </w:rPr>
+        <w:t xml:space="preserve">"attr7_2"</w:t>
+      </w:r>
+      <w:r>
+        <w:rPr>
+          <w:rStyle w:val="NormalTok"/>
+        </w:rPr>
+        <w:t xml:space="preserve">, </w:t>
+      </w:r>
+      <w:r>
+        <w:rPr>
+          <w:rStyle w:val="StringTok"/>
+        </w:rPr>
+        <w:t xml:space="preserve">"sinc7_2"</w:t>
+      </w:r>
+      <w:r>
+        <w:rPr>
+          <w:rStyle w:val="NormalTok"/>
+        </w:rPr>
+        <w:t xml:space="preserve">, </w:t>
+      </w:r>
+      <w:r>
+        <w:rPr>
+          <w:rStyle w:val="StringTok"/>
+        </w:rPr>
+        <w:t xml:space="preserve">"intel7_2"</w:t>
+      </w:r>
+      <w:r>
+        <w:rPr>
+          <w:rStyle w:val="NormalTok"/>
+        </w:rPr>
+        <w:t xml:space="preserve">, </w:t>
+      </w:r>
+      <w:r>
+        <w:rPr>
+          <w:rStyle w:val="StringTok"/>
+        </w:rPr>
+        <w:t xml:space="preserve">"fun7_2"</w:t>
+      </w:r>
+      <w:r>
+        <w:rPr>
+          <w:rStyle w:val="NormalTok"/>
+        </w:rPr>
+        <w:t xml:space="preserve">, </w:t>
+      </w:r>
+      <w:r>
+        <w:rPr>
+          <w:rStyle w:val="StringTok"/>
+        </w:rPr>
+        <w:t xml:space="preserve">"amb7_2"</w:t>
+      </w:r>
+      <w:r>
+        <w:rPr>
+          <w:rStyle w:val="NormalTok"/>
+        </w:rPr>
+        <w:t xml:space="preserve">, </w:t>
+      </w:r>
+      <w:r>
+        <w:rPr>
+          <w:rStyle w:val="StringTok"/>
+        </w:rPr>
+        <w:t xml:space="preserve">"shar7_2"</w:t>
+      </w:r>
+      <w:r>
+        <w:rPr>
+          <w:rStyle w:val="NormalTok"/>
+        </w:rPr>
+        <w:t xml:space="preserve">)</w:t>
+      </w:r>
+      <w:r>
+        <w:br/>
+      </w:r>
+      <w:r>
+        <w:br/>
+      </w:r>
+      <w:r>
+        <w:rPr>
+          <w:rStyle w:val="NormalTok"/>
+        </w:rPr>
+        <w:t xml:space="preserve">pre_posle </w:t>
+      </w:r>
+      <w:r>
+        <w:rPr>
+          <w:rStyle w:val="OtherTok"/>
+        </w:rPr>
+        <w:t xml:space="preserve">&lt;-</w:t>
+      </w:r>
+      <w:r>
+        <w:rPr>
+          <w:rStyle w:val="NormalTok"/>
+        </w:rPr>
+        <w:t xml:space="preserve"> ucesnici </w:t>
+      </w:r>
+      <w:r>
+        <w:rPr>
+          <w:rStyle w:val="SpecialCharTok"/>
+        </w:rPr>
+        <w:t xml:space="preserve">%&gt;%</w:t>
+      </w:r>
+      <w:r>
+        <w:br/>
+      </w:r>
+      <w:r>
+        <w:rPr>
+          <w:rStyle w:val="NormalTok"/>
+        </w:rPr>
+        <w:t xml:space="preserve">  </w:t>
+      </w:r>
+      <w:r>
+        <w:rPr>
+          <w:rStyle w:val="FunctionTok"/>
+        </w:rPr>
+        <w:t xml:space="preserve">filter</w:t>
+      </w:r>
+      <w:r>
+        <w:rPr>
+          <w:rStyle w:val="NormalTok"/>
+        </w:rPr>
+        <w:t xml:space="preserve">(wave </w:t>
+      </w:r>
+      <w:r>
+        <w:rPr>
+          <w:rStyle w:val="SpecialCharTok"/>
+        </w:rPr>
+        <w:t xml:space="preserve">&gt;=</w:t>
+      </w:r>
+      <w:r>
+        <w:rPr>
+          <w:rStyle w:val="NormalTok"/>
+        </w:rPr>
+        <w:t xml:space="preserve"> </w:t>
+      </w:r>
+      <w:r>
+        <w:rPr>
+          <w:rStyle w:val="DecValTok"/>
+        </w:rPr>
+        <w:t xml:space="preserve">15</w:t>
+      </w:r>
+      <w:r>
+        <w:rPr>
+          <w:rStyle w:val="NormalTok"/>
+        </w:rPr>
+        <w:t xml:space="preserve">) </w:t>
+      </w:r>
+      <w:r>
+        <w:rPr>
+          <w:rStyle w:val="SpecialCharTok"/>
+        </w:rPr>
+        <w:t xml:space="preserve">%&gt;%</w:t>
+      </w:r>
+      <w:r>
+        <w:br/>
+      </w:r>
+      <w:r>
+        <w:rPr>
+          <w:rStyle w:val="NormalTok"/>
+        </w:rPr>
+        <w:t xml:space="preserve">  </w:t>
+      </w:r>
+      <w:r>
+        <w:rPr>
+          <w:rStyle w:val="FunctionTok"/>
+        </w:rPr>
+        <w:t xml:space="preserve">select</w:t>
+      </w:r>
+      <w:r>
+        <w:rPr>
+          <w:rStyle w:val="NormalTok"/>
+        </w:rPr>
+        <w:t xml:space="preserve">(iid, </w:t>
+      </w:r>
+      <w:r>
+        <w:rPr>
+          <w:rStyle w:val="FunctionTok"/>
+        </w:rPr>
+        <w:t xml:space="preserve">all_of</w:t>
+      </w:r>
+      <w:r>
+        <w:rPr>
+          <w:rStyle w:val="NormalTok"/>
+        </w:rPr>
+        <w:t xml:space="preserve">(pref_1)) </w:t>
+      </w:r>
+      <w:r>
+        <w:rPr>
+          <w:rStyle w:val="SpecialCharTok"/>
+        </w:rPr>
+        <w:t xml:space="preserve">%&gt;%</w:t>
+      </w:r>
+      <w:r>
+        <w:br/>
+      </w:r>
+      <w:r>
+        <w:rPr>
+          <w:rStyle w:val="NormalTok"/>
+        </w:rPr>
+        <w:t xml:space="preserve">  </w:t>
+      </w:r>
+      <w:r>
+        <w:rPr>
+          <w:rStyle w:val="FunctionTok"/>
+        </w:rPr>
+        <w:t xml:space="preserve">left_join</w:t>
+      </w:r>
+      <w:r>
+        <w:rPr>
+          <w:rStyle w:val="NormalTok"/>
+        </w:rPr>
+        <w:t xml:space="preserve">(data </w:t>
+      </w:r>
+      <w:r>
+        <w:rPr>
+          <w:rStyle w:val="SpecialCharTok"/>
+        </w:rPr>
+        <w:t xml:space="preserve">%&gt;%</w:t>
+      </w:r>
+      <w:r>
+        <w:br/>
+      </w:r>
+      <w:r>
+        <w:rPr>
+          <w:rStyle w:val="NormalTok"/>
+        </w:rPr>
+        <w:t xml:space="preserve">              </w:t>
+      </w:r>
+      <w:r>
+        <w:rPr>
+          <w:rStyle w:val="FunctionTok"/>
+        </w:rPr>
+        <w:t xml:space="preserve">distinct</w:t>
+      </w:r>
+      <w:r>
+        <w:rPr>
+          <w:rStyle w:val="NormalTok"/>
+        </w:rPr>
+        <w:t xml:space="preserve">(iid, </w:t>
+      </w:r>
+      <w:r>
+        <w:rPr>
+          <w:rStyle w:val="AttributeTok"/>
+        </w:rPr>
+        <w:t xml:space="preserve">.keep_all =</w:t>
+      </w:r>
+      <w:r>
+        <w:rPr>
+          <w:rStyle w:val="NormalTok"/>
+        </w:rPr>
+        <w:t xml:space="preserve"> </w:t>
+      </w:r>
+      <w:r>
+        <w:rPr>
+          <w:rStyle w:val="ConstantTok"/>
+        </w:rPr>
+        <w:t xml:space="preserve">TRUE</w:t>
+      </w:r>
+      <w:r>
+        <w:rPr>
+          <w:rStyle w:val="NormalTok"/>
+        </w:rPr>
+        <w:t xml:space="preserve">) </w:t>
+      </w:r>
+      <w:r>
+        <w:rPr>
+          <w:rStyle w:val="SpecialCharTok"/>
+        </w:rPr>
+        <w:t xml:space="preserve">%&gt;%</w:t>
+      </w:r>
+      <w:r>
+        <w:br/>
+      </w:r>
+      <w:r>
+        <w:rPr>
+          <w:rStyle w:val="NormalTok"/>
+        </w:rPr>
+        <w:t xml:space="preserve">              </w:t>
+      </w:r>
+      <w:r>
+        <w:rPr>
+          <w:rStyle w:val="FunctionTok"/>
+        </w:rPr>
+        <w:t xml:space="preserve">select</w:t>
+      </w:r>
+      <w:r>
+        <w:rPr>
+          <w:rStyle w:val="NormalTok"/>
+        </w:rPr>
+        <w:t xml:space="preserve">(iid, </w:t>
+      </w:r>
+      <w:r>
+        <w:rPr>
+          <w:rStyle w:val="FunctionTok"/>
+        </w:rPr>
+        <w:t xml:space="preserve">all_of</w:t>
+      </w:r>
+      <w:r>
+        <w:rPr>
+          <w:rStyle w:val="NormalTok"/>
+        </w:rPr>
+        <w:t xml:space="preserve">(posle_7)),</w:t>
+      </w:r>
+      <w:r>
+        <w:br/>
+      </w:r>
+      <w:r>
+        <w:rPr>
+          <w:rStyle w:val="NormalTok"/>
+        </w:rPr>
+        <w:t xml:space="preserve">            </w:t>
+      </w:r>
+      <w:r>
+        <w:rPr>
+          <w:rStyle w:val="AttributeTok"/>
+        </w:rPr>
+        <w:t xml:space="preserve">by =</w:t>
+      </w:r>
+      <w:r>
+        <w:rPr>
+          <w:rStyle w:val="NormalTok"/>
+        </w:rPr>
+        <w:t xml:space="preserve"> </w:t>
+      </w:r>
+      <w:r>
+        <w:rPr>
+          <w:rStyle w:val="StringTok"/>
+        </w:rPr>
+        <w:t xml:space="preserve">"iid"</w:t>
+      </w:r>
+      <w:r>
+        <w:rPr>
+          <w:rStyle w:val="NormalTok"/>
+        </w:rPr>
+        <w:t xml:space="preserve">) </w:t>
+      </w:r>
+      <w:r>
+        <w:rPr>
+          <w:rStyle w:val="SpecialCharTok"/>
+        </w:rPr>
+        <w:t xml:space="preserve">%&gt;%</w:t>
+      </w:r>
+      <w:r>
+        <w:br/>
+      </w:r>
+      <w:r>
+        <w:rPr>
+          <w:rStyle w:val="NormalTok"/>
+        </w:rPr>
+        <w:t xml:space="preserve">  </w:t>
+      </w:r>
+      <w:r>
+        <w:rPr>
+          <w:rStyle w:val="FunctionTok"/>
+        </w:rPr>
+        <w:t xml:space="preserve">normalizuj</w:t>
+      </w:r>
+      <w:r>
+        <w:rPr>
+          <w:rStyle w:val="NormalTok"/>
+        </w:rPr>
+        <w:t xml:space="preserve">(posle_7) </w:t>
+      </w:r>
+      <w:r>
+        <w:rPr>
+          <w:rStyle w:val="SpecialCharTok"/>
+        </w:rPr>
+        <w:t xml:space="preserve">%&gt;%</w:t>
+      </w:r>
+      <w:r>
+        <w:br/>
+      </w:r>
+      <w:r>
+        <w:rPr>
+          <w:rStyle w:val="NormalTok"/>
+        </w:rPr>
+        <w:t xml:space="preserve">  </w:t>
+      </w:r>
+      <w:r>
+        <w:rPr>
+          <w:rStyle w:val="FunctionTok"/>
+        </w:rPr>
+        <w:t xml:space="preserve">drop_na</w:t>
+      </w:r>
+      <w:r>
+        <w:rPr>
+          <w:rStyle w:val="NormalTok"/>
+        </w:rPr>
+        <w:t xml:space="preserve">()</w:t>
+      </w:r>
+      <w:r>
+        <w:br/>
+      </w:r>
+      <w:r>
+        <w:br/>
+      </w:r>
+      <w:r>
+        <w:rPr>
+          <w:rStyle w:val="FunctionTok"/>
+        </w:rPr>
+        <w:t xml:space="preserve">nrow</w:t>
+      </w:r>
+      <w:r>
+        <w:rPr>
+          <w:rStyle w:val="NormalTok"/>
+        </w:rPr>
+        <w:t xml:space="preserve">(pre_posle)</w:t>
+      </w:r>
+    </w:p>
+    <w:p>
+      <w:pPr>
+        <w:pStyle w:val="SourceCode"/>
+      </w:pPr>
+      <w:r>
+        <w:rPr>
+          <w:rStyle w:val="VerbatimChar"/>
+        </w:rPr>
+        <w:t xml:space="preserve">## [1] 123</w:t>
+      </w:r>
+    </w:p>
+    <w:p>
+      <w:pPr>
+        <w:pStyle w:val="SourceCode"/>
+      </w:pPr>
+      <w:r>
+        <w:rPr>
+          <w:rStyle w:val="FunctionTok"/>
+        </w:rPr>
+        <w:t xml:space="preserve">map_dfr</w:t>
+      </w:r>
+      <w:r>
+        <w:rPr>
+          <w:rStyle w:val="NormalTok"/>
+        </w:rPr>
+        <w:t xml:space="preserve">(osobine, </w:t>
+      </w:r>
+      <w:r>
+        <w:rPr>
+          <w:rStyle w:val="ControlFlowTok"/>
+        </w:rPr>
+        <w:t xml:space="preserve">function</w:t>
+      </w:r>
+      <w:r>
+        <w:rPr>
+          <w:rStyle w:val="NormalTok"/>
+        </w:rPr>
+        <w:t xml:space="preserve">(o) {</w:t>
+      </w:r>
+      <w:r>
+        <w:br/>
+      </w:r>
+      <w:r>
+        <w:rPr>
+          <w:rStyle w:val="NormalTok"/>
+        </w:rPr>
+        <w:t xml:space="preserve">  pre </w:t>
+      </w:r>
+      <w:r>
+        <w:rPr>
+          <w:rStyle w:val="OtherTok"/>
+        </w:rPr>
+        <w:t xml:space="preserve">&lt;-</w:t>
+      </w:r>
+      <w:r>
+        <w:rPr>
+          <w:rStyle w:val="NormalTok"/>
+        </w:rPr>
+        <w:t xml:space="preserve"> pre_posle[[</w:t>
+      </w:r>
+      <w:r>
+        <w:rPr>
+          <w:rStyle w:val="FunctionTok"/>
+        </w:rPr>
+        <w:t xml:space="preserve">paste0</w:t>
+      </w:r>
+      <w:r>
+        <w:rPr>
+          <w:rStyle w:val="NormalTok"/>
+        </w:rPr>
+        <w:t xml:space="preserve">(o, </w:t>
+      </w:r>
+      <w:r>
+        <w:rPr>
+          <w:rStyle w:val="StringTok"/>
+        </w:rPr>
+        <w:t xml:space="preserve">"1_1"</w:t>
+      </w:r>
+      <w:r>
+        <w:rPr>
+          <w:rStyle w:val="NormalTok"/>
+        </w:rPr>
+        <w:t xml:space="preserve">)]]</w:t>
+      </w:r>
+      <w:r>
+        <w:br/>
+      </w:r>
+      <w:r>
+        <w:rPr>
+          <w:rStyle w:val="NormalTok"/>
+        </w:rPr>
+        <w:t xml:space="preserve">  posle </w:t>
+      </w:r>
+      <w:r>
+        <w:rPr>
+          <w:rStyle w:val="OtherTok"/>
+        </w:rPr>
+        <w:t xml:space="preserve">&lt;-</w:t>
+      </w:r>
+      <w:r>
+        <w:rPr>
+          <w:rStyle w:val="NormalTok"/>
+        </w:rPr>
+        <w:t xml:space="preserve"> pre_posle[[</w:t>
+      </w:r>
+      <w:r>
+        <w:rPr>
+          <w:rStyle w:val="FunctionTok"/>
+        </w:rPr>
+        <w:t xml:space="preserve">paste0</w:t>
+      </w:r>
+      <w:r>
+        <w:rPr>
+          <w:rStyle w:val="NormalTok"/>
+        </w:rPr>
+        <w:t xml:space="preserve">(o, </w:t>
+      </w:r>
+      <w:r>
+        <w:rPr>
+          <w:rStyle w:val="StringTok"/>
+        </w:rPr>
+        <w:t xml:space="preserve">"7_2"</w:t>
+      </w:r>
+      <w:r>
+        <w:rPr>
+          <w:rStyle w:val="NormalTok"/>
+        </w:rPr>
+        <w:t xml:space="preserve">)]]</w:t>
+      </w:r>
+      <w:r>
+        <w:br/>
+      </w:r>
+      <w:r>
+        <w:rPr>
+          <w:rStyle w:val="NormalTok"/>
+        </w:rPr>
+        <w:t xml:space="preserve">  </w:t>
+      </w:r>
+      <w:r>
+        <w:rPr>
+          <w:rStyle w:val="FunctionTok"/>
+        </w:rPr>
+        <w:t xml:space="preserve">tibble</w:t>
+      </w:r>
+      <w:r>
+        <w:rPr>
+          <w:rStyle w:val="NormalTok"/>
+        </w:rPr>
+        <w:t xml:space="preserve">(</w:t>
+      </w:r>
+      <w:r>
+        <w:rPr>
+          <w:rStyle w:val="AttributeTok"/>
+        </w:rPr>
+        <w:t xml:space="preserve">osobina =</w:t>
+      </w:r>
+      <w:r>
+        <w:rPr>
+          <w:rStyle w:val="NormalTok"/>
+        </w:rPr>
+        <w:t xml:space="preserve"> o,</w:t>
+      </w:r>
+      <w:r>
+        <w:br/>
+      </w:r>
+      <w:r>
+        <w:rPr>
+          <w:rStyle w:val="NormalTok"/>
+        </w:rPr>
+        <w:t xml:space="preserve">         </w:t>
+      </w:r>
+      <w:r>
+        <w:rPr>
+          <w:rStyle w:val="AttributeTok"/>
+        </w:rPr>
+        <w:t xml:space="preserve">pre =</w:t>
+      </w:r>
+      <w:r>
+        <w:rPr>
+          <w:rStyle w:val="NormalTok"/>
+        </w:rPr>
+        <w:t xml:space="preserve"> </w:t>
+      </w:r>
+      <w:r>
+        <w:rPr>
+          <w:rStyle w:val="FunctionTok"/>
+        </w:rPr>
+        <w:t xml:space="preserve">round</w:t>
+      </w:r>
+      <w:r>
+        <w:rPr>
+          <w:rStyle w:val="NormalTok"/>
+        </w:rPr>
+        <w:t xml:space="preserve">(</w:t>
+      </w:r>
+      <w:r>
+        <w:rPr>
+          <w:rStyle w:val="FunctionTok"/>
+        </w:rPr>
+        <w:t xml:space="preserve">mean</w:t>
+      </w:r>
+      <w:r>
+        <w:rPr>
+          <w:rStyle w:val="NormalTok"/>
+        </w:rPr>
+        <w:t xml:space="preserve">(pre), </w:t>
+      </w:r>
+      <w:r>
+        <w:rPr>
+          <w:rStyle w:val="DecValTok"/>
+        </w:rPr>
+        <w:t xml:space="preserve">1</w:t>
+      </w:r>
+      <w:r>
+        <w:rPr>
+          <w:rStyle w:val="NormalTok"/>
+        </w:rPr>
+        <w:t xml:space="preserve">),</w:t>
+      </w:r>
+      <w:r>
+        <w:br/>
+      </w:r>
+      <w:r>
+        <w:rPr>
+          <w:rStyle w:val="NormalTok"/>
+        </w:rPr>
+        <w:t xml:space="preserve">         </w:t>
+      </w:r>
+      <w:r>
+        <w:rPr>
+          <w:rStyle w:val="AttributeTok"/>
+        </w:rPr>
+        <w:t xml:space="preserve">posle =</w:t>
+      </w:r>
+      <w:r>
+        <w:rPr>
+          <w:rStyle w:val="NormalTok"/>
+        </w:rPr>
+        <w:t xml:space="preserve"> </w:t>
+      </w:r>
+      <w:r>
+        <w:rPr>
+          <w:rStyle w:val="FunctionTok"/>
+        </w:rPr>
+        <w:t xml:space="preserve">round</w:t>
+      </w:r>
+      <w:r>
+        <w:rPr>
+          <w:rStyle w:val="NormalTok"/>
+        </w:rPr>
+        <w:t xml:space="preserve">(</w:t>
+      </w:r>
+      <w:r>
+        <w:rPr>
+          <w:rStyle w:val="FunctionTok"/>
+        </w:rPr>
+        <w:t xml:space="preserve">mean</w:t>
+      </w:r>
+      <w:r>
+        <w:rPr>
+          <w:rStyle w:val="NormalTok"/>
+        </w:rPr>
+        <w:t xml:space="preserve">(posle), </w:t>
+      </w:r>
+      <w:r>
+        <w:rPr>
+          <w:rStyle w:val="DecValTok"/>
+        </w:rPr>
+        <w:t xml:space="preserve">1</w:t>
+      </w:r>
+      <w:r>
+        <w:rPr>
+          <w:rStyle w:val="NormalTok"/>
+        </w:rPr>
+        <w:t xml:space="preserve">),</w:t>
+      </w:r>
+      <w:r>
+        <w:br/>
+      </w:r>
+      <w:r>
+        <w:rPr>
+          <w:rStyle w:val="NormalTok"/>
+        </w:rPr>
+        <w:t xml:space="preserve">         </w:t>
+      </w:r>
+      <w:r>
+        <w:rPr>
+          <w:rStyle w:val="AttributeTok"/>
+        </w:rPr>
+        <w:t xml:space="preserve">p_vrednost =</w:t>
+      </w:r>
+      <w:r>
+        <w:rPr>
+          <w:rStyle w:val="NormalTok"/>
+        </w:rPr>
+        <w:t xml:space="preserve"> </w:t>
+      </w:r>
+      <w:r>
+        <w:rPr>
+          <w:rStyle w:val="FunctionTok"/>
+        </w:rPr>
+        <w:t xml:space="preserve">wilcox.test</w:t>
+      </w:r>
+      <w:r>
+        <w:rPr>
+          <w:rStyle w:val="NormalTok"/>
+        </w:rPr>
+        <w:t xml:space="preserve">(pre, posle, </w:t>
+      </w:r>
+      <w:r>
+        <w:rPr>
+          <w:rStyle w:val="AttributeTok"/>
+        </w:rPr>
+        <w:t xml:space="preserve">paired =</w:t>
+      </w:r>
+      <w:r>
+        <w:rPr>
+          <w:rStyle w:val="NormalTok"/>
+        </w:rPr>
+        <w:t xml:space="preserve"> </w:t>
+      </w:r>
+      <w:r>
+        <w:rPr>
+          <w:rStyle w:val="ConstantTok"/>
+        </w:rPr>
+        <w:t xml:space="preserve">TRUE</w:t>
+      </w:r>
+      <w:r>
+        <w:rPr>
+          <w:rStyle w:val="NormalTok"/>
+        </w:rPr>
+        <w:t xml:space="preserve">)</w:t>
+      </w:r>
+      <w:r>
+        <w:rPr>
+          <w:rStyle w:val="SpecialCharTok"/>
+        </w:rPr>
+        <w:t xml:space="preserve">$</w:t>
+      </w:r>
+      <w:r>
+        <w:rPr>
+          <w:rStyle w:val="NormalTok"/>
+        </w:rPr>
+        <w:t xml:space="preserve">p.value)</w:t>
+      </w:r>
+      <w:r>
+        <w:br/>
+      </w:r>
+      <w:r>
+        <w:rPr>
+          <w:rStyle w:val="NormalTok"/>
+        </w:rPr>
+        <w:t xml:space="preserve">})</w:t>
+      </w:r>
+    </w:p>
+    <w:p>
+      <w:pPr>
+        <w:pStyle w:val="SourceCode"/>
+      </w:pPr>
+      <w:r>
+        <w:rPr>
+          <w:rStyle w:val="VerbatimChar"/>
+        </w:rPr>
+        <w:t xml:space="preserve">## # A tibble: 6 × 4</w:t>
+      </w:r>
+      <w:r>
+        <w:br/>
+      </w:r>
+      <w:r>
+        <w:rPr>
+          <w:rStyle w:val="VerbatimChar"/>
+        </w:rPr>
+        <w:t xml:space="preserve">##   osobina   pre posle p_vrednost</w:t>
+      </w:r>
+      <w:r>
+        <w:br/>
+      </w:r>
+      <w:r>
+        <w:rPr>
+          <w:rStyle w:val="VerbatimChar"/>
+        </w:rPr>
+        <w:t xml:space="preserve">##   &lt;chr&gt;   &lt;dbl&gt; &lt;dbl&gt;      &lt;dbl&gt;</w:t>
+      </w:r>
+      <w:r>
+        <w:br/>
+      </w:r>
+      <w:r>
+        <w:rPr>
+          <w:rStyle w:val="VerbatimChar"/>
+        </w:rPr>
+        <w:t xml:space="preserve">## 1 attr     23.9  32.2          1</w:t>
+      </w:r>
+      <w:r>
+        <w:br/>
+      </w:r>
+      <w:r>
+        <w:rPr>
+          <w:rStyle w:val="VerbatimChar"/>
+        </w:rPr>
+        <w:t xml:space="preserve">## 2 sinc     17    14.2          1</w:t>
+      </w:r>
+      <w:r>
+        <w:br/>
+      </w:r>
+      <w:r>
+        <w:rPr>
+          <w:rStyle w:val="VerbatimChar"/>
+        </w:rPr>
+        <w:t xml:space="preserve">## 3 intel    20.1  15.8          1</w:t>
+      </w:r>
+      <w:r>
+        <w:br/>
+      </w:r>
+      <w:r>
+        <w:rPr>
+          <w:rStyle w:val="VerbatimChar"/>
+        </w:rPr>
+        <w:t xml:space="preserve">## 4 fun      18.1  18.4          1</w:t>
+      </w:r>
+      <w:r>
+        <w:br/>
+      </w:r>
+      <w:r>
+        <w:rPr>
+          <w:rStyle w:val="VerbatimChar"/>
+        </w:rPr>
+        <w:t xml:space="preserve">## 5 amb       9.2   7.4          1</w:t>
+      </w:r>
+      <w:r>
+        <w:br/>
+      </w:r>
+      <w:r>
+        <w:rPr>
+          <w:rStyle w:val="VerbatimChar"/>
+        </w:rPr>
+        <w:t xml:space="preserve">## 6 shar     11.7  12.1          1</w:t>
+      </w:r>
+    </w:p>
+    <w:p>
+      <w:pPr>
+        <w:pStyle w:val="FirstParagraph"/>
+      </w:pPr>
+      <w:r>
+        <w:t xml:space="preserve">Upoređujemo 123 učesnika koji su odgovorili na oba upitnika. Posle događaja privlačnosti daju u proseku 32,2 poena, a pre njega 23,9, dok inteligenciji daju 15,8 umesto 20,1 poena, iskrenosti 14,2 umesto 17,0, a ambicioznosti 7,4 umesto 9,2. Sve četiri razlike su statistički značajne (p &lt; 0,001), dok se poeni za zabavnost i zajednička interesovanja nisu značajno promenili. Učesnici, dakle, i sami posle događaja priznaju da im je privlačnost bila važnija, a inteligencija i iskrenost manje važne nego što su mislili. Ova provera obuhvata samo poslednjih sedam talasa, ali se njen rezultat slaže sa rezultatom modela na celom skupu.</w:t>
+      </w:r>
+    </w:p>
+    <w:bookmarkEnd w:id="119"/>
+    <w:bookmarkStart w:id="120" w:name="zaključak-za-h4"/>
+    <w:p>
+      <w:pPr>
+        <w:pStyle w:val="Heading3"/>
+      </w:pPr>
+      <w:r>
+        <w:rPr>
+          <w:rStyle w:val="SectionNumber"/>
+        </w:rPr>
+        <w:t xml:space="preserve">7.5.3</w:t>
+      </w:r>
+      <w:r>
+        <w:tab/>
+      </w:r>
+      <w:r>
+        <w:t xml:space="preserve">Zaključak za H4</w:t>
+      </w:r>
+    </w:p>
+    <w:p>
+      <w:pPr>
+        <w:pStyle w:val="FirstParagraph"/>
+      </w:pPr>
+      <w:r>
+        <w:t xml:space="preserve">Odbacujemo H0.</w:t>
+      </w:r>
+      <w:r>
+        <w:t xml:space="preserve"> </w:t>
+      </w:r>
+      <w:r>
+        <w:rPr>
+          <w:b/>
+          <w:bCs/>
+        </w:rPr>
+        <w:t xml:space="preserve">Hipoteza H4 je potvrđena:</w:t>
+      </w:r>
+      <w:r>
+        <w:t xml:space="preserve"> </w:t>
+      </w:r>
+      <w:r>
+        <w:t xml:space="preserve">učesnici, a naročito žene, odlučuju pre svega na osnovu privlačnosti i zajedničkih interesovanja, iako pre događaja kao važnije navode inteligenciju i iskrenost.</w:t>
+      </w:r>
+    </w:p>
+    <w:bookmarkEnd w:id="120"/>
+    <w:bookmarkEnd w:id="121"/>
+    <w:bookmarkStart w:id="122" w:name="pregled-rezultata-testova"/>
+    <w:p>
+      <w:pPr>
+        <w:pStyle w:val="Heading2"/>
+      </w:pPr>
+      <w:r>
+        <w:rPr>
+          <w:rStyle w:val="SectionNumber"/>
+        </w:rPr>
+        <w:t xml:space="preserve">7.6</w:t>
+      </w:r>
+      <w:r>
+        <w:tab/>
+      </w:r>
+      <w:r>
+        <w:t xml:space="preserve">Pregled rezultata testova</w:t>
+      </w:r>
+    </w:p>
+    <w:tbl>
+      <w:tblPr>
+        <w:tblStyle w:val="Table"/>
+        <w:tblW w:type="pct" w:w="5000"/>
+        <w:tblLayout w:type="fixed"/>
+        <w:tblLook w:firstRow="1" w:lastRow="0" w:firstColumn="0" w:lastColumn="0" w:noHBand="0" w:noVBand="0" w:val="0020"/>
+      </w:tblPr>
+      <w:tblGrid>
+        <w:gridCol w:w="1584"/>
+        <w:gridCol w:w="1584"/>
+        <w:gridCol w:w="1584"/>
+        <w:gridCol w:w="1584"/>
+        <w:gridCol w:w="1584"/>
+      </w:tblGrid>
+      <w:tr>
+        <w:trPr>
+          <w:tblHeader w:val="on"/>
+        </w:trPr>
+        <w:tc>
+          <w:tcPr/>
+          <w:p>
+            <w:pPr>
+              <w:pStyle w:val="Compact"/>
+              <w:jc w:val="left"/>
+            </w:pPr>
+            <w:r>
+              <w:t xml:space="preserve">Hipoteza</w:t>
+            </w:r>
+          </w:p>
+        </w:tc>
+        <w:tc>
+          <w:tcPr/>
+          <w:p>
+            <w:pPr>
+              <w:pStyle w:val="Compact"/>
+              <w:jc w:val="left"/>
+            </w:pPr>
+            <w:r>
+              <w:t xml:space="preserve">Test</w:t>
+            </w:r>
+          </w:p>
+        </w:tc>
+        <w:tc>
+          <w:tcPr/>
+          <w:p>
+            <w:pPr>
+              <w:pStyle w:val="Compact"/>
+              <w:jc w:val="left"/>
+            </w:pPr>
+            <w:r>
+              <w:t xml:space="preserve">p-vrednost</w:t>
+            </w:r>
+          </w:p>
+        </w:tc>
+        <w:tc>
+          <w:tcPr/>
+          <w:p>
+            <w:pPr>
+              <w:pStyle w:val="Compact"/>
+              <w:jc w:val="left"/>
+            </w:pPr>
+            <w:r>
+              <w:t xml:space="preserve">Veličina efekta</w:t>
+            </w:r>
+          </w:p>
+        </w:tc>
+        <w:tc>
+          <w:tcPr/>
+          <w:p>
+            <w:pPr>
+              <w:pStyle w:val="Compact"/>
+              <w:jc w:val="left"/>
+            </w:pPr>
+            <w:r>
+              <w:t xml:space="preserve">Zaključak</w:t>
+            </w:r>
+          </w:p>
+        </w:tc>
+      </w:tr>
+      <w:tr>
+        <w:tc>
+          <w:tcPr/>
+          <w:p>
+            <w:pPr>
+              <w:pStyle w:val="Compact"/>
+              <w:jc w:val="left"/>
+            </w:pPr>
+            <w:r>
+              <w:t xml:space="preserve">H1: muškarci češće kažu „da”</w:t>
+            </w:r>
+          </w:p>
+        </w:tc>
+        <w:tc>
+          <w:tcPr/>
+          <w:p>
+            <w:pPr>
+              <w:pStyle w:val="Compact"/>
+              <w:jc w:val="left"/>
+            </w:pPr>
+            <w:r>
+              <w:t xml:space="preserve">χ² test; Mann-Vitnijev test po učesniku</w:t>
+            </w:r>
+          </w:p>
+        </w:tc>
+        <w:tc>
+          <w:tcPr/>
+          <w:p>
+            <w:pPr>
+              <w:pStyle w:val="Compact"/>
+              <w:jc w:val="left"/>
+            </w:pPr>
+            <w:r>
+              <w:t xml:space="preserve">&lt; 0,001; &lt; 0,001</w:t>
+            </w:r>
+          </w:p>
+        </w:tc>
+        <w:tc>
+          <w:tcPr/>
+          <w:p>
+            <w:pPr>
+              <w:pStyle w:val="Compact"/>
+              <w:jc w:val="left"/>
+            </w:pPr>
+            <w:r>
+              <w:t xml:space="preserve">V = 0,11 (mali)</w:t>
+            </w:r>
+          </w:p>
+        </w:tc>
+        <w:tc>
+          <w:tcPr/>
+          <w:p>
+            <w:pPr>
+              <w:pStyle w:val="Compact"/>
+              <w:jc w:val="left"/>
+            </w:pPr>
+            <w:r>
+              <w:t xml:space="preserve">Potvrđena</w:t>
+            </w:r>
+          </w:p>
+        </w:tc>
+      </w:tr>
+      <w:tr>
+        <w:tc>
+          <w:tcPr/>
+          <w:p>
+            <w:pPr>
+              <w:pStyle w:val="Compact"/>
+              <w:jc w:val="left"/>
+            </w:pPr>
+            <w:r>
+              <w:t xml:space="preserve">H2: privlačnost više utiče na muškarce</w:t>
+            </w:r>
+          </w:p>
+        </w:tc>
+        <w:tc>
+          <w:tcPr/>
+          <w:p>
+            <w:pPr>
+              <w:pStyle w:val="Compact"/>
+              <w:jc w:val="left"/>
+            </w:pPr>
+            <w:r>
+              <w:t xml:space="preserve">Logistička regresija sa interakcijom</w:t>
+            </w:r>
+          </w:p>
+        </w:tc>
+        <w:tc>
+          <w:tcPr/>
+          <w:p>
+            <w:pPr>
+              <w:pStyle w:val="Compact"/>
+              <w:jc w:val="left"/>
+            </w:pPr>
+            <w:r>
+              <w:t xml:space="preserve">&lt; 0,001</w:t>
+            </w:r>
+          </w:p>
+        </w:tc>
+        <w:tc>
+          <w:tcPr/>
+          <w:p>
+            <w:pPr>
+              <w:pStyle w:val="Compact"/>
+              <w:jc w:val="left"/>
+            </w:pPr>
+            <w:r>
+              <w:t xml:space="preserve">OR interakcije = 1,19</w:t>
+            </w:r>
+          </w:p>
+        </w:tc>
+        <w:tc>
+          <w:tcPr/>
+          <w:p>
+            <w:pPr>
+              <w:pStyle w:val="Compact"/>
+              <w:jc w:val="left"/>
+            </w:pPr>
+            <w:r>
+              <w:t xml:space="preserve">Potvrđena</w:t>
+            </w:r>
+          </w:p>
+        </w:tc>
+      </w:tr>
+      <w:tr>
+        <w:tc>
+          <w:tcPr/>
+          <w:p>
+            <w:pPr>
+              <w:pStyle w:val="Compact"/>
+              <w:jc w:val="left"/>
+            </w:pPr>
+            <w:r>
+              <w:t xml:space="preserve">H3: ista rasa</w:t>
+            </w:r>
+          </w:p>
+        </w:tc>
+        <w:tc>
+          <w:tcPr/>
+          <w:p>
+            <w:pPr>
+              <w:pStyle w:val="Compact"/>
+              <w:jc w:val="left"/>
+            </w:pPr>
+            <w:r>
+              <w:t xml:space="preserve">χ² test</w:t>
+            </w:r>
+          </w:p>
+        </w:tc>
+        <w:tc>
+          <w:tcPr/>
+          <w:p>
+            <w:pPr>
+              <w:pStyle w:val="Compact"/>
+              <w:jc w:val="left"/>
+            </w:pPr>
+            <w:r>
+              <w:t xml:space="preserve">0,037</w:t>
+            </w:r>
+          </w:p>
+        </w:tc>
+        <w:tc>
+          <w:tcPr/>
+          <w:p>
+            <w:pPr>
+              <w:pStyle w:val="Compact"/>
+              <w:jc w:val="left"/>
+            </w:pPr>
+            <w:r>
+              <w:t xml:space="preserve">V = 0,02 (zanemarljiv)</w:t>
+            </w:r>
+          </w:p>
+        </w:tc>
+        <w:tc>
+          <w:tcPr/>
+          <w:p>
+            <w:pPr>
+              <w:pStyle w:val="Compact"/>
+              <w:jc w:val="left"/>
+            </w:pPr>
+            <w:r>
+              <w:t xml:space="preserve">Formalno potvrđena, efekat zanemarljiv</w:t>
+            </w:r>
+          </w:p>
+        </w:tc>
+      </w:tr>
+      <w:tr>
+        <w:tc>
+          <w:tcPr/>
+          <w:p>
+            <w:pPr>
+              <w:pStyle w:val="Compact"/>
+              <w:jc w:val="left"/>
+            </w:pPr>
+            <w:r>
+              <w:t xml:space="preserve">H3: razlika u godinama</w:t>
+            </w:r>
+          </w:p>
+        </w:tc>
+        <w:tc>
+          <w:tcPr/>
+          <w:p>
+            <w:pPr>
+              <w:pStyle w:val="Compact"/>
+              <w:jc w:val="left"/>
+            </w:pPr>
+            <w:r>
+              <w:t xml:space="preserve">Mann-Vitnijev test</w:t>
+            </w:r>
+          </w:p>
+        </w:tc>
+        <w:tc>
+          <w:tcPr/>
+          <w:p>
+            <w:pPr>
+              <w:pStyle w:val="Compact"/>
+              <w:jc w:val="left"/>
+            </w:pPr>
+            <w:r>
+              <w:t xml:space="preserve">&lt; 0,001</w:t>
+            </w:r>
+          </w:p>
+        </w:tc>
+        <w:tc>
+          <w:tcPr/>
+          <w:p>
+            <w:pPr>
+              <w:pStyle w:val="Compact"/>
+              <w:jc w:val="left"/>
+            </w:pPr>
+            <w:r>
+              <w:t xml:space="preserve">0,52 (zanemarljiv)</w:t>
+            </w:r>
+          </w:p>
+        </w:tc>
+        <w:tc>
+          <w:tcPr/>
+          <w:p>
+            <w:pPr>
+              <w:pStyle w:val="Compact"/>
+              <w:jc w:val="left"/>
+            </w:pPr>
+            <w:r>
+              <w:t xml:space="preserve">Formalno potvrđena, efekat zanemarljiv</w:t>
+            </w:r>
+          </w:p>
+        </w:tc>
+      </w:tr>
+      <w:tr>
+        <w:tc>
+          <w:tcPr/>
+          <w:p>
+            <w:pPr>
+              <w:pStyle w:val="Compact"/>
+              <w:jc w:val="left"/>
+            </w:pPr>
+            <w:r>
+              <w:t xml:space="preserve">H4: izjavljene ≠ stvarne preferencije</w:t>
+            </w:r>
+          </w:p>
+        </w:tc>
+        <w:tc>
+          <w:tcPr/>
+          <w:p>
+            <w:pPr>
+              <w:pStyle w:val="Compact"/>
+              <w:jc w:val="left"/>
+            </w:pPr>
+            <w:r>
+              <w:t xml:space="preserve">Logistička regresija po polu; upareni Vilkoksonov test (talasi 15–21)</w:t>
+            </w:r>
+          </w:p>
+        </w:tc>
+        <w:tc>
+          <w:tcPr/>
+          <w:p>
+            <w:pPr>
+              <w:pStyle w:val="Compact"/>
+              <w:jc w:val="left"/>
+            </w:pPr>
+            <w:r>
+              <w:t xml:space="preserve">—; &lt; 0,001 za privlačnost</w:t>
+            </w:r>
+          </w:p>
+        </w:tc>
+        <w:tc>
+          <w:tcPr/>
+          <w:p>
+            <w:pPr>
+              <w:pStyle w:val="Compact"/>
+              <w:jc w:val="left"/>
+            </w:pPr>
+            <w:r>
+              <w:t xml:space="preserve">razlika u redosledu osobina; privlačnost +8,3 poena</w:t>
+            </w:r>
+          </w:p>
+        </w:tc>
+        <w:tc>
+          <w:tcPr/>
+          <w:p>
+            <w:pPr>
+              <w:pStyle w:val="Compact"/>
+              <w:jc w:val="left"/>
+            </w:pPr>
+            <w:r>
+              <w:t xml:space="preserve">Potvrđena, izraženije kod žena</w:t>
+            </w:r>
+          </w:p>
+        </w:tc>
+      </w:tr>
+    </w:tbl>
+    <w:bookmarkEnd w:id="122"/>
+    <w:bookmarkEnd w:id="123"/>
     <w:sectPr>
       <w:footnotePr>
         <w:numRestart w:val="eachSect"/>
@@ -36882,6 +42958,57 @@
     </w:lvlOverride>
   </w:num>
   <w:num w:numId="1022">
+    <w:abstractNumId w:val="991"/>
+  </w:num>
+  <w:num w:numId="1023">
+    <w:abstractNumId w:val="99411"/>
+    <w:lvlOverride w:ilvl="0">
+      <w:startOverride w:val="1"/>
+    </w:lvlOverride>
+    <w:lvlOverride w:ilvl="1">
+      <w:startOverride w:val="1"/>
+    </w:lvlOverride>
+    <w:lvlOverride w:ilvl="2">
+      <w:startOverride w:val="1"/>
+    </w:lvlOverride>
+    <w:lvlOverride w:ilvl="3">
+      <w:startOverride w:val="1"/>
+    </w:lvlOverride>
+    <w:lvlOverride w:ilvl="4">
+      <w:startOverride w:val="1"/>
+    </w:lvlOverride>
+    <w:lvlOverride w:ilvl="5">
+      <w:startOverride w:val="1"/>
+    </w:lvlOverride>
+    <w:lvlOverride w:ilvl="6">
+      <w:startOverride w:val="1"/>
+    </w:lvlOverride>
+    <w:lvlOverride w:ilvl="7">
+      <w:startOverride w:val="1"/>
+    </w:lvlOverride>
+    <w:lvlOverride w:ilvl="8">
+      <w:startOverride w:val="1"/>
+    </w:lvlOverride>
+  </w:num>
+  <w:num w:numId="1024">
+    <w:abstractNumId w:val="991"/>
+  </w:num>
+  <w:num w:numId="1025">
+    <w:abstractNumId w:val="991"/>
+  </w:num>
+  <w:num w:numId="1026">
+    <w:abstractNumId w:val="991"/>
+  </w:num>
+  <w:num w:numId="1027">
+    <w:abstractNumId w:val="991"/>
+  </w:num>
+  <w:num w:numId="1028">
+    <w:abstractNumId w:val="991"/>
+  </w:num>
+  <w:num w:numId="1029">
+    <w:abstractNumId w:val="991"/>
+  </w:num>
+  <w:num w:numId="1030">
     <w:abstractNumId w:val="991"/>
   </w:num>
 </w:numbering>
